--- a/Lab07A.docx
+++ b/Lab07A.docx
@@ -1,6 +1,6 @@
 
 <file path=word/document.xml><?xml version="1.0" encoding="utf-8"?>
-<w:document xmlns:wpc="http://schemas.microsoft.com/office/word/2010/wordprocessingCanvas" xmlns:cx="http://schemas.microsoft.com/office/drawing/2014/chartex" xmlns:cx1="http://schemas.microsoft.com/office/drawing/2015/9/8/chartex" xmlns:cx2="http://schemas.microsoft.com/office/drawing/2015/10/21/chartex" xmlns:cx3="http://schemas.microsoft.com/office/drawing/2016/5/9/chartex" xmlns:cx4="http://schemas.microsoft.com/office/drawing/2016/5/10/chartex" xmlns:cx5="http://schemas.microsoft.com/office/drawing/2016/5/11/chartex" xmlns:cx6="http://schemas.microsoft.com/office/drawing/2016/5/12/chartex" xmlns:cx7="http://schemas.microsoft.com/office/drawing/2016/5/13/chartex" xmlns:cx8="http://schemas.microsoft.com/office/drawing/2016/5/14/chartex" xmlns:mc="http://schemas.openxmlformats.org/markup-compatibility/2006" xmlns:aink="http://schemas.microsoft.com/office/drawing/2016/ink" xmlns:am3d="http://schemas.microsoft.com/office/drawing/2017/model3d" xmlns:o="urn:schemas-microsoft-com:office:office" xmlns:oel="http://schemas.microsoft.com/office/2019/extlst" xmlns:r="http://schemas.openxmlformats.org/officeDocument/2006/relationships" xmlns:m="http://schemas.openxmlformats.org/officeDocument/2006/math" xmlns:v="urn:schemas-microsoft-com:vml" xmlns:wp14="http://schemas.microsoft.com/office/word/2010/wordprocessingDrawing" xmlns:wp="http://schemas.openxmlformats.org/drawingml/2006/wordprocessingDrawing" xmlns:w10="urn:schemas-microsoft-com:office:word" xmlns:w="http://schemas.openxmlformats.org/wordprocessingml/2006/main" xmlns:w14="http://schemas.microsoft.com/office/word/2010/wordml" xmlns:w15="http://schemas.microsoft.com/office/word/2012/wordml" xmlns:w16cex="http://schemas.microsoft.com/office/word/2018/wordml/cex" xmlns:w16cid="http://schemas.microsoft.com/office/word/2016/wordml/cid" xmlns:w16="http://schemas.microsoft.com/office/word/2018/wordml" xmlns:w16du="http://schemas.microsoft.com/office/word/2023/wordml/word16du" xmlns:w16sdtdh="http://schemas.microsoft.com/office/word/2020/wordml/sdtdatahash" xmlns:w16se="http://schemas.microsoft.com/office/word/2015/wordml/symex" xmlns:wpg="http://schemas.microsoft.com/office/word/2010/wordprocessingGroup" xmlns:wpi="http://schemas.microsoft.com/office/word/2010/wordprocessingInk" xmlns:wne="http://schemas.microsoft.com/office/word/2006/wordml" xmlns:wps="http://schemas.microsoft.com/office/word/2010/wordprocessingShape" mc:Ignorable="w14 w15 w16se w16cid w16 w16cex w16sdtdh w16du wp14">
+<w:document xmlns:wpc="http://schemas.microsoft.com/office/word/2010/wordprocessingCanvas" xmlns:cx="http://schemas.microsoft.com/office/drawing/2014/chartex" xmlns:cx1="http://schemas.microsoft.com/office/drawing/2015/9/8/chartex" xmlns:cx2="http://schemas.microsoft.com/office/drawing/2015/10/21/chartex" xmlns:cx3="http://schemas.microsoft.com/office/drawing/2016/5/9/chartex" xmlns:cx4="http://schemas.microsoft.com/office/drawing/2016/5/10/chartex" xmlns:cx5="http://schemas.microsoft.com/office/drawing/2016/5/11/chartex" xmlns:cx6="http://schemas.microsoft.com/office/drawing/2016/5/12/chartex" xmlns:cx7="http://schemas.microsoft.com/office/drawing/2016/5/13/chartex" xmlns:cx8="http://schemas.microsoft.com/office/drawing/2016/5/14/chartex" xmlns:mc="http://schemas.openxmlformats.org/markup-compatibility/2006" xmlns:aink="http://schemas.microsoft.com/office/drawing/2016/ink" xmlns:am3d="http://schemas.microsoft.com/office/drawing/2017/model3d" xmlns:o="urn:schemas-microsoft-com:office:office" xmlns:oel="http://schemas.microsoft.com/office/2019/extlst" xmlns:r="http://schemas.openxmlformats.org/officeDocument/2006/relationships" xmlns:m="http://schemas.openxmlformats.org/officeDocument/2006/math" xmlns:v="urn:schemas-microsoft-com:vml" xmlns:wp14="http://schemas.microsoft.com/office/word/2010/wordprocessingDrawing" xmlns:wp="http://schemas.openxmlformats.org/drawingml/2006/wordprocessingDrawing" xmlns:w10="urn:schemas-microsoft-com:office:word" xmlns:w="http://schemas.openxmlformats.org/wordprocessingml/2006/main" xmlns:w14="http://schemas.microsoft.com/office/word/2010/wordml" xmlns:w15="http://schemas.microsoft.com/office/word/2012/wordml" xmlns:w16cex="http://schemas.microsoft.com/office/word/2018/wordml/cex" xmlns:w16cid="http://schemas.microsoft.com/office/word/2016/wordml/cid" xmlns:w16="http://schemas.microsoft.com/office/word/2018/wordml" xmlns:w16du="http://schemas.microsoft.com/office/word/2023/wordml/word16du" xmlns:w16sdtdh="http://schemas.microsoft.com/office/word/2020/wordml/sdtdatahash" xmlns:w16sdtfl="http://schemas.microsoft.com/office/word/2024/wordml/sdtformatlock" xmlns:w16se="http://schemas.microsoft.com/office/word/2015/wordml/symex" xmlns:wpg="http://schemas.microsoft.com/office/word/2010/wordprocessingGroup" xmlns:wpi="http://schemas.microsoft.com/office/word/2010/wordprocessingInk" xmlns:wne="http://schemas.microsoft.com/office/word/2006/wordml" xmlns:wps="http://schemas.microsoft.com/office/word/2010/wordprocessingShape" mc:Ignorable="w14 w15 w16se w16cid w16 w16cex w16sdtdh w16sdtfl w16du wp14">
   <w:body>
     <w:p>
       <w:pPr>
@@ -3780,14 +3780,7 @@
         <w:rPr>
           <w:rFonts w:ascii="Times New Roman" w:hAnsi="Times New Roman" w:cs="Times New Roman"/>
         </w:rPr>
-        <w:t xml:space="preserve">Each group shall produce a PCB design </w:t>
-      </w:r>
-      <w:proofErr w:type="gramStart"/>
-      <w:r>
-        <w:rPr>
-          <w:rFonts w:ascii="Times New Roman" w:hAnsi="Times New Roman" w:cs="Times New Roman"/>
-        </w:rPr>
-        <w:t>(</w:t>
+        <w:t>Each group shall produce a PCB design (</w:t>
       </w:r>
       <w:r>
         <w:rPr>
@@ -3800,14 +3793,7 @@
         <w:rPr>
           <w:rFonts w:ascii="Times New Roman" w:hAnsi="Times New Roman" w:cs="Times New Roman"/>
         </w:rPr>
-        <w:t>kicad</w:t>
-      </w:r>
-      <w:proofErr w:type="gramEnd"/>
-      <w:r>
-        <w:rPr>
-          <w:rFonts w:ascii="Times New Roman" w:hAnsi="Times New Roman" w:cs="Times New Roman"/>
-        </w:rPr>
-        <w:t>_pro</w:t>
+        <w:t>kicad_pro</w:t>
       </w:r>
       <w:proofErr w:type="spellEnd"/>
       <w:r>
@@ -4186,50 +4172,27 @@
           <w:rFonts w:ascii="Times New Roman" w:hAnsi="Times New Roman" w:cs="Times New Roman"/>
         </w:rPr>
       </w:pPr>
-      <w:bookmarkStart w:id="15" w:name="_Toc174191055"/>
+      <w:bookmarkStart w:id="15" w:name="_Toc174191056"/>
+      <w:bookmarkStart w:id="16" w:name="_Toc174191055"/>
       <w:r>
         <w:rPr>
           <w:rFonts w:ascii="Times New Roman" w:hAnsi="Times New Roman" w:cs="Times New Roman"/>
         </w:rPr>
         <w:t>Competition Constraints</w:t>
       </w:r>
-      <w:bookmarkEnd w:id="15"/>
-    </w:p>
-    <w:p>
-      <w:pPr>
-        <w:rPr>
-          <w:rFonts w:ascii="Times New Roman" w:hAnsi="Times New Roman" w:cs="Times New Roman"/>
-        </w:rPr>
-      </w:pPr>
-      <w:r>
-        <w:rPr>
-          <w:rFonts w:ascii="Times New Roman" w:hAnsi="Times New Roman" w:cs="Times New Roman"/>
-        </w:rPr>
-        <w:t>There will be a "science fair"-like public demonstration for Lab 1</w:t>
-      </w:r>
-      <w:r>
-        <w:rPr>
-          <w:rFonts w:ascii="Times New Roman" w:hAnsi="Times New Roman" w:cs="Times New Roman"/>
-        </w:rPr>
-        <w:t>0</w:t>
-      </w:r>
-      <w:r>
-        <w:rPr>
-          <w:rFonts w:ascii="Times New Roman" w:hAnsi="Times New Roman" w:cs="Times New Roman"/>
-        </w:rPr>
-        <w:t xml:space="preserve">. Students with the best design will be presented with special awards. The judging will be performed by the other ECE445L students by </w:t>
-      </w:r>
-      <w:r>
-        <w:rPr>
-          <w:rFonts w:ascii="Times New Roman" w:hAnsi="Times New Roman" w:cs="Times New Roman"/>
-        </w:rPr>
-        <w:t>viewing demos in person</w:t>
-      </w:r>
-      <w:r>
-        <w:rPr>
-          <w:rFonts w:ascii="Times New Roman" w:hAnsi="Times New Roman" w:cs="Times New Roman"/>
-        </w:rPr>
-        <w:t xml:space="preserve">. </w:t>
+      <w:bookmarkEnd w:id="16"/>
+    </w:p>
+    <w:p>
+      <w:pPr>
+        <w:rPr>
+          <w:rFonts w:ascii="Times New Roman" w:hAnsi="Times New Roman" w:cs="Times New Roman"/>
+        </w:rPr>
+      </w:pPr>
+      <w:r>
+        <w:rPr>
+          <w:rFonts w:ascii="Times New Roman" w:hAnsi="Times New Roman" w:cs="Times New Roman"/>
+        </w:rPr>
+        <w:t xml:space="preserve">There will be a "science fair"-like public demonstration for Lab 10. Students with the best design will be presented with special awards. The judging will be performed by the members of ECE445L by demos in person. </w:t>
       </w:r>
     </w:p>
     <w:p>
@@ -4250,53 +4213,18 @@
         <w:pStyle w:val="ListParagraph"/>
         <w:numPr>
           <w:ilvl w:val="0"/>
-          <w:numId w:val="31"/>
+          <w:numId w:val="72"/>
         </w:numPr>
-        <w:rPr>
-          <w:rFonts w:ascii="Times New Roman" w:hAnsi="Times New Roman" w:cs="Times New Roman"/>
-        </w:rPr>
-      </w:pPr>
-      <w:r>
-        <w:rPr>
-          <w:rFonts w:ascii="Times New Roman" w:hAnsi="Times New Roman" w:cs="Times New Roman"/>
-        </w:rPr>
-        <w:t>The design shall use only</w:t>
-      </w:r>
-      <w:r>
-        <w:rPr>
-          <w:rFonts w:ascii="Times New Roman" w:hAnsi="Times New Roman" w:cs="Times New Roman"/>
-        </w:rPr>
-        <w:t xml:space="preserve"> </w:t>
-      </w:r>
-      <w:r>
-        <w:rPr>
-          <w:rFonts w:ascii="Times New Roman" w:hAnsi="Times New Roman" w:cs="Times New Roman"/>
-        </w:rPr>
-        <w:t xml:space="preserve">the </w:t>
-      </w:r>
-      <w:r>
-        <w:rPr>
-          <w:rFonts w:ascii="Times New Roman" w:hAnsi="Times New Roman" w:cs="Times New Roman"/>
-        </w:rPr>
-        <w:t>TM4C</w:t>
-      </w:r>
-      <w:r>
-        <w:rPr>
-          <w:rFonts w:ascii="Times New Roman" w:hAnsi="Times New Roman" w:cs="Times New Roman"/>
-        </w:rPr>
-        <w:t>123</w:t>
-      </w:r>
-      <w:r>
-        <w:rPr>
-          <w:rFonts w:ascii="Times New Roman" w:hAnsi="Times New Roman" w:cs="Times New Roman"/>
-        </w:rPr>
-        <w:t xml:space="preserve"> </w:t>
-      </w:r>
-      <w:r>
-        <w:rPr>
-          <w:rFonts w:ascii="Times New Roman" w:hAnsi="Times New Roman" w:cs="Times New Roman"/>
-        </w:rPr>
-        <w:t>as the primary microcontroller.</w:t>
+        <w:suppressAutoHyphens/>
+        <w:rPr>
+          <w:rFonts w:ascii="Times New Roman" w:hAnsi="Times New Roman" w:cs="Times New Roman"/>
+        </w:rPr>
+      </w:pPr>
+      <w:r>
+        <w:rPr>
+          <w:rFonts w:ascii="Times New Roman" w:hAnsi="Times New Roman" w:cs="Times New Roman"/>
+        </w:rPr>
+        <w:t>The design shall use only the TM4C123 as the primary microcontroller.</w:t>
       </w:r>
     </w:p>
     <w:p>
@@ -4304,8 +4232,9 @@
         <w:pStyle w:val="ListParagraph"/>
         <w:numPr>
           <w:ilvl w:val="0"/>
-          <w:numId w:val="31"/>
+          <w:numId w:val="72"/>
         </w:numPr>
+        <w:suppressAutoHyphens/>
         <w:rPr>
           <w:rFonts w:ascii="Times New Roman" w:hAnsi="Times New Roman" w:cs="Times New Roman"/>
         </w:rPr>
@@ -4322,41 +4251,18 @@
         <w:pStyle w:val="ListParagraph"/>
         <w:numPr>
           <w:ilvl w:val="0"/>
-          <w:numId w:val="31"/>
+          <w:numId w:val="72"/>
         </w:numPr>
-        <w:rPr>
-          <w:rFonts w:ascii="Times New Roman" w:hAnsi="Times New Roman" w:cs="Times New Roman"/>
-        </w:rPr>
-      </w:pPr>
-      <w:r>
-        <w:rPr>
-          <w:rFonts w:ascii="Times New Roman" w:hAnsi="Times New Roman" w:cs="Times New Roman"/>
-        </w:rPr>
-        <w:t xml:space="preserve">All other electronics (resistors, capacitors, </w:t>
-      </w:r>
-      <w:r>
-        <w:rPr>
-          <w:rFonts w:ascii="Times New Roman" w:hAnsi="Times New Roman" w:cs="Times New Roman"/>
-        </w:rPr>
-        <w:t xml:space="preserve">diodes, </w:t>
-      </w:r>
-      <w:r>
-        <w:rPr>
-          <w:rFonts w:ascii="Times New Roman" w:hAnsi="Times New Roman" w:cs="Times New Roman"/>
-        </w:rPr>
-        <w:t>ICs, etc</w:t>
-      </w:r>
-      <w:r>
-        <w:rPr>
-          <w:rFonts w:ascii="Times New Roman" w:hAnsi="Times New Roman" w:cs="Times New Roman"/>
-        </w:rPr>
-        <w:t>.</w:t>
-      </w:r>
-      <w:r>
-        <w:rPr>
-          <w:rFonts w:ascii="Times New Roman" w:hAnsi="Times New Roman" w:cs="Times New Roman"/>
-        </w:rPr>
-        <w:t>) shall be on the PCB.</w:t>
+        <w:suppressAutoHyphens/>
+        <w:rPr>
+          <w:rFonts w:ascii="Times New Roman" w:hAnsi="Times New Roman" w:cs="Times New Roman"/>
+        </w:rPr>
+      </w:pPr>
+      <w:r>
+        <w:rPr>
+          <w:rFonts w:ascii="Times New Roman" w:hAnsi="Times New Roman" w:cs="Times New Roman"/>
+        </w:rPr>
+        <w:t>All other electronics (resistors, capacitors, diodes, ICs, etc.) shall be on the PCB.</w:t>
       </w:r>
     </w:p>
     <w:p>
@@ -4364,47 +4270,18 @@
         <w:pStyle w:val="ListParagraph"/>
         <w:numPr>
           <w:ilvl w:val="0"/>
-          <w:numId w:val="31"/>
+          <w:numId w:val="72"/>
         </w:numPr>
-        <w:rPr>
-          <w:rFonts w:ascii="Times New Roman" w:hAnsi="Times New Roman" w:cs="Times New Roman"/>
-        </w:rPr>
-      </w:pPr>
-      <w:r>
-        <w:rPr>
-          <w:rFonts w:ascii="Times New Roman" w:hAnsi="Times New Roman" w:cs="Times New Roman"/>
-        </w:rPr>
-        <w:t>The team</w:t>
-      </w:r>
-      <w:r>
-        <w:rPr>
-          <w:rFonts w:ascii="Times New Roman" w:hAnsi="Times New Roman" w:cs="Times New Roman"/>
-        </w:rPr>
-        <w:t xml:space="preserve"> shall</w:t>
-      </w:r>
-      <w:r>
-        <w:rPr>
-          <w:rFonts w:ascii="Times New Roman" w:hAnsi="Times New Roman" w:cs="Times New Roman"/>
-        </w:rPr>
-        <w:t xml:space="preserve"> spend</w:t>
-      </w:r>
-      <w:r>
-        <w:rPr>
-          <w:rFonts w:ascii="Times New Roman" w:hAnsi="Times New Roman" w:cs="Times New Roman"/>
-        </w:rPr>
-        <w:t xml:space="preserve"> no more than</w:t>
-      </w:r>
-      <w:r>
-        <w:rPr>
-          <w:rFonts w:ascii="Times New Roman" w:hAnsi="Times New Roman" w:cs="Times New Roman"/>
-        </w:rPr>
-        <w:t xml:space="preserve"> $60 on extra components</w:t>
-      </w:r>
-      <w:r>
-        <w:rPr>
-          <w:rFonts w:ascii="Times New Roman" w:hAnsi="Times New Roman" w:cs="Times New Roman"/>
-        </w:rPr>
-        <w:t xml:space="preserve"> not provided for other labs.</w:t>
+        <w:suppressAutoHyphens/>
+        <w:rPr>
+          <w:rFonts w:ascii="Times New Roman" w:hAnsi="Times New Roman" w:cs="Times New Roman"/>
+        </w:rPr>
+      </w:pPr>
+      <w:r>
+        <w:rPr>
+          <w:rFonts w:ascii="Times New Roman" w:hAnsi="Times New Roman" w:cs="Times New Roman"/>
+        </w:rPr>
+        <w:t>The team shall spend no more than $60 on extra components not provided for other labs.</w:t>
       </w:r>
     </w:p>
     <w:p>
@@ -4425,8 +4302,9 @@
         <w:pStyle w:val="ListParagraph"/>
         <w:numPr>
           <w:ilvl w:val="0"/>
-          <w:numId w:val="30"/>
+          <w:numId w:val="71"/>
         </w:numPr>
+        <w:suppressAutoHyphens/>
         <w:rPr>
           <w:rFonts w:ascii="Times New Roman" w:hAnsi="Times New Roman" w:cs="Times New Roman"/>
         </w:rPr>
@@ -4443,8 +4321,9 @@
         <w:pStyle w:val="ListParagraph"/>
         <w:numPr>
           <w:ilvl w:val="1"/>
-          <w:numId w:val="30"/>
+          <w:numId w:val="71"/>
         </w:numPr>
+        <w:suppressAutoHyphens/>
         <w:rPr>
           <w:rFonts w:ascii="Times New Roman" w:hAnsi="Times New Roman" w:cs="Times New Roman"/>
         </w:rPr>
@@ -4461,67 +4340,126 @@
         <w:pStyle w:val="ListParagraph"/>
         <w:numPr>
           <w:ilvl w:val="1"/>
-          <w:numId w:val="30"/>
+          <w:numId w:val="71"/>
         </w:numPr>
-        <w:rPr>
-          <w:rFonts w:ascii="Times New Roman" w:hAnsi="Times New Roman" w:cs="Times New Roman"/>
-        </w:rPr>
-      </w:pPr>
-      <w:r>
-        <w:rPr>
-          <w:rFonts w:ascii="Times New Roman" w:hAnsi="Times New Roman" w:cs="Times New Roman"/>
-        </w:rPr>
-        <w:t>Cost of all components that factor into the $60</w:t>
-      </w:r>
-      <w:r>
-        <w:rPr>
-          <w:rFonts w:ascii="Times New Roman" w:hAnsi="Times New Roman" w:cs="Times New Roman"/>
-        </w:rPr>
-        <w:t xml:space="preserve"> limitation.</w:t>
-      </w:r>
-    </w:p>
-    <w:p>
-      <w:pPr>
-        <w:ind w:left="720"/>
-        <w:rPr>
-          <w:rFonts w:ascii="Times New Roman" w:hAnsi="Times New Roman" w:cs="Times New Roman"/>
-        </w:rPr>
-      </w:pPr>
-      <w:r>
-        <w:rPr>
-          <w:rFonts w:ascii="Times New Roman" w:hAnsi="Times New Roman" w:cs="Times New Roman"/>
-        </w:rPr>
-        <w:t xml:space="preserve">The </w:t>
-      </w:r>
-      <w:r>
-        <w:rPr>
-          <w:rFonts w:ascii="Times New Roman" w:hAnsi="Times New Roman" w:cs="Times New Roman"/>
-        </w:rPr>
-        <w:t>1</w:t>
-      </w:r>
-      <w:r>
-        <w:rPr>
-          <w:rFonts w:ascii="Times New Roman" w:hAnsi="Times New Roman" w:cs="Times New Roman"/>
-        </w:rPr>
-        <w:t>b</w:t>
-      </w:r>
-      <w:r>
-        <w:rPr>
-          <w:rFonts w:ascii="Times New Roman" w:hAnsi="Times New Roman" w:cs="Times New Roman"/>
-        </w:rPr>
-        <w:t xml:space="preserve">) </w:t>
-      </w:r>
-      <w:r>
-        <w:rPr>
-          <w:rFonts w:ascii="Times New Roman" w:hAnsi="Times New Roman" w:cs="Times New Roman"/>
-        </w:rPr>
-        <w:t>metric will be used when determining whether the project is eligible for winning the competition.</w:t>
-      </w:r>
-      <w:r>
-        <w:rPr>
-          <w:rFonts w:ascii="Times New Roman" w:hAnsi="Times New Roman" w:cs="Times New Roman"/>
-        </w:rPr>
-        <w:t xml:space="preserve"> For example, you happen to already own a component that is unlikely for every group to also already own; the 1b) cost will be the price for another group to purchase the same component. For example, the 1b) cost will be 0.</w:t>
+        <w:suppressAutoHyphens/>
+        <w:rPr>
+          <w:rFonts w:ascii="Times New Roman" w:hAnsi="Times New Roman" w:cs="Times New Roman"/>
+        </w:rPr>
+      </w:pPr>
+      <w:r>
+        <w:rPr>
+          <w:rFonts w:ascii="Times New Roman" w:hAnsi="Times New Roman" w:cs="Times New Roman"/>
+        </w:rPr>
+        <w:t>Cost of all components that factor into the $60 limit.</w:t>
+      </w:r>
+    </w:p>
+    <w:p>
+      <w:pPr>
+        <w:pStyle w:val="ListParagraph"/>
+        <w:numPr>
+          <w:ilvl w:val="1"/>
+          <w:numId w:val="71"/>
+        </w:numPr>
+        <w:suppressAutoHyphens/>
+        <w:rPr>
+          <w:rFonts w:ascii="Times New Roman" w:hAnsi="Times New Roman" w:cs="Times New Roman"/>
+        </w:rPr>
+      </w:pPr>
+      <w:r>
+        <w:rPr>
+          <w:rFonts w:ascii="Times New Roman" w:hAnsi="Times New Roman" w:cs="Times New Roman"/>
+        </w:rPr>
+        <w:t xml:space="preserve">Shipping and PCB cost is not included in the $60 limit. </w:t>
+      </w:r>
+    </w:p>
+    <w:p>
+      <w:pPr>
+        <w:pStyle w:val="ListParagraph"/>
+        <w:numPr>
+          <w:ilvl w:val="1"/>
+          <w:numId w:val="71"/>
+        </w:numPr>
+        <w:suppressAutoHyphens/>
+        <w:rPr>
+          <w:rFonts w:ascii="Times New Roman" w:hAnsi="Times New Roman" w:cs="Times New Roman"/>
+        </w:rPr>
+      </w:pPr>
+      <w:r>
+        <w:rPr>
+          <w:rFonts w:ascii="Times New Roman" w:hAnsi="Times New Roman" w:cs="Times New Roman"/>
+        </w:rPr>
+        <w:t>PCB assembly cost will only be excluded from the $60 limit if it allows for additional complexity in the project the TAs deem too difficult to create without getting the board assembled.</w:t>
+      </w:r>
+    </w:p>
+    <w:p>
+      <w:pPr>
+        <w:pStyle w:val="ListParagraph"/>
+        <w:numPr>
+          <w:ilvl w:val="1"/>
+          <w:numId w:val="71"/>
+        </w:numPr>
+        <w:suppressAutoHyphens/>
+        <w:rPr>
+          <w:rFonts w:ascii="Times New Roman" w:hAnsi="Times New Roman" w:cs="Times New Roman"/>
+        </w:rPr>
+      </w:pPr>
+      <w:r>
+        <w:rPr>
+          <w:rFonts w:ascii="Times New Roman" w:hAnsi="Times New Roman" w:cs="Times New Roman"/>
+        </w:rPr>
+        <w:t>Parts acquired through publicly available company sponsorships are not included in the $60 limit.</w:t>
+      </w:r>
+    </w:p>
+    <w:p>
+      <w:pPr>
+        <w:pStyle w:val="ListParagraph"/>
+        <w:numPr>
+          <w:ilvl w:val="1"/>
+          <w:numId w:val="71"/>
+        </w:numPr>
+        <w:suppressAutoHyphens/>
+        <w:rPr>
+          <w:rFonts w:ascii="Times New Roman" w:hAnsi="Times New Roman" w:cs="Times New Roman"/>
+        </w:rPr>
+      </w:pPr>
+      <w:r>
+        <w:rPr>
+          <w:rFonts w:ascii="Times New Roman" w:hAnsi="Times New Roman" w:cs="Times New Roman"/>
+        </w:rPr>
+        <w:t>A Canvas discussion post must be made for any free parts acquired informing other students of the available free resource.</w:t>
+      </w:r>
+    </w:p>
+    <w:p>
+      <w:pPr>
+        <w:pStyle w:val="ListParagraph"/>
+        <w:numPr>
+          <w:ilvl w:val="1"/>
+          <w:numId w:val="71"/>
+        </w:numPr>
+        <w:suppressAutoHyphens/>
+        <w:rPr>
+          <w:rFonts w:ascii="Times New Roman" w:hAnsi="Times New Roman" w:cs="Times New Roman"/>
+        </w:rPr>
+      </w:pPr>
+      <w:r>
+        <w:rPr>
+          <w:rFonts w:ascii="Times New Roman" w:hAnsi="Times New Roman" w:cs="Times New Roman"/>
+        </w:rPr>
+        <w:t>Parts team members already own will be allowed on a case by case basis. See 2c below.</w:t>
+      </w:r>
+    </w:p>
+    <w:p>
+      <w:pPr>
+        <w:rPr>
+          <w:rFonts w:ascii="Times New Roman" w:hAnsi="Times New Roman" w:cs="Times New Roman"/>
+        </w:rPr>
+      </w:pPr>
+      <w:r>
+        <w:rPr>
+          <w:rFonts w:ascii="Times New Roman" w:hAnsi="Times New Roman" w:cs="Times New Roman"/>
+        </w:rPr>
+        <w:t>The 1b) limit will be used when determining whether the project is eligible for winning the competition. For example, you happen to already own a component that is unlikely for every group to also already own; the 1b) cost will be the price for another group to purchase the same component.</w:t>
       </w:r>
     </w:p>
     <w:p>
@@ -4529,41 +4467,19 @@
         <w:pStyle w:val="ListParagraph"/>
         <w:numPr>
           <w:ilvl w:val="0"/>
-          <w:numId w:val="30"/>
+          <w:numId w:val="71"/>
         </w:numPr>
-        <w:rPr>
-          <w:rFonts w:ascii="Times New Roman" w:hAnsi="Times New Roman" w:cs="Times New Roman"/>
-        </w:rPr>
-      </w:pPr>
-      <w:r>
-        <w:rPr>
-          <w:rFonts w:ascii="Times New Roman" w:hAnsi="Times New Roman" w:cs="Times New Roman"/>
-        </w:rPr>
-        <w:t xml:space="preserve">Parts that do NOT count toward the </w:t>
-      </w:r>
-      <w:r>
-        <w:rPr>
-          <w:rFonts w:ascii="Times New Roman" w:hAnsi="Times New Roman" w:cs="Times New Roman"/>
-        </w:rPr>
-        <w:t xml:space="preserve">1b) </w:t>
-      </w:r>
-      <w:r>
-        <w:rPr>
-          <w:rFonts w:ascii="Times New Roman" w:hAnsi="Times New Roman" w:cs="Times New Roman"/>
-        </w:rPr>
-        <w:t xml:space="preserve">$60 </w:t>
-      </w:r>
-      <w:r>
-        <w:rPr>
-          <w:rFonts w:ascii="Times New Roman" w:hAnsi="Times New Roman" w:cs="Times New Roman"/>
-        </w:rPr>
-        <w:t>limitation</w:t>
-      </w:r>
-      <w:r>
-        <w:rPr>
-          <w:rFonts w:ascii="Times New Roman" w:hAnsi="Times New Roman" w:cs="Times New Roman"/>
-        </w:rPr>
-        <w:t>:</w:t>
+        <w:suppressAutoHyphens/>
+        <w:rPr>
+          <w:rFonts w:ascii="Times New Roman" w:hAnsi="Times New Roman" w:cs="Times New Roman"/>
+        </w:rPr>
+      </w:pPr>
+      <w:r>
+        <w:rPr>
+          <w:rFonts w:ascii="Times New Roman" w:hAnsi="Times New Roman" w:cs="Times New Roman"/>
+        </w:rPr>
+        <w:lastRenderedPageBreak/>
+        <w:t>Parts that do NOT count toward the 1b) $60 limitation:</w:t>
       </w:r>
     </w:p>
     <w:p>
@@ -4571,8 +4487,9 @@
         <w:pStyle w:val="ListParagraph"/>
         <w:numPr>
           <w:ilvl w:val="1"/>
-          <w:numId w:val="30"/>
+          <w:numId w:val="71"/>
         </w:numPr>
+        <w:suppressAutoHyphens/>
         <w:rPr>
           <w:rFonts w:ascii="Times New Roman" w:hAnsi="Times New Roman" w:cs="Times New Roman"/>
         </w:rPr>
@@ -4598,8 +4515,9 @@
         <w:pStyle w:val="ListParagraph"/>
         <w:numPr>
           <w:ilvl w:val="2"/>
-          <w:numId w:val="30"/>
+          <w:numId w:val="71"/>
         </w:numPr>
+        <w:suppressAutoHyphens/>
         <w:rPr>
           <w:rFonts w:ascii="Times New Roman" w:hAnsi="Times New Roman" w:cs="Times New Roman"/>
         </w:rPr>
@@ -4616,8 +4534,9 @@
         <w:pStyle w:val="ListParagraph"/>
         <w:numPr>
           <w:ilvl w:val="2"/>
-          <w:numId w:val="30"/>
+          <w:numId w:val="71"/>
         </w:numPr>
+        <w:suppressAutoHyphens/>
         <w:rPr>
           <w:rFonts w:ascii="Times New Roman" w:hAnsi="Times New Roman" w:cs="Times New Roman"/>
         </w:rPr>
@@ -4634,8 +4553,9 @@
         <w:pStyle w:val="ListParagraph"/>
         <w:numPr>
           <w:ilvl w:val="1"/>
-          <w:numId w:val="30"/>
+          <w:numId w:val="71"/>
         </w:numPr>
+        <w:suppressAutoHyphens/>
         <w:rPr>
           <w:rFonts w:ascii="Times New Roman" w:hAnsi="Times New Roman" w:cs="Times New Roman"/>
         </w:rPr>
@@ -4652,8 +4572,9 @@
         <w:pStyle w:val="ListParagraph"/>
         <w:numPr>
           <w:ilvl w:val="1"/>
-          <w:numId w:val="30"/>
+          <w:numId w:val="71"/>
         </w:numPr>
+        <w:suppressAutoHyphens/>
         <w:rPr>
           <w:rFonts w:ascii="Times New Roman" w:hAnsi="Times New Roman" w:cs="Times New Roman"/>
         </w:rPr>
@@ -4670,30 +4591,18 @@
         <w:pStyle w:val="ListParagraph"/>
         <w:numPr>
           <w:ilvl w:val="1"/>
-          <w:numId w:val="30"/>
+          <w:numId w:val="71"/>
         </w:numPr>
-        <w:rPr>
-          <w:rFonts w:ascii="Times New Roman" w:hAnsi="Times New Roman" w:cs="Times New Roman"/>
-        </w:rPr>
-      </w:pPr>
-      <w:r>
-        <w:rPr>
-          <w:rFonts w:ascii="Times New Roman" w:hAnsi="Times New Roman" w:cs="Times New Roman"/>
-        </w:rPr>
-        <w:lastRenderedPageBreak/>
-        <w:t>The PCB (</w:t>
-      </w:r>
-      <w:r>
-        <w:rPr>
-          <w:rFonts w:ascii="Times New Roman" w:hAnsi="Times New Roman" w:cs="Times New Roman"/>
-        </w:rPr>
-        <w:t xml:space="preserve">If </w:t>
-      </w:r>
-      <w:r>
-        <w:rPr>
-          <w:rFonts w:ascii="Times New Roman" w:hAnsi="Times New Roman" w:cs="Times New Roman"/>
-        </w:rPr>
-        <w:t>ordered by Professor Valvano or Professor McDermott)</w:t>
+        <w:suppressAutoHyphens/>
+        <w:rPr>
+          <w:rFonts w:ascii="Times New Roman" w:hAnsi="Times New Roman" w:cs="Times New Roman"/>
+        </w:rPr>
+      </w:pPr>
+      <w:r>
+        <w:rPr>
+          <w:rFonts w:ascii="Times New Roman" w:hAnsi="Times New Roman" w:cs="Times New Roman"/>
+        </w:rPr>
+        <w:t>The PCB (If ordered by Professor Valvano or Professor McDermott)</w:t>
       </w:r>
     </w:p>
     <w:p>
@@ -4703,14 +4612,13 @@
           <w:rFonts w:ascii="Times New Roman" w:hAnsi="Times New Roman" w:cs="Times New Roman"/>
         </w:rPr>
       </w:pPr>
-      <w:bookmarkStart w:id="16" w:name="_Toc174191056"/>
       <w:r>
         <w:rPr>
           <w:rFonts w:ascii="Times New Roman" w:hAnsi="Times New Roman" w:cs="Times New Roman"/>
         </w:rPr>
         <w:t>Optional Components</w:t>
       </w:r>
-      <w:bookmarkEnd w:id="16"/>
+      <w:bookmarkEnd w:id="15"/>
     </w:p>
     <w:p>
       <w:pPr>
@@ -5028,6 +4936,7 @@
         <w:t xml:space="preserve">, or </w:t>
       </w:r>
       <w:hyperlink r:id="rId18">
+        <w:proofErr w:type="spellStart"/>
         <w:r>
           <w:rPr>
             <w:rStyle w:val="Hyperlink"/>
@@ -5035,6 +4944,7 @@
           </w:rPr>
           <w:t>Pololu</w:t>
         </w:r>
+        <w:proofErr w:type="spellEnd"/>
       </w:hyperlink>
     </w:p>
     <w:p>
@@ -5161,6 +5071,7 @@
         <w:rPr>
           <w:rFonts w:ascii="Times New Roman" w:hAnsi="Times New Roman" w:cs="Times New Roman"/>
         </w:rPr>
+        <w:lastRenderedPageBreak/>
         <w:t>3D printers (requires training)</w:t>
       </w:r>
     </w:p>
@@ -5266,15 +5177,7 @@
           <w:rFonts w:ascii="Times New Roman" w:eastAsia="Calibri" w:hAnsi="Times New Roman" w:cs="Times New Roman"/>
           <w:color w:val="000000" w:themeColor="text1"/>
         </w:rPr>
-        <w:t xml:space="preserve"> for the system. We expect the document to </w:t>
-      </w:r>
-      <w:r>
-        <w:rPr>
-          <w:rFonts w:ascii="Times New Roman" w:eastAsia="Calibri" w:hAnsi="Times New Roman" w:cs="Times New Roman"/>
-          <w:color w:val="000000" w:themeColor="text1"/>
-        </w:rPr>
-        <w:lastRenderedPageBreak/>
-        <w:t xml:space="preserve">change throughout the project, so keep it up to date as you progress through the design, implementation, and testing phases. </w:t>
+        <w:t xml:space="preserve"> for the system. We expect the document to change throughout the project, so keep it up to date as you progress through the design, implementation, and testing phases. </w:t>
       </w:r>
     </w:p>
     <w:p>
@@ -5463,6 +5366,7 @@
         <w:t xml:space="preserve"> </w:t>
       </w:r>
       <w:hyperlink r:id="rId22">
+        <w:proofErr w:type="spellStart"/>
         <w:r>
           <w:rPr>
             <w:rStyle w:val="Hyperlink"/>
@@ -5470,6 +5374,7 @@
           </w:rPr>
           <w:t>Pololu</w:t>
         </w:r>
+        <w:proofErr w:type="spellEnd"/>
       </w:hyperlink>
     </w:p>
     <w:p>
@@ -5549,19 +5454,11 @@
         </w:rPr>
       </w:pPr>
       <w:bookmarkStart w:id="21" w:name="_Toc174191061"/>
-      <w:proofErr w:type="spellStart"/>
-      <w:r>
-        <w:rPr>
-          <w:rFonts w:ascii="Times New Roman" w:hAnsi="Times New Roman" w:cs="Times New Roman"/>
-        </w:rPr>
-        <w:t>KiCad</w:t>
-      </w:r>
-      <w:proofErr w:type="spellEnd"/>
-      <w:r>
-        <w:rPr>
-          <w:rFonts w:ascii="Times New Roman" w:hAnsi="Times New Roman" w:cs="Times New Roman"/>
-        </w:rPr>
-        <w:t xml:space="preserve"> Project</w:t>
+      <w:r>
+        <w:rPr>
+          <w:rFonts w:ascii="Times New Roman" w:hAnsi="Times New Roman" w:cs="Times New Roman"/>
+        </w:rPr>
+        <w:t>KiCad Project</w:t>
       </w:r>
       <w:bookmarkEnd w:id="21"/>
     </w:p>
@@ -5577,23 +5474,7 @@
           <w:rFonts w:ascii="Times New Roman" w:eastAsia="Calibri" w:hAnsi="Times New Roman" w:cs="Times New Roman"/>
           <w:color w:val="000000" w:themeColor="text1"/>
         </w:rPr>
-        <w:t xml:space="preserve">Create or repurpose a </w:t>
-      </w:r>
-      <w:proofErr w:type="spellStart"/>
-      <w:r>
-        <w:rPr>
-          <w:rFonts w:ascii="Times New Roman" w:eastAsia="Calibri" w:hAnsi="Times New Roman" w:cs="Times New Roman"/>
-          <w:color w:val="000000" w:themeColor="text1"/>
-        </w:rPr>
-        <w:t>KiCad</w:t>
-      </w:r>
-      <w:proofErr w:type="spellEnd"/>
-      <w:r>
-        <w:rPr>
-          <w:rFonts w:ascii="Times New Roman" w:eastAsia="Calibri" w:hAnsi="Times New Roman" w:cs="Times New Roman"/>
-          <w:color w:val="000000" w:themeColor="text1"/>
-        </w:rPr>
-        <w:t xml:space="preserve"> project in the hardware folder. As you add components to the BOM, consider if you will need to create or find footprints suitable for use.</w:t>
+        <w:t>Create or repurpose a KiCad project in the hardware folder. As you add components to the BOM, consider if you will need to create or find footprints suitable for use.</w:t>
       </w:r>
       <w:r>
         <w:rPr>
@@ -5751,21 +5632,12 @@
           <w:color w:val="000000" w:themeColor="text1"/>
         </w:rPr>
       </w:pPr>
-      <w:proofErr w:type="spellStart"/>
       <w:r>
         <w:rPr>
           <w:rFonts w:ascii="Times New Roman" w:eastAsia="Calibri" w:hAnsi="Times New Roman" w:cs="Times New Roman"/>
           <w:color w:val="000000" w:themeColor="text1"/>
         </w:rPr>
-        <w:t>KiCad</w:t>
-      </w:r>
-      <w:proofErr w:type="spellEnd"/>
-      <w:r>
-        <w:rPr>
-          <w:rFonts w:ascii="Times New Roman" w:eastAsia="Calibri" w:hAnsi="Times New Roman" w:cs="Times New Roman"/>
-          <w:color w:val="000000" w:themeColor="text1"/>
-        </w:rPr>
-        <w:t xml:space="preserve"> project files</w:t>
+        <w:t>KiCad project files</w:t>
       </w:r>
     </w:p>
     <w:p>
@@ -5931,6 +5803,7 @@
           <w:rFonts w:ascii="Times New Roman" w:eastAsia="Calibri" w:hAnsi="Times New Roman" w:cs="Times New Roman"/>
           <w:color w:val="000000" w:themeColor="text1"/>
         </w:rPr>
+        <w:lastRenderedPageBreak/>
         <w:br w:type="page"/>
       </w:r>
     </w:p>
@@ -6055,7 +5928,6 @@
         </w:rPr>
         <w:t xml:space="preserve"> the schematic </w:t>
       </w:r>
-      <w:proofErr w:type="gramStart"/>
       <w:r>
         <w:rPr>
           <w:rFonts w:ascii="Times New Roman" w:hAnsi="Times New Roman" w:cs="Times New Roman"/>
@@ -6067,14 +5939,7 @@
         <w:rPr>
           <w:rFonts w:ascii="Times New Roman" w:hAnsi="Times New Roman" w:cs="Times New Roman"/>
         </w:rPr>
-        <w:t>kicad</w:t>
-      </w:r>
-      <w:proofErr w:type="gramEnd"/>
-      <w:r>
-        <w:rPr>
-          <w:rFonts w:ascii="Times New Roman" w:hAnsi="Times New Roman" w:cs="Times New Roman"/>
-        </w:rPr>
-        <w:t>_sch</w:t>
+        <w:t>kicad_sch</w:t>
       </w:r>
       <w:proofErr w:type="spellEnd"/>
       <w:r>
@@ -6084,7 +5949,6 @@
         <w:t xml:space="preserve">) for the system using </w:t>
       </w:r>
       <w:hyperlink r:id="rId23">
-        <w:proofErr w:type="spellStart"/>
         <w:r>
           <w:rPr>
             <w:rStyle w:val="Hyperlink"/>
@@ -6092,7 +5956,6 @@
           </w:rPr>
           <w:t>KiCad</w:t>
         </w:r>
-        <w:proofErr w:type="spellEnd"/>
       </w:hyperlink>
       <w:r>
         <w:rPr>
@@ -6725,21 +6588,7 @@
         <w:rPr>
           <w:rFonts w:ascii="Times New Roman" w:hAnsi="Times New Roman" w:cs="Times New Roman"/>
         </w:rPr>
-        <w:t xml:space="preserve">/examples to test the low-level software drivers, and that the unit test tests all the functionality of your driver to make sure the </w:t>
-      </w:r>
-      <w:proofErr w:type="gramStart"/>
-      <w:r>
-        <w:rPr>
-          <w:rFonts w:ascii="Times New Roman" w:hAnsi="Times New Roman" w:cs="Times New Roman"/>
-        </w:rPr>
-        <w:t>driver</w:t>
-      </w:r>
-      <w:proofErr w:type="gramEnd"/>
-      <w:r>
-        <w:rPr>
-          <w:rFonts w:ascii="Times New Roman" w:hAnsi="Times New Roman" w:cs="Times New Roman"/>
-        </w:rPr>
-        <w:t xml:space="preserve"> behavior is as expected.</w:t>
+        <w:t>/examples to test the low-level software drivers, and that the unit test tests all the functionality of your driver to make sure the driver behavior is as expected.</w:t>
       </w:r>
     </w:p>
     <w:p>
@@ -7073,15 +6922,15 @@
           <w:rFonts w:ascii="Times New Roman" w:hAnsi="Times New Roman" w:cs="Times New Roman"/>
         </w:rPr>
       </w:pPr>
-      <w:bookmarkStart w:id="33" w:name="_Toc157964780"/>
-      <w:bookmarkStart w:id="34" w:name="_Toc174191069"/>
+      <w:bookmarkStart w:id="33" w:name="_Toc174191069"/>
+      <w:bookmarkStart w:id="34" w:name="_Toc157964780"/>
       <w:r>
         <w:rPr>
           <w:rFonts w:ascii="Times New Roman" w:hAnsi="Times New Roman" w:cs="Times New Roman"/>
         </w:rPr>
         <w:t>Lab Report</w:t>
       </w:r>
-      <w:bookmarkEnd w:id="34"/>
+      <w:bookmarkEnd w:id="33"/>
     </w:p>
     <w:p>
       <w:pPr>
@@ -7113,21 +6962,7 @@
         <w:rPr>
           <w:rFonts w:ascii="Times New Roman" w:hAnsi="Times New Roman" w:cs="Times New Roman"/>
         </w:rPr>
-        <w:t xml:space="preserve">Create a </w:t>
-      </w:r>
-      <w:proofErr w:type="spellStart"/>
-      <w:r>
-        <w:rPr>
-          <w:rFonts w:ascii="Times New Roman" w:hAnsi="Times New Roman" w:cs="Times New Roman"/>
-        </w:rPr>
-        <w:t>KiCad</w:t>
-      </w:r>
-      <w:proofErr w:type="spellEnd"/>
-      <w:r>
-        <w:rPr>
-          <w:rFonts w:ascii="Times New Roman" w:hAnsi="Times New Roman" w:cs="Times New Roman"/>
-        </w:rPr>
-        <w:t xml:space="preserve"> Schematic and PCB for your project.</w:t>
+        <w:t>Create a KiCad Schematic and PCB for your project.</w:t>
       </w:r>
     </w:p>
     <w:p>
@@ -7139,8 +6974,8 @@
           <w:szCs w:val="25"/>
         </w:rPr>
       </w:pPr>
-      <w:bookmarkStart w:id="36" w:name="_Hlk160494448"/>
-      <w:bookmarkStart w:id="37" w:name="_Toc174191071"/>
+      <w:bookmarkStart w:id="36" w:name="_Toc174191071"/>
+      <w:bookmarkStart w:id="37" w:name="_Hlk160494448"/>
       <w:r>
         <w:rPr>
           <w:rFonts w:ascii="Times New Roman" w:eastAsia="Calibri Light" w:hAnsi="Times New Roman" w:cs="Times New Roman"/>
@@ -7150,7 +6985,7 @@
         <w:lastRenderedPageBreak/>
         <w:t xml:space="preserve">Deliverable </w:t>
       </w:r>
-      <w:bookmarkEnd w:id="33"/>
+      <w:bookmarkEnd w:id="34"/>
       <w:r>
         <w:rPr>
           <w:rFonts w:ascii="Times New Roman" w:eastAsia="Calibri Light" w:hAnsi="Times New Roman" w:cs="Times New Roman"/>
@@ -7159,7 +6994,7 @@
         </w:rPr>
         <w:t>3</w:t>
       </w:r>
-      <w:bookmarkEnd w:id="37"/>
+      <w:bookmarkEnd w:id="36"/>
     </w:p>
     <w:p>
       <w:pPr>
@@ -7184,9 +7019,9 @@
           <w:szCs w:val="25"/>
         </w:rPr>
       </w:pPr>
-      <w:bookmarkStart w:id="39" w:name="_Hlk160494493"/>
-      <w:bookmarkStart w:id="40" w:name="_Toc174191072"/>
-      <w:bookmarkEnd w:id="36"/>
+      <w:bookmarkStart w:id="39" w:name="_Toc174191072"/>
+      <w:bookmarkStart w:id="40" w:name="_Hlk160494493"/>
+      <w:bookmarkEnd w:id="37"/>
       <w:bookmarkEnd w:id="38"/>
       <w:r>
         <w:rPr>
@@ -7196,7 +7031,7 @@
         </w:rPr>
         <w:t>Deliverable 4</w:t>
       </w:r>
-      <w:bookmarkEnd w:id="40"/>
+      <w:bookmarkEnd w:id="39"/>
     </w:p>
     <w:p>
       <w:pPr>
@@ -7233,7 +7068,7 @@
         </w:rPr>
       </w:pPr>
       <w:bookmarkStart w:id="41" w:name="_Toc174191073"/>
-      <w:bookmarkEnd w:id="39"/>
+      <w:bookmarkEnd w:id="40"/>
       <w:r>
         <w:rPr>
           <w:rFonts w:ascii="Times New Roman" w:eastAsia="Calibri Light" w:hAnsi="Times New Roman" w:cs="Times New Roman"/>
@@ -7749,21 +7584,7 @@
         <w:rPr>
           <w:rFonts w:ascii="Times New Roman" w:hAnsi="Times New Roman" w:cs="Times New Roman"/>
         </w:rPr>
-        <w:t xml:space="preserve">Used vs total bandwidth of </w:t>
-      </w:r>
-      <w:proofErr w:type="gramStart"/>
-      <w:r>
-        <w:rPr>
-          <w:rFonts w:ascii="Times New Roman" w:hAnsi="Times New Roman" w:cs="Times New Roman"/>
-        </w:rPr>
-        <w:t>IC to IC</w:t>
-      </w:r>
-      <w:proofErr w:type="gramEnd"/>
-      <w:r>
-        <w:rPr>
-          <w:rFonts w:ascii="Times New Roman" w:hAnsi="Times New Roman" w:cs="Times New Roman"/>
-        </w:rPr>
-        <w:t xml:space="preserve"> communication protocols (UART, SPI, I2C, CAN, etc.)</w:t>
+        <w:t>Used vs total bandwidth of IC to IC communication protocols (UART, SPI, I2C, CAN, etc.)</w:t>
       </w:r>
     </w:p>
     <w:p>
@@ -8511,21 +8332,7 @@
         <w:rPr>
           <w:rFonts w:ascii="Times New Roman" w:hAnsi="Times New Roman" w:cs="Times New Roman"/>
         </w:rPr>
-        <w:t xml:space="preserve">http://www.newark.com/ Newark - </w:t>
-      </w:r>
-      <w:proofErr w:type="gramStart"/>
-      <w:r>
-        <w:rPr>
-          <w:rFonts w:ascii="Times New Roman" w:hAnsi="Times New Roman" w:cs="Times New Roman"/>
-        </w:rPr>
-        <w:t>Similar to</w:t>
-      </w:r>
-      <w:proofErr w:type="gramEnd"/>
-      <w:r>
-        <w:rPr>
-          <w:rFonts w:ascii="Times New Roman" w:hAnsi="Times New Roman" w:cs="Times New Roman"/>
-        </w:rPr>
-        <w:t xml:space="preserve"> Avnet</w:t>
+        <w:t>http://www.newark.com/ Newark - Similar to Avnet</w:t>
       </w:r>
     </w:p>
     <w:p>
@@ -8890,41 +8697,25 @@
           <w:rFonts w:ascii="Times New Roman" w:hAnsi="Times New Roman" w:cs="Times New Roman"/>
         </w:rPr>
       </w:pPr>
-      <w:proofErr w:type="gramStart"/>
-      <w:r>
-        <w:rPr>
-          <w:rFonts w:ascii="Times New Roman" w:hAnsi="Times New Roman" w:cs="Times New Roman"/>
-        </w:rPr>
-        <w:t>https://www.youtube.com/playlist?list=PLqUBXn7oPxmxXZYo1X_91ucJfMEAJdrzt  (</w:t>
-      </w:r>
-      <w:proofErr w:type="gramEnd"/>
-      <w:r>
-        <w:rPr>
-          <w:rFonts w:ascii="Times New Roman" w:hAnsi="Times New Roman" w:cs="Times New Roman"/>
-        </w:rPr>
-        <w:t>PCB Design)</w:t>
-      </w:r>
-    </w:p>
-    <w:p>
-      <w:pPr>
-        <w:rPr>
-          <w:rFonts w:ascii="Times New Roman" w:hAnsi="Times New Roman" w:cs="Times New Roman"/>
-        </w:rPr>
-      </w:pPr>
-      <w:proofErr w:type="gramStart"/>
+      <w:r>
+        <w:rPr>
+          <w:rFonts w:ascii="Times New Roman" w:hAnsi="Times New Roman" w:cs="Times New Roman"/>
+        </w:rPr>
+        <w:t>https://www.youtube.com/playlist?list=PLqUBXn7oPxmxXZYo1X_91ucJfMEAJdrzt  (PCB Design)</w:t>
+      </w:r>
+    </w:p>
+    <w:p>
+      <w:pPr>
+        <w:rPr>
+          <w:rFonts w:ascii="Times New Roman" w:hAnsi="Times New Roman" w:cs="Times New Roman"/>
+        </w:rPr>
+      </w:pPr>
       <w:r>
         <w:rPr>
           <w:rFonts w:ascii="Times New Roman" w:hAnsi="Times New Roman" w:cs="Times New Roman"/>
         </w:rPr>
         <w:lastRenderedPageBreak/>
-        <w:t>https://www.youtube.com/playlist?list=PLqUBXn7oPxmzVwcAnNQxI12CLg_SvGdOF  (</w:t>
-      </w:r>
-      <w:proofErr w:type="gramEnd"/>
-      <w:r>
-        <w:rPr>
-          <w:rFonts w:ascii="Times New Roman" w:hAnsi="Times New Roman" w:cs="Times New Roman"/>
-        </w:rPr>
-        <w:t>PCB Backlog)</w:t>
+        <w:t>https://www.youtube.com/playlist?list=PLqUBXn7oPxmzVwcAnNQxI12CLg_SvGdOF  (PCB Backlog)</w:t>
       </w:r>
     </w:p>
     <w:sectPr>
@@ -8940,7 +8731,7 @@
 </file>
 
 <file path=word/endnotes.xml><?xml version="1.0" encoding="utf-8"?>
-<w:endnotes xmlns:wpc="http://schemas.microsoft.com/office/word/2010/wordprocessingCanvas" xmlns:cx="http://schemas.microsoft.com/office/drawing/2014/chartex" xmlns:cx1="http://schemas.microsoft.com/office/drawing/2015/9/8/chartex" xmlns:cx2="http://schemas.microsoft.com/office/drawing/2015/10/21/chartex" xmlns:cx3="http://schemas.microsoft.com/office/drawing/2016/5/9/chartex" xmlns:cx4="http://schemas.microsoft.com/office/drawing/2016/5/10/chartex" xmlns:cx5="http://schemas.microsoft.com/office/drawing/2016/5/11/chartex" xmlns:cx6="http://schemas.microsoft.com/office/drawing/2016/5/12/chartex" xmlns:cx7="http://schemas.microsoft.com/office/drawing/2016/5/13/chartex" xmlns:cx8="http://schemas.microsoft.com/office/drawing/2016/5/14/chartex" xmlns:mc="http://schemas.openxmlformats.org/markup-compatibility/2006" xmlns:aink="http://schemas.microsoft.com/office/drawing/2016/ink" xmlns:am3d="http://schemas.microsoft.com/office/drawing/2017/model3d" xmlns:o="urn:schemas-microsoft-com:office:office" xmlns:oel="http://schemas.microsoft.com/office/2019/extlst" xmlns:r="http://schemas.openxmlformats.org/officeDocument/2006/relationships" xmlns:m="http://schemas.openxmlformats.org/officeDocument/2006/math" xmlns:v="urn:schemas-microsoft-com:vml" xmlns:wp14="http://schemas.microsoft.com/office/word/2010/wordprocessingDrawing" xmlns:wp="http://schemas.openxmlformats.org/drawingml/2006/wordprocessingDrawing" xmlns:w10="urn:schemas-microsoft-com:office:word" xmlns:w="http://schemas.openxmlformats.org/wordprocessingml/2006/main" xmlns:w14="http://schemas.microsoft.com/office/word/2010/wordml" xmlns:w15="http://schemas.microsoft.com/office/word/2012/wordml" xmlns:w16cex="http://schemas.microsoft.com/office/word/2018/wordml/cex" xmlns:w16cid="http://schemas.microsoft.com/office/word/2016/wordml/cid" xmlns:w16="http://schemas.microsoft.com/office/word/2018/wordml" xmlns:w16du="http://schemas.microsoft.com/office/word/2023/wordml/word16du" xmlns:w16sdtdh="http://schemas.microsoft.com/office/word/2020/wordml/sdtdatahash" xmlns:w16se="http://schemas.microsoft.com/office/word/2015/wordml/symex" xmlns:wpg="http://schemas.microsoft.com/office/word/2010/wordprocessingGroup" xmlns:wpi="http://schemas.microsoft.com/office/word/2010/wordprocessingInk" xmlns:wne="http://schemas.microsoft.com/office/word/2006/wordml" xmlns:wps="http://schemas.microsoft.com/office/word/2010/wordprocessingShape" mc:Ignorable="w14 w15 w16se w16cid w16 w16cex w16sdtdh w16du wp14">
+<w:endnotes xmlns:wpc="http://schemas.microsoft.com/office/word/2010/wordprocessingCanvas" xmlns:cx="http://schemas.microsoft.com/office/drawing/2014/chartex" xmlns:cx1="http://schemas.microsoft.com/office/drawing/2015/9/8/chartex" xmlns:cx2="http://schemas.microsoft.com/office/drawing/2015/10/21/chartex" xmlns:cx3="http://schemas.microsoft.com/office/drawing/2016/5/9/chartex" xmlns:cx4="http://schemas.microsoft.com/office/drawing/2016/5/10/chartex" xmlns:cx5="http://schemas.microsoft.com/office/drawing/2016/5/11/chartex" xmlns:cx6="http://schemas.microsoft.com/office/drawing/2016/5/12/chartex" xmlns:cx7="http://schemas.microsoft.com/office/drawing/2016/5/13/chartex" xmlns:cx8="http://schemas.microsoft.com/office/drawing/2016/5/14/chartex" xmlns:mc="http://schemas.openxmlformats.org/markup-compatibility/2006" xmlns:aink="http://schemas.microsoft.com/office/drawing/2016/ink" xmlns:am3d="http://schemas.microsoft.com/office/drawing/2017/model3d" xmlns:o="urn:schemas-microsoft-com:office:office" xmlns:oel="http://schemas.microsoft.com/office/2019/extlst" xmlns:r="http://schemas.openxmlformats.org/officeDocument/2006/relationships" xmlns:m="http://schemas.openxmlformats.org/officeDocument/2006/math" xmlns:v="urn:schemas-microsoft-com:vml" xmlns:wp14="http://schemas.microsoft.com/office/word/2010/wordprocessingDrawing" xmlns:wp="http://schemas.openxmlformats.org/drawingml/2006/wordprocessingDrawing" xmlns:w10="urn:schemas-microsoft-com:office:word" xmlns:w="http://schemas.openxmlformats.org/wordprocessingml/2006/main" xmlns:w14="http://schemas.microsoft.com/office/word/2010/wordml" xmlns:w15="http://schemas.microsoft.com/office/word/2012/wordml" xmlns:w16cex="http://schemas.microsoft.com/office/word/2018/wordml/cex" xmlns:w16cid="http://schemas.microsoft.com/office/word/2016/wordml/cid" xmlns:w16="http://schemas.microsoft.com/office/word/2018/wordml" xmlns:w16du="http://schemas.microsoft.com/office/word/2023/wordml/word16du" xmlns:w16sdtdh="http://schemas.microsoft.com/office/word/2020/wordml/sdtdatahash" xmlns:w16sdtfl="http://schemas.microsoft.com/office/word/2024/wordml/sdtformatlock" xmlns:w16se="http://schemas.microsoft.com/office/word/2015/wordml/symex" xmlns:wpg="http://schemas.microsoft.com/office/word/2010/wordprocessingGroup" xmlns:wpi="http://schemas.microsoft.com/office/word/2010/wordprocessingInk" xmlns:wne="http://schemas.microsoft.com/office/word/2006/wordml" xmlns:wps="http://schemas.microsoft.com/office/word/2010/wordprocessingShape" mc:Ignorable="w14 w15 w16se w16cid w16 w16cex w16sdtdh w16sdtfl w16du wp14">
   <w:endnote w:type="separator" w:id="-1">
     <w:p>
       <w:pPr>
@@ -8965,7 +8756,7 @@
 </file>
 
 <file path=word/footer1.xml><?xml version="1.0" encoding="utf-8"?>
-<w:ftr xmlns:wpc="http://schemas.microsoft.com/office/word/2010/wordprocessingCanvas" xmlns:cx="http://schemas.microsoft.com/office/drawing/2014/chartex" xmlns:cx1="http://schemas.microsoft.com/office/drawing/2015/9/8/chartex" xmlns:cx2="http://schemas.microsoft.com/office/drawing/2015/10/21/chartex" xmlns:cx3="http://schemas.microsoft.com/office/drawing/2016/5/9/chartex" xmlns:cx4="http://schemas.microsoft.com/office/drawing/2016/5/10/chartex" xmlns:cx5="http://schemas.microsoft.com/office/drawing/2016/5/11/chartex" xmlns:cx6="http://schemas.microsoft.com/office/drawing/2016/5/12/chartex" xmlns:cx7="http://schemas.microsoft.com/office/drawing/2016/5/13/chartex" xmlns:cx8="http://schemas.microsoft.com/office/drawing/2016/5/14/chartex" xmlns:mc="http://schemas.openxmlformats.org/markup-compatibility/2006" xmlns:aink="http://schemas.microsoft.com/office/drawing/2016/ink" xmlns:am3d="http://schemas.microsoft.com/office/drawing/2017/model3d" xmlns:o="urn:schemas-microsoft-com:office:office" xmlns:oel="http://schemas.microsoft.com/office/2019/extlst" xmlns:r="http://schemas.openxmlformats.org/officeDocument/2006/relationships" xmlns:m="http://schemas.openxmlformats.org/officeDocument/2006/math" xmlns:v="urn:schemas-microsoft-com:vml" xmlns:wp14="http://schemas.microsoft.com/office/word/2010/wordprocessingDrawing" xmlns:wp="http://schemas.openxmlformats.org/drawingml/2006/wordprocessingDrawing" xmlns:w10="urn:schemas-microsoft-com:office:word" xmlns:w="http://schemas.openxmlformats.org/wordprocessingml/2006/main" xmlns:w14="http://schemas.microsoft.com/office/word/2010/wordml" xmlns:w15="http://schemas.microsoft.com/office/word/2012/wordml" xmlns:w16cex="http://schemas.microsoft.com/office/word/2018/wordml/cex" xmlns:w16cid="http://schemas.microsoft.com/office/word/2016/wordml/cid" xmlns:w16="http://schemas.microsoft.com/office/word/2018/wordml" xmlns:w16du="http://schemas.microsoft.com/office/word/2023/wordml/word16du" xmlns:w16sdtdh="http://schemas.microsoft.com/office/word/2020/wordml/sdtdatahash" xmlns:w16se="http://schemas.microsoft.com/office/word/2015/wordml/symex" xmlns:wpg="http://schemas.microsoft.com/office/word/2010/wordprocessingGroup" xmlns:wpi="http://schemas.microsoft.com/office/word/2010/wordprocessingInk" xmlns:wne="http://schemas.microsoft.com/office/word/2006/wordml" xmlns:wps="http://schemas.microsoft.com/office/word/2010/wordprocessingShape" mc:Ignorable="w14 w15 w16se w16cid w16 w16cex w16sdtdh w16du wp14">
+<w:ftr xmlns:wpc="http://schemas.microsoft.com/office/word/2010/wordprocessingCanvas" xmlns:cx="http://schemas.microsoft.com/office/drawing/2014/chartex" xmlns:cx1="http://schemas.microsoft.com/office/drawing/2015/9/8/chartex" xmlns:cx2="http://schemas.microsoft.com/office/drawing/2015/10/21/chartex" xmlns:cx3="http://schemas.microsoft.com/office/drawing/2016/5/9/chartex" xmlns:cx4="http://schemas.microsoft.com/office/drawing/2016/5/10/chartex" xmlns:cx5="http://schemas.microsoft.com/office/drawing/2016/5/11/chartex" xmlns:cx6="http://schemas.microsoft.com/office/drawing/2016/5/12/chartex" xmlns:cx7="http://schemas.microsoft.com/office/drawing/2016/5/13/chartex" xmlns:cx8="http://schemas.microsoft.com/office/drawing/2016/5/14/chartex" xmlns:mc="http://schemas.openxmlformats.org/markup-compatibility/2006" xmlns:aink="http://schemas.microsoft.com/office/drawing/2016/ink" xmlns:am3d="http://schemas.microsoft.com/office/drawing/2017/model3d" xmlns:o="urn:schemas-microsoft-com:office:office" xmlns:oel="http://schemas.microsoft.com/office/2019/extlst" xmlns:r="http://schemas.openxmlformats.org/officeDocument/2006/relationships" xmlns:m="http://schemas.openxmlformats.org/officeDocument/2006/math" xmlns:v="urn:schemas-microsoft-com:vml" xmlns:wp14="http://schemas.microsoft.com/office/word/2010/wordprocessingDrawing" xmlns:wp="http://schemas.openxmlformats.org/drawingml/2006/wordprocessingDrawing" xmlns:w10="urn:schemas-microsoft-com:office:word" xmlns:w="http://schemas.openxmlformats.org/wordprocessingml/2006/main" xmlns:w14="http://schemas.microsoft.com/office/word/2010/wordml" xmlns:w15="http://schemas.microsoft.com/office/word/2012/wordml" xmlns:w16cex="http://schemas.microsoft.com/office/word/2018/wordml/cex" xmlns:w16cid="http://schemas.microsoft.com/office/word/2016/wordml/cid" xmlns:w16="http://schemas.microsoft.com/office/word/2018/wordml" xmlns:w16du="http://schemas.microsoft.com/office/word/2023/wordml/word16du" xmlns:w16sdtdh="http://schemas.microsoft.com/office/word/2020/wordml/sdtdatahash" xmlns:w16sdtfl="http://schemas.microsoft.com/office/word/2024/wordml/sdtformatlock" xmlns:w16se="http://schemas.microsoft.com/office/word/2015/wordml/symex" xmlns:wpg="http://schemas.microsoft.com/office/word/2010/wordprocessingGroup" xmlns:wpi="http://schemas.microsoft.com/office/word/2010/wordprocessingInk" xmlns:wne="http://schemas.microsoft.com/office/word/2006/wordml" xmlns:wps="http://schemas.microsoft.com/office/word/2010/wordprocessingShape" mc:Ignorable="w14 w15 w16se w16cid w16 w16cex w16sdtdh w16sdtfl w16du wp14">
   <w:tbl>
     <w:tblPr>
       <w:tblW w:w="0" w:type="auto"/>
@@ -9044,7 +8835,7 @@
 </file>
 
 <file path=word/footnotes.xml><?xml version="1.0" encoding="utf-8"?>
-<w:footnotes xmlns:wpc="http://schemas.microsoft.com/office/word/2010/wordprocessingCanvas" xmlns:cx="http://schemas.microsoft.com/office/drawing/2014/chartex" xmlns:cx1="http://schemas.microsoft.com/office/drawing/2015/9/8/chartex" xmlns:cx2="http://schemas.microsoft.com/office/drawing/2015/10/21/chartex" xmlns:cx3="http://schemas.microsoft.com/office/drawing/2016/5/9/chartex" xmlns:cx4="http://schemas.microsoft.com/office/drawing/2016/5/10/chartex" xmlns:cx5="http://schemas.microsoft.com/office/drawing/2016/5/11/chartex" xmlns:cx6="http://schemas.microsoft.com/office/drawing/2016/5/12/chartex" xmlns:cx7="http://schemas.microsoft.com/office/drawing/2016/5/13/chartex" xmlns:cx8="http://schemas.microsoft.com/office/drawing/2016/5/14/chartex" xmlns:mc="http://schemas.openxmlformats.org/markup-compatibility/2006" xmlns:aink="http://schemas.microsoft.com/office/drawing/2016/ink" xmlns:am3d="http://schemas.microsoft.com/office/drawing/2017/model3d" xmlns:o="urn:schemas-microsoft-com:office:office" xmlns:oel="http://schemas.microsoft.com/office/2019/extlst" xmlns:r="http://schemas.openxmlformats.org/officeDocument/2006/relationships" xmlns:m="http://schemas.openxmlformats.org/officeDocument/2006/math" xmlns:v="urn:schemas-microsoft-com:vml" xmlns:wp14="http://schemas.microsoft.com/office/word/2010/wordprocessingDrawing" xmlns:wp="http://schemas.openxmlformats.org/drawingml/2006/wordprocessingDrawing" xmlns:w10="urn:schemas-microsoft-com:office:word" xmlns:w="http://schemas.openxmlformats.org/wordprocessingml/2006/main" xmlns:w14="http://schemas.microsoft.com/office/word/2010/wordml" xmlns:w15="http://schemas.microsoft.com/office/word/2012/wordml" xmlns:w16cex="http://schemas.microsoft.com/office/word/2018/wordml/cex" xmlns:w16cid="http://schemas.microsoft.com/office/word/2016/wordml/cid" xmlns:w16="http://schemas.microsoft.com/office/word/2018/wordml" xmlns:w16du="http://schemas.microsoft.com/office/word/2023/wordml/word16du" xmlns:w16sdtdh="http://schemas.microsoft.com/office/word/2020/wordml/sdtdatahash" xmlns:w16se="http://schemas.microsoft.com/office/word/2015/wordml/symex" xmlns:wpg="http://schemas.microsoft.com/office/word/2010/wordprocessingGroup" xmlns:wpi="http://schemas.microsoft.com/office/word/2010/wordprocessingInk" xmlns:wne="http://schemas.microsoft.com/office/word/2006/wordml" xmlns:wps="http://schemas.microsoft.com/office/word/2010/wordprocessingShape" mc:Ignorable="w14 w15 w16se w16cid w16 w16cex w16sdtdh w16du wp14">
+<w:footnotes xmlns:wpc="http://schemas.microsoft.com/office/word/2010/wordprocessingCanvas" xmlns:cx="http://schemas.microsoft.com/office/drawing/2014/chartex" xmlns:cx1="http://schemas.microsoft.com/office/drawing/2015/9/8/chartex" xmlns:cx2="http://schemas.microsoft.com/office/drawing/2015/10/21/chartex" xmlns:cx3="http://schemas.microsoft.com/office/drawing/2016/5/9/chartex" xmlns:cx4="http://schemas.microsoft.com/office/drawing/2016/5/10/chartex" xmlns:cx5="http://schemas.microsoft.com/office/drawing/2016/5/11/chartex" xmlns:cx6="http://schemas.microsoft.com/office/drawing/2016/5/12/chartex" xmlns:cx7="http://schemas.microsoft.com/office/drawing/2016/5/13/chartex" xmlns:cx8="http://schemas.microsoft.com/office/drawing/2016/5/14/chartex" xmlns:mc="http://schemas.openxmlformats.org/markup-compatibility/2006" xmlns:aink="http://schemas.microsoft.com/office/drawing/2016/ink" xmlns:am3d="http://schemas.microsoft.com/office/drawing/2017/model3d" xmlns:o="urn:schemas-microsoft-com:office:office" xmlns:oel="http://schemas.microsoft.com/office/2019/extlst" xmlns:r="http://schemas.openxmlformats.org/officeDocument/2006/relationships" xmlns:m="http://schemas.openxmlformats.org/officeDocument/2006/math" xmlns:v="urn:schemas-microsoft-com:vml" xmlns:wp14="http://schemas.microsoft.com/office/word/2010/wordprocessingDrawing" xmlns:wp="http://schemas.openxmlformats.org/drawingml/2006/wordprocessingDrawing" xmlns:w10="urn:schemas-microsoft-com:office:word" xmlns:w="http://schemas.openxmlformats.org/wordprocessingml/2006/main" xmlns:w14="http://schemas.microsoft.com/office/word/2010/wordml" xmlns:w15="http://schemas.microsoft.com/office/word/2012/wordml" xmlns:w16cex="http://schemas.microsoft.com/office/word/2018/wordml/cex" xmlns:w16cid="http://schemas.microsoft.com/office/word/2016/wordml/cid" xmlns:w16="http://schemas.microsoft.com/office/word/2018/wordml" xmlns:w16du="http://schemas.microsoft.com/office/word/2023/wordml/word16du" xmlns:w16sdtdh="http://schemas.microsoft.com/office/word/2020/wordml/sdtdatahash" xmlns:w16sdtfl="http://schemas.microsoft.com/office/word/2024/wordml/sdtformatlock" xmlns:w16se="http://schemas.microsoft.com/office/word/2015/wordml/symex" xmlns:wpg="http://schemas.microsoft.com/office/word/2010/wordprocessingGroup" xmlns:wpi="http://schemas.microsoft.com/office/word/2010/wordprocessingInk" xmlns:wne="http://schemas.microsoft.com/office/word/2006/wordml" xmlns:wps="http://schemas.microsoft.com/office/word/2010/wordprocessingShape" mc:Ignorable="w14 w15 w16se w16cid w16 w16cex w16sdtdh w16sdtfl w16du wp14">
   <w:footnote w:type="separator" w:id="-1">
     <w:p>
       <w:pPr>
@@ -9069,7 +8860,7 @@
 </file>
 
 <file path=word/header1.xml><?xml version="1.0" encoding="utf-8"?>
-<w:hdr xmlns:wpc="http://schemas.microsoft.com/office/word/2010/wordprocessingCanvas" xmlns:cx="http://schemas.microsoft.com/office/drawing/2014/chartex" xmlns:cx1="http://schemas.microsoft.com/office/drawing/2015/9/8/chartex" xmlns:cx2="http://schemas.microsoft.com/office/drawing/2015/10/21/chartex" xmlns:cx3="http://schemas.microsoft.com/office/drawing/2016/5/9/chartex" xmlns:cx4="http://schemas.microsoft.com/office/drawing/2016/5/10/chartex" xmlns:cx5="http://schemas.microsoft.com/office/drawing/2016/5/11/chartex" xmlns:cx6="http://schemas.microsoft.com/office/drawing/2016/5/12/chartex" xmlns:cx7="http://schemas.microsoft.com/office/drawing/2016/5/13/chartex" xmlns:cx8="http://schemas.microsoft.com/office/drawing/2016/5/14/chartex" xmlns:mc="http://schemas.openxmlformats.org/markup-compatibility/2006" xmlns:aink="http://schemas.microsoft.com/office/drawing/2016/ink" xmlns:am3d="http://schemas.microsoft.com/office/drawing/2017/model3d" xmlns:o="urn:schemas-microsoft-com:office:office" xmlns:oel="http://schemas.microsoft.com/office/2019/extlst" xmlns:r="http://schemas.openxmlformats.org/officeDocument/2006/relationships" xmlns:m="http://schemas.openxmlformats.org/officeDocument/2006/math" xmlns:v="urn:schemas-microsoft-com:vml" xmlns:wp14="http://schemas.microsoft.com/office/word/2010/wordprocessingDrawing" xmlns:wp="http://schemas.openxmlformats.org/drawingml/2006/wordprocessingDrawing" xmlns:w10="urn:schemas-microsoft-com:office:word" xmlns:w="http://schemas.openxmlformats.org/wordprocessingml/2006/main" xmlns:w14="http://schemas.microsoft.com/office/word/2010/wordml" xmlns:w15="http://schemas.microsoft.com/office/word/2012/wordml" xmlns:w16cex="http://schemas.microsoft.com/office/word/2018/wordml/cex" xmlns:w16cid="http://schemas.microsoft.com/office/word/2016/wordml/cid" xmlns:w16="http://schemas.microsoft.com/office/word/2018/wordml" xmlns:w16du="http://schemas.microsoft.com/office/word/2023/wordml/word16du" xmlns:w16sdtdh="http://schemas.microsoft.com/office/word/2020/wordml/sdtdatahash" xmlns:w16se="http://schemas.microsoft.com/office/word/2015/wordml/symex" xmlns:wpg="http://schemas.microsoft.com/office/word/2010/wordprocessingGroup" xmlns:wpi="http://schemas.microsoft.com/office/word/2010/wordprocessingInk" xmlns:wne="http://schemas.microsoft.com/office/word/2006/wordml" xmlns:wps="http://schemas.microsoft.com/office/word/2010/wordprocessingShape" mc:Ignorable="w14 w15 w16se w16cid w16 w16cex w16sdtdh w16du wp14">
+<w:hdr xmlns:wpc="http://schemas.microsoft.com/office/word/2010/wordprocessingCanvas" xmlns:cx="http://schemas.microsoft.com/office/drawing/2014/chartex" xmlns:cx1="http://schemas.microsoft.com/office/drawing/2015/9/8/chartex" xmlns:cx2="http://schemas.microsoft.com/office/drawing/2015/10/21/chartex" xmlns:cx3="http://schemas.microsoft.com/office/drawing/2016/5/9/chartex" xmlns:cx4="http://schemas.microsoft.com/office/drawing/2016/5/10/chartex" xmlns:cx5="http://schemas.microsoft.com/office/drawing/2016/5/11/chartex" xmlns:cx6="http://schemas.microsoft.com/office/drawing/2016/5/12/chartex" xmlns:cx7="http://schemas.microsoft.com/office/drawing/2016/5/13/chartex" xmlns:cx8="http://schemas.microsoft.com/office/drawing/2016/5/14/chartex" xmlns:mc="http://schemas.openxmlformats.org/markup-compatibility/2006" xmlns:aink="http://schemas.microsoft.com/office/drawing/2016/ink" xmlns:am3d="http://schemas.microsoft.com/office/drawing/2017/model3d" xmlns:o="urn:schemas-microsoft-com:office:office" xmlns:oel="http://schemas.microsoft.com/office/2019/extlst" xmlns:r="http://schemas.openxmlformats.org/officeDocument/2006/relationships" xmlns:m="http://schemas.openxmlformats.org/officeDocument/2006/math" xmlns:v="urn:schemas-microsoft-com:vml" xmlns:wp14="http://schemas.microsoft.com/office/word/2010/wordprocessingDrawing" xmlns:wp="http://schemas.openxmlformats.org/drawingml/2006/wordprocessingDrawing" xmlns:w10="urn:schemas-microsoft-com:office:word" xmlns:w="http://schemas.openxmlformats.org/wordprocessingml/2006/main" xmlns:w14="http://schemas.microsoft.com/office/word/2010/wordml" xmlns:w15="http://schemas.microsoft.com/office/word/2012/wordml" xmlns:w16cex="http://schemas.microsoft.com/office/word/2018/wordml/cex" xmlns:w16cid="http://schemas.microsoft.com/office/word/2016/wordml/cid" xmlns:w16="http://schemas.microsoft.com/office/word/2018/wordml" xmlns:w16du="http://schemas.microsoft.com/office/word/2023/wordml/word16du" xmlns:w16sdtdh="http://schemas.microsoft.com/office/word/2020/wordml/sdtdatahash" xmlns:w16sdtfl="http://schemas.microsoft.com/office/word/2024/wordml/sdtformatlock" xmlns:w16se="http://schemas.microsoft.com/office/word/2015/wordml/symex" xmlns:wpg="http://schemas.microsoft.com/office/word/2010/wordprocessingGroup" xmlns:wpi="http://schemas.microsoft.com/office/word/2010/wordprocessingInk" xmlns:wne="http://schemas.microsoft.com/office/word/2006/wordml" xmlns:wps="http://schemas.microsoft.com/office/word/2010/wordprocessingShape" mc:Ignorable="w14 w15 w16se w16cid w16 w16cex w16sdtdh w16sdtfl w16du wp14">
   <w:tbl>
     <w:tblPr>
       <w:tblW w:w="0" w:type="auto"/>
@@ -9145,7 +8936,7 @@
 </file>
 
 <file path=word/numbering.xml><?xml version="1.0" encoding="utf-8"?>
-<w:numbering xmlns:wpc="http://schemas.microsoft.com/office/word/2010/wordprocessingCanvas" xmlns:cx="http://schemas.microsoft.com/office/drawing/2014/chartex" xmlns:cx1="http://schemas.microsoft.com/office/drawing/2015/9/8/chartex" xmlns:cx2="http://schemas.microsoft.com/office/drawing/2015/10/21/chartex" xmlns:cx3="http://schemas.microsoft.com/office/drawing/2016/5/9/chartex" xmlns:cx4="http://schemas.microsoft.com/office/drawing/2016/5/10/chartex" xmlns:cx5="http://schemas.microsoft.com/office/drawing/2016/5/11/chartex" xmlns:cx6="http://schemas.microsoft.com/office/drawing/2016/5/12/chartex" xmlns:cx7="http://schemas.microsoft.com/office/drawing/2016/5/13/chartex" xmlns:cx8="http://schemas.microsoft.com/office/drawing/2016/5/14/chartex" xmlns:mc="http://schemas.openxmlformats.org/markup-compatibility/2006" xmlns:aink="http://schemas.microsoft.com/office/drawing/2016/ink" xmlns:am3d="http://schemas.microsoft.com/office/drawing/2017/model3d" xmlns:o="urn:schemas-microsoft-com:office:office" xmlns:oel="http://schemas.microsoft.com/office/2019/extlst" xmlns:r="http://schemas.openxmlformats.org/officeDocument/2006/relationships" xmlns:m="http://schemas.openxmlformats.org/officeDocument/2006/math" xmlns:v="urn:schemas-microsoft-com:vml" xmlns:wp14="http://schemas.microsoft.com/office/word/2010/wordprocessingDrawing" xmlns:wp="http://schemas.openxmlformats.org/drawingml/2006/wordprocessingDrawing" xmlns:w10="urn:schemas-microsoft-com:office:word" xmlns:w="http://schemas.openxmlformats.org/wordprocessingml/2006/main" xmlns:w14="http://schemas.microsoft.com/office/word/2010/wordml" xmlns:w15="http://schemas.microsoft.com/office/word/2012/wordml" xmlns:w16cex="http://schemas.microsoft.com/office/word/2018/wordml/cex" xmlns:w16cid="http://schemas.microsoft.com/office/word/2016/wordml/cid" xmlns:w16="http://schemas.microsoft.com/office/word/2018/wordml" xmlns:w16du="http://schemas.microsoft.com/office/word/2023/wordml/word16du" xmlns:w16sdtdh="http://schemas.microsoft.com/office/word/2020/wordml/sdtdatahash" xmlns:w16se="http://schemas.microsoft.com/office/word/2015/wordml/symex" xmlns:wpg="http://schemas.microsoft.com/office/word/2010/wordprocessingGroup" xmlns:wpi="http://schemas.microsoft.com/office/word/2010/wordprocessingInk" xmlns:wne="http://schemas.microsoft.com/office/word/2006/wordml" xmlns:wps="http://schemas.microsoft.com/office/word/2010/wordprocessingShape" mc:Ignorable="w14 w15 w16se w16cid w16 w16cex w16sdtdh w16du wp14">
+<w:numbering xmlns:wpc="http://schemas.microsoft.com/office/word/2010/wordprocessingCanvas" xmlns:cx="http://schemas.microsoft.com/office/drawing/2014/chartex" xmlns:cx1="http://schemas.microsoft.com/office/drawing/2015/9/8/chartex" xmlns:cx2="http://schemas.microsoft.com/office/drawing/2015/10/21/chartex" xmlns:cx3="http://schemas.microsoft.com/office/drawing/2016/5/9/chartex" xmlns:cx4="http://schemas.microsoft.com/office/drawing/2016/5/10/chartex" xmlns:cx5="http://schemas.microsoft.com/office/drawing/2016/5/11/chartex" xmlns:cx6="http://schemas.microsoft.com/office/drawing/2016/5/12/chartex" xmlns:cx7="http://schemas.microsoft.com/office/drawing/2016/5/13/chartex" xmlns:cx8="http://schemas.microsoft.com/office/drawing/2016/5/14/chartex" xmlns:mc="http://schemas.openxmlformats.org/markup-compatibility/2006" xmlns:aink="http://schemas.microsoft.com/office/drawing/2016/ink" xmlns:am3d="http://schemas.microsoft.com/office/drawing/2017/model3d" xmlns:o="urn:schemas-microsoft-com:office:office" xmlns:oel="http://schemas.microsoft.com/office/2019/extlst" xmlns:r="http://schemas.openxmlformats.org/officeDocument/2006/relationships" xmlns:m="http://schemas.openxmlformats.org/officeDocument/2006/math" xmlns:v="urn:schemas-microsoft-com:vml" xmlns:wp14="http://schemas.microsoft.com/office/word/2010/wordprocessingDrawing" xmlns:wp="http://schemas.openxmlformats.org/drawingml/2006/wordprocessingDrawing" xmlns:w10="urn:schemas-microsoft-com:office:word" xmlns:w="http://schemas.openxmlformats.org/wordprocessingml/2006/main" xmlns:w14="http://schemas.microsoft.com/office/word/2010/wordml" xmlns:w15="http://schemas.microsoft.com/office/word/2012/wordml" xmlns:w16cex="http://schemas.microsoft.com/office/word/2018/wordml/cex" xmlns:w16cid="http://schemas.microsoft.com/office/word/2016/wordml/cid" xmlns:w16="http://schemas.microsoft.com/office/word/2018/wordml" xmlns:w16du="http://schemas.microsoft.com/office/word/2023/wordml/word16du" xmlns:w16sdtdh="http://schemas.microsoft.com/office/word/2020/wordml/sdtdatahash" xmlns:w16sdtfl="http://schemas.microsoft.com/office/word/2024/wordml/sdtformatlock" xmlns:w16se="http://schemas.microsoft.com/office/word/2015/wordml/symex" xmlns:wpg="http://schemas.microsoft.com/office/word/2010/wordprocessingGroup" xmlns:wpi="http://schemas.microsoft.com/office/word/2010/wordprocessingInk" xmlns:wne="http://schemas.microsoft.com/office/word/2006/wordml" xmlns:wps="http://schemas.microsoft.com/office/word/2010/wordprocessingShape" mc:Ignorable="w14 w15 w16se w16cid w16 w16cex w16sdtdh w16sdtfl w16du wp14">
   <w:abstractNum w:abstractNumId="0" w15:restartNumberingAfterBreak="0">
     <w:nsid w:val="034F043F"/>
     <w:multiLevelType w:val="hybridMultilevel"/>
@@ -12269,6 +12060,119 @@
     </w:lvl>
   </w:abstractNum>
   <w:abstractNum w:abstractNumId="32" w15:restartNumberingAfterBreak="0">
+    <w:nsid w:val="43670F25"/>
+    <w:multiLevelType w:val="multilevel"/>
+    <w:tmpl w:val="59268EB0"/>
+    <w:lvl w:ilvl="0">
+      <w:start w:val="1"/>
+      <w:numFmt w:val="decimal"/>
+      <w:lvlText w:val="%1)"/>
+      <w:lvlJc w:val="left"/>
+      <w:pPr>
+        <w:tabs>
+          <w:tab w:val="num" w:pos="0"/>
+        </w:tabs>
+        <w:ind w:left="720" w:hanging="360"/>
+      </w:pPr>
+    </w:lvl>
+    <w:lvl w:ilvl="1">
+      <w:start w:val="1"/>
+      <w:numFmt w:val="lowerLetter"/>
+      <w:lvlText w:val="%2)"/>
+      <w:lvlJc w:val="left"/>
+      <w:pPr>
+        <w:tabs>
+          <w:tab w:val="num" w:pos="0"/>
+        </w:tabs>
+        <w:ind w:left="1440" w:hanging="360"/>
+      </w:pPr>
+    </w:lvl>
+    <w:lvl w:ilvl="2">
+      <w:start w:val="1"/>
+      <w:numFmt w:val="lowerRoman"/>
+      <w:lvlText w:val="%3)"/>
+      <w:lvlJc w:val="right"/>
+      <w:pPr>
+        <w:tabs>
+          <w:tab w:val="num" w:pos="0"/>
+        </w:tabs>
+        <w:ind w:left="2160" w:hanging="180"/>
+      </w:pPr>
+    </w:lvl>
+    <w:lvl w:ilvl="3">
+      <w:start w:val="1"/>
+      <w:numFmt w:val="decimal"/>
+      <w:lvlText w:val="(%4)"/>
+      <w:lvlJc w:val="left"/>
+      <w:pPr>
+        <w:tabs>
+          <w:tab w:val="num" w:pos="0"/>
+        </w:tabs>
+        <w:ind w:left="2880" w:hanging="360"/>
+      </w:pPr>
+    </w:lvl>
+    <w:lvl w:ilvl="4">
+      <w:start w:val="1"/>
+      <w:numFmt w:val="lowerLetter"/>
+      <w:lvlText w:val="(%5)"/>
+      <w:lvlJc w:val="left"/>
+      <w:pPr>
+        <w:tabs>
+          <w:tab w:val="num" w:pos="0"/>
+        </w:tabs>
+        <w:ind w:left="3600" w:hanging="360"/>
+      </w:pPr>
+    </w:lvl>
+    <w:lvl w:ilvl="5">
+      <w:start w:val="1"/>
+      <w:numFmt w:val="lowerRoman"/>
+      <w:lvlText w:val="(%6)"/>
+      <w:lvlJc w:val="right"/>
+      <w:pPr>
+        <w:tabs>
+          <w:tab w:val="num" w:pos="0"/>
+        </w:tabs>
+        <w:ind w:left="4320" w:hanging="180"/>
+      </w:pPr>
+    </w:lvl>
+    <w:lvl w:ilvl="6">
+      <w:start w:val="1"/>
+      <w:numFmt w:val="decimal"/>
+      <w:lvlText w:val="%7."/>
+      <w:lvlJc w:val="left"/>
+      <w:pPr>
+        <w:tabs>
+          <w:tab w:val="num" w:pos="0"/>
+        </w:tabs>
+        <w:ind w:left="5040" w:hanging="360"/>
+      </w:pPr>
+    </w:lvl>
+    <w:lvl w:ilvl="7">
+      <w:start w:val="1"/>
+      <w:numFmt w:val="lowerLetter"/>
+      <w:lvlText w:val="%8."/>
+      <w:lvlJc w:val="left"/>
+      <w:pPr>
+        <w:tabs>
+          <w:tab w:val="num" w:pos="0"/>
+        </w:tabs>
+        <w:ind w:left="5760" w:hanging="360"/>
+      </w:pPr>
+    </w:lvl>
+    <w:lvl w:ilvl="8">
+      <w:start w:val="1"/>
+      <w:numFmt w:val="lowerRoman"/>
+      <w:lvlText w:val="%9."/>
+      <w:lvlJc w:val="right"/>
+      <w:pPr>
+        <w:tabs>
+          <w:tab w:val="num" w:pos="0"/>
+        </w:tabs>
+        <w:ind w:left="6480" w:hanging="180"/>
+      </w:pPr>
+    </w:lvl>
+  </w:abstractNum>
+  <w:abstractNum w:abstractNumId="33" w15:restartNumberingAfterBreak="0">
     <w:nsid w:val="43FF8CED"/>
     <w:multiLevelType w:val="hybridMultilevel"/>
     <w:tmpl w:val="89FE3B5C"/>
@@ -12381,7 +12285,7 @@
       </w:rPr>
     </w:lvl>
   </w:abstractNum>
-  <w:abstractNum w:abstractNumId="33" w15:restartNumberingAfterBreak="0">
+  <w:abstractNum w:abstractNumId="34" w15:restartNumberingAfterBreak="0">
     <w:nsid w:val="4580C2CE"/>
     <w:multiLevelType w:val="hybridMultilevel"/>
     <w:tmpl w:val="C3CE4E08"/>
@@ -12494,7 +12398,7 @@
       </w:rPr>
     </w:lvl>
   </w:abstractNum>
-  <w:abstractNum w:abstractNumId="34" w15:restartNumberingAfterBreak="0">
+  <w:abstractNum w:abstractNumId="35" w15:restartNumberingAfterBreak="0">
     <w:nsid w:val="46BBD68B"/>
     <w:multiLevelType w:val="multilevel"/>
     <w:tmpl w:val="98C0774E"/>
@@ -12580,7 +12484,7 @@
       </w:pPr>
     </w:lvl>
   </w:abstractNum>
-  <w:abstractNum w:abstractNumId="35" w15:restartNumberingAfterBreak="0">
+  <w:abstractNum w:abstractNumId="36" w15:restartNumberingAfterBreak="0">
     <w:nsid w:val="46CFF90A"/>
     <w:multiLevelType w:val="hybridMultilevel"/>
     <w:tmpl w:val="19B0B36A"/>
@@ -12693,7 +12597,7 @@
       </w:rPr>
     </w:lvl>
   </w:abstractNum>
-  <w:abstractNum w:abstractNumId="36" w15:restartNumberingAfterBreak="0">
+  <w:abstractNum w:abstractNumId="37" w15:restartNumberingAfterBreak="0">
     <w:nsid w:val="47838F81"/>
     <w:multiLevelType w:val="hybridMultilevel"/>
     <w:tmpl w:val="1416E1D6"/>
@@ -12779,7 +12683,7 @@
       </w:pPr>
     </w:lvl>
   </w:abstractNum>
-  <w:abstractNum w:abstractNumId="37" w15:restartNumberingAfterBreak="0">
+  <w:abstractNum w:abstractNumId="38" w15:restartNumberingAfterBreak="0">
     <w:nsid w:val="49A7BECC"/>
     <w:multiLevelType w:val="hybridMultilevel"/>
     <w:tmpl w:val="537E6470"/>
@@ -12892,7 +12796,120 @@
       </w:rPr>
     </w:lvl>
   </w:abstractNum>
-  <w:abstractNum w:abstractNumId="38" w15:restartNumberingAfterBreak="0">
+  <w:abstractNum w:abstractNumId="39" w15:restartNumberingAfterBreak="0">
+    <w:nsid w:val="4BB80DB8"/>
+    <w:multiLevelType w:val="multilevel"/>
+    <w:tmpl w:val="18A25C80"/>
+    <w:lvl w:ilvl="0">
+      <w:start w:val="1"/>
+      <w:numFmt w:val="decimal"/>
+      <w:lvlText w:val="%1)"/>
+      <w:lvlJc w:val="left"/>
+      <w:pPr>
+        <w:tabs>
+          <w:tab w:val="num" w:pos="0"/>
+        </w:tabs>
+        <w:ind w:left="720" w:hanging="360"/>
+      </w:pPr>
+    </w:lvl>
+    <w:lvl w:ilvl="1">
+      <w:start w:val="1"/>
+      <w:numFmt w:val="lowerLetter"/>
+      <w:lvlText w:val="%2)"/>
+      <w:lvlJc w:val="left"/>
+      <w:pPr>
+        <w:tabs>
+          <w:tab w:val="num" w:pos="0"/>
+        </w:tabs>
+        <w:ind w:left="1440" w:hanging="360"/>
+      </w:pPr>
+    </w:lvl>
+    <w:lvl w:ilvl="2">
+      <w:start w:val="1"/>
+      <w:numFmt w:val="lowerRoman"/>
+      <w:lvlText w:val="%3)"/>
+      <w:lvlJc w:val="right"/>
+      <w:pPr>
+        <w:tabs>
+          <w:tab w:val="num" w:pos="0"/>
+        </w:tabs>
+        <w:ind w:left="2160" w:hanging="180"/>
+      </w:pPr>
+    </w:lvl>
+    <w:lvl w:ilvl="3">
+      <w:start w:val="1"/>
+      <w:numFmt w:val="decimal"/>
+      <w:lvlText w:val="(%4)"/>
+      <w:lvlJc w:val="left"/>
+      <w:pPr>
+        <w:tabs>
+          <w:tab w:val="num" w:pos="0"/>
+        </w:tabs>
+        <w:ind w:left="2880" w:hanging="360"/>
+      </w:pPr>
+    </w:lvl>
+    <w:lvl w:ilvl="4">
+      <w:start w:val="1"/>
+      <w:numFmt w:val="lowerLetter"/>
+      <w:lvlText w:val="(%5)"/>
+      <w:lvlJc w:val="left"/>
+      <w:pPr>
+        <w:tabs>
+          <w:tab w:val="num" w:pos="0"/>
+        </w:tabs>
+        <w:ind w:left="3600" w:hanging="360"/>
+      </w:pPr>
+    </w:lvl>
+    <w:lvl w:ilvl="5">
+      <w:start w:val="1"/>
+      <w:numFmt w:val="lowerRoman"/>
+      <w:lvlText w:val="(%6)"/>
+      <w:lvlJc w:val="right"/>
+      <w:pPr>
+        <w:tabs>
+          <w:tab w:val="num" w:pos="0"/>
+        </w:tabs>
+        <w:ind w:left="4320" w:hanging="180"/>
+      </w:pPr>
+    </w:lvl>
+    <w:lvl w:ilvl="6">
+      <w:start w:val="1"/>
+      <w:numFmt w:val="decimal"/>
+      <w:lvlText w:val="%7."/>
+      <w:lvlJc w:val="left"/>
+      <w:pPr>
+        <w:tabs>
+          <w:tab w:val="num" w:pos="0"/>
+        </w:tabs>
+        <w:ind w:left="5040" w:hanging="360"/>
+      </w:pPr>
+    </w:lvl>
+    <w:lvl w:ilvl="7">
+      <w:start w:val="1"/>
+      <w:numFmt w:val="lowerLetter"/>
+      <w:lvlText w:val="%8."/>
+      <w:lvlJc w:val="left"/>
+      <w:pPr>
+        <w:tabs>
+          <w:tab w:val="num" w:pos="0"/>
+        </w:tabs>
+        <w:ind w:left="5760" w:hanging="360"/>
+      </w:pPr>
+    </w:lvl>
+    <w:lvl w:ilvl="8">
+      <w:start w:val="1"/>
+      <w:numFmt w:val="lowerRoman"/>
+      <w:lvlText w:val="%9."/>
+      <w:lvlJc w:val="right"/>
+      <w:pPr>
+        <w:tabs>
+          <w:tab w:val="num" w:pos="0"/>
+        </w:tabs>
+        <w:ind w:left="6480" w:hanging="180"/>
+      </w:pPr>
+    </w:lvl>
+  </w:abstractNum>
+  <w:abstractNum w:abstractNumId="40" w15:restartNumberingAfterBreak="0">
     <w:nsid w:val="4DBBD0F1"/>
     <w:multiLevelType w:val="hybridMultilevel"/>
     <w:tmpl w:val="37622AF0"/>
@@ -12978,7 +12995,7 @@
       </w:pPr>
     </w:lvl>
   </w:abstractNum>
-  <w:abstractNum w:abstractNumId="39" w15:restartNumberingAfterBreak="0">
+  <w:abstractNum w:abstractNumId="41" w15:restartNumberingAfterBreak="0">
     <w:nsid w:val="4F3E26ED"/>
     <w:multiLevelType w:val="multilevel"/>
     <w:tmpl w:val="11761AA8"/>
@@ -13064,7 +13081,7 @@
       </w:pPr>
     </w:lvl>
   </w:abstractNum>
-  <w:abstractNum w:abstractNumId="40" w15:restartNumberingAfterBreak="0">
+  <w:abstractNum w:abstractNumId="42" w15:restartNumberingAfterBreak="0">
     <w:nsid w:val="5189BBE4"/>
     <w:multiLevelType w:val="hybridMultilevel"/>
     <w:tmpl w:val="CA5E0BB8"/>
@@ -13177,7 +13194,7 @@
       </w:rPr>
     </w:lvl>
   </w:abstractNum>
-  <w:abstractNum w:abstractNumId="41" w15:restartNumberingAfterBreak="0">
+  <w:abstractNum w:abstractNumId="43" w15:restartNumberingAfterBreak="0">
     <w:nsid w:val="5474D147"/>
     <w:multiLevelType w:val="hybridMultilevel"/>
     <w:tmpl w:val="4D7CE524"/>
@@ -13263,7 +13280,7 @@
       </w:pPr>
     </w:lvl>
   </w:abstractNum>
-  <w:abstractNum w:abstractNumId="42" w15:restartNumberingAfterBreak="0">
+  <w:abstractNum w:abstractNumId="44" w15:restartNumberingAfterBreak="0">
     <w:nsid w:val="58963B01"/>
     <w:multiLevelType w:val="multilevel"/>
     <w:tmpl w:val="84425E4C"/>
@@ -13349,7 +13366,7 @@
       </w:pPr>
     </w:lvl>
   </w:abstractNum>
-  <w:abstractNum w:abstractNumId="43" w15:restartNumberingAfterBreak="0">
+  <w:abstractNum w:abstractNumId="45" w15:restartNumberingAfterBreak="0">
     <w:nsid w:val="5A31622E"/>
     <w:multiLevelType w:val="hybridMultilevel"/>
     <w:tmpl w:val="E294D078"/>
@@ -13462,7 +13479,7 @@
       </w:rPr>
     </w:lvl>
   </w:abstractNum>
-  <w:abstractNum w:abstractNumId="44" w15:restartNumberingAfterBreak="0">
+  <w:abstractNum w:abstractNumId="46" w15:restartNumberingAfterBreak="0">
     <w:nsid w:val="5AA4DD27"/>
     <w:multiLevelType w:val="hybridMultilevel"/>
     <w:tmpl w:val="FA122F68"/>
@@ -13575,7 +13592,7 @@
       </w:rPr>
     </w:lvl>
   </w:abstractNum>
-  <w:abstractNum w:abstractNumId="45" w15:restartNumberingAfterBreak="0">
+  <w:abstractNum w:abstractNumId="47" w15:restartNumberingAfterBreak="0">
     <w:nsid w:val="5B3FFBB8"/>
     <w:multiLevelType w:val="hybridMultilevel"/>
     <w:tmpl w:val="AE9AB49A"/>
@@ -13688,7 +13705,7 @@
       </w:rPr>
     </w:lvl>
   </w:abstractNum>
-  <w:abstractNum w:abstractNumId="46" w15:restartNumberingAfterBreak="0">
+  <w:abstractNum w:abstractNumId="48" w15:restartNumberingAfterBreak="0">
     <w:nsid w:val="5B88E977"/>
     <w:multiLevelType w:val="hybridMultilevel"/>
     <w:tmpl w:val="2D348050"/>
@@ -13800,7 +13817,7 @@
       </w:rPr>
     </w:lvl>
   </w:abstractNum>
-  <w:abstractNum w:abstractNumId="47" w15:restartNumberingAfterBreak="0">
+  <w:abstractNum w:abstractNumId="49" w15:restartNumberingAfterBreak="0">
     <w:nsid w:val="5E8D3072"/>
     <w:multiLevelType w:val="multilevel"/>
     <w:tmpl w:val="DAB4C998"/>
@@ -13886,7 +13903,7 @@
       </w:pPr>
     </w:lvl>
   </w:abstractNum>
-  <w:abstractNum w:abstractNumId="48" w15:restartNumberingAfterBreak="0">
+  <w:abstractNum w:abstractNumId="50" w15:restartNumberingAfterBreak="0">
     <w:nsid w:val="5EB74EF6"/>
     <w:multiLevelType w:val="hybridMultilevel"/>
     <w:tmpl w:val="FFE6E596"/>
@@ -13999,7 +14016,7 @@
       </w:rPr>
     </w:lvl>
   </w:abstractNum>
-  <w:abstractNum w:abstractNumId="49" w15:restartNumberingAfterBreak="0">
+  <w:abstractNum w:abstractNumId="51" w15:restartNumberingAfterBreak="0">
     <w:nsid w:val="5F5609A7"/>
     <w:multiLevelType w:val="hybridMultilevel"/>
     <w:tmpl w:val="489AB2E8"/>
@@ -14112,7 +14129,7 @@
       </w:rPr>
     </w:lvl>
   </w:abstractNum>
-  <w:abstractNum w:abstractNumId="50" w15:restartNumberingAfterBreak="0">
+  <w:abstractNum w:abstractNumId="52" w15:restartNumberingAfterBreak="0">
     <w:nsid w:val="62E9BDE3"/>
     <w:multiLevelType w:val="hybridMultilevel"/>
     <w:tmpl w:val="2170240E"/>
@@ -14198,7 +14215,7 @@
       </w:pPr>
     </w:lvl>
   </w:abstractNum>
-  <w:abstractNum w:abstractNumId="51" w15:restartNumberingAfterBreak="0">
+  <w:abstractNum w:abstractNumId="53" w15:restartNumberingAfterBreak="0">
     <w:nsid w:val="62F13B34"/>
     <w:multiLevelType w:val="hybridMultilevel"/>
     <w:tmpl w:val="CD6AD4CA"/>
@@ -14311,7 +14328,7 @@
       </w:rPr>
     </w:lvl>
   </w:abstractNum>
-  <w:abstractNum w:abstractNumId="52" w15:restartNumberingAfterBreak="0">
+  <w:abstractNum w:abstractNumId="54" w15:restartNumberingAfterBreak="0">
     <w:nsid w:val="63338D2C"/>
     <w:multiLevelType w:val="hybridMultilevel"/>
     <w:tmpl w:val="CC86A7E2"/>
@@ -14397,7 +14414,7 @@
       </w:pPr>
     </w:lvl>
   </w:abstractNum>
-  <w:abstractNum w:abstractNumId="53" w15:restartNumberingAfterBreak="0">
+  <w:abstractNum w:abstractNumId="55" w15:restartNumberingAfterBreak="0">
     <w:nsid w:val="66A043F9"/>
     <w:multiLevelType w:val="multilevel"/>
     <w:tmpl w:val="9E7CA85C"/>
@@ -14483,7 +14500,7 @@
       </w:pPr>
     </w:lvl>
   </w:abstractNum>
-  <w:abstractNum w:abstractNumId="54" w15:restartNumberingAfterBreak="0">
+  <w:abstractNum w:abstractNumId="56" w15:restartNumberingAfterBreak="0">
     <w:nsid w:val="694CA4A0"/>
     <w:multiLevelType w:val="multilevel"/>
     <w:tmpl w:val="C30EAADA"/>
@@ -14569,7 +14586,7 @@
       </w:pPr>
     </w:lvl>
   </w:abstractNum>
-  <w:abstractNum w:abstractNumId="55" w15:restartNumberingAfterBreak="0">
+  <w:abstractNum w:abstractNumId="57" w15:restartNumberingAfterBreak="0">
     <w:nsid w:val="6ABDF5BE"/>
     <w:multiLevelType w:val="multilevel"/>
     <w:tmpl w:val="503C893E"/>
@@ -14655,7 +14672,7 @@
       </w:pPr>
     </w:lvl>
   </w:abstractNum>
-  <w:abstractNum w:abstractNumId="56" w15:restartNumberingAfterBreak="0">
+  <w:abstractNum w:abstractNumId="58" w15:restartNumberingAfterBreak="0">
     <w:nsid w:val="6C3B1C54"/>
     <w:multiLevelType w:val="multilevel"/>
     <w:tmpl w:val="C87E00A2"/>
@@ -14741,7 +14758,7 @@
       </w:pPr>
     </w:lvl>
   </w:abstractNum>
-  <w:abstractNum w:abstractNumId="57" w15:restartNumberingAfterBreak="0">
+  <w:abstractNum w:abstractNumId="59" w15:restartNumberingAfterBreak="0">
     <w:nsid w:val="6C542349"/>
     <w:multiLevelType w:val="hybridMultilevel"/>
     <w:tmpl w:val="D6AAD89C"/>
@@ -14854,7 +14871,7 @@
       </w:rPr>
     </w:lvl>
   </w:abstractNum>
-  <w:abstractNum w:abstractNumId="58" w15:restartNumberingAfterBreak="0">
+  <w:abstractNum w:abstractNumId="60" w15:restartNumberingAfterBreak="0">
     <w:nsid w:val="6D68DDFC"/>
     <w:multiLevelType w:val="hybridMultilevel"/>
     <w:tmpl w:val="DFBE1A4E"/>
@@ -14967,7 +14984,7 @@
       </w:rPr>
     </w:lvl>
   </w:abstractNum>
-  <w:abstractNum w:abstractNumId="59" w15:restartNumberingAfterBreak="0">
+  <w:abstractNum w:abstractNumId="61" w15:restartNumberingAfterBreak="0">
     <w:nsid w:val="6F4C5CEB"/>
     <w:multiLevelType w:val="multilevel"/>
     <w:tmpl w:val="A32682D8"/>
@@ -15053,7 +15070,7 @@
       </w:pPr>
     </w:lvl>
   </w:abstractNum>
-  <w:abstractNum w:abstractNumId="60" w15:restartNumberingAfterBreak="0">
+  <w:abstractNum w:abstractNumId="62" w15:restartNumberingAfterBreak="0">
     <w:nsid w:val="707ED460"/>
     <w:multiLevelType w:val="hybridMultilevel"/>
     <w:tmpl w:val="C3B2013E"/>
@@ -15166,7 +15183,7 @@
       </w:rPr>
     </w:lvl>
   </w:abstractNum>
-  <w:abstractNum w:abstractNumId="61" w15:restartNumberingAfterBreak="0">
+  <w:abstractNum w:abstractNumId="63" w15:restartNumberingAfterBreak="0">
     <w:nsid w:val="710FF36B"/>
     <w:multiLevelType w:val="hybridMultilevel"/>
     <w:tmpl w:val="5132804E"/>
@@ -15252,7 +15269,7 @@
       </w:pPr>
     </w:lvl>
   </w:abstractNum>
-  <w:abstractNum w:abstractNumId="62" w15:restartNumberingAfterBreak="0">
+  <w:abstractNum w:abstractNumId="64" w15:restartNumberingAfterBreak="0">
     <w:nsid w:val="71BE61A8"/>
     <w:multiLevelType w:val="multilevel"/>
     <w:tmpl w:val="ED2E971E"/>
@@ -15338,7 +15355,7 @@
       </w:pPr>
     </w:lvl>
   </w:abstractNum>
-  <w:abstractNum w:abstractNumId="63" w15:restartNumberingAfterBreak="0">
+  <w:abstractNum w:abstractNumId="65" w15:restartNumberingAfterBreak="0">
     <w:nsid w:val="73E89120"/>
     <w:multiLevelType w:val="hybridMultilevel"/>
     <w:tmpl w:val="ADEE331A"/>
@@ -15451,7 +15468,7 @@
       </w:rPr>
     </w:lvl>
   </w:abstractNum>
-  <w:abstractNum w:abstractNumId="64" w15:restartNumberingAfterBreak="0">
+  <w:abstractNum w:abstractNumId="66" w15:restartNumberingAfterBreak="0">
     <w:nsid w:val="7417248F"/>
     <w:multiLevelType w:val="multilevel"/>
     <w:tmpl w:val="6D42119A"/>
@@ -15537,7 +15554,7 @@
       </w:pPr>
     </w:lvl>
   </w:abstractNum>
-  <w:abstractNum w:abstractNumId="65" w15:restartNumberingAfterBreak="0">
+  <w:abstractNum w:abstractNumId="67" w15:restartNumberingAfterBreak="0">
     <w:nsid w:val="74F2E1A8"/>
     <w:multiLevelType w:val="multilevel"/>
     <w:tmpl w:val="AB7061FE"/>
@@ -15623,7 +15640,7 @@
       </w:pPr>
     </w:lvl>
   </w:abstractNum>
-  <w:abstractNum w:abstractNumId="66" w15:restartNumberingAfterBreak="0">
+  <w:abstractNum w:abstractNumId="68" w15:restartNumberingAfterBreak="0">
     <w:nsid w:val="7540C02F"/>
     <w:multiLevelType w:val="multilevel"/>
     <w:tmpl w:val="5E6A810E"/>
@@ -15709,7 +15726,7 @@
       </w:pPr>
     </w:lvl>
   </w:abstractNum>
-  <w:abstractNum w:abstractNumId="67" w15:restartNumberingAfterBreak="0">
+  <w:abstractNum w:abstractNumId="69" w15:restartNumberingAfterBreak="0">
     <w:nsid w:val="78835D13"/>
     <w:multiLevelType w:val="multilevel"/>
     <w:tmpl w:val="26DABB6C"/>
@@ -15795,7 +15812,7 @@
       </w:pPr>
     </w:lvl>
   </w:abstractNum>
-  <w:abstractNum w:abstractNumId="68" w15:restartNumberingAfterBreak="0">
+  <w:abstractNum w:abstractNumId="70" w15:restartNumberingAfterBreak="0">
     <w:nsid w:val="7F718B66"/>
     <w:multiLevelType w:val="multilevel"/>
     <w:tmpl w:val="032058E8"/>
@@ -15881,7 +15898,7 @@
       </w:pPr>
     </w:lvl>
   </w:abstractNum>
-  <w:abstractNum w:abstractNumId="69" w15:restartNumberingAfterBreak="0">
+  <w:abstractNum w:abstractNumId="71" w15:restartNumberingAfterBreak="0">
     <w:nsid w:val="7FFEDDA0"/>
     <w:multiLevelType w:val="multilevel"/>
     <w:tmpl w:val="E4B0C692"/>
@@ -15971,22 +15988,22 @@
     <w:abstractNumId w:val="27"/>
   </w:num>
   <w:num w:numId="2" w16cid:durableId="1247181967">
-    <w:abstractNumId w:val="68"/>
+    <w:abstractNumId w:val="70"/>
   </w:num>
   <w:num w:numId="3" w16cid:durableId="117796345">
-    <w:abstractNumId w:val="52"/>
+    <w:abstractNumId w:val="54"/>
   </w:num>
   <w:num w:numId="4" w16cid:durableId="1917935632">
-    <w:abstractNumId w:val="62"/>
+    <w:abstractNumId w:val="64"/>
   </w:num>
   <w:num w:numId="5" w16cid:durableId="178660886">
-    <w:abstractNumId w:val="65"/>
+    <w:abstractNumId w:val="67"/>
   </w:num>
   <w:num w:numId="6" w16cid:durableId="1176920551">
-    <w:abstractNumId w:val="32"/>
+    <w:abstractNumId w:val="33"/>
   </w:num>
   <w:num w:numId="7" w16cid:durableId="224723028">
-    <w:abstractNumId w:val="33"/>
+    <w:abstractNumId w:val="34"/>
   </w:num>
   <w:num w:numId="8" w16cid:durableId="301859605">
     <w:abstractNumId w:val="11"/>
@@ -15995,7 +16012,7 @@
     <w:abstractNumId w:val="31"/>
   </w:num>
   <w:num w:numId="10" w16cid:durableId="298807709">
-    <w:abstractNumId w:val="36"/>
+    <w:abstractNumId w:val="37"/>
   </w:num>
   <w:num w:numId="11" w16cid:durableId="882597356">
     <w:abstractNumId w:val="19"/>
@@ -16013,76 +16030,76 @@
     <w:abstractNumId w:val="6"/>
   </w:num>
   <w:num w:numId="16" w16cid:durableId="260988967">
-    <w:abstractNumId w:val="42"/>
+    <w:abstractNumId w:val="44"/>
   </w:num>
   <w:num w:numId="17" w16cid:durableId="1082995466">
     <w:abstractNumId w:val="25"/>
   </w:num>
   <w:num w:numId="18" w16cid:durableId="732775035">
-    <w:abstractNumId w:val="59"/>
+    <w:abstractNumId w:val="61"/>
   </w:num>
   <w:num w:numId="19" w16cid:durableId="707876460">
     <w:abstractNumId w:val="12"/>
   </w:num>
   <w:num w:numId="20" w16cid:durableId="656692045">
-    <w:abstractNumId w:val="55"/>
+    <w:abstractNumId w:val="57"/>
   </w:num>
   <w:num w:numId="21" w16cid:durableId="2057389290">
-    <w:abstractNumId w:val="66"/>
+    <w:abstractNumId w:val="68"/>
   </w:num>
   <w:num w:numId="22" w16cid:durableId="1503936723">
-    <w:abstractNumId w:val="67"/>
+    <w:abstractNumId w:val="69"/>
   </w:num>
   <w:num w:numId="23" w16cid:durableId="546070292">
-    <w:abstractNumId w:val="54"/>
+    <w:abstractNumId w:val="56"/>
   </w:num>
   <w:num w:numId="24" w16cid:durableId="392852024">
     <w:abstractNumId w:val="17"/>
   </w:num>
   <w:num w:numId="25" w16cid:durableId="2054651141">
-    <w:abstractNumId w:val="63"/>
+    <w:abstractNumId w:val="65"/>
   </w:num>
   <w:num w:numId="26" w16cid:durableId="1017120498">
-    <w:abstractNumId w:val="44"/>
+    <w:abstractNumId w:val="46"/>
   </w:num>
   <w:num w:numId="27" w16cid:durableId="517037116">
-    <w:abstractNumId w:val="53"/>
+    <w:abstractNumId w:val="55"/>
   </w:num>
   <w:num w:numId="28" w16cid:durableId="375392847">
     <w:abstractNumId w:val="23"/>
   </w:num>
   <w:num w:numId="29" w16cid:durableId="1293051328">
-    <w:abstractNumId w:val="64"/>
+    <w:abstractNumId w:val="66"/>
   </w:num>
   <w:num w:numId="30" w16cid:durableId="1904677979">
     <w:abstractNumId w:val="30"/>
   </w:num>
   <w:num w:numId="31" w16cid:durableId="1475030523">
-    <w:abstractNumId w:val="47"/>
+    <w:abstractNumId w:val="49"/>
   </w:num>
   <w:num w:numId="32" w16cid:durableId="175197034">
-    <w:abstractNumId w:val="34"/>
+    <w:abstractNumId w:val="35"/>
   </w:num>
   <w:num w:numId="33" w16cid:durableId="2130396303">
-    <w:abstractNumId w:val="69"/>
+    <w:abstractNumId w:val="71"/>
   </w:num>
   <w:num w:numId="34" w16cid:durableId="429162216">
-    <w:abstractNumId w:val="61"/>
+    <w:abstractNumId w:val="63"/>
   </w:num>
   <w:num w:numId="35" w16cid:durableId="1223785050">
-    <w:abstractNumId w:val="56"/>
+    <w:abstractNumId w:val="58"/>
   </w:num>
   <w:num w:numId="36" w16cid:durableId="282884759">
-    <w:abstractNumId w:val="39"/>
+    <w:abstractNumId w:val="41"/>
   </w:num>
   <w:num w:numId="37" w16cid:durableId="736168033">
     <w:abstractNumId w:val="26"/>
   </w:num>
   <w:num w:numId="38" w16cid:durableId="1564294694">
-    <w:abstractNumId w:val="35"/>
+    <w:abstractNumId w:val="36"/>
   </w:num>
   <w:num w:numId="39" w16cid:durableId="1199005836">
-    <w:abstractNumId w:val="40"/>
+    <w:abstractNumId w:val="42"/>
   </w:num>
   <w:num w:numId="40" w16cid:durableId="633756919">
     <w:abstractNumId w:val="9"/>
@@ -16097,7 +16114,7 @@
     <w:abstractNumId w:val="13"/>
   </w:num>
   <w:num w:numId="44" w16cid:durableId="92240925">
-    <w:abstractNumId w:val="46"/>
+    <w:abstractNumId w:val="48"/>
   </w:num>
   <w:num w:numId="45" w16cid:durableId="299117307">
     <w:abstractNumId w:val="7"/>
@@ -16109,10 +16126,10 @@
     <w:abstractNumId w:val="2"/>
   </w:num>
   <w:num w:numId="48" w16cid:durableId="985013640">
-    <w:abstractNumId w:val="60"/>
+    <w:abstractNumId w:val="62"/>
   </w:num>
   <w:num w:numId="49" w16cid:durableId="1313558228">
-    <w:abstractNumId w:val="50"/>
+    <w:abstractNumId w:val="52"/>
   </w:num>
   <w:num w:numId="50" w16cid:durableId="2072658078">
     <w:abstractNumId w:val="21"/>
@@ -16121,31 +16138,31 @@
     <w:abstractNumId w:val="20"/>
   </w:num>
   <w:num w:numId="52" w16cid:durableId="100879517">
-    <w:abstractNumId w:val="41"/>
+    <w:abstractNumId w:val="43"/>
   </w:num>
   <w:num w:numId="53" w16cid:durableId="1342514822">
-    <w:abstractNumId w:val="49"/>
+    <w:abstractNumId w:val="51"/>
   </w:num>
   <w:num w:numId="54" w16cid:durableId="118765686">
     <w:abstractNumId w:val="8"/>
   </w:num>
   <w:num w:numId="55" w16cid:durableId="1301426785">
-    <w:abstractNumId w:val="37"/>
+    <w:abstractNumId w:val="38"/>
   </w:num>
   <w:num w:numId="56" w16cid:durableId="636761074">
-    <w:abstractNumId w:val="38"/>
+    <w:abstractNumId w:val="40"/>
   </w:num>
   <w:num w:numId="57" w16cid:durableId="763653529">
     <w:abstractNumId w:val="0"/>
   </w:num>
   <w:num w:numId="58" w16cid:durableId="1280911817">
-    <w:abstractNumId w:val="45"/>
+    <w:abstractNumId w:val="47"/>
   </w:num>
   <w:num w:numId="59" w16cid:durableId="373701227">
     <w:abstractNumId w:val="29"/>
   </w:num>
   <w:num w:numId="60" w16cid:durableId="1908490028">
-    <w:abstractNumId w:val="58"/>
+    <w:abstractNumId w:val="60"/>
   </w:num>
   <w:num w:numId="61" w16cid:durableId="645012410">
     <w:abstractNumId w:val="18"/>
@@ -16160,28 +16177,34 @@
     <w:abstractNumId w:val="22"/>
   </w:num>
   <w:num w:numId="65" w16cid:durableId="1860121375">
-    <w:abstractNumId w:val="43"/>
+    <w:abstractNumId w:val="45"/>
   </w:num>
   <w:num w:numId="66" w16cid:durableId="967390421">
-    <w:abstractNumId w:val="51"/>
+    <w:abstractNumId w:val="53"/>
   </w:num>
   <w:num w:numId="67" w16cid:durableId="1161654429">
     <w:abstractNumId w:val="16"/>
   </w:num>
   <w:num w:numId="68" w16cid:durableId="694306429">
-    <w:abstractNumId w:val="57"/>
+    <w:abstractNumId w:val="59"/>
   </w:num>
   <w:num w:numId="69" w16cid:durableId="230434317">
     <w:abstractNumId w:val="4"/>
   </w:num>
   <w:num w:numId="70" w16cid:durableId="2019693304">
-    <w:abstractNumId w:val="48"/>
+    <w:abstractNumId w:val="50"/>
+  </w:num>
+  <w:num w:numId="71" w16cid:durableId="458378685">
+    <w:abstractNumId w:val="39"/>
+  </w:num>
+  <w:num w:numId="72" w16cid:durableId="1961835308">
+    <w:abstractNumId w:val="32"/>
   </w:num>
 </w:numbering>
 </file>
 
 <file path=word/styles.xml><?xml version="1.0" encoding="utf-8"?>
-<w:styles xmlns:mc="http://schemas.openxmlformats.org/markup-compatibility/2006" xmlns:r="http://schemas.openxmlformats.org/officeDocument/2006/relationships" xmlns:w="http://schemas.openxmlformats.org/wordprocessingml/2006/main" xmlns:w14="http://schemas.microsoft.com/office/word/2010/wordml" xmlns:w15="http://schemas.microsoft.com/office/word/2012/wordml" xmlns:w16cex="http://schemas.microsoft.com/office/word/2018/wordml/cex" xmlns:w16cid="http://schemas.microsoft.com/office/word/2016/wordml/cid" xmlns:w16="http://schemas.microsoft.com/office/word/2018/wordml" xmlns:w16du="http://schemas.microsoft.com/office/word/2023/wordml/word16du" xmlns:w16sdtdh="http://schemas.microsoft.com/office/word/2020/wordml/sdtdatahash" xmlns:w16se="http://schemas.microsoft.com/office/word/2015/wordml/symex" mc:Ignorable="w14 w15 w16se w16cid w16 w16cex w16sdtdh w16du">
+<w:styles xmlns:mc="http://schemas.openxmlformats.org/markup-compatibility/2006" xmlns:r="http://schemas.openxmlformats.org/officeDocument/2006/relationships" xmlns:w="http://schemas.openxmlformats.org/wordprocessingml/2006/main" xmlns:w14="http://schemas.microsoft.com/office/word/2010/wordml" xmlns:w15="http://schemas.microsoft.com/office/word/2012/wordml" xmlns:w16cex="http://schemas.microsoft.com/office/word/2018/wordml/cex" xmlns:w16cid="http://schemas.microsoft.com/office/word/2016/wordml/cid" xmlns:w16="http://schemas.microsoft.com/office/word/2018/wordml" xmlns:w16du="http://schemas.microsoft.com/office/word/2023/wordml/word16du" xmlns:w16sdtdh="http://schemas.microsoft.com/office/word/2020/wordml/sdtdatahash" xmlns:w16sdtfl="http://schemas.microsoft.com/office/word/2024/wordml/sdtformatlock" xmlns:w16se="http://schemas.microsoft.com/office/word/2015/wordml/symex" mc:Ignorable="w14 w15 w16se w16cid w16 w16cex w16sdtdh w16sdtfl w16du">
   <w:docDefaults>
     <w:rPrDefault>
       <w:rPr>

--- a/Lab07A.docx
+++ b/Lab07A.docx
@@ -2741,7 +2741,7 @@
         <w:pStyle w:val="ListParagraph"/>
         <w:numPr>
           <w:ilvl w:val="0"/>
-          <w:numId w:val="39"/>
+          <w:numId w:val="14"/>
         </w:numPr>
         <w:rPr>
           <w:rFonts w:ascii="Times New Roman" w:eastAsia="Times New Roman" w:hAnsi="Times New Roman" w:cs="Times New Roman"/>
@@ -2760,7 +2760,7 @@
         <w:pStyle w:val="ListParagraph"/>
         <w:numPr>
           <w:ilvl w:val="0"/>
-          <w:numId w:val="39"/>
+          <w:numId w:val="14"/>
         </w:numPr>
         <w:rPr>
           <w:rFonts w:ascii="Times New Roman" w:eastAsia="Times New Roman" w:hAnsi="Times New Roman" w:cs="Times New Roman"/>
@@ -2779,7 +2779,7 @@
         <w:pStyle w:val="ListParagraph"/>
         <w:numPr>
           <w:ilvl w:val="0"/>
-          <w:numId w:val="39"/>
+          <w:numId w:val="14"/>
         </w:numPr>
         <w:rPr>
           <w:rFonts w:ascii="Times New Roman" w:eastAsia="Times New Roman" w:hAnsi="Times New Roman" w:cs="Times New Roman"/>
@@ -2798,7 +2798,7 @@
         <w:pStyle w:val="ListParagraph"/>
         <w:numPr>
           <w:ilvl w:val="0"/>
-          <w:numId w:val="39"/>
+          <w:numId w:val="14"/>
         </w:numPr>
         <w:rPr>
           <w:rFonts w:ascii="Times New Roman" w:eastAsia="Times New Roman" w:hAnsi="Times New Roman" w:cs="Times New Roman"/>
@@ -2817,7 +2817,7 @@
         <w:pStyle w:val="ListParagraph"/>
         <w:numPr>
           <w:ilvl w:val="0"/>
-          <w:numId w:val="39"/>
+          <w:numId w:val="14"/>
         </w:numPr>
         <w:rPr>
           <w:rFonts w:ascii="Times New Roman" w:eastAsia="Times New Roman" w:hAnsi="Times New Roman" w:cs="Times New Roman"/>
@@ -2836,7 +2836,7 @@
         <w:pStyle w:val="ListParagraph"/>
         <w:numPr>
           <w:ilvl w:val="0"/>
-          <w:numId w:val="39"/>
+          <w:numId w:val="14"/>
         </w:numPr>
         <w:rPr>
           <w:rFonts w:ascii="Times New Roman" w:eastAsia="Times New Roman" w:hAnsi="Times New Roman" w:cs="Times New Roman"/>
@@ -2873,7 +2873,7 @@
         <w:pStyle w:val="ListParagraph"/>
         <w:numPr>
           <w:ilvl w:val="0"/>
-          <w:numId w:val="38"/>
+          <w:numId w:val="13"/>
         </w:numPr>
         <w:rPr>
           <w:rFonts w:ascii="Times New Roman" w:hAnsi="Times New Roman" w:cs="Times New Roman"/>
@@ -2903,7 +2903,7 @@
         <w:pStyle w:val="ListParagraph"/>
         <w:numPr>
           <w:ilvl w:val="0"/>
-          <w:numId w:val="38"/>
+          <w:numId w:val="13"/>
         </w:numPr>
         <w:rPr>
           <w:rFonts w:ascii="Times New Roman" w:hAnsi="Times New Roman" w:cs="Times New Roman"/>
@@ -2939,7 +2939,7 @@
         <w:pStyle w:val="ListParagraph"/>
         <w:numPr>
           <w:ilvl w:val="0"/>
-          <w:numId w:val="53"/>
+          <w:numId w:val="15"/>
         </w:numPr>
         <w:rPr>
           <w:rFonts w:ascii="Times New Roman" w:eastAsia="Times New Roman" w:hAnsi="Times New Roman" w:cs="Times New Roman"/>
@@ -2958,7 +2958,7 @@
         <w:pStyle w:val="ListParagraph"/>
         <w:numPr>
           <w:ilvl w:val="1"/>
-          <w:numId w:val="53"/>
+          <w:numId w:val="15"/>
         </w:numPr>
         <w:rPr>
           <w:rFonts w:ascii="Times New Roman" w:hAnsi="Times New Roman" w:cs="Times New Roman"/>
@@ -3051,7 +3051,21 @@
         <w:rPr>
           <w:rFonts w:ascii="Times New Roman" w:hAnsi="Times New Roman" w:cs="Times New Roman"/>
         </w:rPr>
-        <w:t>We require you to collect and evaluate all hardware (chips, sensors, and actuators) needed for the final project</w:t>
+        <w:t xml:space="preserve">We require you to collect and evaluate all </w:t>
+      </w:r>
+      <w:proofErr w:type="gramStart"/>
+      <w:r>
+        <w:rPr>
+          <w:rFonts w:ascii="Times New Roman" w:hAnsi="Times New Roman" w:cs="Times New Roman"/>
+        </w:rPr>
+        <w:t>hardware</w:t>
+      </w:r>
+      <w:proofErr w:type="gramEnd"/>
+      <w:r>
+        <w:rPr>
+          <w:rFonts w:ascii="Times New Roman" w:hAnsi="Times New Roman" w:cs="Times New Roman"/>
+        </w:rPr>
+        <w:t xml:space="preserve"> (chips, sensors, and actuators) needed for the final project</w:t>
       </w:r>
       <w:r>
         <w:rPr>
@@ -3202,7 +3216,7 @@
         <w:pStyle w:val="ListParagraph"/>
         <w:numPr>
           <w:ilvl w:val="0"/>
-          <w:numId w:val="68"/>
+          <w:numId w:val="16"/>
         </w:numPr>
         <w:rPr>
           <w:rFonts w:ascii="Times New Roman" w:hAnsi="Times New Roman" w:cs="Times New Roman"/>
@@ -3220,7 +3234,7 @@
         <w:pStyle w:val="ListParagraph"/>
         <w:numPr>
           <w:ilvl w:val="0"/>
-          <w:numId w:val="68"/>
+          <w:numId w:val="16"/>
         </w:numPr>
         <w:rPr>
           <w:rFonts w:ascii="Times New Roman" w:hAnsi="Times New Roman" w:cs="Times New Roman"/>
@@ -3242,8 +3256,16 @@
         <w:rPr>
           <w:rFonts w:ascii="Times New Roman" w:hAnsi="Times New Roman" w:cs="Times New Roman"/>
         </w:rPr>
-        <w:t>meaningful commits</w:t>
-      </w:r>
+        <w:t xml:space="preserve">meaningful </w:t>
+      </w:r>
+      <w:proofErr w:type="gramStart"/>
+      <w:r>
+        <w:rPr>
+          <w:rFonts w:ascii="Times New Roman" w:hAnsi="Times New Roman" w:cs="Times New Roman"/>
+        </w:rPr>
+        <w:t>commits</w:t>
+      </w:r>
+      <w:proofErr w:type="gramEnd"/>
       <w:r>
         <w:rPr>
           <w:rFonts w:ascii="Times New Roman" w:hAnsi="Times New Roman" w:cs="Times New Roman"/>
@@ -3274,7 +3296,7 @@
         <w:pStyle w:val="ListParagraph"/>
         <w:numPr>
           <w:ilvl w:val="0"/>
-          <w:numId w:val="68"/>
+          <w:numId w:val="16"/>
         </w:numPr>
         <w:rPr>
           <w:rFonts w:ascii="Times New Roman" w:hAnsi="Times New Roman" w:cs="Times New Roman"/>
@@ -3328,7 +3350,7 @@
         <w:pStyle w:val="ListParagraph"/>
         <w:numPr>
           <w:ilvl w:val="0"/>
-          <w:numId w:val="68"/>
+          <w:numId w:val="16"/>
         </w:numPr>
         <w:rPr>
           <w:rFonts w:ascii="Times New Roman" w:hAnsi="Times New Roman" w:cs="Times New Roman"/>
@@ -3346,23 +3368,51 @@
         <w:pStyle w:val="ListParagraph"/>
         <w:numPr>
           <w:ilvl w:val="0"/>
-          <w:numId w:val="68"/>
-        </w:numPr>
-        <w:rPr>
-          <w:rFonts w:ascii="Times New Roman" w:hAnsi="Times New Roman" w:cs="Times New Roman"/>
-        </w:rPr>
-      </w:pPr>
-      <w:r>
-        <w:rPr>
-          <w:rFonts w:ascii="Times New Roman" w:hAnsi="Times New Roman" w:cs="Times New Roman"/>
-        </w:rPr>
-        <w:t>Your participation in your teams’ communications. You are encouraged to</w:t>
-      </w:r>
-      <w:r>
-        <w:rPr>
-          <w:rFonts w:ascii="Times New Roman" w:hAnsi="Times New Roman" w:cs="Times New Roman"/>
-        </w:rPr>
-        <w:t xml:space="preserve"> show your TA the communication during Labs 7</w:t>
+          <w:numId w:val="16"/>
+        </w:numPr>
+        <w:rPr>
+          <w:rFonts w:ascii="Times New Roman" w:hAnsi="Times New Roman" w:cs="Times New Roman"/>
+        </w:rPr>
+      </w:pPr>
+      <w:r>
+        <w:rPr>
+          <w:rFonts w:ascii="Times New Roman" w:hAnsi="Times New Roman" w:cs="Times New Roman"/>
+        </w:rPr>
+        <w:t xml:space="preserve">Your participation in your </w:t>
+      </w:r>
+      <w:proofErr w:type="gramStart"/>
+      <w:r>
+        <w:rPr>
+          <w:rFonts w:ascii="Times New Roman" w:hAnsi="Times New Roman" w:cs="Times New Roman"/>
+        </w:rPr>
+        <w:t>teams’</w:t>
+      </w:r>
+      <w:proofErr w:type="gramEnd"/>
+      <w:r>
+        <w:rPr>
+          <w:rFonts w:ascii="Times New Roman" w:hAnsi="Times New Roman" w:cs="Times New Roman"/>
+        </w:rPr>
+        <w:t xml:space="preserve"> communications. You are encouraged to</w:t>
+      </w:r>
+      <w:r>
+        <w:rPr>
+          <w:rFonts w:ascii="Times New Roman" w:hAnsi="Times New Roman" w:cs="Times New Roman"/>
+        </w:rPr>
+        <w:t xml:space="preserve"> show your TA </w:t>
+      </w:r>
+      <w:proofErr w:type="gramStart"/>
+      <w:r>
+        <w:rPr>
+          <w:rFonts w:ascii="Times New Roman" w:hAnsi="Times New Roman" w:cs="Times New Roman"/>
+        </w:rPr>
+        <w:t>the communication</w:t>
+      </w:r>
+      <w:proofErr w:type="gramEnd"/>
+      <w:r>
+        <w:rPr>
+          <w:rFonts w:ascii="Times New Roman" w:hAnsi="Times New Roman" w:cs="Times New Roman"/>
+        </w:rPr>
+        <w:t xml:space="preserve"> during Labs 7</w:t>
       </w:r>
       <w:r>
         <w:rPr>
@@ -3770,17 +3820,24 @@
         <w:pStyle w:val="ListParagraph"/>
         <w:numPr>
           <w:ilvl w:val="0"/>
-          <w:numId w:val="35"/>
-        </w:numPr>
-        <w:rPr>
-          <w:rFonts w:ascii="Times New Roman" w:hAnsi="Times New Roman" w:cs="Times New Roman"/>
-        </w:rPr>
-      </w:pPr>
-      <w:r>
-        <w:rPr>
-          <w:rFonts w:ascii="Times New Roman" w:hAnsi="Times New Roman" w:cs="Times New Roman"/>
-        </w:rPr>
-        <w:t>Each group shall produce a PCB design (</w:t>
+          <w:numId w:val="12"/>
+        </w:numPr>
+        <w:rPr>
+          <w:rFonts w:ascii="Times New Roman" w:hAnsi="Times New Roman" w:cs="Times New Roman"/>
+        </w:rPr>
+      </w:pPr>
+      <w:r>
+        <w:rPr>
+          <w:rFonts w:ascii="Times New Roman" w:hAnsi="Times New Roman" w:cs="Times New Roman"/>
+        </w:rPr>
+        <w:t xml:space="preserve">Each group shall produce a PCB design </w:t>
+      </w:r>
+      <w:proofErr w:type="gramStart"/>
+      <w:r>
+        <w:rPr>
+          <w:rFonts w:ascii="Times New Roman" w:hAnsi="Times New Roman" w:cs="Times New Roman"/>
+        </w:rPr>
+        <w:t>(</w:t>
       </w:r>
       <w:r>
         <w:rPr>
@@ -3793,7 +3850,14 @@
         <w:rPr>
           <w:rFonts w:ascii="Times New Roman" w:hAnsi="Times New Roman" w:cs="Times New Roman"/>
         </w:rPr>
-        <w:t>kicad_pro</w:t>
+        <w:t>kicad</w:t>
+      </w:r>
+      <w:proofErr w:type="gramEnd"/>
+      <w:r>
+        <w:rPr>
+          <w:rFonts w:ascii="Times New Roman" w:hAnsi="Times New Roman" w:cs="Times New Roman"/>
+        </w:rPr>
+        <w:t>_pro</w:t>
       </w:r>
       <w:proofErr w:type="spellEnd"/>
       <w:r>
@@ -3842,7 +3906,7 @@
         <w:pStyle w:val="ListParagraph"/>
         <w:numPr>
           <w:ilvl w:val="0"/>
-          <w:numId w:val="35"/>
+          <w:numId w:val="12"/>
         </w:numPr>
         <w:rPr>
           <w:rFonts w:ascii="Times New Roman" w:hAnsi="Times New Roman" w:cs="Times New Roman"/>
@@ -3860,7 +3924,7 @@
         <w:pStyle w:val="ListParagraph"/>
         <w:numPr>
           <w:ilvl w:val="0"/>
-          <w:numId w:val="35"/>
+          <w:numId w:val="12"/>
         </w:numPr>
         <w:rPr>
           <w:rFonts w:ascii="Times New Roman" w:hAnsi="Times New Roman" w:cs="Times New Roman"/>
@@ -3878,7 +3942,7 @@
         <w:pStyle w:val="ListParagraph"/>
         <w:numPr>
           <w:ilvl w:val="0"/>
-          <w:numId w:val="35"/>
+          <w:numId w:val="12"/>
         </w:numPr>
         <w:rPr>
           <w:rFonts w:ascii="Times New Roman" w:hAnsi="Times New Roman" w:cs="Times New Roman"/>
@@ -3908,17 +3972,31 @@
         <w:pStyle w:val="ListParagraph"/>
         <w:numPr>
           <w:ilvl w:val="0"/>
-          <w:numId w:val="35"/>
-        </w:numPr>
-        <w:rPr>
-          <w:rFonts w:ascii="Times New Roman" w:hAnsi="Times New Roman" w:cs="Times New Roman"/>
-        </w:rPr>
-      </w:pPr>
-      <w:r>
-        <w:rPr>
-          <w:rFonts w:ascii="Times New Roman" w:hAnsi="Times New Roman" w:cs="Times New Roman"/>
-        </w:rPr>
-        <w:t xml:space="preserve">This system shall mount </w:t>
+          <w:numId w:val="12"/>
+        </w:numPr>
+        <w:rPr>
+          <w:rFonts w:ascii="Times New Roman" w:hAnsi="Times New Roman" w:cs="Times New Roman"/>
+        </w:rPr>
+      </w:pPr>
+      <w:r>
+        <w:rPr>
+          <w:rFonts w:ascii="Times New Roman" w:hAnsi="Times New Roman" w:cs="Times New Roman"/>
+        </w:rPr>
+        <w:t xml:space="preserve">This system </w:t>
+      </w:r>
+      <w:proofErr w:type="gramStart"/>
+      <w:r>
+        <w:rPr>
+          <w:rFonts w:ascii="Times New Roman" w:hAnsi="Times New Roman" w:cs="Times New Roman"/>
+        </w:rPr>
+        <w:t>shall</w:t>
+      </w:r>
+      <w:proofErr w:type="gramEnd"/>
+      <w:r>
+        <w:rPr>
+          <w:rFonts w:ascii="Times New Roman" w:hAnsi="Times New Roman" w:cs="Times New Roman"/>
+        </w:rPr>
+        <w:t xml:space="preserve"> mount </w:t>
       </w:r>
       <w:r>
         <w:rPr>
@@ -3938,7 +4016,7 @@
         <w:pStyle w:val="ListParagraph"/>
         <w:numPr>
           <w:ilvl w:val="0"/>
-          <w:numId w:val="35"/>
+          <w:numId w:val="12"/>
         </w:numPr>
         <w:rPr>
           <w:rFonts w:ascii="Times New Roman" w:hAnsi="Times New Roman" w:cs="Times New Roman"/>
@@ -3956,7 +4034,7 @@
         <w:pStyle w:val="ListParagraph"/>
         <w:numPr>
           <w:ilvl w:val="0"/>
-          <w:numId w:val="35"/>
+          <w:numId w:val="12"/>
         </w:numPr>
         <w:rPr>
           <w:rFonts w:ascii="Times New Roman" w:hAnsi="Times New Roman" w:cs="Times New Roman"/>
@@ -3974,7 +4052,7 @@
         <w:pStyle w:val="ListParagraph"/>
         <w:numPr>
           <w:ilvl w:val="0"/>
-          <w:numId w:val="35"/>
+          <w:numId w:val="12"/>
         </w:numPr>
         <w:rPr>
           <w:rFonts w:ascii="Times New Roman" w:hAnsi="Times New Roman" w:cs="Times New Roman"/>
@@ -4034,7 +4112,7 @@
         <w:pStyle w:val="ListParagraph"/>
         <w:numPr>
           <w:ilvl w:val="0"/>
-          <w:numId w:val="35"/>
+          <w:numId w:val="12"/>
         </w:numPr>
         <w:rPr>
           <w:rFonts w:ascii="Times New Roman" w:hAnsi="Times New Roman" w:cs="Times New Roman"/>
@@ -4052,7 +4130,7 @@
         <w:pStyle w:val="ListParagraph"/>
         <w:numPr>
           <w:ilvl w:val="0"/>
-          <w:numId w:val="35"/>
+          <w:numId w:val="12"/>
         </w:numPr>
         <w:rPr>
           <w:rFonts w:ascii="Times New Roman" w:hAnsi="Times New Roman" w:cs="Times New Roman"/>
@@ -4086,7 +4164,7 @@
         <w:pStyle w:val="ListParagraph"/>
         <w:numPr>
           <w:ilvl w:val="0"/>
-          <w:numId w:val="35"/>
+          <w:numId w:val="12"/>
         </w:numPr>
         <w:rPr>
           <w:rFonts w:ascii="Times New Roman" w:hAnsi="Times New Roman" w:cs="Times New Roman"/>
@@ -4122,7 +4200,7 @@
         <w:pStyle w:val="ListParagraph"/>
         <w:numPr>
           <w:ilvl w:val="0"/>
-          <w:numId w:val="35"/>
+          <w:numId w:val="12"/>
         </w:numPr>
         <w:rPr>
           <w:rFonts w:ascii="Times New Roman" w:hAnsi="Times New Roman" w:cs="Times New Roman"/>
@@ -4146,7 +4224,7 @@
         <w:pStyle w:val="ListParagraph"/>
         <w:numPr>
           <w:ilvl w:val="0"/>
-          <w:numId w:val="35"/>
+          <w:numId w:val="12"/>
         </w:numPr>
         <w:rPr>
           <w:rFonts w:ascii="Times New Roman" w:hAnsi="Times New Roman" w:cs="Times New Roman"/>
@@ -4172,15 +4250,15 @@
           <w:rFonts w:ascii="Times New Roman" w:hAnsi="Times New Roman" w:cs="Times New Roman"/>
         </w:rPr>
       </w:pPr>
-      <w:bookmarkStart w:id="15" w:name="_Toc174191056"/>
-      <w:bookmarkStart w:id="16" w:name="_Toc174191055"/>
+      <w:bookmarkStart w:id="15" w:name="_Toc174191055"/>
+      <w:bookmarkStart w:id="16" w:name="_Toc174191056"/>
       <w:r>
         <w:rPr>
           <w:rFonts w:ascii="Times New Roman" w:hAnsi="Times New Roman" w:cs="Times New Roman"/>
         </w:rPr>
         <w:t>Competition Constraints</w:t>
       </w:r>
-      <w:bookmarkEnd w:id="16"/>
+      <w:bookmarkEnd w:id="15"/>
     </w:p>
     <w:p>
       <w:pPr>
@@ -4213,7 +4291,7 @@
         <w:pStyle w:val="ListParagraph"/>
         <w:numPr>
           <w:ilvl w:val="0"/>
-          <w:numId w:val="72"/>
+          <w:numId w:val="20"/>
         </w:numPr>
         <w:suppressAutoHyphens/>
         <w:rPr>
@@ -4224,7 +4302,21 @@
         <w:rPr>
           <w:rFonts w:ascii="Times New Roman" w:hAnsi="Times New Roman" w:cs="Times New Roman"/>
         </w:rPr>
-        <w:t>The design shall use only the TM4C123 as the primary microcontroller.</w:t>
+        <w:t xml:space="preserve">The design </w:t>
+      </w:r>
+      <w:proofErr w:type="gramStart"/>
+      <w:r>
+        <w:rPr>
+          <w:rFonts w:ascii="Times New Roman" w:hAnsi="Times New Roman" w:cs="Times New Roman"/>
+        </w:rPr>
+        <w:t>shall</w:t>
+      </w:r>
+      <w:proofErr w:type="gramEnd"/>
+      <w:r>
+        <w:rPr>
+          <w:rFonts w:ascii="Times New Roman" w:hAnsi="Times New Roman" w:cs="Times New Roman"/>
+        </w:rPr>
+        <w:t xml:space="preserve"> use only the TM4C123 as the primary microcontroller.</w:t>
       </w:r>
     </w:p>
     <w:p>
@@ -4232,7 +4324,7 @@
         <w:pStyle w:val="ListParagraph"/>
         <w:numPr>
           <w:ilvl w:val="0"/>
-          <w:numId w:val="72"/>
+          <w:numId w:val="20"/>
         </w:numPr>
         <w:suppressAutoHyphens/>
         <w:rPr>
@@ -4251,7 +4343,7 @@
         <w:pStyle w:val="ListParagraph"/>
         <w:numPr>
           <w:ilvl w:val="0"/>
-          <w:numId w:val="72"/>
+          <w:numId w:val="20"/>
         </w:numPr>
         <w:suppressAutoHyphens/>
         <w:rPr>
@@ -4270,7 +4362,7 @@
         <w:pStyle w:val="ListParagraph"/>
         <w:numPr>
           <w:ilvl w:val="0"/>
-          <w:numId w:val="72"/>
+          <w:numId w:val="20"/>
         </w:numPr>
         <w:suppressAutoHyphens/>
         <w:rPr>
@@ -4302,7 +4394,7 @@
         <w:pStyle w:val="ListParagraph"/>
         <w:numPr>
           <w:ilvl w:val="0"/>
-          <w:numId w:val="71"/>
+          <w:numId w:val="19"/>
         </w:numPr>
         <w:suppressAutoHyphens/>
         <w:rPr>
@@ -4321,7 +4413,7 @@
         <w:pStyle w:val="ListParagraph"/>
         <w:numPr>
           <w:ilvl w:val="1"/>
-          <w:numId w:val="71"/>
+          <w:numId w:val="19"/>
         </w:numPr>
         <w:suppressAutoHyphens/>
         <w:rPr>
@@ -4340,7 +4432,7 @@
         <w:pStyle w:val="ListParagraph"/>
         <w:numPr>
           <w:ilvl w:val="1"/>
-          <w:numId w:val="71"/>
+          <w:numId w:val="19"/>
         </w:numPr>
         <w:suppressAutoHyphens/>
         <w:rPr>
@@ -4359,7 +4451,7 @@
         <w:pStyle w:val="ListParagraph"/>
         <w:numPr>
           <w:ilvl w:val="1"/>
-          <w:numId w:val="71"/>
+          <w:numId w:val="19"/>
         </w:numPr>
         <w:suppressAutoHyphens/>
         <w:rPr>
@@ -4378,7 +4470,7 @@
         <w:pStyle w:val="ListParagraph"/>
         <w:numPr>
           <w:ilvl w:val="1"/>
-          <w:numId w:val="71"/>
+          <w:numId w:val="19"/>
         </w:numPr>
         <w:suppressAutoHyphens/>
         <w:rPr>
@@ -4389,7 +4481,21 @@
         <w:rPr>
           <w:rFonts w:ascii="Times New Roman" w:hAnsi="Times New Roman" w:cs="Times New Roman"/>
         </w:rPr>
-        <w:t>PCB assembly cost will only be excluded from the $60 limit if it allows for additional complexity in the project the TAs deem too difficult to create without getting the board assembled.</w:t>
+        <w:t xml:space="preserve">PCB assembly cost will only be excluded from the $60 limit if it allows for additional complexity in the project the TAs </w:t>
+      </w:r>
+      <w:proofErr w:type="gramStart"/>
+      <w:r>
+        <w:rPr>
+          <w:rFonts w:ascii="Times New Roman" w:hAnsi="Times New Roman" w:cs="Times New Roman"/>
+        </w:rPr>
+        <w:t>deem</w:t>
+      </w:r>
+      <w:proofErr w:type="gramEnd"/>
+      <w:r>
+        <w:rPr>
+          <w:rFonts w:ascii="Times New Roman" w:hAnsi="Times New Roman" w:cs="Times New Roman"/>
+        </w:rPr>
+        <w:t xml:space="preserve"> too difficult to create without getting the board assembled.</w:t>
       </w:r>
     </w:p>
     <w:p>
@@ -4397,7 +4503,7 @@
         <w:pStyle w:val="ListParagraph"/>
         <w:numPr>
           <w:ilvl w:val="1"/>
-          <w:numId w:val="71"/>
+          <w:numId w:val="19"/>
         </w:numPr>
         <w:suppressAutoHyphens/>
         <w:rPr>
@@ -4416,7 +4522,7 @@
         <w:pStyle w:val="ListParagraph"/>
         <w:numPr>
           <w:ilvl w:val="1"/>
-          <w:numId w:val="71"/>
+          <w:numId w:val="19"/>
         </w:numPr>
         <w:suppressAutoHyphens/>
         <w:rPr>
@@ -4435,7 +4541,7 @@
         <w:pStyle w:val="ListParagraph"/>
         <w:numPr>
           <w:ilvl w:val="1"/>
-          <w:numId w:val="71"/>
+          <w:numId w:val="19"/>
         </w:numPr>
         <w:suppressAutoHyphens/>
         <w:rPr>
@@ -4446,7 +4552,21 @@
         <w:rPr>
           <w:rFonts w:ascii="Times New Roman" w:hAnsi="Times New Roman" w:cs="Times New Roman"/>
         </w:rPr>
-        <w:t>Parts team members already own will be allowed on a case by case basis. See 2c below.</w:t>
+        <w:t xml:space="preserve">Parts team members already own will be allowed on a </w:t>
+      </w:r>
+      <w:proofErr w:type="gramStart"/>
+      <w:r>
+        <w:rPr>
+          <w:rFonts w:ascii="Times New Roman" w:hAnsi="Times New Roman" w:cs="Times New Roman"/>
+        </w:rPr>
+        <w:t>case by case</w:t>
+      </w:r>
+      <w:proofErr w:type="gramEnd"/>
+      <w:r>
+        <w:rPr>
+          <w:rFonts w:ascii="Times New Roman" w:hAnsi="Times New Roman" w:cs="Times New Roman"/>
+        </w:rPr>
+        <w:t xml:space="preserve"> basis. See 2c below.</w:t>
       </w:r>
     </w:p>
     <w:p>
@@ -4467,7 +4587,7 @@
         <w:pStyle w:val="ListParagraph"/>
         <w:numPr>
           <w:ilvl w:val="0"/>
-          <w:numId w:val="71"/>
+          <w:numId w:val="19"/>
         </w:numPr>
         <w:suppressAutoHyphens/>
         <w:rPr>
@@ -4487,7 +4607,7 @@
         <w:pStyle w:val="ListParagraph"/>
         <w:numPr>
           <w:ilvl w:val="1"/>
-          <w:numId w:val="71"/>
+          <w:numId w:val="19"/>
         </w:numPr>
         <w:suppressAutoHyphens/>
         <w:rPr>
@@ -4515,7 +4635,7 @@
         <w:pStyle w:val="ListParagraph"/>
         <w:numPr>
           <w:ilvl w:val="2"/>
-          <w:numId w:val="71"/>
+          <w:numId w:val="19"/>
         </w:numPr>
         <w:suppressAutoHyphens/>
         <w:rPr>
@@ -4534,7 +4654,7 @@
         <w:pStyle w:val="ListParagraph"/>
         <w:numPr>
           <w:ilvl w:val="2"/>
-          <w:numId w:val="71"/>
+          <w:numId w:val="19"/>
         </w:numPr>
         <w:suppressAutoHyphens/>
         <w:rPr>
@@ -4545,7 +4665,21 @@
         <w:rPr>
           <w:rFonts w:ascii="Times New Roman" w:hAnsi="Times New Roman" w:cs="Times New Roman"/>
         </w:rPr>
-        <w:t>Solid state components may have to be returned (please ask the checkout counter)</w:t>
+        <w:t xml:space="preserve">Solid state components may have to be returned (please </w:t>
+      </w:r>
+      <w:proofErr w:type="gramStart"/>
+      <w:r>
+        <w:rPr>
+          <w:rFonts w:ascii="Times New Roman" w:hAnsi="Times New Roman" w:cs="Times New Roman"/>
+        </w:rPr>
+        <w:t>ask</w:t>
+      </w:r>
+      <w:proofErr w:type="gramEnd"/>
+      <w:r>
+        <w:rPr>
+          <w:rFonts w:ascii="Times New Roman" w:hAnsi="Times New Roman" w:cs="Times New Roman"/>
+        </w:rPr>
+        <w:t xml:space="preserve"> the checkout counter)</w:t>
       </w:r>
     </w:p>
     <w:p>
@@ -4553,7 +4687,7 @@
         <w:pStyle w:val="ListParagraph"/>
         <w:numPr>
           <w:ilvl w:val="1"/>
-          <w:numId w:val="71"/>
+          <w:numId w:val="19"/>
         </w:numPr>
         <w:suppressAutoHyphens/>
         <w:rPr>
@@ -4572,7 +4706,7 @@
         <w:pStyle w:val="ListParagraph"/>
         <w:numPr>
           <w:ilvl w:val="1"/>
-          <w:numId w:val="71"/>
+          <w:numId w:val="19"/>
         </w:numPr>
         <w:suppressAutoHyphens/>
         <w:rPr>
@@ -4591,7 +4725,7 @@
         <w:pStyle w:val="ListParagraph"/>
         <w:numPr>
           <w:ilvl w:val="1"/>
-          <w:numId w:val="71"/>
+          <w:numId w:val="19"/>
         </w:numPr>
         <w:suppressAutoHyphens/>
         <w:rPr>
@@ -4618,14 +4752,14 @@
         </w:rPr>
         <w:t>Optional Components</w:t>
       </w:r>
-      <w:bookmarkEnd w:id="15"/>
+      <w:bookmarkEnd w:id="16"/>
     </w:p>
     <w:p>
       <w:pPr>
         <w:pStyle w:val="ListParagraph"/>
         <w:numPr>
           <w:ilvl w:val="0"/>
-          <w:numId w:val="33"/>
+          <w:numId w:val="11"/>
         </w:numPr>
         <w:rPr>
           <w:rFonts w:ascii="Times New Roman" w:hAnsi="Times New Roman" w:cs="Times New Roman"/>
@@ -4643,7 +4777,7 @@
         <w:pStyle w:val="ListParagraph"/>
         <w:numPr>
           <w:ilvl w:val="1"/>
-          <w:numId w:val="33"/>
+          <w:numId w:val="11"/>
         </w:numPr>
         <w:rPr>
           <w:rFonts w:ascii="Times New Roman" w:hAnsi="Times New Roman" w:cs="Times New Roman"/>
@@ -4673,7 +4807,7 @@
         <w:pStyle w:val="ListParagraph"/>
         <w:numPr>
           <w:ilvl w:val="1"/>
-          <w:numId w:val="33"/>
+          <w:numId w:val="11"/>
         </w:numPr>
         <w:rPr>
           <w:rFonts w:ascii="Times New Roman" w:hAnsi="Times New Roman" w:cs="Times New Roman"/>
@@ -4774,7 +4908,7 @@
         <w:pStyle w:val="ListParagraph"/>
         <w:numPr>
           <w:ilvl w:val="0"/>
-          <w:numId w:val="33"/>
+          <w:numId w:val="11"/>
         </w:numPr>
         <w:rPr>
           <w:rFonts w:ascii="Times New Roman" w:hAnsi="Times New Roman" w:cs="Times New Roman"/>
@@ -4792,17 +4926,31 @@
         <w:pStyle w:val="ListParagraph"/>
         <w:numPr>
           <w:ilvl w:val="1"/>
-          <w:numId w:val="33"/>
-        </w:numPr>
-        <w:rPr>
-          <w:rFonts w:ascii="Times New Roman" w:hAnsi="Times New Roman" w:cs="Times New Roman"/>
-        </w:rPr>
-      </w:pPr>
-      <w:r>
-        <w:rPr>
-          <w:rFonts w:ascii="Times New Roman" w:hAnsi="Times New Roman" w:cs="Times New Roman"/>
-        </w:rPr>
-        <w:t>For single channel you can use an audio amp like the MC34119 or the TPA731</w:t>
+          <w:numId w:val="11"/>
+        </w:numPr>
+        <w:rPr>
+          <w:rFonts w:ascii="Times New Roman" w:hAnsi="Times New Roman" w:cs="Times New Roman"/>
+        </w:rPr>
+      </w:pPr>
+      <w:r>
+        <w:rPr>
+          <w:rFonts w:ascii="Times New Roman" w:hAnsi="Times New Roman" w:cs="Times New Roman"/>
+        </w:rPr>
+        <w:t xml:space="preserve">For </w:t>
+      </w:r>
+      <w:proofErr w:type="gramStart"/>
+      <w:r>
+        <w:rPr>
+          <w:rFonts w:ascii="Times New Roman" w:hAnsi="Times New Roman" w:cs="Times New Roman"/>
+        </w:rPr>
+        <w:t>single</w:t>
+      </w:r>
+      <w:proofErr w:type="gramEnd"/>
+      <w:r>
+        <w:rPr>
+          <w:rFonts w:ascii="Times New Roman" w:hAnsi="Times New Roman" w:cs="Times New Roman"/>
+        </w:rPr>
+        <w:t xml:space="preserve"> channel you can use an audio amp like the MC34119 or the TPA731</w:t>
       </w:r>
     </w:p>
     <w:p>
@@ -4810,7 +4958,7 @@
         <w:pStyle w:val="ListParagraph"/>
         <w:numPr>
           <w:ilvl w:val="1"/>
-          <w:numId w:val="33"/>
+          <w:numId w:val="11"/>
         </w:numPr>
         <w:rPr>
           <w:rFonts w:ascii="Times New Roman" w:hAnsi="Times New Roman" w:cs="Times New Roman"/>
@@ -4828,7 +4976,7 @@
         <w:pStyle w:val="ListParagraph"/>
         <w:numPr>
           <w:ilvl w:val="1"/>
-          <w:numId w:val="33"/>
+          <w:numId w:val="11"/>
         </w:numPr>
         <w:rPr>
           <w:rFonts w:ascii="Times New Roman" w:hAnsi="Times New Roman" w:cs="Times New Roman"/>
@@ -4855,7 +5003,7 @@
         <w:pStyle w:val="ListParagraph"/>
         <w:numPr>
           <w:ilvl w:val="0"/>
-          <w:numId w:val="33"/>
+          <w:numId w:val="11"/>
         </w:numPr>
         <w:rPr>
           <w:rFonts w:ascii="Times New Roman" w:hAnsi="Times New Roman" w:cs="Times New Roman"/>
@@ -4873,17 +5021,31 @@
         <w:pStyle w:val="ListParagraph"/>
         <w:numPr>
           <w:ilvl w:val="1"/>
-          <w:numId w:val="33"/>
-        </w:numPr>
-        <w:rPr>
-          <w:rFonts w:ascii="Times New Roman" w:hAnsi="Times New Roman" w:cs="Times New Roman"/>
-        </w:rPr>
-      </w:pPr>
-      <w:r>
-        <w:rPr>
-          <w:rFonts w:ascii="Times New Roman" w:hAnsi="Times New Roman" w:cs="Times New Roman"/>
-        </w:rPr>
-        <w:t>There are lots of devices available as free samples from chip vendors, but be aware that they may be very difficult to solder</w:t>
+          <w:numId w:val="11"/>
+        </w:numPr>
+        <w:rPr>
+          <w:rFonts w:ascii="Times New Roman" w:hAnsi="Times New Roman" w:cs="Times New Roman"/>
+        </w:rPr>
+      </w:pPr>
+      <w:r>
+        <w:rPr>
+          <w:rFonts w:ascii="Times New Roman" w:hAnsi="Times New Roman" w:cs="Times New Roman"/>
+        </w:rPr>
+        <w:t xml:space="preserve">There are lots of devices available </w:t>
+      </w:r>
+      <w:proofErr w:type="gramStart"/>
+      <w:r>
+        <w:rPr>
+          <w:rFonts w:ascii="Times New Roman" w:hAnsi="Times New Roman" w:cs="Times New Roman"/>
+        </w:rPr>
+        <w:t>as</w:t>
+      </w:r>
+      <w:proofErr w:type="gramEnd"/>
+      <w:r>
+        <w:rPr>
+          <w:rFonts w:ascii="Times New Roman" w:hAnsi="Times New Roman" w:cs="Times New Roman"/>
+        </w:rPr>
+        <w:t xml:space="preserve"> free samples from chip vendors, but be aware that they may be very difficult to solder</w:t>
       </w:r>
     </w:p>
     <w:p>
@@ -4891,7 +5053,7 @@
         <w:pStyle w:val="ListParagraph"/>
         <w:numPr>
           <w:ilvl w:val="1"/>
-          <w:numId w:val="33"/>
+          <w:numId w:val="11"/>
         </w:numPr>
         <w:rPr>
           <w:rFonts w:ascii="Times New Roman" w:hAnsi="Times New Roman" w:cs="Times New Roman"/>
@@ -4952,7 +5114,7 @@
         <w:pStyle w:val="ListParagraph"/>
         <w:numPr>
           <w:ilvl w:val="0"/>
-          <w:numId w:val="33"/>
+          <w:numId w:val="11"/>
         </w:numPr>
         <w:rPr>
           <w:rFonts w:ascii="Times New Roman" w:hAnsi="Times New Roman" w:cs="Times New Roman"/>
@@ -4970,7 +5132,7 @@
         <w:pStyle w:val="ListParagraph"/>
         <w:numPr>
           <w:ilvl w:val="1"/>
-          <w:numId w:val="33"/>
+          <w:numId w:val="11"/>
         </w:numPr>
         <w:rPr>
           <w:rFonts w:ascii="Times New Roman" w:hAnsi="Times New Roman" w:cs="Times New Roman"/>
@@ -4994,7 +5156,7 @@
         <w:pStyle w:val="ListParagraph"/>
         <w:numPr>
           <w:ilvl w:val="1"/>
-          <w:numId w:val="33"/>
+          <w:numId w:val="11"/>
         </w:numPr>
         <w:rPr>
           <w:rFonts w:ascii="Times New Roman" w:hAnsi="Times New Roman" w:cs="Times New Roman"/>
@@ -5012,7 +5174,7 @@
         <w:pStyle w:val="ListParagraph"/>
         <w:numPr>
           <w:ilvl w:val="1"/>
-          <w:numId w:val="33"/>
+          <w:numId w:val="11"/>
         </w:numPr>
         <w:rPr>
           <w:rFonts w:ascii="Times New Roman" w:hAnsi="Times New Roman" w:cs="Times New Roman"/>
@@ -5061,7 +5223,7 @@
         <w:pStyle w:val="ListParagraph"/>
         <w:numPr>
           <w:ilvl w:val="2"/>
-          <w:numId w:val="33"/>
+          <w:numId w:val="11"/>
         </w:numPr>
         <w:rPr>
           <w:rFonts w:ascii="Times New Roman" w:hAnsi="Times New Roman" w:cs="Times New Roman"/>
@@ -5072,7 +5234,21 @@
           <w:rFonts w:ascii="Times New Roman" w:hAnsi="Times New Roman" w:cs="Times New Roman"/>
         </w:rPr>
         <w:lastRenderedPageBreak/>
-        <w:t>3D printers (requires training)</w:t>
+        <w:t>3D printers (</w:t>
+      </w:r>
+      <w:proofErr w:type="gramStart"/>
+      <w:r>
+        <w:rPr>
+          <w:rFonts w:ascii="Times New Roman" w:hAnsi="Times New Roman" w:cs="Times New Roman"/>
+        </w:rPr>
+        <w:t>requires</w:t>
+      </w:r>
+      <w:proofErr w:type="gramEnd"/>
+      <w:r>
+        <w:rPr>
+          <w:rFonts w:ascii="Times New Roman" w:hAnsi="Times New Roman" w:cs="Times New Roman"/>
+        </w:rPr>
+        <w:t xml:space="preserve"> training)</w:t>
       </w:r>
     </w:p>
     <w:p>
@@ -5080,17 +5256,31 @@
         <w:pStyle w:val="ListParagraph"/>
         <w:numPr>
           <w:ilvl w:val="2"/>
-          <w:numId w:val="33"/>
-        </w:numPr>
-        <w:rPr>
-          <w:rFonts w:ascii="Times New Roman" w:hAnsi="Times New Roman" w:cs="Times New Roman"/>
-        </w:rPr>
-      </w:pPr>
-      <w:r>
-        <w:rPr>
-          <w:rFonts w:ascii="Times New Roman" w:hAnsi="Times New Roman" w:cs="Times New Roman"/>
-        </w:rPr>
-        <w:t>laser cutters (requires training)</w:t>
+          <w:numId w:val="11"/>
+        </w:numPr>
+        <w:rPr>
+          <w:rFonts w:ascii="Times New Roman" w:hAnsi="Times New Roman" w:cs="Times New Roman"/>
+        </w:rPr>
+      </w:pPr>
+      <w:r>
+        <w:rPr>
+          <w:rFonts w:ascii="Times New Roman" w:hAnsi="Times New Roman" w:cs="Times New Roman"/>
+        </w:rPr>
+        <w:t>laser cutters (</w:t>
+      </w:r>
+      <w:proofErr w:type="gramStart"/>
+      <w:r>
+        <w:rPr>
+          <w:rFonts w:ascii="Times New Roman" w:hAnsi="Times New Roman" w:cs="Times New Roman"/>
+        </w:rPr>
+        <w:t>requires</w:t>
+      </w:r>
+      <w:proofErr w:type="gramEnd"/>
+      <w:r>
+        <w:rPr>
+          <w:rFonts w:ascii="Times New Roman" w:hAnsi="Times New Roman" w:cs="Times New Roman"/>
+        </w:rPr>
+        <w:t xml:space="preserve"> training)</w:t>
       </w:r>
     </w:p>
     <w:p>
@@ -5259,7 +5449,7 @@
         <w:pStyle w:val="ListParagraph"/>
         <w:numPr>
           <w:ilvl w:val="0"/>
-          <w:numId w:val="26"/>
+          <w:numId w:val="10"/>
         </w:numPr>
         <w:rPr>
           <w:rFonts w:ascii="Times New Roman" w:eastAsia="Calibri" w:hAnsi="Times New Roman" w:cs="Times New Roman"/>
@@ -5279,7 +5469,7 @@
         <w:pStyle w:val="ListParagraph"/>
         <w:numPr>
           <w:ilvl w:val="0"/>
-          <w:numId w:val="26"/>
+          <w:numId w:val="10"/>
         </w:numPr>
         <w:rPr>
           <w:rFonts w:ascii="Times New Roman" w:eastAsia="Calibri" w:hAnsi="Times New Roman" w:cs="Times New Roman"/>
@@ -5299,7 +5489,7 @@
         <w:pStyle w:val="ListParagraph"/>
         <w:numPr>
           <w:ilvl w:val="0"/>
-          <w:numId w:val="26"/>
+          <w:numId w:val="10"/>
         </w:numPr>
         <w:rPr>
           <w:rFonts w:ascii="Times New Roman" w:eastAsia="Calibri" w:hAnsi="Times New Roman" w:cs="Times New Roman"/>
@@ -5565,7 +5755,7 @@
         <w:pStyle w:val="ListParagraph"/>
         <w:numPr>
           <w:ilvl w:val="0"/>
-          <w:numId w:val="23"/>
+          <w:numId w:val="9"/>
         </w:numPr>
         <w:rPr>
           <w:rFonts w:ascii="Times New Roman" w:eastAsia="Calibri" w:hAnsi="Times New Roman" w:cs="Times New Roman"/>
@@ -5585,7 +5775,7 @@
         <w:pStyle w:val="ListParagraph"/>
         <w:numPr>
           <w:ilvl w:val="0"/>
-          <w:numId w:val="23"/>
+          <w:numId w:val="9"/>
         </w:numPr>
         <w:rPr>
           <w:rFonts w:ascii="Times New Roman" w:eastAsia="Calibri" w:hAnsi="Times New Roman" w:cs="Times New Roman"/>
@@ -5605,7 +5795,7 @@
         <w:pStyle w:val="ListParagraph"/>
         <w:numPr>
           <w:ilvl w:val="0"/>
-          <w:numId w:val="23"/>
+          <w:numId w:val="9"/>
         </w:numPr>
         <w:rPr>
           <w:rFonts w:ascii="Times New Roman" w:eastAsia="Calibri" w:hAnsi="Times New Roman" w:cs="Times New Roman"/>
@@ -5625,7 +5815,7 @@
         <w:pStyle w:val="ListParagraph"/>
         <w:numPr>
           <w:ilvl w:val="0"/>
-          <w:numId w:val="23"/>
+          <w:numId w:val="9"/>
         </w:numPr>
         <w:rPr>
           <w:rFonts w:ascii="Times New Roman" w:eastAsia="Calibri" w:hAnsi="Times New Roman" w:cs="Times New Roman"/>
@@ -5674,7 +5864,7 @@
         <w:pStyle w:val="ListParagraph"/>
         <w:numPr>
           <w:ilvl w:val="0"/>
-          <w:numId w:val="20"/>
+          <w:numId w:val="8"/>
         </w:numPr>
         <w:rPr>
           <w:rFonts w:ascii="Times New Roman" w:eastAsia="Calibri" w:hAnsi="Times New Roman" w:cs="Times New Roman"/>
@@ -5694,7 +5884,7 @@
         <w:pStyle w:val="ListParagraph"/>
         <w:numPr>
           <w:ilvl w:val="0"/>
-          <w:numId w:val="20"/>
+          <w:numId w:val="8"/>
         </w:numPr>
         <w:rPr>
           <w:rFonts w:ascii="Times New Roman" w:eastAsia="Calibri" w:hAnsi="Times New Roman" w:cs="Times New Roman"/>
@@ -5714,7 +5904,7 @@
         <w:pStyle w:val="ListParagraph"/>
         <w:numPr>
           <w:ilvl w:val="0"/>
-          <w:numId w:val="20"/>
+          <w:numId w:val="8"/>
         </w:numPr>
         <w:rPr>
           <w:rFonts w:ascii="Times New Roman" w:eastAsia="Calibri" w:hAnsi="Times New Roman" w:cs="Times New Roman"/>
@@ -5734,7 +5924,7 @@
         <w:pStyle w:val="ListParagraph"/>
         <w:numPr>
           <w:ilvl w:val="0"/>
-          <w:numId w:val="20"/>
+          <w:numId w:val="8"/>
         </w:numPr>
         <w:rPr>
           <w:rFonts w:ascii="Times New Roman" w:eastAsia="Calibri" w:hAnsi="Times New Roman" w:cs="Times New Roman"/>
@@ -5754,7 +5944,7 @@
         <w:pStyle w:val="ListParagraph"/>
         <w:numPr>
           <w:ilvl w:val="0"/>
-          <w:numId w:val="20"/>
+          <w:numId w:val="8"/>
         </w:numPr>
         <w:rPr>
           <w:rFonts w:ascii="Times New Roman" w:eastAsia="Calibri" w:hAnsi="Times New Roman" w:cs="Times New Roman"/>
@@ -5774,7 +5964,7 @@
         <w:pStyle w:val="ListParagraph"/>
         <w:numPr>
           <w:ilvl w:val="0"/>
-          <w:numId w:val="20"/>
+          <w:numId w:val="8"/>
         </w:numPr>
         <w:rPr>
           <w:rFonts w:ascii="Times New Roman" w:eastAsia="Calibri" w:hAnsi="Times New Roman" w:cs="Times New Roman"/>
@@ -5832,7 +6022,7 @@
         <w:pStyle w:val="ListParagraph"/>
         <w:numPr>
           <w:ilvl w:val="0"/>
-          <w:numId w:val="14"/>
+          <w:numId w:val="7"/>
         </w:numPr>
         <w:rPr>
           <w:rFonts w:ascii="Times New Roman" w:hAnsi="Times New Roman" w:cs="Times New Roman"/>
@@ -5880,7 +6070,7 @@
         <w:pStyle w:val="ListParagraph"/>
         <w:numPr>
           <w:ilvl w:val="0"/>
-          <w:numId w:val="14"/>
+          <w:numId w:val="7"/>
         </w:numPr>
         <w:rPr>
           <w:rFonts w:ascii="Times New Roman" w:hAnsi="Times New Roman" w:cs="Times New Roman"/>
@@ -5906,7 +6096,7 @@
         <w:pStyle w:val="ListParagraph"/>
         <w:numPr>
           <w:ilvl w:val="0"/>
-          <w:numId w:val="14"/>
+          <w:numId w:val="7"/>
         </w:numPr>
         <w:rPr>
           <w:rFonts w:ascii="Times New Roman" w:hAnsi="Times New Roman" w:cs="Times New Roman"/>
@@ -5928,6 +6118,7 @@
         </w:rPr>
         <w:t xml:space="preserve"> the schematic </w:t>
       </w:r>
+      <w:proofErr w:type="gramStart"/>
       <w:r>
         <w:rPr>
           <w:rFonts w:ascii="Times New Roman" w:hAnsi="Times New Roman" w:cs="Times New Roman"/>
@@ -5939,7 +6130,14 @@
         <w:rPr>
           <w:rFonts w:ascii="Times New Roman" w:hAnsi="Times New Roman" w:cs="Times New Roman"/>
         </w:rPr>
-        <w:t>kicad_sch</w:t>
+        <w:t>kicad</w:t>
+      </w:r>
+      <w:proofErr w:type="gramEnd"/>
+      <w:r>
+        <w:rPr>
+          <w:rFonts w:ascii="Times New Roman" w:hAnsi="Times New Roman" w:cs="Times New Roman"/>
+        </w:rPr>
+        <w:t>_sch</w:t>
       </w:r>
       <w:proofErr w:type="spellEnd"/>
       <w:r>
@@ -5969,7 +6167,7 @@
         <w:pStyle w:val="ListParagraph"/>
         <w:numPr>
           <w:ilvl w:val="1"/>
-          <w:numId w:val="14"/>
+          <w:numId w:val="7"/>
         </w:numPr>
         <w:rPr>
           <w:rFonts w:ascii="Times New Roman" w:hAnsi="Times New Roman" w:cs="Times New Roman"/>
@@ -6019,7 +6217,7 @@
         <w:pStyle w:val="ListParagraph"/>
         <w:numPr>
           <w:ilvl w:val="1"/>
-          <w:numId w:val="14"/>
+          <w:numId w:val="7"/>
         </w:numPr>
         <w:rPr>
           <w:rFonts w:ascii="Times New Roman" w:hAnsi="Times New Roman" w:cs="Times New Roman"/>
@@ -6043,7 +6241,7 @@
         <w:pStyle w:val="ListParagraph"/>
         <w:numPr>
           <w:ilvl w:val="1"/>
-          <w:numId w:val="14"/>
+          <w:numId w:val="7"/>
         </w:numPr>
         <w:rPr>
           <w:rFonts w:ascii="Times New Roman" w:hAnsi="Times New Roman" w:cs="Times New Roman"/>
@@ -6067,7 +6265,7 @@
         <w:pStyle w:val="ListParagraph"/>
         <w:numPr>
           <w:ilvl w:val="1"/>
-          <w:numId w:val="14"/>
+          <w:numId w:val="7"/>
         </w:numPr>
         <w:rPr>
           <w:rFonts w:ascii="Times New Roman" w:hAnsi="Times New Roman" w:cs="Times New Roman"/>
@@ -6105,7 +6303,7 @@
         <w:pStyle w:val="ListParagraph"/>
         <w:numPr>
           <w:ilvl w:val="0"/>
-          <w:numId w:val="14"/>
+          <w:numId w:val="7"/>
         </w:numPr>
         <w:rPr>
           <w:rFonts w:ascii="Times New Roman" w:hAnsi="Times New Roman" w:cs="Times New Roman"/>
@@ -6123,7 +6321,7 @@
         <w:pStyle w:val="ListParagraph"/>
         <w:numPr>
           <w:ilvl w:val="0"/>
-          <w:numId w:val="14"/>
+          <w:numId w:val="7"/>
         </w:numPr>
         <w:rPr>
           <w:rFonts w:ascii="Times New Roman" w:hAnsi="Times New Roman" w:cs="Times New Roman"/>
@@ -6208,7 +6406,7 @@
         <w:pStyle w:val="ListParagraph"/>
         <w:numPr>
           <w:ilvl w:val="0"/>
-          <w:numId w:val="13"/>
+          <w:numId w:val="6"/>
         </w:numPr>
         <w:rPr>
           <w:rFonts w:ascii="Times New Roman" w:hAnsi="Times New Roman" w:cs="Times New Roman"/>
@@ -6226,7 +6424,7 @@
         <w:pStyle w:val="ListParagraph"/>
         <w:numPr>
           <w:ilvl w:val="0"/>
-          <w:numId w:val="13"/>
+          <w:numId w:val="6"/>
         </w:numPr>
         <w:rPr>
           <w:rFonts w:ascii="Times New Roman" w:hAnsi="Times New Roman" w:cs="Times New Roman"/>
@@ -6244,7 +6442,7 @@
         <w:pStyle w:val="ListParagraph"/>
         <w:numPr>
           <w:ilvl w:val="0"/>
-          <w:numId w:val="13"/>
+          <w:numId w:val="6"/>
         </w:numPr>
         <w:rPr>
           <w:rFonts w:ascii="Times New Roman" w:hAnsi="Times New Roman" w:cs="Times New Roman"/>
@@ -6288,7 +6486,7 @@
         <w:pStyle w:val="ListParagraph"/>
         <w:numPr>
           <w:ilvl w:val="0"/>
-          <w:numId w:val="13"/>
+          <w:numId w:val="6"/>
         </w:numPr>
         <w:rPr>
           <w:rFonts w:ascii="Times New Roman" w:hAnsi="Times New Roman" w:cs="Times New Roman"/>
@@ -6444,7 +6642,7 @@
         <w:pStyle w:val="ListParagraph"/>
         <w:numPr>
           <w:ilvl w:val="0"/>
-          <w:numId w:val="11"/>
+          <w:numId w:val="5"/>
         </w:numPr>
         <w:rPr>
           <w:rFonts w:ascii="Times New Roman" w:hAnsi="Times New Roman" w:cs="Times New Roman"/>
@@ -6494,7 +6692,7 @@
         <w:pStyle w:val="ListParagraph"/>
         <w:numPr>
           <w:ilvl w:val="0"/>
-          <w:numId w:val="11"/>
+          <w:numId w:val="5"/>
         </w:numPr>
         <w:rPr>
           <w:rFonts w:ascii="Times New Roman" w:hAnsi="Times New Roman" w:cs="Times New Roman"/>
@@ -6556,7 +6754,7 @@
         <w:pStyle w:val="ListParagraph"/>
         <w:numPr>
           <w:ilvl w:val="0"/>
-          <w:numId w:val="11"/>
+          <w:numId w:val="5"/>
         </w:numPr>
         <w:rPr>
           <w:rFonts w:ascii="Times New Roman" w:hAnsi="Times New Roman" w:cs="Times New Roman"/>
@@ -6574,7 +6772,21 @@
         <w:rPr>
           <w:rFonts w:ascii="Times New Roman" w:hAnsi="Times New Roman" w:cs="Times New Roman"/>
         </w:rPr>
-        <w:t xml:space="preserve"> to confirm your subcomponents work and to profile its performance. We suggest creating projects like those found in </w:t>
+        <w:t xml:space="preserve"> to confirm your </w:t>
+      </w:r>
+      <w:proofErr w:type="gramStart"/>
+      <w:r>
+        <w:rPr>
+          <w:rFonts w:ascii="Times New Roman" w:hAnsi="Times New Roman" w:cs="Times New Roman"/>
+        </w:rPr>
+        <w:t>subcomponents</w:t>
+      </w:r>
+      <w:proofErr w:type="gramEnd"/>
+      <w:r>
+        <w:rPr>
+          <w:rFonts w:ascii="Times New Roman" w:hAnsi="Times New Roman" w:cs="Times New Roman"/>
+        </w:rPr>
+        <w:t xml:space="preserve"> work and to profile its performance. We suggest creating projects like those found in </w:t>
       </w:r>
       <w:proofErr w:type="spellStart"/>
       <w:r>
@@ -6588,7 +6800,21 @@
         <w:rPr>
           <w:rFonts w:ascii="Times New Roman" w:hAnsi="Times New Roman" w:cs="Times New Roman"/>
         </w:rPr>
-        <w:t>/examples to test the low-level software drivers, and that the unit test tests all the functionality of your driver to make sure the driver behavior is as expected.</w:t>
+        <w:t xml:space="preserve">/examples to test the low-level software drivers, and that the </w:t>
+      </w:r>
+      <w:proofErr w:type="gramStart"/>
+      <w:r>
+        <w:rPr>
+          <w:rFonts w:ascii="Times New Roman" w:hAnsi="Times New Roman" w:cs="Times New Roman"/>
+        </w:rPr>
+        <w:t>unit test</w:t>
+      </w:r>
+      <w:proofErr w:type="gramEnd"/>
+      <w:r>
+        <w:rPr>
+          <w:rFonts w:ascii="Times New Roman" w:hAnsi="Times New Roman" w:cs="Times New Roman"/>
+        </w:rPr>
+        <w:t xml:space="preserve"> tests all the functionality of your driver to make sure the driver behavior is as expected.</w:t>
       </w:r>
     </w:p>
     <w:p>
@@ -6596,6 +6822,24 @@
         <w:pStyle w:val="ListParagraph"/>
         <w:numPr>
           <w:ilvl w:val="1"/>
+          <w:numId w:val="5"/>
+        </w:numPr>
+        <w:rPr>
+          <w:rFonts w:ascii="Times New Roman" w:hAnsi="Times New Roman" w:cs="Times New Roman"/>
+        </w:rPr>
+      </w:pPr>
+      <w:r>
+        <w:rPr>
+          <w:rFonts w:ascii="Times New Roman" w:hAnsi="Times New Roman" w:cs="Times New Roman"/>
+        </w:rPr>
+        <w:t>The following is an example testing plan for a DAC used to create audio.</w:t>
+      </w:r>
+    </w:p>
+    <w:p>
+      <w:pPr>
+        <w:pStyle w:val="ListParagraph"/>
+        <w:numPr>
+          <w:ilvl w:val="2"/>
           <w:numId w:val="11"/>
         </w:numPr>
         <w:rPr>
@@ -6606,7 +6850,7 @@
         <w:rPr>
           <w:rFonts w:ascii="Times New Roman" w:hAnsi="Times New Roman" w:cs="Times New Roman"/>
         </w:rPr>
-        <w:t>The following is an example testing plan for a DAC used to create audio.</w:t>
+        <w:t>Write the SSI/DAC software driver.</w:t>
       </w:r>
     </w:p>
     <w:p>
@@ -6614,17 +6858,17 @@
         <w:pStyle w:val="ListParagraph"/>
         <w:numPr>
           <w:ilvl w:val="2"/>
-          <w:numId w:val="33"/>
-        </w:numPr>
-        <w:rPr>
-          <w:rFonts w:ascii="Times New Roman" w:hAnsi="Times New Roman" w:cs="Times New Roman"/>
-        </w:rPr>
-      </w:pPr>
-      <w:r>
-        <w:rPr>
-          <w:rFonts w:ascii="Times New Roman" w:hAnsi="Times New Roman" w:cs="Times New Roman"/>
-        </w:rPr>
-        <w:t>Write the SSI/DAC software driver.</w:t>
+          <w:numId w:val="11"/>
+        </w:numPr>
+        <w:rPr>
+          <w:rFonts w:ascii="Times New Roman" w:hAnsi="Times New Roman" w:cs="Times New Roman"/>
+        </w:rPr>
+      </w:pPr>
+      <w:r>
+        <w:rPr>
+          <w:rFonts w:ascii="Times New Roman" w:hAnsi="Times New Roman" w:cs="Times New Roman"/>
+        </w:rPr>
+        <w:t>Build the DAC circuit.</w:t>
       </w:r>
     </w:p>
     <w:p>
@@ -6632,17 +6876,17 @@
         <w:pStyle w:val="ListParagraph"/>
         <w:numPr>
           <w:ilvl w:val="2"/>
-          <w:numId w:val="33"/>
-        </w:numPr>
-        <w:rPr>
-          <w:rFonts w:ascii="Times New Roman" w:hAnsi="Times New Roman" w:cs="Times New Roman"/>
-        </w:rPr>
-      </w:pPr>
-      <w:r>
-        <w:rPr>
-          <w:rFonts w:ascii="Times New Roman" w:hAnsi="Times New Roman" w:cs="Times New Roman"/>
-        </w:rPr>
-        <w:t>Build the DAC circuit.</w:t>
+          <w:numId w:val="11"/>
+        </w:numPr>
+        <w:rPr>
+          <w:rFonts w:ascii="Times New Roman" w:hAnsi="Times New Roman" w:cs="Times New Roman"/>
+        </w:rPr>
+      </w:pPr>
+      <w:r>
+        <w:rPr>
+          <w:rFonts w:ascii="Times New Roman" w:hAnsi="Times New Roman" w:cs="Times New Roman"/>
+        </w:rPr>
+        <w:t>Write interrupting software that outputs a sinewave.</w:t>
       </w:r>
     </w:p>
     <w:p>
@@ -6650,17 +6894,17 @@
         <w:pStyle w:val="ListParagraph"/>
         <w:numPr>
           <w:ilvl w:val="2"/>
-          <w:numId w:val="33"/>
-        </w:numPr>
-        <w:rPr>
-          <w:rFonts w:ascii="Times New Roman" w:hAnsi="Times New Roman" w:cs="Times New Roman"/>
-        </w:rPr>
-      </w:pPr>
-      <w:r>
-        <w:rPr>
-          <w:rFonts w:ascii="Times New Roman" w:hAnsi="Times New Roman" w:cs="Times New Roman"/>
-        </w:rPr>
-        <w:t>Write interrupting software that outputs a sinewave.</w:t>
+          <w:numId w:val="11"/>
+        </w:numPr>
+        <w:rPr>
+          <w:rFonts w:ascii="Times New Roman" w:hAnsi="Times New Roman" w:cs="Times New Roman"/>
+        </w:rPr>
+      </w:pPr>
+      <w:r>
+        <w:rPr>
+          <w:rFonts w:ascii="Times New Roman" w:hAnsi="Times New Roman" w:cs="Times New Roman"/>
+        </w:rPr>
+        <w:t>Verify the DAC output is a sine wave using the scope and spectrum analyzer.</w:t>
       </w:r>
     </w:p>
     <w:p>
@@ -6668,17 +6912,17 @@
         <w:pStyle w:val="ListParagraph"/>
         <w:numPr>
           <w:ilvl w:val="2"/>
-          <w:numId w:val="33"/>
-        </w:numPr>
-        <w:rPr>
-          <w:rFonts w:ascii="Times New Roman" w:hAnsi="Times New Roman" w:cs="Times New Roman"/>
-        </w:rPr>
-      </w:pPr>
-      <w:r>
-        <w:rPr>
-          <w:rFonts w:ascii="Times New Roman" w:hAnsi="Times New Roman" w:cs="Times New Roman"/>
-        </w:rPr>
-        <w:t>Verify the DAC output is a sine wave using the scope and spectrum analyzer.</w:t>
+          <w:numId w:val="11"/>
+        </w:numPr>
+        <w:rPr>
+          <w:rFonts w:ascii="Times New Roman" w:hAnsi="Times New Roman" w:cs="Times New Roman"/>
+        </w:rPr>
+      </w:pPr>
+      <w:r>
+        <w:rPr>
+          <w:rFonts w:ascii="Times New Roman" w:hAnsi="Times New Roman" w:cs="Times New Roman"/>
+        </w:rPr>
+        <w:t>Build the speaker amplifier circuit.</w:t>
       </w:r>
     </w:p>
     <w:p>
@@ -6686,17 +6930,17 @@
         <w:pStyle w:val="ListParagraph"/>
         <w:numPr>
           <w:ilvl w:val="2"/>
-          <w:numId w:val="33"/>
-        </w:numPr>
-        <w:rPr>
-          <w:rFonts w:ascii="Times New Roman" w:hAnsi="Times New Roman" w:cs="Times New Roman"/>
-        </w:rPr>
-      </w:pPr>
-      <w:r>
-        <w:rPr>
-          <w:rFonts w:ascii="Times New Roman" w:hAnsi="Times New Roman" w:cs="Times New Roman"/>
-        </w:rPr>
-        <w:t>Build the speaker amplifier circuit.</w:t>
+          <w:numId w:val="11"/>
+        </w:numPr>
+        <w:rPr>
+          <w:rFonts w:ascii="Times New Roman" w:hAnsi="Times New Roman" w:cs="Times New Roman"/>
+        </w:rPr>
+      </w:pPr>
+      <w:r>
+        <w:rPr>
+          <w:rFonts w:ascii="Times New Roman" w:hAnsi="Times New Roman" w:cs="Times New Roman"/>
+        </w:rPr>
+        <w:t>Verify the speaker outputs are sine waves using the scope and spectrum analyzer.</w:t>
       </w:r>
     </w:p>
     <w:p>
@@ -6704,25 +6948,7 @@
         <w:pStyle w:val="ListParagraph"/>
         <w:numPr>
           <w:ilvl w:val="2"/>
-          <w:numId w:val="33"/>
-        </w:numPr>
-        <w:rPr>
-          <w:rFonts w:ascii="Times New Roman" w:hAnsi="Times New Roman" w:cs="Times New Roman"/>
-        </w:rPr>
-      </w:pPr>
-      <w:r>
-        <w:rPr>
-          <w:rFonts w:ascii="Times New Roman" w:hAnsi="Times New Roman" w:cs="Times New Roman"/>
-        </w:rPr>
-        <w:t>Verify the speaker outputs are sine waves using the scope and spectrum analyzer.</w:t>
-      </w:r>
-    </w:p>
-    <w:p>
-      <w:pPr>
-        <w:pStyle w:val="ListParagraph"/>
-        <w:numPr>
-          <w:ilvl w:val="2"/>
-          <w:numId w:val="33"/>
+          <w:numId w:val="11"/>
         </w:numPr>
         <w:rPr>
           <w:rFonts w:ascii="Times New Roman" w:hAnsi="Times New Roman" w:cs="Times New Roman"/>
@@ -6754,7 +6980,7 @@
         <w:pStyle w:val="ListParagraph"/>
         <w:numPr>
           <w:ilvl w:val="0"/>
-          <w:numId w:val="11"/>
+          <w:numId w:val="5"/>
         </w:numPr>
         <w:rPr>
           <w:rFonts w:ascii="Times New Roman" w:hAnsi="Times New Roman" w:cs="Times New Roman"/>
@@ -6810,7 +7036,21 @@
         <w:rPr>
           <w:rFonts w:ascii="Times New Roman" w:hAnsi="Times New Roman" w:cs="Times New Roman"/>
         </w:rPr>
-        <w:t>For lab demo, we ask for the following:</w:t>
+        <w:t xml:space="preserve">For </w:t>
+      </w:r>
+      <w:proofErr w:type="gramStart"/>
+      <w:r>
+        <w:rPr>
+          <w:rFonts w:ascii="Times New Roman" w:hAnsi="Times New Roman" w:cs="Times New Roman"/>
+        </w:rPr>
+        <w:t>lab</w:t>
+      </w:r>
+      <w:proofErr w:type="gramEnd"/>
+      <w:r>
+        <w:rPr>
+          <w:rFonts w:ascii="Times New Roman" w:hAnsi="Times New Roman" w:cs="Times New Roman"/>
+        </w:rPr>
+        <w:t xml:space="preserve"> demo, we ask for the following:</w:t>
       </w:r>
     </w:p>
     <w:p>
@@ -7049,7 +7289,21 @@
         <w:rPr>
           <w:rFonts w:ascii="Times New Roman" w:hAnsi="Times New Roman" w:cs="Times New Roman"/>
         </w:rPr>
-        <w:t>cost estimation generated from the BoM.</w:t>
+        <w:t xml:space="preserve">cost estimation generated </w:t>
+      </w:r>
+      <w:proofErr w:type="gramStart"/>
+      <w:r>
+        <w:rPr>
+          <w:rFonts w:ascii="Times New Roman" w:hAnsi="Times New Roman" w:cs="Times New Roman"/>
+        </w:rPr>
+        <w:t>from</w:t>
+      </w:r>
+      <w:proofErr w:type="gramEnd"/>
+      <w:r>
+        <w:rPr>
+          <w:rFonts w:ascii="Times New Roman" w:hAnsi="Times New Roman" w:cs="Times New Roman"/>
+        </w:rPr>
+        <w:t xml:space="preserve"> the BoM.</w:t>
       </w:r>
       <w:r>
         <w:rPr>
@@ -7336,7 +7590,21 @@
         <w:rPr>
           <w:rFonts w:ascii="Times New Roman" w:hAnsi="Times New Roman" w:cs="Times New Roman"/>
         </w:rPr>
-        <w:t xml:space="preserve"> This extra credit can be completed until lab </w:t>
+        <w:t xml:space="preserve"> This extra credit can be completed </w:t>
+      </w:r>
+      <w:proofErr w:type="gramStart"/>
+      <w:r>
+        <w:rPr>
+          <w:rFonts w:ascii="Times New Roman" w:hAnsi="Times New Roman" w:cs="Times New Roman"/>
+        </w:rPr>
+        <w:t>until</w:t>
+      </w:r>
+      <w:proofErr w:type="gramEnd"/>
+      <w:r>
+        <w:rPr>
+          <w:rFonts w:ascii="Times New Roman" w:hAnsi="Times New Roman" w:cs="Times New Roman"/>
+        </w:rPr>
+        <w:t xml:space="preserve"> lab </w:t>
       </w:r>
       <w:r>
         <w:rPr>
@@ -7417,7 +7685,7 @@
         <w:pStyle w:val="ListParagraph"/>
         <w:numPr>
           <w:ilvl w:val="0"/>
-          <w:numId w:val="69"/>
+          <w:numId w:val="17"/>
         </w:numPr>
         <w:rPr>
           <w:rFonts w:ascii="Times New Roman" w:hAnsi="Times New Roman" w:cs="Times New Roman"/>
@@ -7435,7 +7703,7 @@
         <w:pStyle w:val="ListParagraph"/>
         <w:numPr>
           <w:ilvl w:val="0"/>
-          <w:numId w:val="69"/>
+          <w:numId w:val="17"/>
         </w:numPr>
         <w:rPr>
           <w:rFonts w:ascii="Times New Roman" w:hAnsi="Times New Roman" w:cs="Times New Roman"/>
@@ -7453,7 +7721,7 @@
         <w:pStyle w:val="ListParagraph"/>
         <w:numPr>
           <w:ilvl w:val="0"/>
-          <w:numId w:val="69"/>
+          <w:numId w:val="17"/>
         </w:numPr>
         <w:rPr>
           <w:rFonts w:ascii="Times New Roman" w:hAnsi="Times New Roman" w:cs="Times New Roman"/>
@@ -7484,7 +7752,7 @@
         <w:pStyle w:val="ListParagraph"/>
         <w:numPr>
           <w:ilvl w:val="0"/>
-          <w:numId w:val="70"/>
+          <w:numId w:val="18"/>
         </w:numPr>
         <w:rPr>
           <w:rFonts w:ascii="Times New Roman" w:hAnsi="Times New Roman" w:cs="Times New Roman"/>
@@ -7502,7 +7770,7 @@
         <w:pStyle w:val="ListParagraph"/>
         <w:numPr>
           <w:ilvl w:val="0"/>
-          <w:numId w:val="70"/>
+          <w:numId w:val="18"/>
         </w:numPr>
         <w:rPr>
           <w:rFonts w:ascii="Times New Roman" w:hAnsi="Times New Roman" w:cs="Times New Roman"/>
@@ -7520,7 +7788,7 @@
         <w:pStyle w:val="ListParagraph"/>
         <w:numPr>
           <w:ilvl w:val="0"/>
-          <w:numId w:val="70"/>
+          <w:numId w:val="18"/>
         </w:numPr>
         <w:rPr>
           <w:rFonts w:ascii="Times New Roman" w:hAnsi="Times New Roman" w:cs="Times New Roman"/>
@@ -7538,7 +7806,7 @@
         <w:pStyle w:val="ListParagraph"/>
         <w:numPr>
           <w:ilvl w:val="0"/>
-          <w:numId w:val="70"/>
+          <w:numId w:val="18"/>
         </w:numPr>
         <w:rPr>
           <w:rFonts w:ascii="Times New Roman" w:hAnsi="Times New Roman" w:cs="Times New Roman"/>
@@ -7556,7 +7824,7 @@
         <w:pStyle w:val="ListParagraph"/>
         <w:numPr>
           <w:ilvl w:val="0"/>
-          <w:numId w:val="70"/>
+          <w:numId w:val="18"/>
         </w:numPr>
         <w:rPr>
           <w:rFonts w:ascii="Times New Roman" w:hAnsi="Times New Roman" w:cs="Times New Roman"/>
@@ -7574,17 +7842,31 @@
         <w:pStyle w:val="ListParagraph"/>
         <w:numPr>
           <w:ilvl w:val="0"/>
-          <w:numId w:val="70"/>
-        </w:numPr>
-        <w:rPr>
-          <w:rFonts w:ascii="Times New Roman" w:hAnsi="Times New Roman" w:cs="Times New Roman"/>
-        </w:rPr>
-      </w:pPr>
-      <w:r>
-        <w:rPr>
-          <w:rFonts w:ascii="Times New Roman" w:hAnsi="Times New Roman" w:cs="Times New Roman"/>
-        </w:rPr>
-        <w:t>Used vs total bandwidth of IC to IC communication protocols (UART, SPI, I2C, CAN, etc.)</w:t>
+          <w:numId w:val="18"/>
+        </w:numPr>
+        <w:rPr>
+          <w:rFonts w:ascii="Times New Roman" w:hAnsi="Times New Roman" w:cs="Times New Roman"/>
+        </w:rPr>
+      </w:pPr>
+      <w:r>
+        <w:rPr>
+          <w:rFonts w:ascii="Times New Roman" w:hAnsi="Times New Roman" w:cs="Times New Roman"/>
+        </w:rPr>
+        <w:t xml:space="preserve">Used vs total bandwidth of </w:t>
+      </w:r>
+      <w:proofErr w:type="gramStart"/>
+      <w:r>
+        <w:rPr>
+          <w:rFonts w:ascii="Times New Roman" w:hAnsi="Times New Roman" w:cs="Times New Roman"/>
+        </w:rPr>
+        <w:t>IC to IC</w:t>
+      </w:r>
+      <w:proofErr w:type="gramEnd"/>
+      <w:r>
+        <w:rPr>
+          <w:rFonts w:ascii="Times New Roman" w:hAnsi="Times New Roman" w:cs="Times New Roman"/>
+        </w:rPr>
+        <w:t xml:space="preserve"> communication protocols (UART, SPI, I2C, CAN, etc.)</w:t>
       </w:r>
     </w:p>
     <w:p>
@@ -7652,7 +7934,7 @@
         <w:pStyle w:val="ListParagraph"/>
         <w:numPr>
           <w:ilvl w:val="0"/>
-          <w:numId w:val="8"/>
+          <w:numId w:val="4"/>
         </w:numPr>
         <w:rPr>
           <w:rFonts w:ascii="Times New Roman" w:hAnsi="Times New Roman" w:cs="Times New Roman"/>
@@ -7682,7 +7964,7 @@
         <w:pStyle w:val="ListParagraph"/>
         <w:numPr>
           <w:ilvl w:val="0"/>
-          <w:numId w:val="8"/>
+          <w:numId w:val="4"/>
         </w:numPr>
         <w:rPr>
           <w:rFonts w:ascii="Times New Roman" w:hAnsi="Times New Roman" w:cs="Times New Roman"/>
@@ -7787,7 +8069,7 @@
         <w:pStyle w:val="ListParagraph"/>
         <w:numPr>
           <w:ilvl w:val="0"/>
-          <w:numId w:val="7"/>
+          <w:numId w:val="3"/>
         </w:numPr>
         <w:rPr>
           <w:rFonts w:ascii="Times New Roman" w:hAnsi="Times New Roman" w:cs="Times New Roman"/>
@@ -7805,7 +8087,7 @@
         <w:pStyle w:val="ListParagraph"/>
         <w:numPr>
           <w:ilvl w:val="0"/>
-          <w:numId w:val="7"/>
+          <w:numId w:val="3"/>
         </w:numPr>
         <w:rPr>
           <w:rFonts w:ascii="Times New Roman" w:hAnsi="Times New Roman" w:cs="Times New Roman"/>
@@ -7836,7 +8118,7 @@
         <w:pStyle w:val="ListParagraph"/>
         <w:numPr>
           <w:ilvl w:val="0"/>
-          <w:numId w:val="5"/>
+          <w:numId w:val="2"/>
         </w:numPr>
         <w:rPr>
           <w:rFonts w:ascii="Times New Roman" w:hAnsi="Times New Roman" w:cs="Times New Roman"/>
@@ -7860,7 +8142,7 @@
         <w:pStyle w:val="ListParagraph"/>
         <w:numPr>
           <w:ilvl w:val="1"/>
-          <w:numId w:val="5"/>
+          <w:numId w:val="2"/>
         </w:numPr>
         <w:rPr>
           <w:rFonts w:ascii="Times New Roman" w:hAnsi="Times New Roman" w:cs="Times New Roman"/>
@@ -7878,7 +8160,7 @@
         <w:pStyle w:val="ListParagraph"/>
         <w:numPr>
           <w:ilvl w:val="1"/>
-          <w:numId w:val="5"/>
+          <w:numId w:val="2"/>
         </w:numPr>
         <w:rPr>
           <w:rFonts w:ascii="Times New Roman" w:hAnsi="Times New Roman" w:cs="Times New Roman"/>
@@ -7896,7 +8178,7 @@
         <w:pStyle w:val="ListParagraph"/>
         <w:numPr>
           <w:ilvl w:val="1"/>
-          <w:numId w:val="5"/>
+          <w:numId w:val="2"/>
         </w:numPr>
         <w:rPr>
           <w:rFonts w:ascii="Times New Roman" w:hAnsi="Times New Roman" w:cs="Times New Roman"/>
@@ -7928,7 +8210,7 @@
         <w:pStyle w:val="ListParagraph"/>
         <w:numPr>
           <w:ilvl w:val="0"/>
-          <w:numId w:val="5"/>
+          <w:numId w:val="2"/>
         </w:numPr>
         <w:rPr>
           <w:rFonts w:ascii="Times New Roman" w:hAnsi="Times New Roman" w:cs="Times New Roman"/>
@@ -7946,7 +8228,7 @@
         <w:pStyle w:val="ListParagraph"/>
         <w:numPr>
           <w:ilvl w:val="1"/>
-          <w:numId w:val="5"/>
+          <w:numId w:val="2"/>
         </w:numPr>
         <w:rPr>
           <w:rFonts w:ascii="Times New Roman" w:hAnsi="Times New Roman" w:cs="Times New Roman"/>
@@ -7982,7 +8264,7 @@
         <w:pStyle w:val="ListParagraph"/>
         <w:numPr>
           <w:ilvl w:val="1"/>
-          <w:numId w:val="5"/>
+          <w:numId w:val="2"/>
         </w:numPr>
         <w:rPr>
           <w:rFonts w:ascii="Times New Roman" w:hAnsi="Times New Roman" w:cs="Times New Roman"/>
@@ -8000,7 +8282,7 @@
         <w:pStyle w:val="ListParagraph"/>
         <w:numPr>
           <w:ilvl w:val="0"/>
-          <w:numId w:val="5"/>
+          <w:numId w:val="2"/>
         </w:numPr>
         <w:rPr>
           <w:rFonts w:ascii="Times New Roman" w:hAnsi="Times New Roman" w:cs="Times New Roman"/>
@@ -8018,7 +8300,7 @@
         <w:pStyle w:val="ListParagraph"/>
         <w:numPr>
           <w:ilvl w:val="1"/>
-          <w:numId w:val="5"/>
+          <w:numId w:val="2"/>
         </w:numPr>
         <w:rPr>
           <w:rFonts w:ascii="Times New Roman" w:hAnsi="Times New Roman" w:cs="Times New Roman"/>
@@ -8036,7 +8318,7 @@
         <w:pStyle w:val="ListParagraph"/>
         <w:numPr>
           <w:ilvl w:val="1"/>
-          <w:numId w:val="5"/>
+          <w:numId w:val="2"/>
         </w:numPr>
         <w:rPr>
           <w:rFonts w:ascii="Times New Roman" w:hAnsi="Times New Roman" w:cs="Times New Roman"/>
@@ -8068,7 +8350,7 @@
         <w:pStyle w:val="ListParagraph"/>
         <w:numPr>
           <w:ilvl w:val="1"/>
-          <w:numId w:val="5"/>
+          <w:numId w:val="2"/>
         </w:numPr>
         <w:rPr>
           <w:rFonts w:ascii="Times New Roman" w:hAnsi="Times New Roman" w:cs="Times New Roman"/>
@@ -8100,7 +8382,7 @@
         <w:pStyle w:val="ListParagraph"/>
         <w:numPr>
           <w:ilvl w:val="1"/>
-          <w:numId w:val="5"/>
+          <w:numId w:val="2"/>
         </w:numPr>
         <w:rPr>
           <w:rFonts w:ascii="Times New Roman" w:hAnsi="Times New Roman" w:cs="Times New Roman"/>
@@ -8132,7 +8414,7 @@
         <w:pStyle w:val="ListParagraph"/>
         <w:numPr>
           <w:ilvl w:val="1"/>
-          <w:numId w:val="5"/>
+          <w:numId w:val="2"/>
         </w:numPr>
         <w:rPr>
           <w:rFonts w:ascii="Times New Roman" w:hAnsi="Times New Roman" w:cs="Times New Roman"/>
@@ -8150,7 +8432,7 @@
         <w:pStyle w:val="ListParagraph"/>
         <w:numPr>
           <w:ilvl w:val="1"/>
-          <w:numId w:val="5"/>
+          <w:numId w:val="2"/>
         </w:numPr>
         <w:rPr>
           <w:rFonts w:ascii="Times New Roman" w:hAnsi="Times New Roman" w:cs="Times New Roman"/>
@@ -8168,7 +8450,7 @@
         <w:pStyle w:val="ListParagraph"/>
         <w:numPr>
           <w:ilvl w:val="0"/>
-          <w:numId w:val="5"/>
+          <w:numId w:val="2"/>
         </w:numPr>
         <w:rPr>
           <w:rFonts w:ascii="Times New Roman" w:hAnsi="Times New Roman" w:cs="Times New Roman"/>
@@ -8186,7 +8468,7 @@
         <w:pStyle w:val="ListParagraph"/>
         <w:numPr>
           <w:ilvl w:val="1"/>
-          <w:numId w:val="5"/>
+          <w:numId w:val="2"/>
         </w:numPr>
         <w:rPr>
           <w:rFonts w:ascii="Times New Roman" w:hAnsi="Times New Roman" w:cs="Times New Roman"/>
@@ -8204,7 +8486,7 @@
         <w:pStyle w:val="ListParagraph"/>
         <w:numPr>
           <w:ilvl w:val="1"/>
-          <w:numId w:val="5"/>
+          <w:numId w:val="2"/>
         </w:numPr>
         <w:rPr>
           <w:rFonts w:ascii="Times New Roman" w:hAnsi="Times New Roman" w:cs="Times New Roman"/>
@@ -8222,7 +8504,7 @@
         <w:pStyle w:val="ListParagraph"/>
         <w:numPr>
           <w:ilvl w:val="0"/>
-          <w:numId w:val="5"/>
+          <w:numId w:val="2"/>
         </w:numPr>
         <w:rPr>
           <w:rFonts w:ascii="Times New Roman" w:hAnsi="Times New Roman" w:cs="Times New Roman"/>
@@ -8240,7 +8522,7 @@
         <w:pStyle w:val="ListParagraph"/>
         <w:numPr>
           <w:ilvl w:val="1"/>
-          <w:numId w:val="5"/>
+          <w:numId w:val="2"/>
         </w:numPr>
         <w:rPr>
           <w:rFonts w:ascii="Times New Roman" w:hAnsi="Times New Roman" w:cs="Times New Roman"/>
@@ -8272,7 +8554,7 @@
         <w:pStyle w:val="ListParagraph"/>
         <w:numPr>
           <w:ilvl w:val="1"/>
-          <w:numId w:val="5"/>
+          <w:numId w:val="2"/>
         </w:numPr>
         <w:rPr>
           <w:rFonts w:ascii="Times New Roman" w:hAnsi="Times New Roman" w:cs="Times New Roman"/>
@@ -8304,7 +8586,7 @@
         <w:pStyle w:val="ListParagraph"/>
         <w:numPr>
           <w:ilvl w:val="1"/>
-          <w:numId w:val="5"/>
+          <w:numId w:val="2"/>
         </w:numPr>
         <w:rPr>
           <w:rFonts w:ascii="Times New Roman" w:hAnsi="Times New Roman" w:cs="Times New Roman"/>
@@ -8322,17 +8604,31 @@
         <w:pStyle w:val="ListParagraph"/>
         <w:numPr>
           <w:ilvl w:val="1"/>
-          <w:numId w:val="5"/>
-        </w:numPr>
-        <w:rPr>
-          <w:rFonts w:ascii="Times New Roman" w:hAnsi="Times New Roman" w:cs="Times New Roman"/>
-        </w:rPr>
-      </w:pPr>
-      <w:r>
-        <w:rPr>
-          <w:rFonts w:ascii="Times New Roman" w:hAnsi="Times New Roman" w:cs="Times New Roman"/>
-        </w:rPr>
-        <w:t>http://www.newark.com/ Newark - Similar to Avnet</w:t>
+          <w:numId w:val="2"/>
+        </w:numPr>
+        <w:rPr>
+          <w:rFonts w:ascii="Times New Roman" w:hAnsi="Times New Roman" w:cs="Times New Roman"/>
+        </w:rPr>
+      </w:pPr>
+      <w:r>
+        <w:rPr>
+          <w:rFonts w:ascii="Times New Roman" w:hAnsi="Times New Roman" w:cs="Times New Roman"/>
+        </w:rPr>
+        <w:t xml:space="preserve">http://www.newark.com/ Newark - </w:t>
+      </w:r>
+      <w:proofErr w:type="gramStart"/>
+      <w:r>
+        <w:rPr>
+          <w:rFonts w:ascii="Times New Roman" w:hAnsi="Times New Roman" w:cs="Times New Roman"/>
+        </w:rPr>
+        <w:t>Similar to</w:t>
+      </w:r>
+      <w:proofErr w:type="gramEnd"/>
+      <w:r>
+        <w:rPr>
+          <w:rFonts w:ascii="Times New Roman" w:hAnsi="Times New Roman" w:cs="Times New Roman"/>
+        </w:rPr>
+        <w:t xml:space="preserve"> Avnet</w:t>
       </w:r>
     </w:p>
     <w:p>
@@ -8701,21 +8997,35 @@
         <w:rPr>
           <w:rFonts w:ascii="Times New Roman" w:hAnsi="Times New Roman" w:cs="Times New Roman"/>
         </w:rPr>
-        <w:t>https://www.youtube.com/playlist?list=PLqUBXn7oPxmxXZYo1X_91ucJfMEAJdrzt  (PCB Design)</w:t>
-      </w:r>
-    </w:p>
-    <w:p>
-      <w:pPr>
-        <w:rPr>
-          <w:rFonts w:ascii="Times New Roman" w:hAnsi="Times New Roman" w:cs="Times New Roman"/>
-        </w:rPr>
-      </w:pPr>
+        <w:t>https://www.youtube.com/playlist?list=PLqUBXn7oPxmxXZYo1X_91ucJfMEAJdrzt (</w:t>
+      </w:r>
+      <w:r>
+        <w:rPr>
+          <w:rFonts w:ascii="Times New Roman" w:hAnsi="Times New Roman" w:cs="Times New Roman"/>
+        </w:rPr>
+        <w:t>PCB Design)</w:t>
+      </w:r>
+    </w:p>
+    <w:p>
+      <w:pPr>
+        <w:rPr>
+          <w:rFonts w:ascii="Times New Roman" w:hAnsi="Times New Roman" w:cs="Times New Roman"/>
+        </w:rPr>
+      </w:pPr>
+      <w:proofErr w:type="gramStart"/>
       <w:r>
         <w:rPr>
           <w:rFonts w:ascii="Times New Roman" w:hAnsi="Times New Roman" w:cs="Times New Roman"/>
         </w:rPr>
         <w:lastRenderedPageBreak/>
-        <w:t>https://www.youtube.com/playlist?list=PLqUBXn7oPxmzVwcAnNQxI12CLg_SvGdOF  (PCB Backlog)</w:t>
+        <w:t>https://www.youtube.com/playlist?list=PLqUBXn7oPxmzVwcAnNQxI12CLg_SvGdOF  (</w:t>
+      </w:r>
+      <w:proofErr w:type="gramEnd"/>
+      <w:r>
+        <w:rPr>
+          <w:rFonts w:ascii="Times New Roman" w:hAnsi="Times New Roman" w:cs="Times New Roman"/>
+        </w:rPr>
+        <w:t>PCB Backlog)</w:t>
       </w:r>
     </w:p>
     <w:sectPr>
@@ -8938,116 +9248,6 @@
 <file path=word/numbering.xml><?xml version="1.0" encoding="utf-8"?>
 <w:numbering xmlns:wpc="http://schemas.microsoft.com/office/word/2010/wordprocessingCanvas" xmlns:cx="http://schemas.microsoft.com/office/drawing/2014/chartex" xmlns:cx1="http://schemas.microsoft.com/office/drawing/2015/9/8/chartex" xmlns:cx2="http://schemas.microsoft.com/office/drawing/2015/10/21/chartex" xmlns:cx3="http://schemas.microsoft.com/office/drawing/2016/5/9/chartex" xmlns:cx4="http://schemas.microsoft.com/office/drawing/2016/5/10/chartex" xmlns:cx5="http://schemas.microsoft.com/office/drawing/2016/5/11/chartex" xmlns:cx6="http://schemas.microsoft.com/office/drawing/2016/5/12/chartex" xmlns:cx7="http://schemas.microsoft.com/office/drawing/2016/5/13/chartex" xmlns:cx8="http://schemas.microsoft.com/office/drawing/2016/5/14/chartex" xmlns:mc="http://schemas.openxmlformats.org/markup-compatibility/2006" xmlns:aink="http://schemas.microsoft.com/office/drawing/2016/ink" xmlns:am3d="http://schemas.microsoft.com/office/drawing/2017/model3d" xmlns:o="urn:schemas-microsoft-com:office:office" xmlns:oel="http://schemas.microsoft.com/office/2019/extlst" xmlns:r="http://schemas.openxmlformats.org/officeDocument/2006/relationships" xmlns:m="http://schemas.openxmlformats.org/officeDocument/2006/math" xmlns:v="urn:schemas-microsoft-com:vml" xmlns:wp14="http://schemas.microsoft.com/office/word/2010/wordprocessingDrawing" xmlns:wp="http://schemas.openxmlformats.org/drawingml/2006/wordprocessingDrawing" xmlns:w10="urn:schemas-microsoft-com:office:word" xmlns:w="http://schemas.openxmlformats.org/wordprocessingml/2006/main" xmlns:w14="http://schemas.microsoft.com/office/word/2010/wordml" xmlns:w15="http://schemas.microsoft.com/office/word/2012/wordml" xmlns:w16cex="http://schemas.microsoft.com/office/word/2018/wordml/cex" xmlns:w16cid="http://schemas.microsoft.com/office/word/2016/wordml/cid" xmlns:w16="http://schemas.microsoft.com/office/word/2018/wordml" xmlns:w16du="http://schemas.microsoft.com/office/word/2023/wordml/word16du" xmlns:w16sdtdh="http://schemas.microsoft.com/office/word/2020/wordml/sdtdatahash" xmlns:w16sdtfl="http://schemas.microsoft.com/office/word/2024/wordml/sdtformatlock" xmlns:w16se="http://schemas.microsoft.com/office/word/2015/wordml/symex" xmlns:wpg="http://schemas.microsoft.com/office/word/2010/wordprocessingGroup" xmlns:wpi="http://schemas.microsoft.com/office/word/2010/wordprocessingInk" xmlns:wne="http://schemas.microsoft.com/office/word/2006/wordml" xmlns:wps="http://schemas.microsoft.com/office/word/2010/wordprocessingShape" mc:Ignorable="w14 w15 w16se w16cid w16 w16cex w16sdtdh w16sdtfl w16du wp14">
   <w:abstractNum w:abstractNumId="0" w15:restartNumberingAfterBreak="0">
-    <w:nsid w:val="034F043F"/>
-    <w:multiLevelType w:val="hybridMultilevel"/>
-    <w:tmpl w:val="3BC0A3EA"/>
-    <w:lvl w:ilvl="0" w:tplc="F5F8C0D6">
-      <w:start w:val="5"/>
-      <w:numFmt w:val="bullet"/>
-      <w:lvlText w:val=""/>
-      <w:lvlJc w:val="left"/>
-      <w:pPr>
-        <w:ind w:left="720" w:hanging="360"/>
-      </w:pPr>
-      <w:rPr>
-        <w:rFonts w:ascii="Symbol" w:hAnsi="Symbol" w:hint="default"/>
-      </w:rPr>
-    </w:lvl>
-    <w:lvl w:ilvl="1" w:tplc="4A4A8DA0">
-      <w:start w:val="1"/>
-      <w:numFmt w:val="upperLetter"/>
-      <w:lvlText w:val="%2)"/>
-      <w:lvlJc w:val="left"/>
-      <w:pPr>
-        <w:ind w:left="1440" w:hanging="360"/>
-      </w:pPr>
-    </w:lvl>
-    <w:lvl w:ilvl="2" w:tplc="C0F61160">
-      <w:start w:val="1"/>
-      <w:numFmt w:val="bullet"/>
-      <w:lvlText w:val=""/>
-      <w:lvlJc w:val="left"/>
-      <w:pPr>
-        <w:ind w:left="2160" w:hanging="360"/>
-      </w:pPr>
-      <w:rPr>
-        <w:rFonts w:ascii="Wingdings" w:hAnsi="Wingdings" w:hint="default"/>
-      </w:rPr>
-    </w:lvl>
-    <w:lvl w:ilvl="3" w:tplc="DC703356">
-      <w:start w:val="1"/>
-      <w:numFmt w:val="bullet"/>
-      <w:lvlText w:val=""/>
-      <w:lvlJc w:val="left"/>
-      <w:pPr>
-        <w:ind w:left="2880" w:hanging="360"/>
-      </w:pPr>
-      <w:rPr>
-        <w:rFonts w:ascii="Symbol" w:hAnsi="Symbol" w:hint="default"/>
-      </w:rPr>
-    </w:lvl>
-    <w:lvl w:ilvl="4" w:tplc="C6427E66">
-      <w:start w:val="1"/>
-      <w:numFmt w:val="bullet"/>
-      <w:lvlText w:val="o"/>
-      <w:lvlJc w:val="left"/>
-      <w:pPr>
-        <w:ind w:left="3600" w:hanging="360"/>
-      </w:pPr>
-      <w:rPr>
-        <w:rFonts w:ascii="Courier New" w:hAnsi="Courier New" w:hint="default"/>
-      </w:rPr>
-    </w:lvl>
-    <w:lvl w:ilvl="5" w:tplc="A0E4F216">
-      <w:start w:val="1"/>
-      <w:numFmt w:val="bullet"/>
-      <w:lvlText w:val=""/>
-      <w:lvlJc w:val="left"/>
-      <w:pPr>
-        <w:ind w:left="4320" w:hanging="360"/>
-      </w:pPr>
-      <w:rPr>
-        <w:rFonts w:ascii="Wingdings" w:hAnsi="Wingdings" w:hint="default"/>
-      </w:rPr>
-    </w:lvl>
-    <w:lvl w:ilvl="6" w:tplc="ECFE63F4">
-      <w:start w:val="1"/>
-      <w:numFmt w:val="bullet"/>
-      <w:lvlText w:val=""/>
-      <w:lvlJc w:val="left"/>
-      <w:pPr>
-        <w:ind w:left="5040" w:hanging="360"/>
-      </w:pPr>
-      <w:rPr>
-        <w:rFonts w:ascii="Symbol" w:hAnsi="Symbol" w:hint="default"/>
-      </w:rPr>
-    </w:lvl>
-    <w:lvl w:ilvl="7" w:tplc="1B70E6A2">
-      <w:start w:val="1"/>
-      <w:numFmt w:val="bullet"/>
-      <w:lvlText w:val="o"/>
-      <w:lvlJc w:val="left"/>
-      <w:pPr>
-        <w:ind w:left="5760" w:hanging="360"/>
-      </w:pPr>
-      <w:rPr>
-        <w:rFonts w:ascii="Courier New" w:hAnsi="Courier New" w:hint="default"/>
-      </w:rPr>
-    </w:lvl>
-    <w:lvl w:ilvl="8" w:tplc="6668016C">
-      <w:start w:val="1"/>
-      <w:numFmt w:val="bullet"/>
-      <w:lvlText w:val=""/>
-      <w:lvlJc w:val="left"/>
-      <w:pPr>
-        <w:ind w:left="6480" w:hanging="360"/>
-      </w:pPr>
-      <w:rPr>
-        <w:rFonts w:ascii="Wingdings" w:hAnsi="Wingdings" w:hint="default"/>
-      </w:rPr>
-    </w:lvl>
-  </w:abstractNum>
-  <w:abstractNum w:abstractNumId="1" w15:restartNumberingAfterBreak="0">
     <w:nsid w:val="050D5893"/>
     <w:multiLevelType w:val="multilevel"/>
     <w:tmpl w:val="3954C310"/>
@@ -9133,93 +9333,7 @@
       </w:pPr>
     </w:lvl>
   </w:abstractNum>
-  <w:abstractNum w:abstractNumId="2" w15:restartNumberingAfterBreak="0">
-    <w:nsid w:val="0862D03F"/>
-    <w:multiLevelType w:val="hybridMultilevel"/>
-    <w:tmpl w:val="1F902C4A"/>
-    <w:lvl w:ilvl="0" w:tplc="76F899DC">
-      <w:start w:val="1"/>
-      <w:numFmt w:val="decimal"/>
-      <w:lvlText w:val="%1."/>
-      <w:lvlJc w:val="left"/>
-      <w:pPr>
-        <w:ind w:left="720" w:hanging="360"/>
-      </w:pPr>
-    </w:lvl>
-    <w:lvl w:ilvl="1" w:tplc="FA0C5C66">
-      <w:start w:val="1"/>
-      <w:numFmt w:val="lowerLetter"/>
-      <w:lvlText w:val="%2."/>
-      <w:lvlJc w:val="left"/>
-      <w:pPr>
-        <w:ind w:left="1440" w:hanging="360"/>
-      </w:pPr>
-    </w:lvl>
-    <w:lvl w:ilvl="2" w:tplc="111E16FC">
-      <w:start w:val="1"/>
-      <w:numFmt w:val="lowerRoman"/>
-      <w:lvlText w:val="%3."/>
-      <w:lvlJc w:val="right"/>
-      <w:pPr>
-        <w:ind w:left="2160" w:hanging="180"/>
-      </w:pPr>
-    </w:lvl>
-    <w:lvl w:ilvl="3" w:tplc="22962346">
-      <w:start w:val="1"/>
-      <w:numFmt w:val="decimal"/>
-      <w:lvlText w:val="%4."/>
-      <w:lvlJc w:val="left"/>
-      <w:pPr>
-        <w:ind w:left="2880" w:hanging="360"/>
-      </w:pPr>
-    </w:lvl>
-    <w:lvl w:ilvl="4" w:tplc="8FEAAB76">
-      <w:start w:val="1"/>
-      <w:numFmt w:val="lowerLetter"/>
-      <w:lvlText w:val="%5."/>
-      <w:lvlJc w:val="left"/>
-      <w:pPr>
-        <w:ind w:left="3600" w:hanging="360"/>
-      </w:pPr>
-    </w:lvl>
-    <w:lvl w:ilvl="5" w:tplc="71506B48">
-      <w:start w:val="1"/>
-      <w:numFmt w:val="lowerRoman"/>
-      <w:lvlText w:val="%6."/>
-      <w:lvlJc w:val="right"/>
-      <w:pPr>
-        <w:ind w:left="4320" w:hanging="180"/>
-      </w:pPr>
-    </w:lvl>
-    <w:lvl w:ilvl="6" w:tplc="0E3EB648">
-      <w:start w:val="1"/>
-      <w:numFmt w:val="decimal"/>
-      <w:lvlText w:val="%7."/>
-      <w:lvlJc w:val="left"/>
-      <w:pPr>
-        <w:ind w:left="5040" w:hanging="360"/>
-      </w:pPr>
-    </w:lvl>
-    <w:lvl w:ilvl="7" w:tplc="92786CD6">
-      <w:start w:val="1"/>
-      <w:numFmt w:val="lowerLetter"/>
-      <w:lvlText w:val="%8."/>
-      <w:lvlJc w:val="left"/>
-      <w:pPr>
-        <w:ind w:left="5760" w:hanging="360"/>
-      </w:pPr>
-    </w:lvl>
-    <w:lvl w:ilvl="8" w:tplc="C34A615C">
-      <w:start w:val="1"/>
-      <w:numFmt w:val="lowerRoman"/>
-      <w:lvlText w:val="%9."/>
-      <w:lvlJc w:val="right"/>
-      <w:pPr>
-        <w:ind w:left="6480" w:hanging="180"/>
-      </w:pPr>
-    </w:lvl>
-  </w:abstractNum>
-  <w:abstractNum w:abstractNumId="3" w15:restartNumberingAfterBreak="0">
+  <w:abstractNum w:abstractNumId="1" w15:restartNumberingAfterBreak="0">
     <w:nsid w:val="0891AEC6"/>
     <w:multiLevelType w:val="multilevel"/>
     <w:tmpl w:val="7CE4C582"/>
@@ -9305,7 +9419,7 @@
       </w:pPr>
     </w:lvl>
   </w:abstractNum>
-  <w:abstractNum w:abstractNumId="4" w15:restartNumberingAfterBreak="0">
+  <w:abstractNum w:abstractNumId="2" w15:restartNumberingAfterBreak="0">
     <w:nsid w:val="097338A2"/>
     <w:multiLevelType w:val="hybridMultilevel"/>
     <w:tmpl w:val="DD905FB0"/>
@@ -9418,628 +9532,7 @@
       </w:rPr>
     </w:lvl>
   </w:abstractNum>
-  <w:abstractNum w:abstractNumId="5" w15:restartNumberingAfterBreak="0">
-    <w:nsid w:val="0A26F0FB"/>
-    <w:multiLevelType w:val="hybridMultilevel"/>
-    <w:tmpl w:val="3796BE08"/>
-    <w:lvl w:ilvl="0" w:tplc="CC8CD06C">
-      <w:numFmt w:val="bullet"/>
-      <w:lvlText w:val=""/>
-      <w:lvlJc w:val="left"/>
-      <w:pPr>
-        <w:ind w:left="720" w:hanging="360"/>
-      </w:pPr>
-      <w:rPr>
-        <w:rFonts w:ascii="Symbol" w:hAnsi="Symbol" w:hint="default"/>
-      </w:rPr>
-    </w:lvl>
-    <w:lvl w:ilvl="1" w:tplc="388E2E1A">
-      <w:start w:val="1"/>
-      <w:numFmt w:val="bullet"/>
-      <w:lvlText w:val="o"/>
-      <w:lvlJc w:val="left"/>
-      <w:pPr>
-        <w:ind w:left="1440" w:hanging="360"/>
-      </w:pPr>
-      <w:rPr>
-        <w:rFonts w:ascii="Courier New" w:hAnsi="Courier New" w:hint="default"/>
-      </w:rPr>
-    </w:lvl>
-    <w:lvl w:ilvl="2" w:tplc="04324F5A">
-      <w:start w:val="1"/>
-      <w:numFmt w:val="bullet"/>
-      <w:lvlText w:val=""/>
-      <w:lvlJc w:val="left"/>
-      <w:pPr>
-        <w:ind w:left="2160" w:hanging="360"/>
-      </w:pPr>
-      <w:rPr>
-        <w:rFonts w:ascii="Wingdings" w:hAnsi="Wingdings" w:hint="default"/>
-      </w:rPr>
-    </w:lvl>
-    <w:lvl w:ilvl="3" w:tplc="811A2FB4">
-      <w:start w:val="1"/>
-      <w:numFmt w:val="bullet"/>
-      <w:lvlText w:val=""/>
-      <w:lvlJc w:val="left"/>
-      <w:pPr>
-        <w:ind w:left="2880" w:hanging="360"/>
-      </w:pPr>
-      <w:rPr>
-        <w:rFonts w:ascii="Symbol" w:hAnsi="Symbol" w:hint="default"/>
-      </w:rPr>
-    </w:lvl>
-    <w:lvl w:ilvl="4" w:tplc="9782F984">
-      <w:start w:val="1"/>
-      <w:numFmt w:val="bullet"/>
-      <w:lvlText w:val="o"/>
-      <w:lvlJc w:val="left"/>
-      <w:pPr>
-        <w:ind w:left="3600" w:hanging="360"/>
-      </w:pPr>
-      <w:rPr>
-        <w:rFonts w:ascii="Courier New" w:hAnsi="Courier New" w:hint="default"/>
-      </w:rPr>
-    </w:lvl>
-    <w:lvl w:ilvl="5" w:tplc="F9582E08">
-      <w:start w:val="1"/>
-      <w:numFmt w:val="bullet"/>
-      <w:lvlText w:val=""/>
-      <w:lvlJc w:val="left"/>
-      <w:pPr>
-        <w:ind w:left="4320" w:hanging="360"/>
-      </w:pPr>
-      <w:rPr>
-        <w:rFonts w:ascii="Wingdings" w:hAnsi="Wingdings" w:hint="default"/>
-      </w:rPr>
-    </w:lvl>
-    <w:lvl w:ilvl="6" w:tplc="31526844">
-      <w:start w:val="1"/>
-      <w:numFmt w:val="bullet"/>
-      <w:lvlText w:val=""/>
-      <w:lvlJc w:val="left"/>
-      <w:pPr>
-        <w:ind w:left="5040" w:hanging="360"/>
-      </w:pPr>
-      <w:rPr>
-        <w:rFonts w:ascii="Symbol" w:hAnsi="Symbol" w:hint="default"/>
-      </w:rPr>
-    </w:lvl>
-    <w:lvl w:ilvl="7" w:tplc="8FC4E1FC">
-      <w:start w:val="1"/>
-      <w:numFmt w:val="bullet"/>
-      <w:lvlText w:val="o"/>
-      <w:lvlJc w:val="left"/>
-      <w:pPr>
-        <w:ind w:left="5760" w:hanging="360"/>
-      </w:pPr>
-      <w:rPr>
-        <w:rFonts w:ascii="Courier New" w:hAnsi="Courier New" w:hint="default"/>
-      </w:rPr>
-    </w:lvl>
-    <w:lvl w:ilvl="8" w:tplc="04B618FE">
-      <w:start w:val="1"/>
-      <w:numFmt w:val="bullet"/>
-      <w:lvlText w:val=""/>
-      <w:lvlJc w:val="left"/>
-      <w:pPr>
-        <w:ind w:left="6480" w:hanging="360"/>
-      </w:pPr>
-      <w:rPr>
-        <w:rFonts w:ascii="Wingdings" w:hAnsi="Wingdings" w:hint="default"/>
-      </w:rPr>
-    </w:lvl>
-  </w:abstractNum>
-  <w:abstractNum w:abstractNumId="6" w15:restartNumberingAfterBreak="0">
-    <w:nsid w:val="0CA9B5E5"/>
-    <w:multiLevelType w:val="multilevel"/>
-    <w:tmpl w:val="D130B90A"/>
-    <w:lvl w:ilvl="0">
-      <w:start w:val="6"/>
-      <w:numFmt w:val="decimal"/>
-      <w:lvlText w:val="%1)"/>
-      <w:lvlJc w:val="left"/>
-      <w:pPr>
-        <w:ind w:left="720" w:hanging="360"/>
-      </w:pPr>
-    </w:lvl>
-    <w:lvl w:ilvl="1">
-      <w:start w:val="1"/>
-      <w:numFmt w:val="lowerLetter"/>
-      <w:lvlText w:val="%2)"/>
-      <w:lvlJc w:val="left"/>
-      <w:pPr>
-        <w:ind w:left="1440" w:hanging="360"/>
-      </w:pPr>
-    </w:lvl>
-    <w:lvl w:ilvl="2">
-      <w:start w:val="1"/>
-      <w:numFmt w:val="lowerRoman"/>
-      <w:lvlText w:val="%3)"/>
-      <w:lvlJc w:val="right"/>
-      <w:pPr>
-        <w:ind w:left="2160" w:hanging="180"/>
-      </w:pPr>
-    </w:lvl>
-    <w:lvl w:ilvl="3">
-      <w:start w:val="1"/>
-      <w:numFmt w:val="decimal"/>
-      <w:lvlText w:val="(%4)"/>
-      <w:lvlJc w:val="left"/>
-      <w:pPr>
-        <w:ind w:left="2880" w:hanging="360"/>
-      </w:pPr>
-    </w:lvl>
-    <w:lvl w:ilvl="4">
-      <w:start w:val="1"/>
-      <w:numFmt w:val="lowerLetter"/>
-      <w:lvlText w:val="(%5)"/>
-      <w:lvlJc w:val="left"/>
-      <w:pPr>
-        <w:ind w:left="3600" w:hanging="360"/>
-      </w:pPr>
-    </w:lvl>
-    <w:lvl w:ilvl="5">
-      <w:start w:val="1"/>
-      <w:numFmt w:val="lowerRoman"/>
-      <w:lvlText w:val="(%6)"/>
-      <w:lvlJc w:val="right"/>
-      <w:pPr>
-        <w:ind w:left="4320" w:hanging="180"/>
-      </w:pPr>
-    </w:lvl>
-    <w:lvl w:ilvl="6">
-      <w:start w:val="1"/>
-      <w:numFmt w:val="decimal"/>
-      <w:lvlText w:val="%7."/>
-      <w:lvlJc w:val="left"/>
-      <w:pPr>
-        <w:ind w:left="5040" w:hanging="360"/>
-      </w:pPr>
-    </w:lvl>
-    <w:lvl w:ilvl="7">
-      <w:start w:val="1"/>
-      <w:numFmt w:val="lowerLetter"/>
-      <w:lvlText w:val="%8."/>
-      <w:lvlJc w:val="left"/>
-      <w:pPr>
-        <w:ind w:left="5760" w:hanging="360"/>
-      </w:pPr>
-    </w:lvl>
-    <w:lvl w:ilvl="8">
-      <w:start w:val="1"/>
-      <w:numFmt w:val="lowerRoman"/>
-      <w:lvlText w:val="%9."/>
-      <w:lvlJc w:val="right"/>
-      <w:pPr>
-        <w:ind w:left="6480" w:hanging="180"/>
-      </w:pPr>
-    </w:lvl>
-  </w:abstractNum>
-  <w:abstractNum w:abstractNumId="7" w15:restartNumberingAfterBreak="0">
-    <w:nsid w:val="0D144EFF"/>
-    <w:multiLevelType w:val="hybridMultilevel"/>
-    <w:tmpl w:val="5CF46DAC"/>
-    <w:lvl w:ilvl="0" w:tplc="F7A06F88">
-      <w:numFmt w:val="bullet"/>
-      <w:lvlText w:val=""/>
-      <w:lvlJc w:val="left"/>
-      <w:pPr>
-        <w:ind w:left="720" w:hanging="360"/>
-      </w:pPr>
-      <w:rPr>
-        <w:rFonts w:ascii="Symbol" w:hAnsi="Symbol" w:hint="default"/>
-      </w:rPr>
-    </w:lvl>
-    <w:lvl w:ilvl="1" w:tplc="4A1EE24E">
-      <w:start w:val="1"/>
-      <w:numFmt w:val="bullet"/>
-      <w:lvlText w:val="o"/>
-      <w:lvlJc w:val="left"/>
-      <w:pPr>
-        <w:ind w:left="1440" w:hanging="360"/>
-      </w:pPr>
-      <w:rPr>
-        <w:rFonts w:ascii="Courier New" w:hAnsi="Courier New" w:hint="default"/>
-      </w:rPr>
-    </w:lvl>
-    <w:lvl w:ilvl="2" w:tplc="48681A3E">
-      <w:start w:val="1"/>
-      <w:numFmt w:val="bullet"/>
-      <w:lvlText w:val=""/>
-      <w:lvlJc w:val="left"/>
-      <w:pPr>
-        <w:ind w:left="2160" w:hanging="360"/>
-      </w:pPr>
-      <w:rPr>
-        <w:rFonts w:ascii="Wingdings" w:hAnsi="Wingdings" w:hint="default"/>
-      </w:rPr>
-    </w:lvl>
-    <w:lvl w:ilvl="3" w:tplc="0FE29F92">
-      <w:start w:val="1"/>
-      <w:numFmt w:val="bullet"/>
-      <w:lvlText w:val=""/>
-      <w:lvlJc w:val="left"/>
-      <w:pPr>
-        <w:ind w:left="2880" w:hanging="360"/>
-      </w:pPr>
-      <w:rPr>
-        <w:rFonts w:ascii="Symbol" w:hAnsi="Symbol" w:hint="default"/>
-      </w:rPr>
-    </w:lvl>
-    <w:lvl w:ilvl="4" w:tplc="1A5EE790">
-      <w:start w:val="1"/>
-      <w:numFmt w:val="bullet"/>
-      <w:lvlText w:val="o"/>
-      <w:lvlJc w:val="left"/>
-      <w:pPr>
-        <w:ind w:left="3600" w:hanging="360"/>
-      </w:pPr>
-      <w:rPr>
-        <w:rFonts w:ascii="Courier New" w:hAnsi="Courier New" w:hint="default"/>
-      </w:rPr>
-    </w:lvl>
-    <w:lvl w:ilvl="5" w:tplc="3410DC02">
-      <w:start w:val="1"/>
-      <w:numFmt w:val="bullet"/>
-      <w:lvlText w:val=""/>
-      <w:lvlJc w:val="left"/>
-      <w:pPr>
-        <w:ind w:left="4320" w:hanging="360"/>
-      </w:pPr>
-      <w:rPr>
-        <w:rFonts w:ascii="Wingdings" w:hAnsi="Wingdings" w:hint="default"/>
-      </w:rPr>
-    </w:lvl>
-    <w:lvl w:ilvl="6" w:tplc="E63C5330">
-      <w:start w:val="1"/>
-      <w:numFmt w:val="bullet"/>
-      <w:lvlText w:val=""/>
-      <w:lvlJc w:val="left"/>
-      <w:pPr>
-        <w:ind w:left="5040" w:hanging="360"/>
-      </w:pPr>
-      <w:rPr>
-        <w:rFonts w:ascii="Symbol" w:hAnsi="Symbol" w:hint="default"/>
-      </w:rPr>
-    </w:lvl>
-    <w:lvl w:ilvl="7" w:tplc="D054C036">
-      <w:start w:val="1"/>
-      <w:numFmt w:val="bullet"/>
-      <w:lvlText w:val="o"/>
-      <w:lvlJc w:val="left"/>
-      <w:pPr>
-        <w:ind w:left="5760" w:hanging="360"/>
-      </w:pPr>
-      <w:rPr>
-        <w:rFonts w:ascii="Courier New" w:hAnsi="Courier New" w:hint="default"/>
-      </w:rPr>
-    </w:lvl>
-    <w:lvl w:ilvl="8" w:tplc="4878A0E0">
-      <w:start w:val="1"/>
-      <w:numFmt w:val="bullet"/>
-      <w:lvlText w:val=""/>
-      <w:lvlJc w:val="left"/>
-      <w:pPr>
-        <w:ind w:left="6480" w:hanging="360"/>
-      </w:pPr>
-      <w:rPr>
-        <w:rFonts w:ascii="Wingdings" w:hAnsi="Wingdings" w:hint="default"/>
-      </w:rPr>
-    </w:lvl>
-  </w:abstractNum>
-  <w:abstractNum w:abstractNumId="8" w15:restartNumberingAfterBreak="0">
-    <w:nsid w:val="1083F3E6"/>
-    <w:multiLevelType w:val="hybridMultilevel"/>
-    <w:tmpl w:val="D8D4C184"/>
-    <w:lvl w:ilvl="0" w:tplc="653AE186">
-      <w:start w:val="1"/>
-      <w:numFmt w:val="decimal"/>
-      <w:lvlText w:val="%1."/>
-      <w:lvlJc w:val="left"/>
-      <w:pPr>
-        <w:ind w:left="720" w:hanging="360"/>
-      </w:pPr>
-    </w:lvl>
-    <w:lvl w:ilvl="1" w:tplc="96B652A2">
-      <w:start w:val="1"/>
-      <w:numFmt w:val="upperLetter"/>
-      <w:lvlText w:val="%2)"/>
-      <w:lvlJc w:val="left"/>
-      <w:pPr>
-        <w:ind w:left="1440" w:hanging="360"/>
-      </w:pPr>
-    </w:lvl>
-    <w:lvl w:ilvl="2" w:tplc="838C0DD4">
-      <w:start w:val="1"/>
-      <w:numFmt w:val="lowerRoman"/>
-      <w:lvlText w:val="%3."/>
-      <w:lvlJc w:val="right"/>
-      <w:pPr>
-        <w:ind w:left="2160" w:hanging="180"/>
-      </w:pPr>
-    </w:lvl>
-    <w:lvl w:ilvl="3" w:tplc="E1DEAB66">
-      <w:start w:val="1"/>
-      <w:numFmt w:val="decimal"/>
-      <w:lvlText w:val="%4."/>
-      <w:lvlJc w:val="left"/>
-      <w:pPr>
-        <w:ind w:left="2880" w:hanging="360"/>
-      </w:pPr>
-    </w:lvl>
-    <w:lvl w:ilvl="4" w:tplc="D47087C2">
-      <w:start w:val="1"/>
-      <w:numFmt w:val="lowerLetter"/>
-      <w:lvlText w:val="%5."/>
-      <w:lvlJc w:val="left"/>
-      <w:pPr>
-        <w:ind w:left="3600" w:hanging="360"/>
-      </w:pPr>
-    </w:lvl>
-    <w:lvl w:ilvl="5" w:tplc="AC4459E6">
-      <w:start w:val="1"/>
-      <w:numFmt w:val="lowerRoman"/>
-      <w:lvlText w:val="%6."/>
-      <w:lvlJc w:val="right"/>
-      <w:pPr>
-        <w:ind w:left="4320" w:hanging="180"/>
-      </w:pPr>
-    </w:lvl>
-    <w:lvl w:ilvl="6" w:tplc="4A60CBAA">
-      <w:start w:val="1"/>
-      <w:numFmt w:val="decimal"/>
-      <w:lvlText w:val="%7."/>
-      <w:lvlJc w:val="left"/>
-      <w:pPr>
-        <w:ind w:left="5040" w:hanging="360"/>
-      </w:pPr>
-    </w:lvl>
-    <w:lvl w:ilvl="7" w:tplc="DB140F12">
-      <w:start w:val="1"/>
-      <w:numFmt w:val="lowerLetter"/>
-      <w:lvlText w:val="%8."/>
-      <w:lvlJc w:val="left"/>
-      <w:pPr>
-        <w:ind w:left="5760" w:hanging="360"/>
-      </w:pPr>
-    </w:lvl>
-    <w:lvl w:ilvl="8" w:tplc="7DCC57C8">
-      <w:start w:val="1"/>
-      <w:numFmt w:val="lowerRoman"/>
-      <w:lvlText w:val="%9."/>
-      <w:lvlJc w:val="right"/>
-      <w:pPr>
-        <w:ind w:left="6480" w:hanging="180"/>
-      </w:pPr>
-    </w:lvl>
-  </w:abstractNum>
-  <w:abstractNum w:abstractNumId="9" w15:restartNumberingAfterBreak="0">
-    <w:nsid w:val="111D134E"/>
-    <w:multiLevelType w:val="hybridMultilevel"/>
-    <w:tmpl w:val="5D00382C"/>
-    <w:lvl w:ilvl="0" w:tplc="61E2A744">
-      <w:numFmt w:val="bullet"/>
-      <w:lvlText w:val=""/>
-      <w:lvlJc w:val="left"/>
-      <w:pPr>
-        <w:ind w:left="720" w:hanging="360"/>
-      </w:pPr>
-      <w:rPr>
-        <w:rFonts w:ascii="Symbol" w:hAnsi="Symbol" w:hint="default"/>
-      </w:rPr>
-    </w:lvl>
-    <w:lvl w:ilvl="1" w:tplc="4DECC23A">
-      <w:start w:val="1"/>
-      <w:numFmt w:val="bullet"/>
-      <w:lvlText w:val="o"/>
-      <w:lvlJc w:val="left"/>
-      <w:pPr>
-        <w:ind w:left="1440" w:hanging="360"/>
-      </w:pPr>
-      <w:rPr>
-        <w:rFonts w:ascii="Courier New" w:hAnsi="Courier New" w:hint="default"/>
-      </w:rPr>
-    </w:lvl>
-    <w:lvl w:ilvl="2" w:tplc="D4740150">
-      <w:start w:val="1"/>
-      <w:numFmt w:val="bullet"/>
-      <w:lvlText w:val=""/>
-      <w:lvlJc w:val="left"/>
-      <w:pPr>
-        <w:ind w:left="2160" w:hanging="360"/>
-      </w:pPr>
-      <w:rPr>
-        <w:rFonts w:ascii="Wingdings" w:hAnsi="Wingdings" w:hint="default"/>
-      </w:rPr>
-    </w:lvl>
-    <w:lvl w:ilvl="3" w:tplc="D74C194E">
-      <w:start w:val="1"/>
-      <w:numFmt w:val="bullet"/>
-      <w:lvlText w:val=""/>
-      <w:lvlJc w:val="left"/>
-      <w:pPr>
-        <w:ind w:left="2880" w:hanging="360"/>
-      </w:pPr>
-      <w:rPr>
-        <w:rFonts w:ascii="Symbol" w:hAnsi="Symbol" w:hint="default"/>
-      </w:rPr>
-    </w:lvl>
-    <w:lvl w:ilvl="4" w:tplc="1180B7AA">
-      <w:start w:val="1"/>
-      <w:numFmt w:val="bullet"/>
-      <w:lvlText w:val="o"/>
-      <w:lvlJc w:val="left"/>
-      <w:pPr>
-        <w:ind w:left="3600" w:hanging="360"/>
-      </w:pPr>
-      <w:rPr>
-        <w:rFonts w:ascii="Courier New" w:hAnsi="Courier New" w:hint="default"/>
-      </w:rPr>
-    </w:lvl>
-    <w:lvl w:ilvl="5" w:tplc="7B1674E6">
-      <w:start w:val="1"/>
-      <w:numFmt w:val="bullet"/>
-      <w:lvlText w:val=""/>
-      <w:lvlJc w:val="left"/>
-      <w:pPr>
-        <w:ind w:left="4320" w:hanging="360"/>
-      </w:pPr>
-      <w:rPr>
-        <w:rFonts w:ascii="Wingdings" w:hAnsi="Wingdings" w:hint="default"/>
-      </w:rPr>
-    </w:lvl>
-    <w:lvl w:ilvl="6" w:tplc="25662524">
-      <w:start w:val="1"/>
-      <w:numFmt w:val="bullet"/>
-      <w:lvlText w:val=""/>
-      <w:lvlJc w:val="left"/>
-      <w:pPr>
-        <w:ind w:left="5040" w:hanging="360"/>
-      </w:pPr>
-      <w:rPr>
-        <w:rFonts w:ascii="Symbol" w:hAnsi="Symbol" w:hint="default"/>
-      </w:rPr>
-    </w:lvl>
-    <w:lvl w:ilvl="7" w:tplc="30C8D58C">
-      <w:start w:val="1"/>
-      <w:numFmt w:val="bullet"/>
-      <w:lvlText w:val="o"/>
-      <w:lvlJc w:val="left"/>
-      <w:pPr>
-        <w:ind w:left="5760" w:hanging="360"/>
-      </w:pPr>
-      <w:rPr>
-        <w:rFonts w:ascii="Courier New" w:hAnsi="Courier New" w:hint="default"/>
-      </w:rPr>
-    </w:lvl>
-    <w:lvl w:ilvl="8" w:tplc="D292B7C4">
-      <w:start w:val="1"/>
-      <w:numFmt w:val="bullet"/>
-      <w:lvlText w:val=""/>
-      <w:lvlJc w:val="left"/>
-      <w:pPr>
-        <w:ind w:left="6480" w:hanging="360"/>
-      </w:pPr>
-      <w:rPr>
-        <w:rFonts w:ascii="Wingdings" w:hAnsi="Wingdings" w:hint="default"/>
-      </w:rPr>
-    </w:lvl>
-  </w:abstractNum>
-  <w:abstractNum w:abstractNumId="10" w15:restartNumberingAfterBreak="0">
-    <w:nsid w:val="12D4CE39"/>
-    <w:multiLevelType w:val="hybridMultilevel"/>
-    <w:tmpl w:val="38101A5E"/>
-    <w:lvl w:ilvl="0" w:tplc="F912CC28">
-      <w:start w:val="1"/>
-      <w:numFmt w:val="bullet"/>
-      <w:lvlText w:val=""/>
-      <w:lvlJc w:val="left"/>
-      <w:pPr>
-        <w:ind w:left="720" w:hanging="360"/>
-      </w:pPr>
-      <w:rPr>
-        <w:rFonts w:ascii="Symbol" w:hAnsi="Symbol" w:hint="default"/>
-      </w:rPr>
-    </w:lvl>
-    <w:lvl w:ilvl="1" w:tplc="AF386B3E">
-      <w:start w:val="1"/>
-      <w:numFmt w:val="bullet"/>
-      <w:lvlText w:val="o"/>
-      <w:lvlJc w:val="left"/>
-      <w:pPr>
-        <w:ind w:left="1440" w:hanging="360"/>
-      </w:pPr>
-      <w:rPr>
-        <w:rFonts w:ascii="Courier New" w:hAnsi="Courier New" w:hint="default"/>
-      </w:rPr>
-    </w:lvl>
-    <w:lvl w:ilvl="2" w:tplc="C6FC376A">
-      <w:start w:val="1"/>
-      <w:numFmt w:val="bullet"/>
-      <w:lvlText w:val=""/>
-      <w:lvlJc w:val="left"/>
-      <w:pPr>
-        <w:ind w:left="2160" w:hanging="360"/>
-      </w:pPr>
-      <w:rPr>
-        <w:rFonts w:ascii="Wingdings" w:hAnsi="Wingdings" w:hint="default"/>
-      </w:rPr>
-    </w:lvl>
-    <w:lvl w:ilvl="3" w:tplc="3254274E">
-      <w:start w:val="1"/>
-      <w:numFmt w:val="bullet"/>
-      <w:lvlText w:val=""/>
-      <w:lvlJc w:val="left"/>
-      <w:pPr>
-        <w:ind w:left="2880" w:hanging="360"/>
-      </w:pPr>
-      <w:rPr>
-        <w:rFonts w:ascii="Symbol" w:hAnsi="Symbol" w:hint="default"/>
-      </w:rPr>
-    </w:lvl>
-    <w:lvl w:ilvl="4" w:tplc="1D409532">
-      <w:start w:val="1"/>
-      <w:numFmt w:val="bullet"/>
-      <w:lvlText w:val="o"/>
-      <w:lvlJc w:val="left"/>
-      <w:pPr>
-        <w:ind w:left="3600" w:hanging="360"/>
-      </w:pPr>
-      <w:rPr>
-        <w:rFonts w:ascii="Courier New" w:hAnsi="Courier New" w:hint="default"/>
-      </w:rPr>
-    </w:lvl>
-    <w:lvl w:ilvl="5" w:tplc="47E465B0">
-      <w:start w:val="1"/>
-      <w:numFmt w:val="bullet"/>
-      <w:lvlText w:val=""/>
-      <w:lvlJc w:val="left"/>
-      <w:pPr>
-        <w:ind w:left="4320" w:hanging="360"/>
-      </w:pPr>
-      <w:rPr>
-        <w:rFonts w:ascii="Wingdings" w:hAnsi="Wingdings" w:hint="default"/>
-      </w:rPr>
-    </w:lvl>
-    <w:lvl w:ilvl="6" w:tplc="A7B69C92">
-      <w:start w:val="1"/>
-      <w:numFmt w:val="bullet"/>
-      <w:lvlText w:val=""/>
-      <w:lvlJc w:val="left"/>
-      <w:pPr>
-        <w:ind w:left="5040" w:hanging="360"/>
-      </w:pPr>
-      <w:rPr>
-        <w:rFonts w:ascii="Symbol" w:hAnsi="Symbol" w:hint="default"/>
-      </w:rPr>
-    </w:lvl>
-    <w:lvl w:ilvl="7" w:tplc="1062F4F4">
-      <w:start w:val="1"/>
-      <w:numFmt w:val="bullet"/>
-      <w:lvlText w:val="o"/>
-      <w:lvlJc w:val="left"/>
-      <w:pPr>
-        <w:ind w:left="5760" w:hanging="360"/>
-      </w:pPr>
-      <w:rPr>
-        <w:rFonts w:ascii="Courier New" w:hAnsi="Courier New" w:hint="default"/>
-      </w:rPr>
-    </w:lvl>
-    <w:lvl w:ilvl="8" w:tplc="DFAC5B98">
-      <w:start w:val="1"/>
-      <w:numFmt w:val="bullet"/>
-      <w:lvlText w:val=""/>
-      <w:lvlJc w:val="left"/>
-      <w:pPr>
-        <w:ind w:left="6480" w:hanging="360"/>
-      </w:pPr>
-      <w:rPr>
-        <w:rFonts w:ascii="Wingdings" w:hAnsi="Wingdings" w:hint="default"/>
-      </w:rPr>
-    </w:lvl>
-  </w:abstractNum>
-  <w:abstractNum w:abstractNumId="11" w15:restartNumberingAfterBreak="0">
+  <w:abstractNum w:abstractNumId="3" w15:restartNumberingAfterBreak="0">
     <w:nsid w:val="150E683F"/>
     <w:multiLevelType w:val="multilevel"/>
     <w:tmpl w:val="C1067DC4"/>
@@ -10125,743 +9618,7 @@
       </w:pPr>
     </w:lvl>
   </w:abstractNum>
-  <w:abstractNum w:abstractNumId="12" w15:restartNumberingAfterBreak="0">
-    <w:nsid w:val="160B33DE"/>
-    <w:multiLevelType w:val="multilevel"/>
-    <w:tmpl w:val="83E20746"/>
-    <w:lvl w:ilvl="0">
-      <w:start w:val="2"/>
-      <w:numFmt w:val="decimal"/>
-      <w:lvlText w:val="%1)"/>
-      <w:lvlJc w:val="left"/>
-      <w:pPr>
-        <w:ind w:left="720" w:hanging="360"/>
-      </w:pPr>
-    </w:lvl>
-    <w:lvl w:ilvl="1">
-      <w:start w:val="1"/>
-      <w:numFmt w:val="lowerLetter"/>
-      <w:lvlText w:val="%2)"/>
-      <w:lvlJc w:val="left"/>
-      <w:pPr>
-        <w:ind w:left="1440" w:hanging="360"/>
-      </w:pPr>
-    </w:lvl>
-    <w:lvl w:ilvl="2">
-      <w:start w:val="1"/>
-      <w:numFmt w:val="lowerRoman"/>
-      <w:lvlText w:val="%3)"/>
-      <w:lvlJc w:val="right"/>
-      <w:pPr>
-        <w:ind w:left="2160" w:hanging="180"/>
-      </w:pPr>
-    </w:lvl>
-    <w:lvl w:ilvl="3">
-      <w:start w:val="1"/>
-      <w:numFmt w:val="decimal"/>
-      <w:lvlText w:val="(%4)"/>
-      <w:lvlJc w:val="left"/>
-      <w:pPr>
-        <w:ind w:left="2880" w:hanging="360"/>
-      </w:pPr>
-    </w:lvl>
-    <w:lvl w:ilvl="4">
-      <w:start w:val="1"/>
-      <w:numFmt w:val="lowerLetter"/>
-      <w:lvlText w:val="(%5)"/>
-      <w:lvlJc w:val="left"/>
-      <w:pPr>
-        <w:ind w:left="3600" w:hanging="360"/>
-      </w:pPr>
-    </w:lvl>
-    <w:lvl w:ilvl="5">
-      <w:start w:val="1"/>
-      <w:numFmt w:val="lowerRoman"/>
-      <w:lvlText w:val="(%6)"/>
-      <w:lvlJc w:val="right"/>
-      <w:pPr>
-        <w:ind w:left="4320" w:hanging="180"/>
-      </w:pPr>
-    </w:lvl>
-    <w:lvl w:ilvl="6">
-      <w:start w:val="1"/>
-      <w:numFmt w:val="decimal"/>
-      <w:lvlText w:val="%7."/>
-      <w:lvlJc w:val="left"/>
-      <w:pPr>
-        <w:ind w:left="5040" w:hanging="360"/>
-      </w:pPr>
-    </w:lvl>
-    <w:lvl w:ilvl="7">
-      <w:start w:val="1"/>
-      <w:numFmt w:val="lowerLetter"/>
-      <w:lvlText w:val="%8."/>
-      <w:lvlJc w:val="left"/>
-      <w:pPr>
-        <w:ind w:left="5760" w:hanging="360"/>
-      </w:pPr>
-    </w:lvl>
-    <w:lvl w:ilvl="8">
-      <w:start w:val="1"/>
-      <w:numFmt w:val="lowerRoman"/>
-      <w:lvlText w:val="%9."/>
-      <w:lvlJc w:val="right"/>
-      <w:pPr>
-        <w:ind w:left="6480" w:hanging="180"/>
-      </w:pPr>
-    </w:lvl>
-  </w:abstractNum>
-  <w:abstractNum w:abstractNumId="13" w15:restartNumberingAfterBreak="0">
-    <w:nsid w:val="16DDA41B"/>
-    <w:multiLevelType w:val="hybridMultilevel"/>
-    <w:tmpl w:val="5ABA082A"/>
-    <w:lvl w:ilvl="0" w:tplc="96F4B77E">
-      <w:numFmt w:val="bullet"/>
-      <w:lvlText w:val=""/>
-      <w:lvlJc w:val="left"/>
-      <w:pPr>
-        <w:ind w:left="720" w:hanging="360"/>
-      </w:pPr>
-      <w:rPr>
-        <w:rFonts w:ascii="Symbol" w:hAnsi="Symbol" w:hint="default"/>
-      </w:rPr>
-    </w:lvl>
-    <w:lvl w:ilvl="1" w:tplc="CC3CCEBA">
-      <w:start w:val="1"/>
-      <w:numFmt w:val="bullet"/>
-      <w:lvlText w:val="o"/>
-      <w:lvlJc w:val="left"/>
-      <w:pPr>
-        <w:ind w:left="1440" w:hanging="360"/>
-      </w:pPr>
-      <w:rPr>
-        <w:rFonts w:ascii="Courier New" w:hAnsi="Courier New" w:hint="default"/>
-      </w:rPr>
-    </w:lvl>
-    <w:lvl w:ilvl="2" w:tplc="2EF6062A">
-      <w:start w:val="1"/>
-      <w:numFmt w:val="bullet"/>
-      <w:lvlText w:val=""/>
-      <w:lvlJc w:val="left"/>
-      <w:pPr>
-        <w:ind w:left="2160" w:hanging="360"/>
-      </w:pPr>
-      <w:rPr>
-        <w:rFonts w:ascii="Wingdings" w:hAnsi="Wingdings" w:hint="default"/>
-      </w:rPr>
-    </w:lvl>
-    <w:lvl w:ilvl="3" w:tplc="CC1CCDCC">
-      <w:start w:val="1"/>
-      <w:numFmt w:val="bullet"/>
-      <w:lvlText w:val=""/>
-      <w:lvlJc w:val="left"/>
-      <w:pPr>
-        <w:ind w:left="2880" w:hanging="360"/>
-      </w:pPr>
-      <w:rPr>
-        <w:rFonts w:ascii="Symbol" w:hAnsi="Symbol" w:hint="default"/>
-      </w:rPr>
-    </w:lvl>
-    <w:lvl w:ilvl="4" w:tplc="9B0CB83E">
-      <w:start w:val="1"/>
-      <w:numFmt w:val="bullet"/>
-      <w:lvlText w:val="o"/>
-      <w:lvlJc w:val="left"/>
-      <w:pPr>
-        <w:ind w:left="3600" w:hanging="360"/>
-      </w:pPr>
-      <w:rPr>
-        <w:rFonts w:ascii="Courier New" w:hAnsi="Courier New" w:hint="default"/>
-      </w:rPr>
-    </w:lvl>
-    <w:lvl w:ilvl="5" w:tplc="BEB23546">
-      <w:start w:val="1"/>
-      <w:numFmt w:val="bullet"/>
-      <w:lvlText w:val=""/>
-      <w:lvlJc w:val="left"/>
-      <w:pPr>
-        <w:ind w:left="4320" w:hanging="360"/>
-      </w:pPr>
-      <w:rPr>
-        <w:rFonts w:ascii="Wingdings" w:hAnsi="Wingdings" w:hint="default"/>
-      </w:rPr>
-    </w:lvl>
-    <w:lvl w:ilvl="6" w:tplc="2F10C204">
-      <w:start w:val="1"/>
-      <w:numFmt w:val="bullet"/>
-      <w:lvlText w:val=""/>
-      <w:lvlJc w:val="left"/>
-      <w:pPr>
-        <w:ind w:left="5040" w:hanging="360"/>
-      </w:pPr>
-      <w:rPr>
-        <w:rFonts w:ascii="Symbol" w:hAnsi="Symbol" w:hint="default"/>
-      </w:rPr>
-    </w:lvl>
-    <w:lvl w:ilvl="7" w:tplc="851A99C8">
-      <w:start w:val="1"/>
-      <w:numFmt w:val="bullet"/>
-      <w:lvlText w:val="o"/>
-      <w:lvlJc w:val="left"/>
-      <w:pPr>
-        <w:ind w:left="5760" w:hanging="360"/>
-      </w:pPr>
-      <w:rPr>
-        <w:rFonts w:ascii="Courier New" w:hAnsi="Courier New" w:hint="default"/>
-      </w:rPr>
-    </w:lvl>
-    <w:lvl w:ilvl="8" w:tplc="3B5A4AD0">
-      <w:start w:val="1"/>
-      <w:numFmt w:val="bullet"/>
-      <w:lvlText w:val=""/>
-      <w:lvlJc w:val="left"/>
-      <w:pPr>
-        <w:ind w:left="6480" w:hanging="360"/>
-      </w:pPr>
-      <w:rPr>
-        <w:rFonts w:ascii="Wingdings" w:hAnsi="Wingdings" w:hint="default"/>
-      </w:rPr>
-    </w:lvl>
-  </w:abstractNum>
-  <w:abstractNum w:abstractNumId="14" w15:restartNumberingAfterBreak="0">
-    <w:nsid w:val="17CB0E83"/>
-    <w:multiLevelType w:val="hybridMultilevel"/>
-    <w:tmpl w:val="6B647224"/>
-    <w:lvl w:ilvl="0" w:tplc="6726B7A0">
-      <w:start w:val="5"/>
-      <w:numFmt w:val="bullet"/>
-      <w:lvlText w:val=""/>
-      <w:lvlJc w:val="left"/>
-      <w:pPr>
-        <w:ind w:left="720" w:hanging="360"/>
-      </w:pPr>
-      <w:rPr>
-        <w:rFonts w:ascii="Symbol" w:hAnsi="Symbol" w:hint="default"/>
-      </w:rPr>
-    </w:lvl>
-    <w:lvl w:ilvl="1" w:tplc="F73C44EC">
-      <w:start w:val="1"/>
-      <w:numFmt w:val="bullet"/>
-      <w:lvlText w:val="o"/>
-      <w:lvlJc w:val="left"/>
-      <w:pPr>
-        <w:ind w:left="1440" w:hanging="360"/>
-      </w:pPr>
-      <w:rPr>
-        <w:rFonts w:ascii="Courier New" w:hAnsi="Courier New" w:hint="default"/>
-      </w:rPr>
-    </w:lvl>
-    <w:lvl w:ilvl="2" w:tplc="889AE968">
-      <w:start w:val="1"/>
-      <w:numFmt w:val="bullet"/>
-      <w:lvlText w:val=""/>
-      <w:lvlJc w:val="left"/>
-      <w:pPr>
-        <w:ind w:left="2160" w:hanging="360"/>
-      </w:pPr>
-      <w:rPr>
-        <w:rFonts w:ascii="Wingdings" w:hAnsi="Wingdings" w:hint="default"/>
-      </w:rPr>
-    </w:lvl>
-    <w:lvl w:ilvl="3" w:tplc="000E7E50">
-      <w:start w:val="1"/>
-      <w:numFmt w:val="bullet"/>
-      <w:lvlText w:val=""/>
-      <w:lvlJc w:val="left"/>
-      <w:pPr>
-        <w:ind w:left="2880" w:hanging="360"/>
-      </w:pPr>
-      <w:rPr>
-        <w:rFonts w:ascii="Symbol" w:hAnsi="Symbol" w:hint="default"/>
-      </w:rPr>
-    </w:lvl>
-    <w:lvl w:ilvl="4" w:tplc="2FDA1532">
-      <w:start w:val="1"/>
-      <w:numFmt w:val="bullet"/>
-      <w:lvlText w:val="o"/>
-      <w:lvlJc w:val="left"/>
-      <w:pPr>
-        <w:ind w:left="3600" w:hanging="360"/>
-      </w:pPr>
-      <w:rPr>
-        <w:rFonts w:ascii="Courier New" w:hAnsi="Courier New" w:hint="default"/>
-      </w:rPr>
-    </w:lvl>
-    <w:lvl w:ilvl="5" w:tplc="953A68A8">
-      <w:start w:val="1"/>
-      <w:numFmt w:val="bullet"/>
-      <w:lvlText w:val=""/>
-      <w:lvlJc w:val="left"/>
-      <w:pPr>
-        <w:ind w:left="4320" w:hanging="360"/>
-      </w:pPr>
-      <w:rPr>
-        <w:rFonts w:ascii="Wingdings" w:hAnsi="Wingdings" w:hint="default"/>
-      </w:rPr>
-    </w:lvl>
-    <w:lvl w:ilvl="6" w:tplc="58AE6B34">
-      <w:start w:val="1"/>
-      <w:numFmt w:val="bullet"/>
-      <w:lvlText w:val=""/>
-      <w:lvlJc w:val="left"/>
-      <w:pPr>
-        <w:ind w:left="5040" w:hanging="360"/>
-      </w:pPr>
-      <w:rPr>
-        <w:rFonts w:ascii="Symbol" w:hAnsi="Symbol" w:hint="default"/>
-      </w:rPr>
-    </w:lvl>
-    <w:lvl w:ilvl="7" w:tplc="18FA7B7A">
-      <w:start w:val="1"/>
-      <w:numFmt w:val="bullet"/>
-      <w:lvlText w:val="o"/>
-      <w:lvlJc w:val="left"/>
-      <w:pPr>
-        <w:ind w:left="5760" w:hanging="360"/>
-      </w:pPr>
-      <w:rPr>
-        <w:rFonts w:ascii="Courier New" w:hAnsi="Courier New" w:hint="default"/>
-      </w:rPr>
-    </w:lvl>
-    <w:lvl w:ilvl="8" w:tplc="7F8CB8FC">
-      <w:start w:val="1"/>
-      <w:numFmt w:val="bullet"/>
-      <w:lvlText w:val=""/>
-      <w:lvlJc w:val="left"/>
-      <w:pPr>
-        <w:ind w:left="6480" w:hanging="360"/>
-      </w:pPr>
-      <w:rPr>
-        <w:rFonts w:ascii="Wingdings" w:hAnsi="Wingdings" w:hint="default"/>
-      </w:rPr>
-    </w:lvl>
-  </w:abstractNum>
-  <w:abstractNum w:abstractNumId="15" w15:restartNumberingAfterBreak="0">
-    <w:nsid w:val="199F11A7"/>
-    <w:multiLevelType w:val="hybridMultilevel"/>
-    <w:tmpl w:val="0F8AA550"/>
-    <w:lvl w:ilvl="0" w:tplc="64EC0920">
-      <w:start w:val="1"/>
-      <w:numFmt w:val="decimal"/>
-      <w:lvlText w:val="%1."/>
-      <w:lvlJc w:val="left"/>
-      <w:pPr>
-        <w:ind w:left="720" w:hanging="360"/>
-      </w:pPr>
-    </w:lvl>
-    <w:lvl w:ilvl="1" w:tplc="4D8A0CB0">
-      <w:start w:val="1"/>
-      <w:numFmt w:val="lowerLetter"/>
-      <w:lvlText w:val="%2."/>
-      <w:lvlJc w:val="left"/>
-      <w:pPr>
-        <w:ind w:left="1440" w:hanging="360"/>
-      </w:pPr>
-    </w:lvl>
-    <w:lvl w:ilvl="2" w:tplc="037C272E">
-      <w:start w:val="1"/>
-      <w:numFmt w:val="lowerRoman"/>
-      <w:lvlText w:val="%3."/>
-      <w:lvlJc w:val="right"/>
-      <w:pPr>
-        <w:ind w:left="2160" w:hanging="180"/>
-      </w:pPr>
-    </w:lvl>
-    <w:lvl w:ilvl="3" w:tplc="65725354">
-      <w:start w:val="1"/>
-      <w:numFmt w:val="decimal"/>
-      <w:lvlText w:val="%4."/>
-      <w:lvlJc w:val="left"/>
-      <w:pPr>
-        <w:ind w:left="2880" w:hanging="360"/>
-      </w:pPr>
-    </w:lvl>
-    <w:lvl w:ilvl="4" w:tplc="15BE56AA">
-      <w:start w:val="1"/>
-      <w:numFmt w:val="lowerLetter"/>
-      <w:lvlText w:val="%5."/>
-      <w:lvlJc w:val="left"/>
-      <w:pPr>
-        <w:ind w:left="3600" w:hanging="360"/>
-      </w:pPr>
-    </w:lvl>
-    <w:lvl w:ilvl="5" w:tplc="0FDCC2C4">
-      <w:start w:val="1"/>
-      <w:numFmt w:val="lowerRoman"/>
-      <w:lvlText w:val="%6."/>
-      <w:lvlJc w:val="right"/>
-      <w:pPr>
-        <w:ind w:left="4320" w:hanging="180"/>
-      </w:pPr>
-    </w:lvl>
-    <w:lvl w:ilvl="6" w:tplc="6B24C4D4">
-      <w:start w:val="1"/>
-      <w:numFmt w:val="decimal"/>
-      <w:lvlText w:val="%7."/>
-      <w:lvlJc w:val="left"/>
-      <w:pPr>
-        <w:ind w:left="5040" w:hanging="360"/>
-      </w:pPr>
-    </w:lvl>
-    <w:lvl w:ilvl="7" w:tplc="A0EE46EE">
-      <w:start w:val="1"/>
-      <w:numFmt w:val="lowerLetter"/>
-      <w:lvlText w:val="%8."/>
-      <w:lvlJc w:val="left"/>
-      <w:pPr>
-        <w:ind w:left="5760" w:hanging="360"/>
-      </w:pPr>
-    </w:lvl>
-    <w:lvl w:ilvl="8" w:tplc="A356A9CA">
-      <w:start w:val="1"/>
-      <w:numFmt w:val="lowerRoman"/>
-      <w:lvlText w:val="%9."/>
-      <w:lvlJc w:val="right"/>
-      <w:pPr>
-        <w:ind w:left="6480" w:hanging="180"/>
-      </w:pPr>
-    </w:lvl>
-  </w:abstractNum>
-  <w:abstractNum w:abstractNumId="16" w15:restartNumberingAfterBreak="0">
-    <w:nsid w:val="1CDDEB3A"/>
-    <w:multiLevelType w:val="hybridMultilevel"/>
-    <w:tmpl w:val="35741F4C"/>
-    <w:lvl w:ilvl="0" w:tplc="0F8854E4">
-      <w:start w:val="5"/>
-      <w:numFmt w:val="bullet"/>
-      <w:lvlText w:val=""/>
-      <w:lvlJc w:val="left"/>
-      <w:pPr>
-        <w:ind w:left="720" w:hanging="360"/>
-      </w:pPr>
-      <w:rPr>
-        <w:rFonts w:ascii="Symbol" w:hAnsi="Symbol" w:hint="default"/>
-      </w:rPr>
-    </w:lvl>
-    <w:lvl w:ilvl="1" w:tplc="089A73F0">
-      <w:start w:val="1"/>
-      <w:numFmt w:val="bullet"/>
-      <w:lvlText w:val="o"/>
-      <w:lvlJc w:val="left"/>
-      <w:pPr>
-        <w:ind w:left="1440" w:hanging="360"/>
-      </w:pPr>
-      <w:rPr>
-        <w:rFonts w:ascii="Courier New" w:hAnsi="Courier New" w:hint="default"/>
-      </w:rPr>
-    </w:lvl>
-    <w:lvl w:ilvl="2" w:tplc="4984B500">
-      <w:start w:val="1"/>
-      <w:numFmt w:val="bullet"/>
-      <w:lvlText w:val=""/>
-      <w:lvlJc w:val="left"/>
-      <w:pPr>
-        <w:ind w:left="2160" w:hanging="360"/>
-      </w:pPr>
-      <w:rPr>
-        <w:rFonts w:ascii="Wingdings" w:hAnsi="Wingdings" w:hint="default"/>
-      </w:rPr>
-    </w:lvl>
-    <w:lvl w:ilvl="3" w:tplc="5590F446">
-      <w:start w:val="1"/>
-      <w:numFmt w:val="bullet"/>
-      <w:lvlText w:val=""/>
-      <w:lvlJc w:val="left"/>
-      <w:pPr>
-        <w:ind w:left="2880" w:hanging="360"/>
-      </w:pPr>
-      <w:rPr>
-        <w:rFonts w:ascii="Symbol" w:hAnsi="Symbol" w:hint="default"/>
-      </w:rPr>
-    </w:lvl>
-    <w:lvl w:ilvl="4" w:tplc="BE485FF2">
-      <w:start w:val="1"/>
-      <w:numFmt w:val="bullet"/>
-      <w:lvlText w:val="o"/>
-      <w:lvlJc w:val="left"/>
-      <w:pPr>
-        <w:ind w:left="3600" w:hanging="360"/>
-      </w:pPr>
-      <w:rPr>
-        <w:rFonts w:ascii="Courier New" w:hAnsi="Courier New" w:hint="default"/>
-      </w:rPr>
-    </w:lvl>
-    <w:lvl w:ilvl="5" w:tplc="1E0ABDC4">
-      <w:start w:val="1"/>
-      <w:numFmt w:val="bullet"/>
-      <w:lvlText w:val=""/>
-      <w:lvlJc w:val="left"/>
-      <w:pPr>
-        <w:ind w:left="4320" w:hanging="360"/>
-      </w:pPr>
-      <w:rPr>
-        <w:rFonts w:ascii="Wingdings" w:hAnsi="Wingdings" w:hint="default"/>
-      </w:rPr>
-    </w:lvl>
-    <w:lvl w:ilvl="6" w:tplc="BFF47746">
-      <w:start w:val="1"/>
-      <w:numFmt w:val="bullet"/>
-      <w:lvlText w:val=""/>
-      <w:lvlJc w:val="left"/>
-      <w:pPr>
-        <w:ind w:left="5040" w:hanging="360"/>
-      </w:pPr>
-      <w:rPr>
-        <w:rFonts w:ascii="Symbol" w:hAnsi="Symbol" w:hint="default"/>
-      </w:rPr>
-    </w:lvl>
-    <w:lvl w:ilvl="7" w:tplc="56348BF2">
-      <w:start w:val="1"/>
-      <w:numFmt w:val="bullet"/>
-      <w:lvlText w:val="o"/>
-      <w:lvlJc w:val="left"/>
-      <w:pPr>
-        <w:ind w:left="5760" w:hanging="360"/>
-      </w:pPr>
-      <w:rPr>
-        <w:rFonts w:ascii="Courier New" w:hAnsi="Courier New" w:hint="default"/>
-      </w:rPr>
-    </w:lvl>
-    <w:lvl w:ilvl="8" w:tplc="497A500E">
-      <w:start w:val="1"/>
-      <w:numFmt w:val="bullet"/>
-      <w:lvlText w:val=""/>
-      <w:lvlJc w:val="left"/>
-      <w:pPr>
-        <w:ind w:left="6480" w:hanging="360"/>
-      </w:pPr>
-      <w:rPr>
-        <w:rFonts w:ascii="Wingdings" w:hAnsi="Wingdings" w:hint="default"/>
-      </w:rPr>
-    </w:lvl>
-  </w:abstractNum>
-  <w:abstractNum w:abstractNumId="17" w15:restartNumberingAfterBreak="0">
-    <w:nsid w:val="1E169475"/>
-    <w:multiLevelType w:val="hybridMultilevel"/>
-    <w:tmpl w:val="C700E3F2"/>
-    <w:lvl w:ilvl="0" w:tplc="6CF42B8E">
-      <w:start w:val="1"/>
-      <w:numFmt w:val="bullet"/>
-      <w:lvlText w:val=""/>
-      <w:lvlJc w:val="left"/>
-      <w:pPr>
-        <w:ind w:left="720" w:hanging="360"/>
-      </w:pPr>
-      <w:rPr>
-        <w:rFonts w:ascii="Symbol" w:hAnsi="Symbol" w:hint="default"/>
-      </w:rPr>
-    </w:lvl>
-    <w:lvl w:ilvl="1" w:tplc="736C5776">
-      <w:start w:val="1"/>
-      <w:numFmt w:val="bullet"/>
-      <w:lvlText w:val="o"/>
-      <w:lvlJc w:val="left"/>
-      <w:pPr>
-        <w:ind w:left="1440" w:hanging="360"/>
-      </w:pPr>
-      <w:rPr>
-        <w:rFonts w:ascii="Courier New" w:hAnsi="Courier New" w:hint="default"/>
-      </w:rPr>
-    </w:lvl>
-    <w:lvl w:ilvl="2" w:tplc="BADC101C">
-      <w:start w:val="1"/>
-      <w:numFmt w:val="bullet"/>
-      <w:lvlText w:val=""/>
-      <w:lvlJc w:val="left"/>
-      <w:pPr>
-        <w:ind w:left="2160" w:hanging="360"/>
-      </w:pPr>
-      <w:rPr>
-        <w:rFonts w:ascii="Wingdings" w:hAnsi="Wingdings" w:hint="default"/>
-      </w:rPr>
-    </w:lvl>
-    <w:lvl w:ilvl="3" w:tplc="42845474">
-      <w:start w:val="1"/>
-      <w:numFmt w:val="bullet"/>
-      <w:lvlText w:val=""/>
-      <w:lvlJc w:val="left"/>
-      <w:pPr>
-        <w:ind w:left="2880" w:hanging="360"/>
-      </w:pPr>
-      <w:rPr>
-        <w:rFonts w:ascii="Symbol" w:hAnsi="Symbol" w:hint="default"/>
-      </w:rPr>
-    </w:lvl>
-    <w:lvl w:ilvl="4" w:tplc="395A8384">
-      <w:start w:val="1"/>
-      <w:numFmt w:val="bullet"/>
-      <w:lvlText w:val="o"/>
-      <w:lvlJc w:val="left"/>
-      <w:pPr>
-        <w:ind w:left="3600" w:hanging="360"/>
-      </w:pPr>
-      <w:rPr>
-        <w:rFonts w:ascii="Courier New" w:hAnsi="Courier New" w:hint="default"/>
-      </w:rPr>
-    </w:lvl>
-    <w:lvl w:ilvl="5" w:tplc="F9385E52">
-      <w:start w:val="1"/>
-      <w:numFmt w:val="bullet"/>
-      <w:lvlText w:val=""/>
-      <w:lvlJc w:val="left"/>
-      <w:pPr>
-        <w:ind w:left="4320" w:hanging="360"/>
-      </w:pPr>
-      <w:rPr>
-        <w:rFonts w:ascii="Wingdings" w:hAnsi="Wingdings" w:hint="default"/>
-      </w:rPr>
-    </w:lvl>
-    <w:lvl w:ilvl="6" w:tplc="F0E06CAA">
-      <w:start w:val="1"/>
-      <w:numFmt w:val="bullet"/>
-      <w:lvlText w:val=""/>
-      <w:lvlJc w:val="left"/>
-      <w:pPr>
-        <w:ind w:left="5040" w:hanging="360"/>
-      </w:pPr>
-      <w:rPr>
-        <w:rFonts w:ascii="Symbol" w:hAnsi="Symbol" w:hint="default"/>
-      </w:rPr>
-    </w:lvl>
-    <w:lvl w:ilvl="7" w:tplc="1BB2FD18">
-      <w:start w:val="1"/>
-      <w:numFmt w:val="bullet"/>
-      <w:lvlText w:val="o"/>
-      <w:lvlJc w:val="left"/>
-      <w:pPr>
-        <w:ind w:left="5760" w:hanging="360"/>
-      </w:pPr>
-      <w:rPr>
-        <w:rFonts w:ascii="Courier New" w:hAnsi="Courier New" w:hint="default"/>
-      </w:rPr>
-    </w:lvl>
-    <w:lvl w:ilvl="8" w:tplc="0FF6BCCC">
-      <w:start w:val="1"/>
-      <w:numFmt w:val="bullet"/>
-      <w:lvlText w:val=""/>
-      <w:lvlJc w:val="left"/>
-      <w:pPr>
-        <w:ind w:left="6480" w:hanging="360"/>
-      </w:pPr>
-      <w:rPr>
-        <w:rFonts w:ascii="Wingdings" w:hAnsi="Wingdings" w:hint="default"/>
-      </w:rPr>
-    </w:lvl>
-  </w:abstractNum>
-  <w:abstractNum w:abstractNumId="18" w15:restartNumberingAfterBreak="0">
-    <w:nsid w:val="1E4E9AD2"/>
-    <w:multiLevelType w:val="hybridMultilevel"/>
-    <w:tmpl w:val="E65CE8EA"/>
-    <w:lvl w:ilvl="0" w:tplc="073A7944">
-      <w:start w:val="5"/>
-      <w:numFmt w:val="bullet"/>
-      <w:lvlText w:val=""/>
-      <w:lvlJc w:val="left"/>
-      <w:pPr>
-        <w:ind w:left="720" w:hanging="360"/>
-      </w:pPr>
-      <w:rPr>
-        <w:rFonts w:ascii="Symbol" w:hAnsi="Symbol" w:hint="default"/>
-      </w:rPr>
-    </w:lvl>
-    <w:lvl w:ilvl="1" w:tplc="BDA64270">
-      <w:start w:val="1"/>
-      <w:numFmt w:val="bullet"/>
-      <w:lvlText w:val="o"/>
-      <w:lvlJc w:val="left"/>
-      <w:pPr>
-        <w:ind w:left="1440" w:hanging="360"/>
-      </w:pPr>
-      <w:rPr>
-        <w:rFonts w:ascii="Courier New" w:hAnsi="Courier New" w:hint="default"/>
-      </w:rPr>
-    </w:lvl>
-    <w:lvl w:ilvl="2" w:tplc="1962332E">
-      <w:start w:val="1"/>
-      <w:numFmt w:val="bullet"/>
-      <w:lvlText w:val=""/>
-      <w:lvlJc w:val="left"/>
-      <w:pPr>
-        <w:ind w:left="2160" w:hanging="360"/>
-      </w:pPr>
-      <w:rPr>
-        <w:rFonts w:ascii="Wingdings" w:hAnsi="Wingdings" w:hint="default"/>
-      </w:rPr>
-    </w:lvl>
-    <w:lvl w:ilvl="3" w:tplc="BDCEF876">
-      <w:start w:val="1"/>
-      <w:numFmt w:val="bullet"/>
-      <w:lvlText w:val=""/>
-      <w:lvlJc w:val="left"/>
-      <w:pPr>
-        <w:ind w:left="2880" w:hanging="360"/>
-      </w:pPr>
-      <w:rPr>
-        <w:rFonts w:ascii="Symbol" w:hAnsi="Symbol" w:hint="default"/>
-      </w:rPr>
-    </w:lvl>
-    <w:lvl w:ilvl="4" w:tplc="7DDA9982">
-      <w:start w:val="1"/>
-      <w:numFmt w:val="bullet"/>
-      <w:lvlText w:val="o"/>
-      <w:lvlJc w:val="left"/>
-      <w:pPr>
-        <w:ind w:left="3600" w:hanging="360"/>
-      </w:pPr>
-      <w:rPr>
-        <w:rFonts w:ascii="Courier New" w:hAnsi="Courier New" w:hint="default"/>
-      </w:rPr>
-    </w:lvl>
-    <w:lvl w:ilvl="5" w:tplc="B66CBAEE">
-      <w:start w:val="1"/>
-      <w:numFmt w:val="bullet"/>
-      <w:lvlText w:val=""/>
-      <w:lvlJc w:val="left"/>
-      <w:pPr>
-        <w:ind w:left="4320" w:hanging="360"/>
-      </w:pPr>
-      <w:rPr>
-        <w:rFonts w:ascii="Wingdings" w:hAnsi="Wingdings" w:hint="default"/>
-      </w:rPr>
-    </w:lvl>
-    <w:lvl w:ilvl="6" w:tplc="B818FC6E">
-      <w:start w:val="1"/>
-      <w:numFmt w:val="bullet"/>
-      <w:lvlText w:val=""/>
-      <w:lvlJc w:val="left"/>
-      <w:pPr>
-        <w:ind w:left="5040" w:hanging="360"/>
-      </w:pPr>
-      <w:rPr>
-        <w:rFonts w:ascii="Symbol" w:hAnsi="Symbol" w:hint="default"/>
-      </w:rPr>
-    </w:lvl>
-    <w:lvl w:ilvl="7" w:tplc="9A66C3EE">
-      <w:start w:val="1"/>
-      <w:numFmt w:val="bullet"/>
-      <w:lvlText w:val="o"/>
-      <w:lvlJc w:val="left"/>
-      <w:pPr>
-        <w:ind w:left="5760" w:hanging="360"/>
-      </w:pPr>
-      <w:rPr>
-        <w:rFonts w:ascii="Courier New" w:hAnsi="Courier New" w:hint="default"/>
-      </w:rPr>
-    </w:lvl>
-    <w:lvl w:ilvl="8" w:tplc="F7D2EF66">
-      <w:start w:val="1"/>
-      <w:numFmt w:val="bullet"/>
-      <w:lvlText w:val=""/>
-      <w:lvlJc w:val="left"/>
-      <w:pPr>
-        <w:ind w:left="6480" w:hanging="360"/>
-      </w:pPr>
-      <w:rPr>
-        <w:rFonts w:ascii="Wingdings" w:hAnsi="Wingdings" w:hint="default"/>
-      </w:rPr>
-    </w:lvl>
-  </w:abstractNum>
-  <w:abstractNum w:abstractNumId="19" w15:restartNumberingAfterBreak="0">
+  <w:abstractNum w:abstractNumId="4" w15:restartNumberingAfterBreak="0">
     <w:nsid w:val="2156BF23"/>
     <w:multiLevelType w:val="multilevel"/>
     <w:tmpl w:val="3AA6744E"/>
@@ -10947,662 +9704,7 @@
       </w:pPr>
     </w:lvl>
   </w:abstractNum>
-  <w:abstractNum w:abstractNumId="20" w15:restartNumberingAfterBreak="0">
-    <w:nsid w:val="227AC670"/>
-    <w:multiLevelType w:val="hybridMultilevel"/>
-    <w:tmpl w:val="B122E058"/>
-    <w:lvl w:ilvl="0" w:tplc="33ACC288">
-      <w:start w:val="1"/>
-      <w:numFmt w:val="decimal"/>
-      <w:lvlText w:val="%1."/>
-      <w:lvlJc w:val="left"/>
-      <w:pPr>
-        <w:ind w:left="720" w:hanging="360"/>
-      </w:pPr>
-    </w:lvl>
-    <w:lvl w:ilvl="1" w:tplc="77DA666C">
-      <w:start w:val="1"/>
-      <w:numFmt w:val="lowerLetter"/>
-      <w:lvlText w:val="%2."/>
-      <w:lvlJc w:val="left"/>
-      <w:pPr>
-        <w:ind w:left="1440" w:hanging="360"/>
-      </w:pPr>
-    </w:lvl>
-    <w:lvl w:ilvl="2" w:tplc="C27A5F22">
-      <w:start w:val="1"/>
-      <w:numFmt w:val="lowerRoman"/>
-      <w:lvlText w:val="%3."/>
-      <w:lvlJc w:val="right"/>
-      <w:pPr>
-        <w:ind w:left="2160" w:hanging="180"/>
-      </w:pPr>
-    </w:lvl>
-    <w:lvl w:ilvl="3" w:tplc="389C459A">
-      <w:start w:val="1"/>
-      <w:numFmt w:val="decimal"/>
-      <w:lvlText w:val="%4."/>
-      <w:lvlJc w:val="left"/>
-      <w:pPr>
-        <w:ind w:left="2880" w:hanging="360"/>
-      </w:pPr>
-    </w:lvl>
-    <w:lvl w:ilvl="4" w:tplc="94003CD2">
-      <w:start w:val="1"/>
-      <w:numFmt w:val="lowerLetter"/>
-      <w:lvlText w:val="%5."/>
-      <w:lvlJc w:val="left"/>
-      <w:pPr>
-        <w:ind w:left="3600" w:hanging="360"/>
-      </w:pPr>
-    </w:lvl>
-    <w:lvl w:ilvl="5" w:tplc="9F4C98BE">
-      <w:start w:val="1"/>
-      <w:numFmt w:val="lowerRoman"/>
-      <w:lvlText w:val="%6."/>
-      <w:lvlJc w:val="right"/>
-      <w:pPr>
-        <w:ind w:left="4320" w:hanging="180"/>
-      </w:pPr>
-    </w:lvl>
-    <w:lvl w:ilvl="6" w:tplc="49BE61E0">
-      <w:start w:val="1"/>
-      <w:numFmt w:val="decimal"/>
-      <w:lvlText w:val="%7."/>
-      <w:lvlJc w:val="left"/>
-      <w:pPr>
-        <w:ind w:left="5040" w:hanging="360"/>
-      </w:pPr>
-    </w:lvl>
-    <w:lvl w:ilvl="7" w:tplc="3BB273AE">
-      <w:start w:val="1"/>
-      <w:numFmt w:val="lowerLetter"/>
-      <w:lvlText w:val="%8."/>
-      <w:lvlJc w:val="left"/>
-      <w:pPr>
-        <w:ind w:left="5760" w:hanging="360"/>
-      </w:pPr>
-    </w:lvl>
-    <w:lvl w:ilvl="8" w:tplc="4168C5EA">
-      <w:start w:val="1"/>
-      <w:numFmt w:val="lowerRoman"/>
-      <w:lvlText w:val="%9."/>
-      <w:lvlJc w:val="right"/>
-      <w:pPr>
-        <w:ind w:left="6480" w:hanging="180"/>
-      </w:pPr>
-    </w:lvl>
-  </w:abstractNum>
-  <w:abstractNum w:abstractNumId="21" w15:restartNumberingAfterBreak="0">
-    <w:nsid w:val="2495E3BE"/>
-    <w:multiLevelType w:val="hybridMultilevel"/>
-    <w:tmpl w:val="6E70272A"/>
-    <w:lvl w:ilvl="0" w:tplc="FAEAA3E4">
-      <w:start w:val="1"/>
-      <w:numFmt w:val="decimal"/>
-      <w:lvlText w:val="%1."/>
-      <w:lvlJc w:val="left"/>
-      <w:pPr>
-        <w:ind w:left="720" w:hanging="360"/>
-      </w:pPr>
-    </w:lvl>
-    <w:lvl w:ilvl="1" w:tplc="D9BEF18E">
-      <w:start w:val="1"/>
-      <w:numFmt w:val="lowerLetter"/>
-      <w:lvlText w:val="%2."/>
-      <w:lvlJc w:val="left"/>
-      <w:pPr>
-        <w:ind w:left="1440" w:hanging="360"/>
-      </w:pPr>
-    </w:lvl>
-    <w:lvl w:ilvl="2" w:tplc="7386540A">
-      <w:start w:val="1"/>
-      <w:numFmt w:val="lowerRoman"/>
-      <w:lvlText w:val="%3."/>
-      <w:lvlJc w:val="right"/>
-      <w:pPr>
-        <w:ind w:left="2160" w:hanging="180"/>
-      </w:pPr>
-    </w:lvl>
-    <w:lvl w:ilvl="3" w:tplc="5F70AFB0">
-      <w:start w:val="1"/>
-      <w:numFmt w:val="decimal"/>
-      <w:lvlText w:val="%4."/>
-      <w:lvlJc w:val="left"/>
-      <w:pPr>
-        <w:ind w:left="2880" w:hanging="360"/>
-      </w:pPr>
-    </w:lvl>
-    <w:lvl w:ilvl="4" w:tplc="A0161246">
-      <w:start w:val="1"/>
-      <w:numFmt w:val="lowerLetter"/>
-      <w:lvlText w:val="%5."/>
-      <w:lvlJc w:val="left"/>
-      <w:pPr>
-        <w:ind w:left="3600" w:hanging="360"/>
-      </w:pPr>
-    </w:lvl>
-    <w:lvl w:ilvl="5" w:tplc="76E2528C">
-      <w:start w:val="1"/>
-      <w:numFmt w:val="lowerRoman"/>
-      <w:lvlText w:val="%6."/>
-      <w:lvlJc w:val="right"/>
-      <w:pPr>
-        <w:ind w:left="4320" w:hanging="180"/>
-      </w:pPr>
-    </w:lvl>
-    <w:lvl w:ilvl="6" w:tplc="4AA89932">
-      <w:start w:val="1"/>
-      <w:numFmt w:val="decimal"/>
-      <w:lvlText w:val="%7."/>
-      <w:lvlJc w:val="left"/>
-      <w:pPr>
-        <w:ind w:left="5040" w:hanging="360"/>
-      </w:pPr>
-    </w:lvl>
-    <w:lvl w:ilvl="7" w:tplc="8064E54C">
-      <w:start w:val="1"/>
-      <w:numFmt w:val="lowerLetter"/>
-      <w:lvlText w:val="%8."/>
-      <w:lvlJc w:val="left"/>
-      <w:pPr>
-        <w:ind w:left="5760" w:hanging="360"/>
-      </w:pPr>
-    </w:lvl>
-    <w:lvl w:ilvl="8" w:tplc="3B86FC7C">
-      <w:start w:val="1"/>
-      <w:numFmt w:val="lowerRoman"/>
-      <w:lvlText w:val="%9."/>
-      <w:lvlJc w:val="right"/>
-      <w:pPr>
-        <w:ind w:left="6480" w:hanging="180"/>
-      </w:pPr>
-    </w:lvl>
-  </w:abstractNum>
-  <w:abstractNum w:abstractNumId="22" w15:restartNumberingAfterBreak="0">
-    <w:nsid w:val="258CD0E3"/>
-    <w:multiLevelType w:val="hybridMultilevel"/>
-    <w:tmpl w:val="76180EFA"/>
-    <w:lvl w:ilvl="0" w:tplc="E430BEAA">
-      <w:start w:val="5"/>
-      <w:numFmt w:val="bullet"/>
-      <w:lvlText w:val=""/>
-      <w:lvlJc w:val="left"/>
-      <w:pPr>
-        <w:ind w:left="720" w:hanging="360"/>
-      </w:pPr>
-      <w:rPr>
-        <w:rFonts w:ascii="Symbol" w:hAnsi="Symbol" w:hint="default"/>
-      </w:rPr>
-    </w:lvl>
-    <w:lvl w:ilvl="1" w:tplc="15C20476">
-      <w:start w:val="1"/>
-      <w:numFmt w:val="bullet"/>
-      <w:lvlText w:val="o"/>
-      <w:lvlJc w:val="left"/>
-      <w:pPr>
-        <w:ind w:left="1440" w:hanging="360"/>
-      </w:pPr>
-      <w:rPr>
-        <w:rFonts w:ascii="Courier New" w:hAnsi="Courier New" w:hint="default"/>
-      </w:rPr>
-    </w:lvl>
-    <w:lvl w:ilvl="2" w:tplc="9F341152">
-      <w:start w:val="1"/>
-      <w:numFmt w:val="bullet"/>
-      <w:lvlText w:val=""/>
-      <w:lvlJc w:val="left"/>
-      <w:pPr>
-        <w:ind w:left="2160" w:hanging="360"/>
-      </w:pPr>
-      <w:rPr>
-        <w:rFonts w:ascii="Wingdings" w:hAnsi="Wingdings" w:hint="default"/>
-      </w:rPr>
-    </w:lvl>
-    <w:lvl w:ilvl="3" w:tplc="CD860C0C">
-      <w:start w:val="1"/>
-      <w:numFmt w:val="bullet"/>
-      <w:lvlText w:val=""/>
-      <w:lvlJc w:val="left"/>
-      <w:pPr>
-        <w:ind w:left="2880" w:hanging="360"/>
-      </w:pPr>
-      <w:rPr>
-        <w:rFonts w:ascii="Symbol" w:hAnsi="Symbol" w:hint="default"/>
-      </w:rPr>
-    </w:lvl>
-    <w:lvl w:ilvl="4" w:tplc="686A14F2">
-      <w:start w:val="1"/>
-      <w:numFmt w:val="bullet"/>
-      <w:lvlText w:val="o"/>
-      <w:lvlJc w:val="left"/>
-      <w:pPr>
-        <w:ind w:left="3600" w:hanging="360"/>
-      </w:pPr>
-      <w:rPr>
-        <w:rFonts w:ascii="Courier New" w:hAnsi="Courier New" w:hint="default"/>
-      </w:rPr>
-    </w:lvl>
-    <w:lvl w:ilvl="5" w:tplc="027C8F1E">
-      <w:start w:val="1"/>
-      <w:numFmt w:val="bullet"/>
-      <w:lvlText w:val=""/>
-      <w:lvlJc w:val="left"/>
-      <w:pPr>
-        <w:ind w:left="4320" w:hanging="360"/>
-      </w:pPr>
-      <w:rPr>
-        <w:rFonts w:ascii="Wingdings" w:hAnsi="Wingdings" w:hint="default"/>
-      </w:rPr>
-    </w:lvl>
-    <w:lvl w:ilvl="6" w:tplc="EC528538">
-      <w:start w:val="1"/>
-      <w:numFmt w:val="bullet"/>
-      <w:lvlText w:val=""/>
-      <w:lvlJc w:val="left"/>
-      <w:pPr>
-        <w:ind w:left="5040" w:hanging="360"/>
-      </w:pPr>
-      <w:rPr>
-        <w:rFonts w:ascii="Symbol" w:hAnsi="Symbol" w:hint="default"/>
-      </w:rPr>
-    </w:lvl>
-    <w:lvl w:ilvl="7" w:tplc="3C4ED702">
-      <w:start w:val="1"/>
-      <w:numFmt w:val="bullet"/>
-      <w:lvlText w:val="o"/>
-      <w:lvlJc w:val="left"/>
-      <w:pPr>
-        <w:ind w:left="5760" w:hanging="360"/>
-      </w:pPr>
-      <w:rPr>
-        <w:rFonts w:ascii="Courier New" w:hAnsi="Courier New" w:hint="default"/>
-      </w:rPr>
-    </w:lvl>
-    <w:lvl w:ilvl="8" w:tplc="2334F974">
-      <w:start w:val="1"/>
-      <w:numFmt w:val="bullet"/>
-      <w:lvlText w:val=""/>
-      <w:lvlJc w:val="left"/>
-      <w:pPr>
-        <w:ind w:left="6480" w:hanging="360"/>
-      </w:pPr>
-      <w:rPr>
-        <w:rFonts w:ascii="Wingdings" w:hAnsi="Wingdings" w:hint="default"/>
-      </w:rPr>
-    </w:lvl>
-  </w:abstractNum>
-  <w:abstractNum w:abstractNumId="23" w15:restartNumberingAfterBreak="0">
-    <w:nsid w:val="2747234A"/>
-    <w:multiLevelType w:val="multilevel"/>
-    <w:tmpl w:val="71344366"/>
-    <w:lvl w:ilvl="0">
-      <w:start w:val="2"/>
-      <w:numFmt w:val="decimal"/>
-      <w:lvlText w:val="%1)"/>
-      <w:lvlJc w:val="left"/>
-      <w:pPr>
-        <w:ind w:left="720" w:hanging="360"/>
-      </w:pPr>
-    </w:lvl>
-    <w:lvl w:ilvl="1">
-      <w:start w:val="1"/>
-      <w:numFmt w:val="lowerLetter"/>
-      <w:lvlText w:val="%2)"/>
-      <w:lvlJc w:val="left"/>
-      <w:pPr>
-        <w:ind w:left="1440" w:hanging="360"/>
-      </w:pPr>
-    </w:lvl>
-    <w:lvl w:ilvl="2">
-      <w:start w:val="1"/>
-      <w:numFmt w:val="lowerRoman"/>
-      <w:lvlText w:val="%3)"/>
-      <w:lvlJc w:val="right"/>
-      <w:pPr>
-        <w:ind w:left="2160" w:hanging="180"/>
-      </w:pPr>
-    </w:lvl>
-    <w:lvl w:ilvl="3">
-      <w:start w:val="1"/>
-      <w:numFmt w:val="decimal"/>
-      <w:lvlText w:val="(%4)"/>
-      <w:lvlJc w:val="left"/>
-      <w:pPr>
-        <w:ind w:left="2880" w:hanging="360"/>
-      </w:pPr>
-    </w:lvl>
-    <w:lvl w:ilvl="4">
-      <w:start w:val="1"/>
-      <w:numFmt w:val="lowerLetter"/>
-      <w:lvlText w:val="(%5)"/>
-      <w:lvlJc w:val="left"/>
-      <w:pPr>
-        <w:ind w:left="3600" w:hanging="360"/>
-      </w:pPr>
-    </w:lvl>
-    <w:lvl w:ilvl="5">
-      <w:start w:val="1"/>
-      <w:numFmt w:val="lowerRoman"/>
-      <w:lvlText w:val="(%6)"/>
-      <w:lvlJc w:val="right"/>
-      <w:pPr>
-        <w:ind w:left="4320" w:hanging="180"/>
-      </w:pPr>
-    </w:lvl>
-    <w:lvl w:ilvl="6">
-      <w:start w:val="1"/>
-      <w:numFmt w:val="decimal"/>
-      <w:lvlText w:val="%7."/>
-      <w:lvlJc w:val="left"/>
-      <w:pPr>
-        <w:ind w:left="5040" w:hanging="360"/>
-      </w:pPr>
-    </w:lvl>
-    <w:lvl w:ilvl="7">
-      <w:start w:val="1"/>
-      <w:numFmt w:val="lowerLetter"/>
-      <w:lvlText w:val="%8."/>
-      <w:lvlJc w:val="left"/>
-      <w:pPr>
-        <w:ind w:left="5760" w:hanging="360"/>
-      </w:pPr>
-    </w:lvl>
-    <w:lvl w:ilvl="8">
-      <w:start w:val="1"/>
-      <w:numFmt w:val="lowerRoman"/>
-      <w:lvlText w:val="%9."/>
-      <w:lvlJc w:val="right"/>
-      <w:pPr>
-        <w:ind w:left="6480" w:hanging="180"/>
-      </w:pPr>
-    </w:lvl>
-  </w:abstractNum>
-  <w:abstractNum w:abstractNumId="24" w15:restartNumberingAfterBreak="0">
-    <w:nsid w:val="3071BEF6"/>
-    <w:multiLevelType w:val="hybridMultilevel"/>
-    <w:tmpl w:val="8188A6F2"/>
-    <w:lvl w:ilvl="0" w:tplc="2E3E64A8">
-      <w:numFmt w:val="bullet"/>
-      <w:lvlText w:val=""/>
-      <w:lvlJc w:val="left"/>
-      <w:pPr>
-        <w:ind w:left="720" w:hanging="360"/>
-      </w:pPr>
-      <w:rPr>
-        <w:rFonts w:ascii="Symbol" w:hAnsi="Symbol" w:hint="default"/>
-      </w:rPr>
-    </w:lvl>
-    <w:lvl w:ilvl="1" w:tplc="07F6C34C">
-      <w:start w:val="1"/>
-      <w:numFmt w:val="bullet"/>
-      <w:lvlText w:val="o"/>
-      <w:lvlJc w:val="left"/>
-      <w:pPr>
-        <w:ind w:left="1440" w:hanging="360"/>
-      </w:pPr>
-      <w:rPr>
-        <w:rFonts w:ascii="Courier New" w:hAnsi="Courier New" w:hint="default"/>
-      </w:rPr>
-    </w:lvl>
-    <w:lvl w:ilvl="2" w:tplc="E4AE9CD2">
-      <w:start w:val="1"/>
-      <w:numFmt w:val="bullet"/>
-      <w:lvlText w:val=""/>
-      <w:lvlJc w:val="left"/>
-      <w:pPr>
-        <w:ind w:left="2160" w:hanging="360"/>
-      </w:pPr>
-      <w:rPr>
-        <w:rFonts w:ascii="Wingdings" w:hAnsi="Wingdings" w:hint="default"/>
-      </w:rPr>
-    </w:lvl>
-    <w:lvl w:ilvl="3" w:tplc="8FB47E1C">
-      <w:start w:val="1"/>
-      <w:numFmt w:val="bullet"/>
-      <w:lvlText w:val=""/>
-      <w:lvlJc w:val="left"/>
-      <w:pPr>
-        <w:ind w:left="2880" w:hanging="360"/>
-      </w:pPr>
-      <w:rPr>
-        <w:rFonts w:ascii="Symbol" w:hAnsi="Symbol" w:hint="default"/>
-      </w:rPr>
-    </w:lvl>
-    <w:lvl w:ilvl="4" w:tplc="5D0E4CFE">
-      <w:start w:val="1"/>
-      <w:numFmt w:val="bullet"/>
-      <w:lvlText w:val="o"/>
-      <w:lvlJc w:val="left"/>
-      <w:pPr>
-        <w:ind w:left="3600" w:hanging="360"/>
-      </w:pPr>
-      <w:rPr>
-        <w:rFonts w:ascii="Courier New" w:hAnsi="Courier New" w:hint="default"/>
-      </w:rPr>
-    </w:lvl>
-    <w:lvl w:ilvl="5" w:tplc="3BBE7C1C">
-      <w:start w:val="1"/>
-      <w:numFmt w:val="bullet"/>
-      <w:lvlText w:val=""/>
-      <w:lvlJc w:val="left"/>
-      <w:pPr>
-        <w:ind w:left="4320" w:hanging="360"/>
-      </w:pPr>
-      <w:rPr>
-        <w:rFonts w:ascii="Wingdings" w:hAnsi="Wingdings" w:hint="default"/>
-      </w:rPr>
-    </w:lvl>
-    <w:lvl w:ilvl="6" w:tplc="A1640F44">
-      <w:start w:val="1"/>
-      <w:numFmt w:val="bullet"/>
-      <w:lvlText w:val=""/>
-      <w:lvlJc w:val="left"/>
-      <w:pPr>
-        <w:ind w:left="5040" w:hanging="360"/>
-      </w:pPr>
-      <w:rPr>
-        <w:rFonts w:ascii="Symbol" w:hAnsi="Symbol" w:hint="default"/>
-      </w:rPr>
-    </w:lvl>
-    <w:lvl w:ilvl="7" w:tplc="F36C15F8">
-      <w:start w:val="1"/>
-      <w:numFmt w:val="bullet"/>
-      <w:lvlText w:val="o"/>
-      <w:lvlJc w:val="left"/>
-      <w:pPr>
-        <w:ind w:left="5760" w:hanging="360"/>
-      </w:pPr>
-      <w:rPr>
-        <w:rFonts w:ascii="Courier New" w:hAnsi="Courier New" w:hint="default"/>
-      </w:rPr>
-    </w:lvl>
-    <w:lvl w:ilvl="8" w:tplc="49EAFF72">
-      <w:start w:val="1"/>
-      <w:numFmt w:val="bullet"/>
-      <w:lvlText w:val=""/>
-      <w:lvlJc w:val="left"/>
-      <w:pPr>
-        <w:ind w:left="6480" w:hanging="360"/>
-      </w:pPr>
-      <w:rPr>
-        <w:rFonts w:ascii="Wingdings" w:hAnsi="Wingdings" w:hint="default"/>
-      </w:rPr>
-    </w:lvl>
-  </w:abstractNum>
-  <w:abstractNum w:abstractNumId="25" w15:restartNumberingAfterBreak="0">
-    <w:nsid w:val="32D9D25E"/>
-    <w:multiLevelType w:val="multilevel"/>
-    <w:tmpl w:val="B4243874"/>
-    <w:lvl w:ilvl="0">
-      <w:start w:val="4"/>
-      <w:numFmt w:val="decimal"/>
-      <w:lvlText w:val="%1)"/>
-      <w:lvlJc w:val="left"/>
-      <w:pPr>
-        <w:ind w:left="720" w:hanging="360"/>
-      </w:pPr>
-    </w:lvl>
-    <w:lvl w:ilvl="1">
-      <w:start w:val="1"/>
-      <w:numFmt w:val="lowerLetter"/>
-      <w:lvlText w:val="%2)"/>
-      <w:lvlJc w:val="left"/>
-      <w:pPr>
-        <w:ind w:left="1440" w:hanging="360"/>
-      </w:pPr>
-    </w:lvl>
-    <w:lvl w:ilvl="2">
-      <w:start w:val="1"/>
-      <w:numFmt w:val="lowerRoman"/>
-      <w:lvlText w:val="%3)"/>
-      <w:lvlJc w:val="right"/>
-      <w:pPr>
-        <w:ind w:left="2160" w:hanging="180"/>
-      </w:pPr>
-    </w:lvl>
-    <w:lvl w:ilvl="3">
-      <w:start w:val="1"/>
-      <w:numFmt w:val="decimal"/>
-      <w:lvlText w:val="(%4)"/>
-      <w:lvlJc w:val="left"/>
-      <w:pPr>
-        <w:ind w:left="2880" w:hanging="360"/>
-      </w:pPr>
-    </w:lvl>
-    <w:lvl w:ilvl="4">
-      <w:start w:val="1"/>
-      <w:numFmt w:val="lowerLetter"/>
-      <w:lvlText w:val="(%5)"/>
-      <w:lvlJc w:val="left"/>
-      <w:pPr>
-        <w:ind w:left="3600" w:hanging="360"/>
-      </w:pPr>
-    </w:lvl>
-    <w:lvl w:ilvl="5">
-      <w:start w:val="1"/>
-      <w:numFmt w:val="lowerRoman"/>
-      <w:lvlText w:val="(%6)"/>
-      <w:lvlJc w:val="right"/>
-      <w:pPr>
-        <w:ind w:left="4320" w:hanging="180"/>
-      </w:pPr>
-    </w:lvl>
-    <w:lvl w:ilvl="6">
-      <w:start w:val="1"/>
-      <w:numFmt w:val="decimal"/>
-      <w:lvlText w:val="%7."/>
-      <w:lvlJc w:val="left"/>
-      <w:pPr>
-        <w:ind w:left="5040" w:hanging="360"/>
-      </w:pPr>
-    </w:lvl>
-    <w:lvl w:ilvl="7">
-      <w:start w:val="1"/>
-      <w:numFmt w:val="lowerLetter"/>
-      <w:lvlText w:val="%8."/>
-      <w:lvlJc w:val="left"/>
-      <w:pPr>
-        <w:ind w:left="5760" w:hanging="360"/>
-      </w:pPr>
-    </w:lvl>
-    <w:lvl w:ilvl="8">
-      <w:start w:val="1"/>
-      <w:numFmt w:val="lowerRoman"/>
-      <w:lvlText w:val="%9."/>
-      <w:lvlJc w:val="right"/>
-      <w:pPr>
-        <w:ind w:left="6480" w:hanging="180"/>
-      </w:pPr>
-    </w:lvl>
-  </w:abstractNum>
-  <w:abstractNum w:abstractNumId="26" w15:restartNumberingAfterBreak="0">
-    <w:nsid w:val="36B30CC0"/>
-    <w:multiLevelType w:val="hybridMultilevel"/>
-    <w:tmpl w:val="CECE6648"/>
-    <w:lvl w:ilvl="0" w:tplc="5E6E2840">
-      <w:start w:val="1"/>
-      <w:numFmt w:val="decimal"/>
-      <w:lvlText w:val="%1."/>
-      <w:lvlJc w:val="left"/>
-      <w:pPr>
-        <w:ind w:left="720" w:hanging="360"/>
-      </w:pPr>
-    </w:lvl>
-    <w:lvl w:ilvl="1" w:tplc="7D3E3DFA">
-      <w:start w:val="1"/>
-      <w:numFmt w:val="lowerLetter"/>
-      <w:lvlText w:val="%2."/>
-      <w:lvlJc w:val="left"/>
-      <w:pPr>
-        <w:ind w:left="1440" w:hanging="360"/>
-      </w:pPr>
-    </w:lvl>
-    <w:lvl w:ilvl="2" w:tplc="F53C8848">
-      <w:start w:val="1"/>
-      <w:numFmt w:val="lowerRoman"/>
-      <w:lvlText w:val="%3."/>
-      <w:lvlJc w:val="right"/>
-      <w:pPr>
-        <w:ind w:left="2160" w:hanging="180"/>
-      </w:pPr>
-    </w:lvl>
-    <w:lvl w:ilvl="3" w:tplc="CDBC3DC6">
-      <w:start w:val="1"/>
-      <w:numFmt w:val="decimal"/>
-      <w:lvlText w:val="%4."/>
-      <w:lvlJc w:val="left"/>
-      <w:pPr>
-        <w:ind w:left="2880" w:hanging="360"/>
-      </w:pPr>
-    </w:lvl>
-    <w:lvl w:ilvl="4" w:tplc="2D4C2B04">
-      <w:start w:val="1"/>
-      <w:numFmt w:val="lowerLetter"/>
-      <w:lvlText w:val="%5."/>
-      <w:lvlJc w:val="left"/>
-      <w:pPr>
-        <w:ind w:left="3600" w:hanging="360"/>
-      </w:pPr>
-    </w:lvl>
-    <w:lvl w:ilvl="5" w:tplc="B21EBC90">
-      <w:start w:val="1"/>
-      <w:numFmt w:val="lowerRoman"/>
-      <w:lvlText w:val="%6."/>
-      <w:lvlJc w:val="right"/>
-      <w:pPr>
-        <w:ind w:left="4320" w:hanging="180"/>
-      </w:pPr>
-    </w:lvl>
-    <w:lvl w:ilvl="6" w:tplc="9132D0F2">
-      <w:start w:val="1"/>
-      <w:numFmt w:val="decimal"/>
-      <w:lvlText w:val="%7."/>
-      <w:lvlJc w:val="left"/>
-      <w:pPr>
-        <w:ind w:left="5040" w:hanging="360"/>
-      </w:pPr>
-    </w:lvl>
-    <w:lvl w:ilvl="7" w:tplc="85626576">
-      <w:start w:val="1"/>
-      <w:numFmt w:val="lowerLetter"/>
-      <w:lvlText w:val="%8."/>
-      <w:lvlJc w:val="left"/>
-      <w:pPr>
-        <w:ind w:left="5760" w:hanging="360"/>
-      </w:pPr>
-    </w:lvl>
-    <w:lvl w:ilvl="8" w:tplc="FEFA7C84">
-      <w:start w:val="1"/>
-      <w:numFmt w:val="lowerRoman"/>
-      <w:lvlText w:val="%9."/>
-      <w:lvlJc w:val="right"/>
-      <w:pPr>
-        <w:ind w:left="6480" w:hanging="180"/>
-      </w:pPr>
-    </w:lvl>
-  </w:abstractNum>
-  <w:abstractNum w:abstractNumId="27" w15:restartNumberingAfterBreak="0">
+  <w:abstractNum w:abstractNumId="5" w15:restartNumberingAfterBreak="0">
     <w:nsid w:val="395EC68F"/>
     <w:multiLevelType w:val="multilevel"/>
     <w:tmpl w:val="126C174C"/>
@@ -11688,378 +9790,7 @@
       </w:pPr>
     </w:lvl>
   </w:abstractNum>
-  <w:abstractNum w:abstractNumId="28" w15:restartNumberingAfterBreak="0">
-    <w:nsid w:val="3A78FD84"/>
-    <w:multiLevelType w:val="hybridMultilevel"/>
-    <w:tmpl w:val="4CB2DE4C"/>
-    <w:lvl w:ilvl="0" w:tplc="8BEA0D4A">
-      <w:start w:val="1"/>
-      <w:numFmt w:val="decimal"/>
-      <w:lvlText w:val="%1."/>
-      <w:lvlJc w:val="left"/>
-      <w:pPr>
-        <w:ind w:left="720" w:hanging="360"/>
-      </w:pPr>
-    </w:lvl>
-    <w:lvl w:ilvl="1" w:tplc="41BC370C">
-      <w:start w:val="1"/>
-      <w:numFmt w:val="lowerLetter"/>
-      <w:lvlText w:val="%2."/>
-      <w:lvlJc w:val="left"/>
-      <w:pPr>
-        <w:ind w:left="1440" w:hanging="360"/>
-      </w:pPr>
-    </w:lvl>
-    <w:lvl w:ilvl="2" w:tplc="297AB86C">
-      <w:start w:val="1"/>
-      <w:numFmt w:val="lowerRoman"/>
-      <w:lvlText w:val="%3."/>
-      <w:lvlJc w:val="right"/>
-      <w:pPr>
-        <w:ind w:left="2160" w:hanging="180"/>
-      </w:pPr>
-    </w:lvl>
-    <w:lvl w:ilvl="3" w:tplc="7C181DB8">
-      <w:start w:val="1"/>
-      <w:numFmt w:val="decimal"/>
-      <w:lvlText w:val="%4."/>
-      <w:lvlJc w:val="left"/>
-      <w:pPr>
-        <w:ind w:left="2880" w:hanging="360"/>
-      </w:pPr>
-    </w:lvl>
-    <w:lvl w:ilvl="4" w:tplc="69ECE8D2">
-      <w:start w:val="1"/>
-      <w:numFmt w:val="lowerLetter"/>
-      <w:lvlText w:val="%5."/>
-      <w:lvlJc w:val="left"/>
-      <w:pPr>
-        <w:ind w:left="3600" w:hanging="360"/>
-      </w:pPr>
-    </w:lvl>
-    <w:lvl w:ilvl="5" w:tplc="5C524C4A">
-      <w:start w:val="1"/>
-      <w:numFmt w:val="lowerRoman"/>
-      <w:lvlText w:val="%6."/>
-      <w:lvlJc w:val="right"/>
-      <w:pPr>
-        <w:ind w:left="4320" w:hanging="180"/>
-      </w:pPr>
-    </w:lvl>
-    <w:lvl w:ilvl="6" w:tplc="3664E89E">
-      <w:start w:val="1"/>
-      <w:numFmt w:val="decimal"/>
-      <w:lvlText w:val="%7."/>
-      <w:lvlJc w:val="left"/>
-      <w:pPr>
-        <w:ind w:left="5040" w:hanging="360"/>
-      </w:pPr>
-    </w:lvl>
-    <w:lvl w:ilvl="7" w:tplc="7AACBA02">
-      <w:start w:val="1"/>
-      <w:numFmt w:val="lowerLetter"/>
-      <w:lvlText w:val="%8."/>
-      <w:lvlJc w:val="left"/>
-      <w:pPr>
-        <w:ind w:left="5760" w:hanging="360"/>
-      </w:pPr>
-    </w:lvl>
-    <w:lvl w:ilvl="8" w:tplc="54DE3742">
-      <w:start w:val="1"/>
-      <w:numFmt w:val="lowerRoman"/>
-      <w:lvlText w:val="%9."/>
-      <w:lvlJc w:val="right"/>
-      <w:pPr>
-        <w:ind w:left="6480" w:hanging="180"/>
-      </w:pPr>
-    </w:lvl>
-  </w:abstractNum>
-  <w:abstractNum w:abstractNumId="29" w15:restartNumberingAfterBreak="0">
-    <w:nsid w:val="3AFB8564"/>
-    <w:multiLevelType w:val="hybridMultilevel"/>
-    <w:tmpl w:val="9558FA54"/>
-    <w:lvl w:ilvl="0" w:tplc="2C6C9630">
-      <w:start w:val="5"/>
-      <w:numFmt w:val="bullet"/>
-      <w:lvlText w:val=""/>
-      <w:lvlJc w:val="left"/>
-      <w:pPr>
-        <w:ind w:left="720" w:hanging="360"/>
-      </w:pPr>
-      <w:rPr>
-        <w:rFonts w:ascii="Symbol" w:hAnsi="Symbol" w:hint="default"/>
-      </w:rPr>
-    </w:lvl>
-    <w:lvl w:ilvl="1" w:tplc="294C9060">
-      <w:start w:val="1"/>
-      <w:numFmt w:val="bullet"/>
-      <w:lvlText w:val="o"/>
-      <w:lvlJc w:val="left"/>
-      <w:pPr>
-        <w:ind w:left="1440" w:hanging="360"/>
-      </w:pPr>
-      <w:rPr>
-        <w:rFonts w:ascii="Courier New" w:hAnsi="Courier New" w:hint="default"/>
-      </w:rPr>
-    </w:lvl>
-    <w:lvl w:ilvl="2" w:tplc="250CC2F0">
-      <w:start w:val="1"/>
-      <w:numFmt w:val="bullet"/>
-      <w:lvlText w:val=""/>
-      <w:lvlJc w:val="left"/>
-      <w:pPr>
-        <w:ind w:left="2160" w:hanging="360"/>
-      </w:pPr>
-      <w:rPr>
-        <w:rFonts w:ascii="Wingdings" w:hAnsi="Wingdings" w:hint="default"/>
-      </w:rPr>
-    </w:lvl>
-    <w:lvl w:ilvl="3" w:tplc="1C0C4FE8">
-      <w:start w:val="1"/>
-      <w:numFmt w:val="bullet"/>
-      <w:lvlText w:val=""/>
-      <w:lvlJc w:val="left"/>
-      <w:pPr>
-        <w:ind w:left="2880" w:hanging="360"/>
-      </w:pPr>
-      <w:rPr>
-        <w:rFonts w:ascii="Symbol" w:hAnsi="Symbol" w:hint="default"/>
-      </w:rPr>
-    </w:lvl>
-    <w:lvl w:ilvl="4" w:tplc="D29EA394">
-      <w:start w:val="1"/>
-      <w:numFmt w:val="bullet"/>
-      <w:lvlText w:val="o"/>
-      <w:lvlJc w:val="left"/>
-      <w:pPr>
-        <w:ind w:left="3600" w:hanging="360"/>
-      </w:pPr>
-      <w:rPr>
-        <w:rFonts w:ascii="Courier New" w:hAnsi="Courier New" w:hint="default"/>
-      </w:rPr>
-    </w:lvl>
-    <w:lvl w:ilvl="5" w:tplc="F9D4D292">
-      <w:start w:val="1"/>
-      <w:numFmt w:val="bullet"/>
-      <w:lvlText w:val=""/>
-      <w:lvlJc w:val="left"/>
-      <w:pPr>
-        <w:ind w:left="4320" w:hanging="360"/>
-      </w:pPr>
-      <w:rPr>
-        <w:rFonts w:ascii="Wingdings" w:hAnsi="Wingdings" w:hint="default"/>
-      </w:rPr>
-    </w:lvl>
-    <w:lvl w:ilvl="6" w:tplc="B1B03438">
-      <w:start w:val="1"/>
-      <w:numFmt w:val="bullet"/>
-      <w:lvlText w:val=""/>
-      <w:lvlJc w:val="left"/>
-      <w:pPr>
-        <w:ind w:left="5040" w:hanging="360"/>
-      </w:pPr>
-      <w:rPr>
-        <w:rFonts w:ascii="Symbol" w:hAnsi="Symbol" w:hint="default"/>
-      </w:rPr>
-    </w:lvl>
-    <w:lvl w:ilvl="7" w:tplc="A6B62B3C">
-      <w:start w:val="1"/>
-      <w:numFmt w:val="bullet"/>
-      <w:lvlText w:val="o"/>
-      <w:lvlJc w:val="left"/>
-      <w:pPr>
-        <w:ind w:left="5760" w:hanging="360"/>
-      </w:pPr>
-      <w:rPr>
-        <w:rFonts w:ascii="Courier New" w:hAnsi="Courier New" w:hint="default"/>
-      </w:rPr>
-    </w:lvl>
-    <w:lvl w:ilvl="8" w:tplc="2B2A3AA0">
-      <w:start w:val="1"/>
-      <w:numFmt w:val="bullet"/>
-      <w:lvlText w:val=""/>
-      <w:lvlJc w:val="left"/>
-      <w:pPr>
-        <w:ind w:left="6480" w:hanging="360"/>
-      </w:pPr>
-      <w:rPr>
-        <w:rFonts w:ascii="Wingdings" w:hAnsi="Wingdings" w:hint="default"/>
-      </w:rPr>
-    </w:lvl>
-  </w:abstractNum>
-  <w:abstractNum w:abstractNumId="30" w15:restartNumberingAfterBreak="0">
-    <w:nsid w:val="3C45435A"/>
-    <w:multiLevelType w:val="multilevel"/>
-    <w:tmpl w:val="B38ECB4C"/>
-    <w:lvl w:ilvl="0">
-      <w:start w:val="1"/>
-      <w:numFmt w:val="decimal"/>
-      <w:lvlText w:val="%1)"/>
-      <w:lvlJc w:val="left"/>
-      <w:pPr>
-        <w:ind w:left="720" w:hanging="360"/>
-      </w:pPr>
-    </w:lvl>
-    <w:lvl w:ilvl="1">
-      <w:start w:val="1"/>
-      <w:numFmt w:val="lowerLetter"/>
-      <w:lvlText w:val="%2)"/>
-      <w:lvlJc w:val="left"/>
-      <w:pPr>
-        <w:ind w:left="1440" w:hanging="360"/>
-      </w:pPr>
-    </w:lvl>
-    <w:lvl w:ilvl="2">
-      <w:start w:val="1"/>
-      <w:numFmt w:val="lowerRoman"/>
-      <w:lvlText w:val="%3)"/>
-      <w:lvlJc w:val="right"/>
-      <w:pPr>
-        <w:ind w:left="2160" w:hanging="180"/>
-      </w:pPr>
-    </w:lvl>
-    <w:lvl w:ilvl="3">
-      <w:start w:val="1"/>
-      <w:numFmt w:val="decimal"/>
-      <w:lvlText w:val="(%4)"/>
-      <w:lvlJc w:val="left"/>
-      <w:pPr>
-        <w:ind w:left="2880" w:hanging="360"/>
-      </w:pPr>
-    </w:lvl>
-    <w:lvl w:ilvl="4">
-      <w:start w:val="1"/>
-      <w:numFmt w:val="lowerLetter"/>
-      <w:lvlText w:val="(%5)"/>
-      <w:lvlJc w:val="left"/>
-      <w:pPr>
-        <w:ind w:left="3600" w:hanging="360"/>
-      </w:pPr>
-    </w:lvl>
-    <w:lvl w:ilvl="5">
-      <w:start w:val="1"/>
-      <w:numFmt w:val="lowerRoman"/>
-      <w:lvlText w:val="(%6)"/>
-      <w:lvlJc w:val="right"/>
-      <w:pPr>
-        <w:ind w:left="4320" w:hanging="180"/>
-      </w:pPr>
-    </w:lvl>
-    <w:lvl w:ilvl="6">
-      <w:start w:val="1"/>
-      <w:numFmt w:val="decimal"/>
-      <w:lvlText w:val="%7."/>
-      <w:lvlJc w:val="left"/>
-      <w:pPr>
-        <w:ind w:left="5040" w:hanging="360"/>
-      </w:pPr>
-    </w:lvl>
-    <w:lvl w:ilvl="7">
-      <w:start w:val="1"/>
-      <w:numFmt w:val="lowerLetter"/>
-      <w:lvlText w:val="%8."/>
-      <w:lvlJc w:val="left"/>
-      <w:pPr>
-        <w:ind w:left="5760" w:hanging="360"/>
-      </w:pPr>
-    </w:lvl>
-    <w:lvl w:ilvl="8">
-      <w:start w:val="1"/>
-      <w:numFmt w:val="lowerRoman"/>
-      <w:lvlText w:val="%9."/>
-      <w:lvlJc w:val="right"/>
-      <w:pPr>
-        <w:ind w:left="6480" w:hanging="180"/>
-      </w:pPr>
-    </w:lvl>
-  </w:abstractNum>
-  <w:abstractNum w:abstractNumId="31" w15:restartNumberingAfterBreak="0">
-    <w:nsid w:val="3F02E922"/>
-    <w:multiLevelType w:val="hybridMultilevel"/>
-    <w:tmpl w:val="5B52AFF4"/>
-    <w:lvl w:ilvl="0" w:tplc="9A088B4A">
-      <w:start w:val="1"/>
-      <w:numFmt w:val="decimal"/>
-      <w:lvlText w:val="%1."/>
-      <w:lvlJc w:val="left"/>
-      <w:pPr>
-        <w:ind w:left="720" w:hanging="360"/>
-      </w:pPr>
-    </w:lvl>
-    <w:lvl w:ilvl="1" w:tplc="3094ECB4">
-      <w:start w:val="1"/>
-      <w:numFmt w:val="lowerLetter"/>
-      <w:lvlText w:val="%2."/>
-      <w:lvlJc w:val="left"/>
-      <w:pPr>
-        <w:ind w:left="1440" w:hanging="360"/>
-      </w:pPr>
-    </w:lvl>
-    <w:lvl w:ilvl="2" w:tplc="7C5C481E">
-      <w:start w:val="1"/>
-      <w:numFmt w:val="lowerRoman"/>
-      <w:lvlText w:val="%3."/>
-      <w:lvlJc w:val="right"/>
-      <w:pPr>
-        <w:ind w:left="2160" w:hanging="180"/>
-      </w:pPr>
-    </w:lvl>
-    <w:lvl w:ilvl="3" w:tplc="0C7A120E">
-      <w:start w:val="1"/>
-      <w:numFmt w:val="decimal"/>
-      <w:lvlText w:val="%4."/>
-      <w:lvlJc w:val="left"/>
-      <w:pPr>
-        <w:ind w:left="2880" w:hanging="360"/>
-      </w:pPr>
-    </w:lvl>
-    <w:lvl w:ilvl="4" w:tplc="E1D66CD6">
-      <w:start w:val="1"/>
-      <w:numFmt w:val="lowerLetter"/>
-      <w:lvlText w:val="%5."/>
-      <w:lvlJc w:val="left"/>
-      <w:pPr>
-        <w:ind w:left="3600" w:hanging="360"/>
-      </w:pPr>
-    </w:lvl>
-    <w:lvl w:ilvl="5" w:tplc="CE60F25E">
-      <w:start w:val="1"/>
-      <w:numFmt w:val="lowerRoman"/>
-      <w:lvlText w:val="%6."/>
-      <w:lvlJc w:val="right"/>
-      <w:pPr>
-        <w:ind w:left="4320" w:hanging="180"/>
-      </w:pPr>
-    </w:lvl>
-    <w:lvl w:ilvl="6" w:tplc="B5BA4FF4">
-      <w:start w:val="1"/>
-      <w:numFmt w:val="decimal"/>
-      <w:lvlText w:val="%7."/>
-      <w:lvlJc w:val="left"/>
-      <w:pPr>
-        <w:ind w:left="5040" w:hanging="360"/>
-      </w:pPr>
-    </w:lvl>
-    <w:lvl w:ilvl="7" w:tplc="A5683234">
-      <w:start w:val="1"/>
-      <w:numFmt w:val="lowerLetter"/>
-      <w:lvlText w:val="%8."/>
-      <w:lvlJc w:val="left"/>
-      <w:pPr>
-        <w:ind w:left="5760" w:hanging="360"/>
-      </w:pPr>
-    </w:lvl>
-    <w:lvl w:ilvl="8" w:tplc="3F005D76">
-      <w:start w:val="1"/>
-      <w:numFmt w:val="lowerRoman"/>
-      <w:lvlText w:val="%9."/>
-      <w:lvlJc w:val="right"/>
-      <w:pPr>
-        <w:ind w:left="6480" w:hanging="180"/>
-      </w:pPr>
-    </w:lvl>
-  </w:abstractNum>
-  <w:abstractNum w:abstractNumId="32" w15:restartNumberingAfterBreak="0">
+  <w:abstractNum w:abstractNumId="6" w15:restartNumberingAfterBreak="0">
     <w:nsid w:val="43670F25"/>
     <w:multiLevelType w:val="multilevel"/>
     <w:tmpl w:val="59268EB0"/>
@@ -12172,120 +9903,7 @@
       </w:pPr>
     </w:lvl>
   </w:abstractNum>
-  <w:abstractNum w:abstractNumId="33" w15:restartNumberingAfterBreak="0">
-    <w:nsid w:val="43FF8CED"/>
-    <w:multiLevelType w:val="hybridMultilevel"/>
-    <w:tmpl w:val="89FE3B5C"/>
-    <w:lvl w:ilvl="0" w:tplc="823EF2B2">
-      <w:start w:val="1"/>
-      <w:numFmt w:val="bullet"/>
-      <w:lvlText w:val=""/>
-      <w:lvlJc w:val="left"/>
-      <w:pPr>
-        <w:ind w:left="720" w:hanging="360"/>
-      </w:pPr>
-      <w:rPr>
-        <w:rFonts w:ascii="Symbol" w:hAnsi="Symbol" w:hint="default"/>
-      </w:rPr>
-    </w:lvl>
-    <w:lvl w:ilvl="1" w:tplc="4E5C83DE">
-      <w:start w:val="1"/>
-      <w:numFmt w:val="bullet"/>
-      <w:lvlText w:val="o"/>
-      <w:lvlJc w:val="left"/>
-      <w:pPr>
-        <w:ind w:left="1440" w:hanging="360"/>
-      </w:pPr>
-      <w:rPr>
-        <w:rFonts w:ascii="Courier New" w:hAnsi="Courier New" w:hint="default"/>
-      </w:rPr>
-    </w:lvl>
-    <w:lvl w:ilvl="2" w:tplc="726E5C06">
-      <w:start w:val="1"/>
-      <w:numFmt w:val="bullet"/>
-      <w:lvlText w:val=""/>
-      <w:lvlJc w:val="left"/>
-      <w:pPr>
-        <w:ind w:left="2160" w:hanging="360"/>
-      </w:pPr>
-      <w:rPr>
-        <w:rFonts w:ascii="Wingdings" w:hAnsi="Wingdings" w:hint="default"/>
-      </w:rPr>
-    </w:lvl>
-    <w:lvl w:ilvl="3" w:tplc="B6D6DFF6">
-      <w:start w:val="1"/>
-      <w:numFmt w:val="bullet"/>
-      <w:lvlText w:val=""/>
-      <w:lvlJc w:val="left"/>
-      <w:pPr>
-        <w:ind w:left="2880" w:hanging="360"/>
-      </w:pPr>
-      <w:rPr>
-        <w:rFonts w:ascii="Symbol" w:hAnsi="Symbol" w:hint="default"/>
-      </w:rPr>
-    </w:lvl>
-    <w:lvl w:ilvl="4" w:tplc="65D65C28">
-      <w:start w:val="1"/>
-      <w:numFmt w:val="bullet"/>
-      <w:lvlText w:val="o"/>
-      <w:lvlJc w:val="left"/>
-      <w:pPr>
-        <w:ind w:left="3600" w:hanging="360"/>
-      </w:pPr>
-      <w:rPr>
-        <w:rFonts w:ascii="Courier New" w:hAnsi="Courier New" w:hint="default"/>
-      </w:rPr>
-    </w:lvl>
-    <w:lvl w:ilvl="5" w:tplc="F662D030">
-      <w:start w:val="1"/>
-      <w:numFmt w:val="bullet"/>
-      <w:lvlText w:val=""/>
-      <w:lvlJc w:val="left"/>
-      <w:pPr>
-        <w:ind w:left="4320" w:hanging="360"/>
-      </w:pPr>
-      <w:rPr>
-        <w:rFonts w:ascii="Wingdings" w:hAnsi="Wingdings" w:hint="default"/>
-      </w:rPr>
-    </w:lvl>
-    <w:lvl w:ilvl="6" w:tplc="6EAC32AC">
-      <w:start w:val="1"/>
-      <w:numFmt w:val="bullet"/>
-      <w:lvlText w:val=""/>
-      <w:lvlJc w:val="left"/>
-      <w:pPr>
-        <w:ind w:left="5040" w:hanging="360"/>
-      </w:pPr>
-      <w:rPr>
-        <w:rFonts w:ascii="Symbol" w:hAnsi="Symbol" w:hint="default"/>
-      </w:rPr>
-    </w:lvl>
-    <w:lvl w:ilvl="7" w:tplc="5DB68AE2">
-      <w:start w:val="1"/>
-      <w:numFmt w:val="bullet"/>
-      <w:lvlText w:val="o"/>
-      <w:lvlJc w:val="left"/>
-      <w:pPr>
-        <w:ind w:left="5760" w:hanging="360"/>
-      </w:pPr>
-      <w:rPr>
-        <w:rFonts w:ascii="Courier New" w:hAnsi="Courier New" w:hint="default"/>
-      </w:rPr>
-    </w:lvl>
-    <w:lvl w:ilvl="8" w:tplc="A358F01A">
-      <w:start w:val="1"/>
-      <w:numFmt w:val="bullet"/>
-      <w:lvlText w:val=""/>
-      <w:lvlJc w:val="left"/>
-      <w:pPr>
-        <w:ind w:left="6480" w:hanging="360"/>
-      </w:pPr>
-      <w:rPr>
-        <w:rFonts w:ascii="Wingdings" w:hAnsi="Wingdings" w:hint="default"/>
-      </w:rPr>
-    </w:lvl>
-  </w:abstractNum>
-  <w:abstractNum w:abstractNumId="34" w15:restartNumberingAfterBreak="0">
+  <w:abstractNum w:abstractNumId="7" w15:restartNumberingAfterBreak="0">
     <w:nsid w:val="4580C2CE"/>
     <w:multiLevelType w:val="hybridMultilevel"/>
     <w:tmpl w:val="C3CE4E08"/>
@@ -12398,93 +10016,7 @@
       </w:rPr>
     </w:lvl>
   </w:abstractNum>
-  <w:abstractNum w:abstractNumId="35" w15:restartNumberingAfterBreak="0">
-    <w:nsid w:val="46BBD68B"/>
-    <w:multiLevelType w:val="multilevel"/>
-    <w:tmpl w:val="98C0774E"/>
-    <w:lvl w:ilvl="0">
-      <w:start w:val="1"/>
-      <w:numFmt w:val="decimal"/>
-      <w:lvlText w:val="%1)"/>
-      <w:lvlJc w:val="left"/>
-      <w:pPr>
-        <w:ind w:left="720" w:hanging="360"/>
-      </w:pPr>
-    </w:lvl>
-    <w:lvl w:ilvl="1">
-      <w:start w:val="1"/>
-      <w:numFmt w:val="lowerLetter"/>
-      <w:lvlText w:val="%2)"/>
-      <w:lvlJc w:val="left"/>
-      <w:pPr>
-        <w:ind w:left="1440" w:hanging="360"/>
-      </w:pPr>
-    </w:lvl>
-    <w:lvl w:ilvl="2">
-      <w:start w:val="1"/>
-      <w:numFmt w:val="lowerRoman"/>
-      <w:lvlText w:val="%3)"/>
-      <w:lvlJc w:val="right"/>
-      <w:pPr>
-        <w:ind w:left="2160" w:hanging="180"/>
-      </w:pPr>
-    </w:lvl>
-    <w:lvl w:ilvl="3">
-      <w:start w:val="1"/>
-      <w:numFmt w:val="decimal"/>
-      <w:lvlText w:val="(%4)"/>
-      <w:lvlJc w:val="left"/>
-      <w:pPr>
-        <w:ind w:left="2880" w:hanging="360"/>
-      </w:pPr>
-    </w:lvl>
-    <w:lvl w:ilvl="4">
-      <w:start w:val="1"/>
-      <w:numFmt w:val="lowerLetter"/>
-      <w:lvlText w:val="(%5)"/>
-      <w:lvlJc w:val="left"/>
-      <w:pPr>
-        <w:ind w:left="3600" w:hanging="360"/>
-      </w:pPr>
-    </w:lvl>
-    <w:lvl w:ilvl="5">
-      <w:start w:val="1"/>
-      <w:numFmt w:val="lowerRoman"/>
-      <w:lvlText w:val="(%6)"/>
-      <w:lvlJc w:val="right"/>
-      <w:pPr>
-        <w:ind w:left="4320" w:hanging="180"/>
-      </w:pPr>
-    </w:lvl>
-    <w:lvl w:ilvl="6">
-      <w:start w:val="1"/>
-      <w:numFmt w:val="decimal"/>
-      <w:lvlText w:val="%7."/>
-      <w:lvlJc w:val="left"/>
-      <w:pPr>
-        <w:ind w:left="5040" w:hanging="360"/>
-      </w:pPr>
-    </w:lvl>
-    <w:lvl w:ilvl="7">
-      <w:start w:val="1"/>
-      <w:numFmt w:val="lowerLetter"/>
-      <w:lvlText w:val="%8."/>
-      <w:lvlJc w:val="left"/>
-      <w:pPr>
-        <w:ind w:left="5760" w:hanging="360"/>
-      </w:pPr>
-    </w:lvl>
-    <w:lvl w:ilvl="8">
-      <w:start w:val="1"/>
-      <w:numFmt w:val="lowerRoman"/>
-      <w:lvlText w:val="%9."/>
-      <w:lvlJc w:val="right"/>
-      <w:pPr>
-        <w:ind w:left="6480" w:hanging="180"/>
-      </w:pPr>
-    </w:lvl>
-  </w:abstractNum>
-  <w:abstractNum w:abstractNumId="36" w15:restartNumberingAfterBreak="0">
+  <w:abstractNum w:abstractNumId="8" w15:restartNumberingAfterBreak="0">
     <w:nsid w:val="46CFF90A"/>
     <w:multiLevelType w:val="hybridMultilevel"/>
     <w:tmpl w:val="19B0B36A"/>
@@ -12597,206 +10129,7 @@
       </w:rPr>
     </w:lvl>
   </w:abstractNum>
-  <w:abstractNum w:abstractNumId="37" w15:restartNumberingAfterBreak="0">
-    <w:nsid w:val="47838F81"/>
-    <w:multiLevelType w:val="hybridMultilevel"/>
-    <w:tmpl w:val="1416E1D6"/>
-    <w:lvl w:ilvl="0" w:tplc="942242CA">
-      <w:start w:val="1"/>
-      <w:numFmt w:val="decimal"/>
-      <w:lvlText w:val="%1."/>
-      <w:lvlJc w:val="left"/>
-      <w:pPr>
-        <w:ind w:left="720" w:hanging="360"/>
-      </w:pPr>
-    </w:lvl>
-    <w:lvl w:ilvl="1" w:tplc="BC16312C">
-      <w:start w:val="1"/>
-      <w:numFmt w:val="lowerLetter"/>
-      <w:lvlText w:val="%2."/>
-      <w:lvlJc w:val="left"/>
-      <w:pPr>
-        <w:ind w:left="1440" w:hanging="360"/>
-      </w:pPr>
-    </w:lvl>
-    <w:lvl w:ilvl="2" w:tplc="F6523CDA">
-      <w:start w:val="1"/>
-      <w:numFmt w:val="lowerRoman"/>
-      <w:lvlText w:val="%3."/>
-      <w:lvlJc w:val="right"/>
-      <w:pPr>
-        <w:ind w:left="2160" w:hanging="180"/>
-      </w:pPr>
-    </w:lvl>
-    <w:lvl w:ilvl="3" w:tplc="E154FA58">
-      <w:start w:val="1"/>
-      <w:numFmt w:val="decimal"/>
-      <w:lvlText w:val="%4."/>
-      <w:lvlJc w:val="left"/>
-      <w:pPr>
-        <w:ind w:left="2880" w:hanging="360"/>
-      </w:pPr>
-    </w:lvl>
-    <w:lvl w:ilvl="4" w:tplc="CD84E95E">
-      <w:start w:val="1"/>
-      <w:numFmt w:val="lowerLetter"/>
-      <w:lvlText w:val="%5."/>
-      <w:lvlJc w:val="left"/>
-      <w:pPr>
-        <w:ind w:left="3600" w:hanging="360"/>
-      </w:pPr>
-    </w:lvl>
-    <w:lvl w:ilvl="5" w:tplc="3C3672F0">
-      <w:start w:val="1"/>
-      <w:numFmt w:val="lowerRoman"/>
-      <w:lvlText w:val="%6."/>
-      <w:lvlJc w:val="right"/>
-      <w:pPr>
-        <w:ind w:left="4320" w:hanging="180"/>
-      </w:pPr>
-    </w:lvl>
-    <w:lvl w:ilvl="6" w:tplc="FB80DFB2">
-      <w:start w:val="1"/>
-      <w:numFmt w:val="decimal"/>
-      <w:lvlText w:val="%7."/>
-      <w:lvlJc w:val="left"/>
-      <w:pPr>
-        <w:ind w:left="5040" w:hanging="360"/>
-      </w:pPr>
-    </w:lvl>
-    <w:lvl w:ilvl="7" w:tplc="66F65BF4">
-      <w:start w:val="1"/>
-      <w:numFmt w:val="lowerLetter"/>
-      <w:lvlText w:val="%8."/>
-      <w:lvlJc w:val="left"/>
-      <w:pPr>
-        <w:ind w:left="5760" w:hanging="360"/>
-      </w:pPr>
-    </w:lvl>
-    <w:lvl w:ilvl="8" w:tplc="36A011EC">
-      <w:start w:val="1"/>
-      <w:numFmt w:val="lowerRoman"/>
-      <w:lvlText w:val="%9."/>
-      <w:lvlJc w:val="right"/>
-      <w:pPr>
-        <w:ind w:left="6480" w:hanging="180"/>
-      </w:pPr>
-    </w:lvl>
-  </w:abstractNum>
-  <w:abstractNum w:abstractNumId="38" w15:restartNumberingAfterBreak="0">
-    <w:nsid w:val="49A7BECC"/>
-    <w:multiLevelType w:val="hybridMultilevel"/>
-    <w:tmpl w:val="537E6470"/>
-    <w:lvl w:ilvl="0" w:tplc="A64E6FC8">
-      <w:start w:val="5"/>
-      <w:numFmt w:val="bullet"/>
-      <w:lvlText w:val=""/>
-      <w:lvlJc w:val="left"/>
-      <w:pPr>
-        <w:ind w:left="720" w:hanging="360"/>
-      </w:pPr>
-      <w:rPr>
-        <w:rFonts w:ascii="Symbol" w:hAnsi="Symbol" w:hint="default"/>
-      </w:rPr>
-    </w:lvl>
-    <w:lvl w:ilvl="1" w:tplc="D90C4014">
-      <w:start w:val="1"/>
-      <w:numFmt w:val="bullet"/>
-      <w:lvlText w:val="o"/>
-      <w:lvlJc w:val="left"/>
-      <w:pPr>
-        <w:ind w:left="1440" w:hanging="360"/>
-      </w:pPr>
-      <w:rPr>
-        <w:rFonts w:ascii="Courier New" w:hAnsi="Courier New" w:hint="default"/>
-      </w:rPr>
-    </w:lvl>
-    <w:lvl w:ilvl="2" w:tplc="D27A08E8">
-      <w:start w:val="1"/>
-      <w:numFmt w:val="bullet"/>
-      <w:lvlText w:val=""/>
-      <w:lvlJc w:val="left"/>
-      <w:pPr>
-        <w:ind w:left="2160" w:hanging="360"/>
-      </w:pPr>
-      <w:rPr>
-        <w:rFonts w:ascii="Wingdings" w:hAnsi="Wingdings" w:hint="default"/>
-      </w:rPr>
-    </w:lvl>
-    <w:lvl w:ilvl="3" w:tplc="1BEC8F2E">
-      <w:start w:val="1"/>
-      <w:numFmt w:val="bullet"/>
-      <w:lvlText w:val=""/>
-      <w:lvlJc w:val="left"/>
-      <w:pPr>
-        <w:ind w:left="2880" w:hanging="360"/>
-      </w:pPr>
-      <w:rPr>
-        <w:rFonts w:ascii="Symbol" w:hAnsi="Symbol" w:hint="default"/>
-      </w:rPr>
-    </w:lvl>
-    <w:lvl w:ilvl="4" w:tplc="79F64644">
-      <w:start w:val="1"/>
-      <w:numFmt w:val="bullet"/>
-      <w:lvlText w:val="o"/>
-      <w:lvlJc w:val="left"/>
-      <w:pPr>
-        <w:ind w:left="3600" w:hanging="360"/>
-      </w:pPr>
-      <w:rPr>
-        <w:rFonts w:ascii="Courier New" w:hAnsi="Courier New" w:hint="default"/>
-      </w:rPr>
-    </w:lvl>
-    <w:lvl w:ilvl="5" w:tplc="0FD6F734">
-      <w:start w:val="1"/>
-      <w:numFmt w:val="bullet"/>
-      <w:lvlText w:val=""/>
-      <w:lvlJc w:val="left"/>
-      <w:pPr>
-        <w:ind w:left="4320" w:hanging="360"/>
-      </w:pPr>
-      <w:rPr>
-        <w:rFonts w:ascii="Wingdings" w:hAnsi="Wingdings" w:hint="default"/>
-      </w:rPr>
-    </w:lvl>
-    <w:lvl w:ilvl="6" w:tplc="4C8C28BA">
-      <w:start w:val="1"/>
-      <w:numFmt w:val="bullet"/>
-      <w:lvlText w:val=""/>
-      <w:lvlJc w:val="left"/>
-      <w:pPr>
-        <w:ind w:left="5040" w:hanging="360"/>
-      </w:pPr>
-      <w:rPr>
-        <w:rFonts w:ascii="Symbol" w:hAnsi="Symbol" w:hint="default"/>
-      </w:rPr>
-    </w:lvl>
-    <w:lvl w:ilvl="7" w:tplc="C0C49152">
-      <w:start w:val="1"/>
-      <w:numFmt w:val="bullet"/>
-      <w:lvlText w:val="o"/>
-      <w:lvlJc w:val="left"/>
-      <w:pPr>
-        <w:ind w:left="5760" w:hanging="360"/>
-      </w:pPr>
-      <w:rPr>
-        <w:rFonts w:ascii="Courier New" w:hAnsi="Courier New" w:hint="default"/>
-      </w:rPr>
-    </w:lvl>
-    <w:lvl w:ilvl="8" w:tplc="8A3C8910">
-      <w:start w:val="1"/>
-      <w:numFmt w:val="bullet"/>
-      <w:lvlText w:val=""/>
-      <w:lvlJc w:val="left"/>
-      <w:pPr>
-        <w:ind w:left="6480" w:hanging="360"/>
-      </w:pPr>
-      <w:rPr>
-        <w:rFonts w:ascii="Wingdings" w:hAnsi="Wingdings" w:hint="default"/>
-      </w:rPr>
-    </w:lvl>
-  </w:abstractNum>
-  <w:abstractNum w:abstractNumId="39" w15:restartNumberingAfterBreak="0">
+  <w:abstractNum w:abstractNumId="9" w15:restartNumberingAfterBreak="0">
     <w:nsid w:val="4BB80DB8"/>
     <w:multiLevelType w:val="multilevel"/>
     <w:tmpl w:val="18A25C80"/>
@@ -12909,179 +10242,7 @@
       </w:pPr>
     </w:lvl>
   </w:abstractNum>
-  <w:abstractNum w:abstractNumId="40" w15:restartNumberingAfterBreak="0">
-    <w:nsid w:val="4DBBD0F1"/>
-    <w:multiLevelType w:val="hybridMultilevel"/>
-    <w:tmpl w:val="37622AF0"/>
-    <w:lvl w:ilvl="0" w:tplc="BA2814F8">
-      <w:start w:val="1"/>
-      <w:numFmt w:val="decimal"/>
-      <w:lvlText w:val="%1."/>
-      <w:lvlJc w:val="left"/>
-      <w:pPr>
-        <w:ind w:left="720" w:hanging="360"/>
-      </w:pPr>
-    </w:lvl>
-    <w:lvl w:ilvl="1" w:tplc="DEB08822">
-      <w:start w:val="2"/>
-      <w:numFmt w:val="upperLetter"/>
-      <w:lvlText w:val="%2)"/>
-      <w:lvlJc w:val="left"/>
-      <w:pPr>
-        <w:ind w:left="1440" w:hanging="360"/>
-      </w:pPr>
-    </w:lvl>
-    <w:lvl w:ilvl="2" w:tplc="16481270">
-      <w:start w:val="1"/>
-      <w:numFmt w:val="lowerRoman"/>
-      <w:lvlText w:val="%3."/>
-      <w:lvlJc w:val="right"/>
-      <w:pPr>
-        <w:ind w:left="2160" w:hanging="180"/>
-      </w:pPr>
-    </w:lvl>
-    <w:lvl w:ilvl="3" w:tplc="B6D6D58A">
-      <w:start w:val="1"/>
-      <w:numFmt w:val="decimal"/>
-      <w:lvlText w:val="%4."/>
-      <w:lvlJc w:val="left"/>
-      <w:pPr>
-        <w:ind w:left="2880" w:hanging="360"/>
-      </w:pPr>
-    </w:lvl>
-    <w:lvl w:ilvl="4" w:tplc="AB8CCD18">
-      <w:start w:val="1"/>
-      <w:numFmt w:val="lowerLetter"/>
-      <w:lvlText w:val="%5."/>
-      <w:lvlJc w:val="left"/>
-      <w:pPr>
-        <w:ind w:left="3600" w:hanging="360"/>
-      </w:pPr>
-    </w:lvl>
-    <w:lvl w:ilvl="5" w:tplc="A114F2A4">
-      <w:start w:val="1"/>
-      <w:numFmt w:val="lowerRoman"/>
-      <w:lvlText w:val="%6."/>
-      <w:lvlJc w:val="right"/>
-      <w:pPr>
-        <w:ind w:left="4320" w:hanging="180"/>
-      </w:pPr>
-    </w:lvl>
-    <w:lvl w:ilvl="6" w:tplc="3D6A8E64">
-      <w:start w:val="1"/>
-      <w:numFmt w:val="decimal"/>
-      <w:lvlText w:val="%7."/>
-      <w:lvlJc w:val="left"/>
-      <w:pPr>
-        <w:ind w:left="5040" w:hanging="360"/>
-      </w:pPr>
-    </w:lvl>
-    <w:lvl w:ilvl="7" w:tplc="38ACA1C0">
-      <w:start w:val="1"/>
-      <w:numFmt w:val="lowerLetter"/>
-      <w:lvlText w:val="%8."/>
-      <w:lvlJc w:val="left"/>
-      <w:pPr>
-        <w:ind w:left="5760" w:hanging="360"/>
-      </w:pPr>
-    </w:lvl>
-    <w:lvl w:ilvl="8" w:tplc="CF523A0E">
-      <w:start w:val="1"/>
-      <w:numFmt w:val="lowerRoman"/>
-      <w:lvlText w:val="%9."/>
-      <w:lvlJc w:val="right"/>
-      <w:pPr>
-        <w:ind w:left="6480" w:hanging="180"/>
-      </w:pPr>
-    </w:lvl>
-  </w:abstractNum>
-  <w:abstractNum w:abstractNumId="41" w15:restartNumberingAfterBreak="0">
-    <w:nsid w:val="4F3E26ED"/>
-    <w:multiLevelType w:val="multilevel"/>
-    <w:tmpl w:val="11761AA8"/>
-    <w:lvl w:ilvl="0">
-      <w:start w:val="1"/>
-      <w:numFmt w:val="decimal"/>
-      <w:lvlText w:val="%1)"/>
-      <w:lvlJc w:val="left"/>
-      <w:pPr>
-        <w:ind w:left="720" w:hanging="360"/>
-      </w:pPr>
-    </w:lvl>
-    <w:lvl w:ilvl="1">
-      <w:start w:val="1"/>
-      <w:numFmt w:val="lowerLetter"/>
-      <w:lvlText w:val="%2)"/>
-      <w:lvlJc w:val="left"/>
-      <w:pPr>
-        <w:ind w:left="1440" w:hanging="360"/>
-      </w:pPr>
-    </w:lvl>
-    <w:lvl w:ilvl="2">
-      <w:start w:val="1"/>
-      <w:numFmt w:val="lowerRoman"/>
-      <w:lvlText w:val="%3)"/>
-      <w:lvlJc w:val="right"/>
-      <w:pPr>
-        <w:ind w:left="2160" w:hanging="180"/>
-      </w:pPr>
-    </w:lvl>
-    <w:lvl w:ilvl="3">
-      <w:start w:val="1"/>
-      <w:numFmt w:val="decimal"/>
-      <w:lvlText w:val="(%4)"/>
-      <w:lvlJc w:val="left"/>
-      <w:pPr>
-        <w:ind w:left="2880" w:hanging="360"/>
-      </w:pPr>
-    </w:lvl>
-    <w:lvl w:ilvl="4">
-      <w:start w:val="1"/>
-      <w:numFmt w:val="lowerLetter"/>
-      <w:lvlText w:val="(%5)"/>
-      <w:lvlJc w:val="left"/>
-      <w:pPr>
-        <w:ind w:left="3600" w:hanging="360"/>
-      </w:pPr>
-    </w:lvl>
-    <w:lvl w:ilvl="5">
-      <w:start w:val="1"/>
-      <w:numFmt w:val="lowerRoman"/>
-      <w:lvlText w:val="(%6)"/>
-      <w:lvlJc w:val="right"/>
-      <w:pPr>
-        <w:ind w:left="4320" w:hanging="180"/>
-      </w:pPr>
-    </w:lvl>
-    <w:lvl w:ilvl="6">
-      <w:start w:val="1"/>
-      <w:numFmt w:val="decimal"/>
-      <w:lvlText w:val="%7."/>
-      <w:lvlJc w:val="left"/>
-      <w:pPr>
-        <w:ind w:left="5040" w:hanging="360"/>
-      </w:pPr>
-    </w:lvl>
-    <w:lvl w:ilvl="7">
-      <w:start w:val="1"/>
-      <w:numFmt w:val="lowerLetter"/>
-      <w:lvlText w:val="%8."/>
-      <w:lvlJc w:val="left"/>
-      <w:pPr>
-        <w:ind w:left="5760" w:hanging="360"/>
-      </w:pPr>
-    </w:lvl>
-    <w:lvl w:ilvl="8">
-      <w:start w:val="1"/>
-      <w:numFmt w:val="lowerRoman"/>
-      <w:lvlText w:val="%9."/>
-      <w:lvlJc w:val="right"/>
-      <w:pPr>
-        <w:ind w:left="6480" w:hanging="180"/>
-      </w:pPr>
-    </w:lvl>
-  </w:abstractNum>
-  <w:abstractNum w:abstractNumId="42" w15:restartNumberingAfterBreak="0">
+  <w:abstractNum w:abstractNumId="10" w15:restartNumberingAfterBreak="0">
     <w:nsid w:val="5189BBE4"/>
     <w:multiLevelType w:val="hybridMultilevel"/>
     <w:tmpl w:val="CA5E0BB8"/>
@@ -13194,292 +10355,7 @@
       </w:rPr>
     </w:lvl>
   </w:abstractNum>
-  <w:abstractNum w:abstractNumId="43" w15:restartNumberingAfterBreak="0">
-    <w:nsid w:val="5474D147"/>
-    <w:multiLevelType w:val="hybridMultilevel"/>
-    <w:tmpl w:val="4D7CE524"/>
-    <w:lvl w:ilvl="0" w:tplc="4B009262">
-      <w:start w:val="1"/>
-      <w:numFmt w:val="decimal"/>
-      <w:lvlText w:val="%1."/>
-      <w:lvlJc w:val="left"/>
-      <w:pPr>
-        <w:ind w:left="720" w:hanging="360"/>
-      </w:pPr>
-    </w:lvl>
-    <w:lvl w:ilvl="1" w:tplc="3C3E8EA4">
-      <w:start w:val="1"/>
-      <w:numFmt w:val="lowerLetter"/>
-      <w:lvlText w:val="%2."/>
-      <w:lvlJc w:val="left"/>
-      <w:pPr>
-        <w:ind w:left="1440" w:hanging="360"/>
-      </w:pPr>
-    </w:lvl>
-    <w:lvl w:ilvl="2" w:tplc="B9F0E28C">
-      <w:start w:val="1"/>
-      <w:numFmt w:val="lowerRoman"/>
-      <w:lvlText w:val="%3."/>
-      <w:lvlJc w:val="right"/>
-      <w:pPr>
-        <w:ind w:left="2160" w:hanging="180"/>
-      </w:pPr>
-    </w:lvl>
-    <w:lvl w:ilvl="3" w:tplc="CBBC985E">
-      <w:start w:val="1"/>
-      <w:numFmt w:val="decimal"/>
-      <w:lvlText w:val="%4."/>
-      <w:lvlJc w:val="left"/>
-      <w:pPr>
-        <w:ind w:left="2880" w:hanging="360"/>
-      </w:pPr>
-    </w:lvl>
-    <w:lvl w:ilvl="4" w:tplc="F5E28FF0">
-      <w:start w:val="1"/>
-      <w:numFmt w:val="lowerLetter"/>
-      <w:lvlText w:val="%5."/>
-      <w:lvlJc w:val="left"/>
-      <w:pPr>
-        <w:ind w:left="3600" w:hanging="360"/>
-      </w:pPr>
-    </w:lvl>
-    <w:lvl w:ilvl="5" w:tplc="636A336A">
-      <w:start w:val="1"/>
-      <w:numFmt w:val="lowerRoman"/>
-      <w:lvlText w:val="%6."/>
-      <w:lvlJc w:val="right"/>
-      <w:pPr>
-        <w:ind w:left="4320" w:hanging="180"/>
-      </w:pPr>
-    </w:lvl>
-    <w:lvl w:ilvl="6" w:tplc="B70E01B8">
-      <w:start w:val="1"/>
-      <w:numFmt w:val="decimal"/>
-      <w:lvlText w:val="%7."/>
-      <w:lvlJc w:val="left"/>
-      <w:pPr>
-        <w:ind w:left="5040" w:hanging="360"/>
-      </w:pPr>
-    </w:lvl>
-    <w:lvl w:ilvl="7" w:tplc="57F000F2">
-      <w:start w:val="1"/>
-      <w:numFmt w:val="lowerLetter"/>
-      <w:lvlText w:val="%8."/>
-      <w:lvlJc w:val="left"/>
-      <w:pPr>
-        <w:ind w:left="5760" w:hanging="360"/>
-      </w:pPr>
-    </w:lvl>
-    <w:lvl w:ilvl="8" w:tplc="9C18E23C">
-      <w:start w:val="1"/>
-      <w:numFmt w:val="lowerRoman"/>
-      <w:lvlText w:val="%9."/>
-      <w:lvlJc w:val="right"/>
-      <w:pPr>
-        <w:ind w:left="6480" w:hanging="180"/>
-      </w:pPr>
-    </w:lvl>
-  </w:abstractNum>
-  <w:abstractNum w:abstractNumId="44" w15:restartNumberingAfterBreak="0">
-    <w:nsid w:val="58963B01"/>
-    <w:multiLevelType w:val="multilevel"/>
-    <w:tmpl w:val="84425E4C"/>
-    <w:lvl w:ilvl="0">
-      <w:start w:val="5"/>
-      <w:numFmt w:val="decimal"/>
-      <w:lvlText w:val="%1)"/>
-      <w:lvlJc w:val="left"/>
-      <w:pPr>
-        <w:ind w:left="720" w:hanging="360"/>
-      </w:pPr>
-    </w:lvl>
-    <w:lvl w:ilvl="1">
-      <w:start w:val="1"/>
-      <w:numFmt w:val="lowerLetter"/>
-      <w:lvlText w:val="%2)"/>
-      <w:lvlJc w:val="left"/>
-      <w:pPr>
-        <w:ind w:left="1440" w:hanging="360"/>
-      </w:pPr>
-    </w:lvl>
-    <w:lvl w:ilvl="2">
-      <w:start w:val="1"/>
-      <w:numFmt w:val="lowerRoman"/>
-      <w:lvlText w:val="%3)"/>
-      <w:lvlJc w:val="right"/>
-      <w:pPr>
-        <w:ind w:left="2160" w:hanging="180"/>
-      </w:pPr>
-    </w:lvl>
-    <w:lvl w:ilvl="3">
-      <w:start w:val="1"/>
-      <w:numFmt w:val="decimal"/>
-      <w:lvlText w:val="(%4)"/>
-      <w:lvlJc w:val="left"/>
-      <w:pPr>
-        <w:ind w:left="2880" w:hanging="360"/>
-      </w:pPr>
-    </w:lvl>
-    <w:lvl w:ilvl="4">
-      <w:start w:val="1"/>
-      <w:numFmt w:val="lowerLetter"/>
-      <w:lvlText w:val="(%5)"/>
-      <w:lvlJc w:val="left"/>
-      <w:pPr>
-        <w:ind w:left="3600" w:hanging="360"/>
-      </w:pPr>
-    </w:lvl>
-    <w:lvl w:ilvl="5">
-      <w:start w:val="1"/>
-      <w:numFmt w:val="lowerRoman"/>
-      <w:lvlText w:val="(%6)"/>
-      <w:lvlJc w:val="right"/>
-      <w:pPr>
-        <w:ind w:left="4320" w:hanging="180"/>
-      </w:pPr>
-    </w:lvl>
-    <w:lvl w:ilvl="6">
-      <w:start w:val="1"/>
-      <w:numFmt w:val="decimal"/>
-      <w:lvlText w:val="%7."/>
-      <w:lvlJc w:val="left"/>
-      <w:pPr>
-        <w:ind w:left="5040" w:hanging="360"/>
-      </w:pPr>
-    </w:lvl>
-    <w:lvl w:ilvl="7">
-      <w:start w:val="1"/>
-      <w:numFmt w:val="lowerLetter"/>
-      <w:lvlText w:val="%8."/>
-      <w:lvlJc w:val="left"/>
-      <w:pPr>
-        <w:ind w:left="5760" w:hanging="360"/>
-      </w:pPr>
-    </w:lvl>
-    <w:lvl w:ilvl="8">
-      <w:start w:val="1"/>
-      <w:numFmt w:val="lowerRoman"/>
-      <w:lvlText w:val="%9."/>
-      <w:lvlJc w:val="right"/>
-      <w:pPr>
-        <w:ind w:left="6480" w:hanging="180"/>
-      </w:pPr>
-    </w:lvl>
-  </w:abstractNum>
-  <w:abstractNum w:abstractNumId="45" w15:restartNumberingAfterBreak="0">
-    <w:nsid w:val="5A31622E"/>
-    <w:multiLevelType w:val="hybridMultilevel"/>
-    <w:tmpl w:val="E294D078"/>
-    <w:lvl w:ilvl="0" w:tplc="2BE44E9E">
-      <w:start w:val="5"/>
-      <w:numFmt w:val="bullet"/>
-      <w:lvlText w:val=""/>
-      <w:lvlJc w:val="left"/>
-      <w:pPr>
-        <w:ind w:left="720" w:hanging="360"/>
-      </w:pPr>
-      <w:rPr>
-        <w:rFonts w:ascii="Symbol" w:hAnsi="Symbol" w:hint="default"/>
-      </w:rPr>
-    </w:lvl>
-    <w:lvl w:ilvl="1" w:tplc="6A780CCC">
-      <w:start w:val="1"/>
-      <w:numFmt w:val="bullet"/>
-      <w:lvlText w:val="o"/>
-      <w:lvlJc w:val="left"/>
-      <w:pPr>
-        <w:ind w:left="1440" w:hanging="360"/>
-      </w:pPr>
-      <w:rPr>
-        <w:rFonts w:ascii="Courier New" w:hAnsi="Courier New" w:hint="default"/>
-      </w:rPr>
-    </w:lvl>
-    <w:lvl w:ilvl="2" w:tplc="299006F0">
-      <w:start w:val="1"/>
-      <w:numFmt w:val="bullet"/>
-      <w:lvlText w:val=""/>
-      <w:lvlJc w:val="left"/>
-      <w:pPr>
-        <w:ind w:left="2160" w:hanging="360"/>
-      </w:pPr>
-      <w:rPr>
-        <w:rFonts w:ascii="Wingdings" w:hAnsi="Wingdings" w:hint="default"/>
-      </w:rPr>
-    </w:lvl>
-    <w:lvl w:ilvl="3" w:tplc="61FA1130">
-      <w:start w:val="1"/>
-      <w:numFmt w:val="bullet"/>
-      <w:lvlText w:val=""/>
-      <w:lvlJc w:val="left"/>
-      <w:pPr>
-        <w:ind w:left="2880" w:hanging="360"/>
-      </w:pPr>
-      <w:rPr>
-        <w:rFonts w:ascii="Symbol" w:hAnsi="Symbol" w:hint="default"/>
-      </w:rPr>
-    </w:lvl>
-    <w:lvl w:ilvl="4" w:tplc="D02E213C">
-      <w:start w:val="1"/>
-      <w:numFmt w:val="bullet"/>
-      <w:lvlText w:val="o"/>
-      <w:lvlJc w:val="left"/>
-      <w:pPr>
-        <w:ind w:left="3600" w:hanging="360"/>
-      </w:pPr>
-      <w:rPr>
-        <w:rFonts w:ascii="Courier New" w:hAnsi="Courier New" w:hint="default"/>
-      </w:rPr>
-    </w:lvl>
-    <w:lvl w:ilvl="5" w:tplc="79D20040">
-      <w:start w:val="1"/>
-      <w:numFmt w:val="bullet"/>
-      <w:lvlText w:val=""/>
-      <w:lvlJc w:val="left"/>
-      <w:pPr>
-        <w:ind w:left="4320" w:hanging="360"/>
-      </w:pPr>
-      <w:rPr>
-        <w:rFonts w:ascii="Wingdings" w:hAnsi="Wingdings" w:hint="default"/>
-      </w:rPr>
-    </w:lvl>
-    <w:lvl w:ilvl="6" w:tplc="D3C4825C">
-      <w:start w:val="1"/>
-      <w:numFmt w:val="bullet"/>
-      <w:lvlText w:val=""/>
-      <w:lvlJc w:val="left"/>
-      <w:pPr>
-        <w:ind w:left="5040" w:hanging="360"/>
-      </w:pPr>
-      <w:rPr>
-        <w:rFonts w:ascii="Symbol" w:hAnsi="Symbol" w:hint="default"/>
-      </w:rPr>
-    </w:lvl>
-    <w:lvl w:ilvl="7" w:tplc="72A80758">
-      <w:start w:val="1"/>
-      <w:numFmt w:val="bullet"/>
-      <w:lvlText w:val="o"/>
-      <w:lvlJc w:val="left"/>
-      <w:pPr>
-        <w:ind w:left="5760" w:hanging="360"/>
-      </w:pPr>
-      <w:rPr>
-        <w:rFonts w:ascii="Courier New" w:hAnsi="Courier New" w:hint="default"/>
-      </w:rPr>
-    </w:lvl>
-    <w:lvl w:ilvl="8" w:tplc="1F124392">
-      <w:start w:val="1"/>
-      <w:numFmt w:val="bullet"/>
-      <w:lvlText w:val=""/>
-      <w:lvlJc w:val="left"/>
-      <w:pPr>
-        <w:ind w:left="6480" w:hanging="360"/>
-      </w:pPr>
-      <w:rPr>
-        <w:rFonts w:ascii="Wingdings" w:hAnsi="Wingdings" w:hint="default"/>
-      </w:rPr>
-    </w:lvl>
-  </w:abstractNum>
-  <w:abstractNum w:abstractNumId="46" w15:restartNumberingAfterBreak="0">
+  <w:abstractNum w:abstractNumId="11" w15:restartNumberingAfterBreak="0">
     <w:nsid w:val="5AA4DD27"/>
     <w:multiLevelType w:val="hybridMultilevel"/>
     <w:tmpl w:val="FA122F68"/>
@@ -13592,318 +10468,7 @@
       </w:rPr>
     </w:lvl>
   </w:abstractNum>
-  <w:abstractNum w:abstractNumId="47" w15:restartNumberingAfterBreak="0">
-    <w:nsid w:val="5B3FFBB8"/>
-    <w:multiLevelType w:val="hybridMultilevel"/>
-    <w:tmpl w:val="AE9AB49A"/>
-    <w:lvl w:ilvl="0" w:tplc="0686BA24">
-      <w:start w:val="1"/>
-      <w:numFmt w:val="bullet"/>
-      <w:lvlText w:val=""/>
-      <w:lvlJc w:val="left"/>
-      <w:pPr>
-        <w:ind w:left="720" w:hanging="360"/>
-      </w:pPr>
-      <w:rPr>
-        <w:rFonts w:ascii="Symbol" w:hAnsi="Symbol" w:hint="default"/>
-      </w:rPr>
-    </w:lvl>
-    <w:lvl w:ilvl="1" w:tplc="6FF6C146">
-      <w:start w:val="1"/>
-      <w:numFmt w:val="bullet"/>
-      <w:lvlText w:val="o"/>
-      <w:lvlJc w:val="left"/>
-      <w:pPr>
-        <w:ind w:left="1440" w:hanging="360"/>
-      </w:pPr>
-      <w:rPr>
-        <w:rFonts w:ascii="Courier New" w:hAnsi="Courier New" w:hint="default"/>
-      </w:rPr>
-    </w:lvl>
-    <w:lvl w:ilvl="2" w:tplc="2EAA82C2">
-      <w:start w:val="1"/>
-      <w:numFmt w:val="bullet"/>
-      <w:lvlText w:val=""/>
-      <w:lvlJc w:val="left"/>
-      <w:pPr>
-        <w:ind w:left="2160" w:hanging="360"/>
-      </w:pPr>
-      <w:rPr>
-        <w:rFonts w:ascii="Wingdings" w:hAnsi="Wingdings" w:hint="default"/>
-      </w:rPr>
-    </w:lvl>
-    <w:lvl w:ilvl="3" w:tplc="B7E8B52A">
-      <w:start w:val="1"/>
-      <w:numFmt w:val="bullet"/>
-      <w:lvlText w:val=""/>
-      <w:lvlJc w:val="left"/>
-      <w:pPr>
-        <w:ind w:left="2880" w:hanging="360"/>
-      </w:pPr>
-      <w:rPr>
-        <w:rFonts w:ascii="Symbol" w:hAnsi="Symbol" w:hint="default"/>
-      </w:rPr>
-    </w:lvl>
-    <w:lvl w:ilvl="4" w:tplc="B808B90E">
-      <w:start w:val="1"/>
-      <w:numFmt w:val="bullet"/>
-      <w:lvlText w:val="o"/>
-      <w:lvlJc w:val="left"/>
-      <w:pPr>
-        <w:ind w:left="3600" w:hanging="360"/>
-      </w:pPr>
-      <w:rPr>
-        <w:rFonts w:ascii="Courier New" w:hAnsi="Courier New" w:hint="default"/>
-      </w:rPr>
-    </w:lvl>
-    <w:lvl w:ilvl="5" w:tplc="083405B0">
-      <w:start w:val="1"/>
-      <w:numFmt w:val="bullet"/>
-      <w:lvlText w:val=""/>
-      <w:lvlJc w:val="left"/>
-      <w:pPr>
-        <w:ind w:left="4320" w:hanging="360"/>
-      </w:pPr>
-      <w:rPr>
-        <w:rFonts w:ascii="Wingdings" w:hAnsi="Wingdings" w:hint="default"/>
-      </w:rPr>
-    </w:lvl>
-    <w:lvl w:ilvl="6" w:tplc="94F29444">
-      <w:start w:val="1"/>
-      <w:numFmt w:val="bullet"/>
-      <w:lvlText w:val=""/>
-      <w:lvlJc w:val="left"/>
-      <w:pPr>
-        <w:ind w:left="5040" w:hanging="360"/>
-      </w:pPr>
-      <w:rPr>
-        <w:rFonts w:ascii="Symbol" w:hAnsi="Symbol" w:hint="default"/>
-      </w:rPr>
-    </w:lvl>
-    <w:lvl w:ilvl="7" w:tplc="75885E32">
-      <w:start w:val="1"/>
-      <w:numFmt w:val="bullet"/>
-      <w:lvlText w:val="o"/>
-      <w:lvlJc w:val="left"/>
-      <w:pPr>
-        <w:ind w:left="5760" w:hanging="360"/>
-      </w:pPr>
-      <w:rPr>
-        <w:rFonts w:ascii="Courier New" w:hAnsi="Courier New" w:hint="default"/>
-      </w:rPr>
-    </w:lvl>
-    <w:lvl w:ilvl="8" w:tplc="028ACA9E">
-      <w:start w:val="1"/>
-      <w:numFmt w:val="bullet"/>
-      <w:lvlText w:val=""/>
-      <w:lvlJc w:val="left"/>
-      <w:pPr>
-        <w:ind w:left="6480" w:hanging="360"/>
-      </w:pPr>
-      <w:rPr>
-        <w:rFonts w:ascii="Wingdings" w:hAnsi="Wingdings" w:hint="default"/>
-      </w:rPr>
-    </w:lvl>
-  </w:abstractNum>
-  <w:abstractNum w:abstractNumId="48" w15:restartNumberingAfterBreak="0">
-    <w:nsid w:val="5B88E977"/>
-    <w:multiLevelType w:val="hybridMultilevel"/>
-    <w:tmpl w:val="2D348050"/>
-    <w:lvl w:ilvl="0" w:tplc="14266934">
-      <w:numFmt w:val="bullet"/>
-      <w:lvlText w:val=""/>
-      <w:lvlJc w:val="left"/>
-      <w:pPr>
-        <w:ind w:left="720" w:hanging="360"/>
-      </w:pPr>
-      <w:rPr>
-        <w:rFonts w:ascii="Symbol" w:hAnsi="Symbol" w:hint="default"/>
-      </w:rPr>
-    </w:lvl>
-    <w:lvl w:ilvl="1" w:tplc="8432183A">
-      <w:start w:val="1"/>
-      <w:numFmt w:val="bullet"/>
-      <w:lvlText w:val="o"/>
-      <w:lvlJc w:val="left"/>
-      <w:pPr>
-        <w:ind w:left="1440" w:hanging="360"/>
-      </w:pPr>
-      <w:rPr>
-        <w:rFonts w:ascii="Courier New" w:hAnsi="Courier New" w:hint="default"/>
-      </w:rPr>
-    </w:lvl>
-    <w:lvl w:ilvl="2" w:tplc="B5A02A4A">
-      <w:start w:val="1"/>
-      <w:numFmt w:val="bullet"/>
-      <w:lvlText w:val=""/>
-      <w:lvlJc w:val="left"/>
-      <w:pPr>
-        <w:ind w:left="2160" w:hanging="360"/>
-      </w:pPr>
-      <w:rPr>
-        <w:rFonts w:ascii="Wingdings" w:hAnsi="Wingdings" w:hint="default"/>
-      </w:rPr>
-    </w:lvl>
-    <w:lvl w:ilvl="3" w:tplc="CDC80064">
-      <w:start w:val="1"/>
-      <w:numFmt w:val="bullet"/>
-      <w:lvlText w:val=""/>
-      <w:lvlJc w:val="left"/>
-      <w:pPr>
-        <w:ind w:left="2880" w:hanging="360"/>
-      </w:pPr>
-      <w:rPr>
-        <w:rFonts w:ascii="Symbol" w:hAnsi="Symbol" w:hint="default"/>
-      </w:rPr>
-    </w:lvl>
-    <w:lvl w:ilvl="4" w:tplc="713A4D08">
-      <w:start w:val="1"/>
-      <w:numFmt w:val="bullet"/>
-      <w:lvlText w:val="o"/>
-      <w:lvlJc w:val="left"/>
-      <w:pPr>
-        <w:ind w:left="3600" w:hanging="360"/>
-      </w:pPr>
-      <w:rPr>
-        <w:rFonts w:ascii="Courier New" w:hAnsi="Courier New" w:hint="default"/>
-      </w:rPr>
-    </w:lvl>
-    <w:lvl w:ilvl="5" w:tplc="8D3CD486">
-      <w:start w:val="1"/>
-      <w:numFmt w:val="bullet"/>
-      <w:lvlText w:val=""/>
-      <w:lvlJc w:val="left"/>
-      <w:pPr>
-        <w:ind w:left="4320" w:hanging="360"/>
-      </w:pPr>
-      <w:rPr>
-        <w:rFonts w:ascii="Wingdings" w:hAnsi="Wingdings" w:hint="default"/>
-      </w:rPr>
-    </w:lvl>
-    <w:lvl w:ilvl="6" w:tplc="C97E7338">
-      <w:start w:val="1"/>
-      <w:numFmt w:val="bullet"/>
-      <w:lvlText w:val=""/>
-      <w:lvlJc w:val="left"/>
-      <w:pPr>
-        <w:ind w:left="5040" w:hanging="360"/>
-      </w:pPr>
-      <w:rPr>
-        <w:rFonts w:ascii="Symbol" w:hAnsi="Symbol" w:hint="default"/>
-      </w:rPr>
-    </w:lvl>
-    <w:lvl w:ilvl="7" w:tplc="84E48DB6">
-      <w:start w:val="1"/>
-      <w:numFmt w:val="bullet"/>
-      <w:lvlText w:val="o"/>
-      <w:lvlJc w:val="left"/>
-      <w:pPr>
-        <w:ind w:left="5760" w:hanging="360"/>
-      </w:pPr>
-      <w:rPr>
-        <w:rFonts w:ascii="Courier New" w:hAnsi="Courier New" w:hint="default"/>
-      </w:rPr>
-    </w:lvl>
-    <w:lvl w:ilvl="8" w:tplc="14B6D7AA">
-      <w:start w:val="1"/>
-      <w:numFmt w:val="bullet"/>
-      <w:lvlText w:val=""/>
-      <w:lvlJc w:val="left"/>
-      <w:pPr>
-        <w:ind w:left="6480" w:hanging="360"/>
-      </w:pPr>
-      <w:rPr>
-        <w:rFonts w:ascii="Wingdings" w:hAnsi="Wingdings" w:hint="default"/>
-      </w:rPr>
-    </w:lvl>
-  </w:abstractNum>
-  <w:abstractNum w:abstractNumId="49" w15:restartNumberingAfterBreak="0">
-    <w:nsid w:val="5E8D3072"/>
-    <w:multiLevelType w:val="multilevel"/>
-    <w:tmpl w:val="DAB4C998"/>
-    <w:lvl w:ilvl="0">
-      <w:start w:val="1"/>
-      <w:numFmt w:val="decimal"/>
-      <w:lvlText w:val="%1)"/>
-      <w:lvlJc w:val="left"/>
-      <w:pPr>
-        <w:ind w:left="720" w:hanging="360"/>
-      </w:pPr>
-    </w:lvl>
-    <w:lvl w:ilvl="1">
-      <w:start w:val="1"/>
-      <w:numFmt w:val="lowerLetter"/>
-      <w:lvlText w:val="%2)"/>
-      <w:lvlJc w:val="left"/>
-      <w:pPr>
-        <w:ind w:left="1440" w:hanging="360"/>
-      </w:pPr>
-    </w:lvl>
-    <w:lvl w:ilvl="2">
-      <w:start w:val="1"/>
-      <w:numFmt w:val="lowerRoman"/>
-      <w:lvlText w:val="%3)"/>
-      <w:lvlJc w:val="right"/>
-      <w:pPr>
-        <w:ind w:left="2160" w:hanging="180"/>
-      </w:pPr>
-    </w:lvl>
-    <w:lvl w:ilvl="3">
-      <w:start w:val="1"/>
-      <w:numFmt w:val="decimal"/>
-      <w:lvlText w:val="(%4)"/>
-      <w:lvlJc w:val="left"/>
-      <w:pPr>
-        <w:ind w:left="2880" w:hanging="360"/>
-      </w:pPr>
-    </w:lvl>
-    <w:lvl w:ilvl="4">
-      <w:start w:val="1"/>
-      <w:numFmt w:val="lowerLetter"/>
-      <w:lvlText w:val="(%5)"/>
-      <w:lvlJc w:val="left"/>
-      <w:pPr>
-        <w:ind w:left="3600" w:hanging="360"/>
-      </w:pPr>
-    </w:lvl>
-    <w:lvl w:ilvl="5">
-      <w:start w:val="1"/>
-      <w:numFmt w:val="lowerRoman"/>
-      <w:lvlText w:val="(%6)"/>
-      <w:lvlJc w:val="right"/>
-      <w:pPr>
-        <w:ind w:left="4320" w:hanging="180"/>
-      </w:pPr>
-    </w:lvl>
-    <w:lvl w:ilvl="6">
-      <w:start w:val="1"/>
-      <w:numFmt w:val="decimal"/>
-      <w:lvlText w:val="%7."/>
-      <w:lvlJc w:val="left"/>
-      <w:pPr>
-        <w:ind w:left="5040" w:hanging="360"/>
-      </w:pPr>
-    </w:lvl>
-    <w:lvl w:ilvl="7">
-      <w:start w:val="1"/>
-      <w:numFmt w:val="lowerLetter"/>
-      <w:lvlText w:val="%8."/>
-      <w:lvlJc w:val="left"/>
-      <w:pPr>
-        <w:ind w:left="5760" w:hanging="360"/>
-      </w:pPr>
-    </w:lvl>
-    <w:lvl w:ilvl="8">
-      <w:start w:val="1"/>
-      <w:numFmt w:val="lowerRoman"/>
-      <w:lvlText w:val="%9."/>
-      <w:lvlJc w:val="right"/>
-      <w:pPr>
-        <w:ind w:left="6480" w:hanging="180"/>
-      </w:pPr>
-    </w:lvl>
-  </w:abstractNum>
-  <w:abstractNum w:abstractNumId="50" w15:restartNumberingAfterBreak="0">
+  <w:abstractNum w:abstractNumId="12" w15:restartNumberingAfterBreak="0">
     <w:nsid w:val="5EB74EF6"/>
     <w:multiLevelType w:val="hybridMultilevel"/>
     <w:tmpl w:val="FFE6E596"/>
@@ -14016,7 +10581,7 @@
       </w:rPr>
     </w:lvl>
   </w:abstractNum>
-  <w:abstractNum w:abstractNumId="51" w15:restartNumberingAfterBreak="0">
+  <w:abstractNum w:abstractNumId="13" w15:restartNumberingAfterBreak="0">
     <w:nsid w:val="5F5609A7"/>
     <w:multiLevelType w:val="hybridMultilevel"/>
     <w:tmpl w:val="489AB2E8"/>
@@ -14129,378 +10694,7 @@
       </w:rPr>
     </w:lvl>
   </w:abstractNum>
-  <w:abstractNum w:abstractNumId="52" w15:restartNumberingAfterBreak="0">
-    <w:nsid w:val="62E9BDE3"/>
-    <w:multiLevelType w:val="hybridMultilevel"/>
-    <w:tmpl w:val="2170240E"/>
-    <w:lvl w:ilvl="0" w:tplc="B8A4DDF2">
-      <w:start w:val="1"/>
-      <w:numFmt w:val="lowerRoman"/>
-      <w:lvlText w:val="%1."/>
-      <w:lvlJc w:val="left"/>
-      <w:pPr>
-        <w:ind w:left="720" w:hanging="360"/>
-      </w:pPr>
-    </w:lvl>
-    <w:lvl w:ilvl="1" w:tplc="284E9EE0">
-      <w:start w:val="1"/>
-      <w:numFmt w:val="lowerLetter"/>
-      <w:lvlText w:val="%2."/>
-      <w:lvlJc w:val="left"/>
-      <w:pPr>
-        <w:ind w:left="1440" w:hanging="360"/>
-      </w:pPr>
-    </w:lvl>
-    <w:lvl w:ilvl="2" w:tplc="66924466">
-      <w:start w:val="1"/>
-      <w:numFmt w:val="lowerRoman"/>
-      <w:lvlText w:val="%3."/>
-      <w:lvlJc w:val="right"/>
-      <w:pPr>
-        <w:ind w:left="2160" w:hanging="180"/>
-      </w:pPr>
-    </w:lvl>
-    <w:lvl w:ilvl="3" w:tplc="900C910E">
-      <w:start w:val="1"/>
-      <w:numFmt w:val="decimal"/>
-      <w:lvlText w:val="%4."/>
-      <w:lvlJc w:val="left"/>
-      <w:pPr>
-        <w:ind w:left="2880" w:hanging="360"/>
-      </w:pPr>
-    </w:lvl>
-    <w:lvl w:ilvl="4" w:tplc="3560F8CE">
-      <w:start w:val="1"/>
-      <w:numFmt w:val="lowerLetter"/>
-      <w:lvlText w:val="%5."/>
-      <w:lvlJc w:val="left"/>
-      <w:pPr>
-        <w:ind w:left="3600" w:hanging="360"/>
-      </w:pPr>
-    </w:lvl>
-    <w:lvl w:ilvl="5" w:tplc="7A50B2C8">
-      <w:start w:val="1"/>
-      <w:numFmt w:val="lowerRoman"/>
-      <w:lvlText w:val="%6."/>
-      <w:lvlJc w:val="right"/>
-      <w:pPr>
-        <w:ind w:left="4320" w:hanging="180"/>
-      </w:pPr>
-    </w:lvl>
-    <w:lvl w:ilvl="6" w:tplc="4858DC02">
-      <w:start w:val="1"/>
-      <w:numFmt w:val="decimal"/>
-      <w:lvlText w:val="%7."/>
-      <w:lvlJc w:val="left"/>
-      <w:pPr>
-        <w:ind w:left="5040" w:hanging="360"/>
-      </w:pPr>
-    </w:lvl>
-    <w:lvl w:ilvl="7" w:tplc="C2B63ED6">
-      <w:start w:val="1"/>
-      <w:numFmt w:val="lowerLetter"/>
-      <w:lvlText w:val="%8."/>
-      <w:lvlJc w:val="left"/>
-      <w:pPr>
-        <w:ind w:left="5760" w:hanging="360"/>
-      </w:pPr>
-    </w:lvl>
-    <w:lvl w:ilvl="8" w:tplc="E81E680A">
-      <w:start w:val="1"/>
-      <w:numFmt w:val="lowerRoman"/>
-      <w:lvlText w:val="%9."/>
-      <w:lvlJc w:val="right"/>
-      <w:pPr>
-        <w:ind w:left="6480" w:hanging="180"/>
-      </w:pPr>
-    </w:lvl>
-  </w:abstractNum>
-  <w:abstractNum w:abstractNumId="53" w15:restartNumberingAfterBreak="0">
-    <w:nsid w:val="62F13B34"/>
-    <w:multiLevelType w:val="hybridMultilevel"/>
-    <w:tmpl w:val="CD6AD4CA"/>
-    <w:lvl w:ilvl="0" w:tplc="E0F809EE">
-      <w:start w:val="5"/>
-      <w:numFmt w:val="bullet"/>
-      <w:lvlText w:val=""/>
-      <w:lvlJc w:val="left"/>
-      <w:pPr>
-        <w:ind w:left="720" w:hanging="360"/>
-      </w:pPr>
-      <w:rPr>
-        <w:rFonts w:ascii="Symbol" w:hAnsi="Symbol" w:hint="default"/>
-      </w:rPr>
-    </w:lvl>
-    <w:lvl w:ilvl="1" w:tplc="4ABC8DEC">
-      <w:start w:val="1"/>
-      <w:numFmt w:val="bullet"/>
-      <w:lvlText w:val="o"/>
-      <w:lvlJc w:val="left"/>
-      <w:pPr>
-        <w:ind w:left="1440" w:hanging="360"/>
-      </w:pPr>
-      <w:rPr>
-        <w:rFonts w:ascii="Courier New" w:hAnsi="Courier New" w:hint="default"/>
-      </w:rPr>
-    </w:lvl>
-    <w:lvl w:ilvl="2" w:tplc="007AB6BE">
-      <w:start w:val="1"/>
-      <w:numFmt w:val="bullet"/>
-      <w:lvlText w:val=""/>
-      <w:lvlJc w:val="left"/>
-      <w:pPr>
-        <w:ind w:left="2160" w:hanging="360"/>
-      </w:pPr>
-      <w:rPr>
-        <w:rFonts w:ascii="Wingdings" w:hAnsi="Wingdings" w:hint="default"/>
-      </w:rPr>
-    </w:lvl>
-    <w:lvl w:ilvl="3" w:tplc="2E4EF0EE">
-      <w:start w:val="1"/>
-      <w:numFmt w:val="bullet"/>
-      <w:lvlText w:val=""/>
-      <w:lvlJc w:val="left"/>
-      <w:pPr>
-        <w:ind w:left="2880" w:hanging="360"/>
-      </w:pPr>
-      <w:rPr>
-        <w:rFonts w:ascii="Symbol" w:hAnsi="Symbol" w:hint="default"/>
-      </w:rPr>
-    </w:lvl>
-    <w:lvl w:ilvl="4" w:tplc="8C44A7BC">
-      <w:start w:val="1"/>
-      <w:numFmt w:val="bullet"/>
-      <w:lvlText w:val="o"/>
-      <w:lvlJc w:val="left"/>
-      <w:pPr>
-        <w:ind w:left="3600" w:hanging="360"/>
-      </w:pPr>
-      <w:rPr>
-        <w:rFonts w:ascii="Courier New" w:hAnsi="Courier New" w:hint="default"/>
-      </w:rPr>
-    </w:lvl>
-    <w:lvl w:ilvl="5" w:tplc="6822719A">
-      <w:start w:val="1"/>
-      <w:numFmt w:val="bullet"/>
-      <w:lvlText w:val=""/>
-      <w:lvlJc w:val="left"/>
-      <w:pPr>
-        <w:ind w:left="4320" w:hanging="360"/>
-      </w:pPr>
-      <w:rPr>
-        <w:rFonts w:ascii="Wingdings" w:hAnsi="Wingdings" w:hint="default"/>
-      </w:rPr>
-    </w:lvl>
-    <w:lvl w:ilvl="6" w:tplc="B53C32C8">
-      <w:start w:val="1"/>
-      <w:numFmt w:val="bullet"/>
-      <w:lvlText w:val=""/>
-      <w:lvlJc w:val="left"/>
-      <w:pPr>
-        <w:ind w:left="5040" w:hanging="360"/>
-      </w:pPr>
-      <w:rPr>
-        <w:rFonts w:ascii="Symbol" w:hAnsi="Symbol" w:hint="default"/>
-      </w:rPr>
-    </w:lvl>
-    <w:lvl w:ilvl="7" w:tplc="92008A38">
-      <w:start w:val="1"/>
-      <w:numFmt w:val="bullet"/>
-      <w:lvlText w:val="o"/>
-      <w:lvlJc w:val="left"/>
-      <w:pPr>
-        <w:ind w:left="5760" w:hanging="360"/>
-      </w:pPr>
-      <w:rPr>
-        <w:rFonts w:ascii="Courier New" w:hAnsi="Courier New" w:hint="default"/>
-      </w:rPr>
-    </w:lvl>
-    <w:lvl w:ilvl="8" w:tplc="2BE679C4">
-      <w:start w:val="1"/>
-      <w:numFmt w:val="bullet"/>
-      <w:lvlText w:val=""/>
-      <w:lvlJc w:val="left"/>
-      <w:pPr>
-        <w:ind w:left="6480" w:hanging="360"/>
-      </w:pPr>
-      <w:rPr>
-        <w:rFonts w:ascii="Wingdings" w:hAnsi="Wingdings" w:hint="default"/>
-      </w:rPr>
-    </w:lvl>
-  </w:abstractNum>
-  <w:abstractNum w:abstractNumId="54" w15:restartNumberingAfterBreak="0">
-    <w:nsid w:val="63338D2C"/>
-    <w:multiLevelType w:val="hybridMultilevel"/>
-    <w:tmpl w:val="CC86A7E2"/>
-    <w:lvl w:ilvl="0" w:tplc="13587D18">
-      <w:start w:val="1"/>
-      <w:numFmt w:val="decimal"/>
-      <w:lvlText w:val="%1)"/>
-      <w:lvlJc w:val="left"/>
-      <w:pPr>
-        <w:ind w:left="720" w:hanging="360"/>
-      </w:pPr>
-    </w:lvl>
-    <w:lvl w:ilvl="1" w:tplc="9C8ADF28">
-      <w:start w:val="1"/>
-      <w:numFmt w:val="lowerLetter"/>
-      <w:lvlText w:val="%2."/>
-      <w:lvlJc w:val="left"/>
-      <w:pPr>
-        <w:ind w:left="1440" w:hanging="360"/>
-      </w:pPr>
-    </w:lvl>
-    <w:lvl w:ilvl="2" w:tplc="C2282AAE">
-      <w:start w:val="1"/>
-      <w:numFmt w:val="lowerRoman"/>
-      <w:lvlText w:val="%3."/>
-      <w:lvlJc w:val="right"/>
-      <w:pPr>
-        <w:ind w:left="2160" w:hanging="180"/>
-      </w:pPr>
-    </w:lvl>
-    <w:lvl w:ilvl="3" w:tplc="ADCE4C8C">
-      <w:start w:val="1"/>
-      <w:numFmt w:val="decimal"/>
-      <w:lvlText w:val="%4."/>
-      <w:lvlJc w:val="left"/>
-      <w:pPr>
-        <w:ind w:left="2880" w:hanging="360"/>
-      </w:pPr>
-    </w:lvl>
-    <w:lvl w:ilvl="4" w:tplc="FA3C68F0">
-      <w:start w:val="1"/>
-      <w:numFmt w:val="lowerLetter"/>
-      <w:lvlText w:val="%5."/>
-      <w:lvlJc w:val="left"/>
-      <w:pPr>
-        <w:ind w:left="3600" w:hanging="360"/>
-      </w:pPr>
-    </w:lvl>
-    <w:lvl w:ilvl="5" w:tplc="5E28AC0E">
-      <w:start w:val="1"/>
-      <w:numFmt w:val="lowerRoman"/>
-      <w:lvlText w:val="%6."/>
-      <w:lvlJc w:val="right"/>
-      <w:pPr>
-        <w:ind w:left="4320" w:hanging="180"/>
-      </w:pPr>
-    </w:lvl>
-    <w:lvl w:ilvl="6" w:tplc="3DF442D2">
-      <w:start w:val="1"/>
-      <w:numFmt w:val="decimal"/>
-      <w:lvlText w:val="%7."/>
-      <w:lvlJc w:val="left"/>
-      <w:pPr>
-        <w:ind w:left="5040" w:hanging="360"/>
-      </w:pPr>
-    </w:lvl>
-    <w:lvl w:ilvl="7" w:tplc="C4FC6FA6">
-      <w:start w:val="1"/>
-      <w:numFmt w:val="lowerLetter"/>
-      <w:lvlText w:val="%8."/>
-      <w:lvlJc w:val="left"/>
-      <w:pPr>
-        <w:ind w:left="5760" w:hanging="360"/>
-      </w:pPr>
-    </w:lvl>
-    <w:lvl w:ilvl="8" w:tplc="C82A8168">
-      <w:start w:val="1"/>
-      <w:numFmt w:val="lowerRoman"/>
-      <w:lvlText w:val="%9."/>
-      <w:lvlJc w:val="right"/>
-      <w:pPr>
-        <w:ind w:left="6480" w:hanging="180"/>
-      </w:pPr>
-    </w:lvl>
-  </w:abstractNum>
-  <w:abstractNum w:abstractNumId="55" w15:restartNumberingAfterBreak="0">
-    <w:nsid w:val="66A043F9"/>
-    <w:multiLevelType w:val="multilevel"/>
-    <w:tmpl w:val="9E7CA85C"/>
-    <w:lvl w:ilvl="0">
-      <w:start w:val="3"/>
-      <w:numFmt w:val="decimal"/>
-      <w:lvlText w:val="%1)"/>
-      <w:lvlJc w:val="left"/>
-      <w:pPr>
-        <w:ind w:left="720" w:hanging="360"/>
-      </w:pPr>
-    </w:lvl>
-    <w:lvl w:ilvl="1">
-      <w:start w:val="1"/>
-      <w:numFmt w:val="lowerLetter"/>
-      <w:lvlText w:val="%2)"/>
-      <w:lvlJc w:val="left"/>
-      <w:pPr>
-        <w:ind w:left="1440" w:hanging="360"/>
-      </w:pPr>
-    </w:lvl>
-    <w:lvl w:ilvl="2">
-      <w:start w:val="1"/>
-      <w:numFmt w:val="lowerRoman"/>
-      <w:lvlText w:val="%3)"/>
-      <w:lvlJc w:val="right"/>
-      <w:pPr>
-        <w:ind w:left="2160" w:hanging="180"/>
-      </w:pPr>
-    </w:lvl>
-    <w:lvl w:ilvl="3">
-      <w:start w:val="1"/>
-      <w:numFmt w:val="decimal"/>
-      <w:lvlText w:val="(%4)"/>
-      <w:lvlJc w:val="left"/>
-      <w:pPr>
-        <w:ind w:left="2880" w:hanging="360"/>
-      </w:pPr>
-    </w:lvl>
-    <w:lvl w:ilvl="4">
-      <w:start w:val="1"/>
-      <w:numFmt w:val="lowerLetter"/>
-      <w:lvlText w:val="(%5)"/>
-      <w:lvlJc w:val="left"/>
-      <w:pPr>
-        <w:ind w:left="3600" w:hanging="360"/>
-      </w:pPr>
-    </w:lvl>
-    <w:lvl w:ilvl="5">
-      <w:start w:val="1"/>
-      <w:numFmt w:val="lowerRoman"/>
-      <w:lvlText w:val="(%6)"/>
-      <w:lvlJc w:val="right"/>
-      <w:pPr>
-        <w:ind w:left="4320" w:hanging="180"/>
-      </w:pPr>
-    </w:lvl>
-    <w:lvl w:ilvl="6">
-      <w:start w:val="1"/>
-      <w:numFmt w:val="decimal"/>
-      <w:lvlText w:val="%7."/>
-      <w:lvlJc w:val="left"/>
-      <w:pPr>
-        <w:ind w:left="5040" w:hanging="360"/>
-      </w:pPr>
-    </w:lvl>
-    <w:lvl w:ilvl="7">
-      <w:start w:val="1"/>
-      <w:numFmt w:val="lowerLetter"/>
-      <w:lvlText w:val="%8."/>
-      <w:lvlJc w:val="left"/>
-      <w:pPr>
-        <w:ind w:left="5760" w:hanging="360"/>
-      </w:pPr>
-    </w:lvl>
-    <w:lvl w:ilvl="8">
-      <w:start w:val="1"/>
-      <w:numFmt w:val="lowerRoman"/>
-      <w:lvlText w:val="%9."/>
-      <w:lvlJc w:val="right"/>
-      <w:pPr>
-        <w:ind w:left="6480" w:hanging="180"/>
-      </w:pPr>
-    </w:lvl>
-  </w:abstractNum>
-  <w:abstractNum w:abstractNumId="56" w15:restartNumberingAfterBreak="0">
+  <w:abstractNum w:abstractNumId="14" w15:restartNumberingAfterBreak="0">
     <w:nsid w:val="694CA4A0"/>
     <w:multiLevelType w:val="multilevel"/>
     <w:tmpl w:val="C30EAADA"/>
@@ -14586,7 +10780,7 @@
       </w:pPr>
     </w:lvl>
   </w:abstractNum>
-  <w:abstractNum w:abstractNumId="57" w15:restartNumberingAfterBreak="0">
+  <w:abstractNum w:abstractNumId="15" w15:restartNumberingAfterBreak="0">
     <w:nsid w:val="6ABDF5BE"/>
     <w:multiLevelType w:val="multilevel"/>
     <w:tmpl w:val="503C893E"/>
@@ -14672,7 +10866,7 @@
       </w:pPr>
     </w:lvl>
   </w:abstractNum>
-  <w:abstractNum w:abstractNumId="58" w15:restartNumberingAfterBreak="0">
+  <w:abstractNum w:abstractNumId="16" w15:restartNumberingAfterBreak="0">
     <w:nsid w:val="6C3B1C54"/>
     <w:multiLevelType w:val="multilevel"/>
     <w:tmpl w:val="C87E00A2"/>
@@ -14758,7 +10952,7 @@
       </w:pPr>
     </w:lvl>
   </w:abstractNum>
-  <w:abstractNum w:abstractNumId="59" w15:restartNumberingAfterBreak="0">
+  <w:abstractNum w:abstractNumId="17" w15:restartNumberingAfterBreak="0">
     <w:nsid w:val="6C542349"/>
     <w:multiLevelType w:val="hybridMultilevel"/>
     <w:tmpl w:val="D6AAD89C"/>
@@ -14871,690 +11065,7 @@
       </w:rPr>
     </w:lvl>
   </w:abstractNum>
-  <w:abstractNum w:abstractNumId="60" w15:restartNumberingAfterBreak="0">
-    <w:nsid w:val="6D68DDFC"/>
-    <w:multiLevelType w:val="hybridMultilevel"/>
-    <w:tmpl w:val="DFBE1A4E"/>
-    <w:lvl w:ilvl="0" w:tplc="753876F4">
-      <w:start w:val="5"/>
-      <w:numFmt w:val="bullet"/>
-      <w:lvlText w:val=""/>
-      <w:lvlJc w:val="left"/>
-      <w:pPr>
-        <w:ind w:left="720" w:hanging="360"/>
-      </w:pPr>
-      <w:rPr>
-        <w:rFonts w:ascii="Symbol" w:hAnsi="Symbol" w:hint="default"/>
-      </w:rPr>
-    </w:lvl>
-    <w:lvl w:ilvl="1" w:tplc="CA2461EE">
-      <w:start w:val="1"/>
-      <w:numFmt w:val="bullet"/>
-      <w:lvlText w:val="o"/>
-      <w:lvlJc w:val="left"/>
-      <w:pPr>
-        <w:ind w:left="1440" w:hanging="360"/>
-      </w:pPr>
-      <w:rPr>
-        <w:rFonts w:ascii="Courier New" w:hAnsi="Courier New" w:hint="default"/>
-      </w:rPr>
-    </w:lvl>
-    <w:lvl w:ilvl="2" w:tplc="7DFA59B0">
-      <w:start w:val="1"/>
-      <w:numFmt w:val="bullet"/>
-      <w:lvlText w:val=""/>
-      <w:lvlJc w:val="left"/>
-      <w:pPr>
-        <w:ind w:left="2160" w:hanging="360"/>
-      </w:pPr>
-      <w:rPr>
-        <w:rFonts w:ascii="Wingdings" w:hAnsi="Wingdings" w:hint="default"/>
-      </w:rPr>
-    </w:lvl>
-    <w:lvl w:ilvl="3" w:tplc="178CD514">
-      <w:start w:val="1"/>
-      <w:numFmt w:val="bullet"/>
-      <w:lvlText w:val=""/>
-      <w:lvlJc w:val="left"/>
-      <w:pPr>
-        <w:ind w:left="2880" w:hanging="360"/>
-      </w:pPr>
-      <w:rPr>
-        <w:rFonts w:ascii="Symbol" w:hAnsi="Symbol" w:hint="default"/>
-      </w:rPr>
-    </w:lvl>
-    <w:lvl w:ilvl="4" w:tplc="1A86DD5C">
-      <w:start w:val="1"/>
-      <w:numFmt w:val="bullet"/>
-      <w:lvlText w:val="o"/>
-      <w:lvlJc w:val="left"/>
-      <w:pPr>
-        <w:ind w:left="3600" w:hanging="360"/>
-      </w:pPr>
-      <w:rPr>
-        <w:rFonts w:ascii="Courier New" w:hAnsi="Courier New" w:hint="default"/>
-      </w:rPr>
-    </w:lvl>
-    <w:lvl w:ilvl="5" w:tplc="B73CEFDC">
-      <w:start w:val="1"/>
-      <w:numFmt w:val="bullet"/>
-      <w:lvlText w:val=""/>
-      <w:lvlJc w:val="left"/>
-      <w:pPr>
-        <w:ind w:left="4320" w:hanging="360"/>
-      </w:pPr>
-      <w:rPr>
-        <w:rFonts w:ascii="Wingdings" w:hAnsi="Wingdings" w:hint="default"/>
-      </w:rPr>
-    </w:lvl>
-    <w:lvl w:ilvl="6" w:tplc="6674C73A">
-      <w:start w:val="1"/>
-      <w:numFmt w:val="bullet"/>
-      <w:lvlText w:val=""/>
-      <w:lvlJc w:val="left"/>
-      <w:pPr>
-        <w:ind w:left="5040" w:hanging="360"/>
-      </w:pPr>
-      <w:rPr>
-        <w:rFonts w:ascii="Symbol" w:hAnsi="Symbol" w:hint="default"/>
-      </w:rPr>
-    </w:lvl>
-    <w:lvl w:ilvl="7" w:tplc="B0A40F44">
-      <w:start w:val="1"/>
-      <w:numFmt w:val="bullet"/>
-      <w:lvlText w:val="o"/>
-      <w:lvlJc w:val="left"/>
-      <w:pPr>
-        <w:ind w:left="5760" w:hanging="360"/>
-      </w:pPr>
-      <w:rPr>
-        <w:rFonts w:ascii="Courier New" w:hAnsi="Courier New" w:hint="default"/>
-      </w:rPr>
-    </w:lvl>
-    <w:lvl w:ilvl="8" w:tplc="F8825A94">
-      <w:start w:val="1"/>
-      <w:numFmt w:val="bullet"/>
-      <w:lvlText w:val=""/>
-      <w:lvlJc w:val="left"/>
-      <w:pPr>
-        <w:ind w:left="6480" w:hanging="360"/>
-      </w:pPr>
-      <w:rPr>
-        <w:rFonts w:ascii="Wingdings" w:hAnsi="Wingdings" w:hint="default"/>
-      </w:rPr>
-    </w:lvl>
-  </w:abstractNum>
-  <w:abstractNum w:abstractNumId="61" w15:restartNumberingAfterBreak="0">
-    <w:nsid w:val="6F4C5CEB"/>
-    <w:multiLevelType w:val="multilevel"/>
-    <w:tmpl w:val="A32682D8"/>
-    <w:lvl w:ilvl="0">
-      <w:start w:val="3"/>
-      <w:numFmt w:val="decimal"/>
-      <w:lvlText w:val="%1)"/>
-      <w:lvlJc w:val="left"/>
-      <w:pPr>
-        <w:ind w:left="720" w:hanging="360"/>
-      </w:pPr>
-    </w:lvl>
-    <w:lvl w:ilvl="1">
-      <w:start w:val="1"/>
-      <w:numFmt w:val="lowerLetter"/>
-      <w:lvlText w:val="%2)"/>
-      <w:lvlJc w:val="left"/>
-      <w:pPr>
-        <w:ind w:left="1440" w:hanging="360"/>
-      </w:pPr>
-    </w:lvl>
-    <w:lvl w:ilvl="2">
-      <w:start w:val="1"/>
-      <w:numFmt w:val="lowerRoman"/>
-      <w:lvlText w:val="%3)"/>
-      <w:lvlJc w:val="right"/>
-      <w:pPr>
-        <w:ind w:left="2160" w:hanging="180"/>
-      </w:pPr>
-    </w:lvl>
-    <w:lvl w:ilvl="3">
-      <w:start w:val="1"/>
-      <w:numFmt w:val="decimal"/>
-      <w:lvlText w:val="(%4)"/>
-      <w:lvlJc w:val="left"/>
-      <w:pPr>
-        <w:ind w:left="2880" w:hanging="360"/>
-      </w:pPr>
-    </w:lvl>
-    <w:lvl w:ilvl="4">
-      <w:start w:val="1"/>
-      <w:numFmt w:val="lowerLetter"/>
-      <w:lvlText w:val="(%5)"/>
-      <w:lvlJc w:val="left"/>
-      <w:pPr>
-        <w:ind w:left="3600" w:hanging="360"/>
-      </w:pPr>
-    </w:lvl>
-    <w:lvl w:ilvl="5">
-      <w:start w:val="1"/>
-      <w:numFmt w:val="lowerRoman"/>
-      <w:lvlText w:val="(%6)"/>
-      <w:lvlJc w:val="right"/>
-      <w:pPr>
-        <w:ind w:left="4320" w:hanging="180"/>
-      </w:pPr>
-    </w:lvl>
-    <w:lvl w:ilvl="6">
-      <w:start w:val="1"/>
-      <w:numFmt w:val="decimal"/>
-      <w:lvlText w:val="%7."/>
-      <w:lvlJc w:val="left"/>
-      <w:pPr>
-        <w:ind w:left="5040" w:hanging="360"/>
-      </w:pPr>
-    </w:lvl>
-    <w:lvl w:ilvl="7">
-      <w:start w:val="1"/>
-      <w:numFmt w:val="lowerLetter"/>
-      <w:lvlText w:val="%8."/>
-      <w:lvlJc w:val="left"/>
-      <w:pPr>
-        <w:ind w:left="5760" w:hanging="360"/>
-      </w:pPr>
-    </w:lvl>
-    <w:lvl w:ilvl="8">
-      <w:start w:val="1"/>
-      <w:numFmt w:val="lowerRoman"/>
-      <w:lvlText w:val="%9."/>
-      <w:lvlJc w:val="right"/>
-      <w:pPr>
-        <w:ind w:left="6480" w:hanging="180"/>
-      </w:pPr>
-    </w:lvl>
-  </w:abstractNum>
-  <w:abstractNum w:abstractNumId="62" w15:restartNumberingAfterBreak="0">
-    <w:nsid w:val="707ED460"/>
-    <w:multiLevelType w:val="hybridMultilevel"/>
-    <w:tmpl w:val="C3B2013E"/>
-    <w:lvl w:ilvl="0" w:tplc="008C366A">
-      <w:start w:val="1"/>
-      <w:numFmt w:val="bullet"/>
-      <w:lvlText w:val=""/>
-      <w:lvlJc w:val="left"/>
-      <w:pPr>
-        <w:ind w:left="720" w:hanging="360"/>
-      </w:pPr>
-      <w:rPr>
-        <w:rFonts w:ascii="Symbol" w:hAnsi="Symbol" w:hint="default"/>
-      </w:rPr>
-    </w:lvl>
-    <w:lvl w:ilvl="1" w:tplc="F34A1454">
-      <w:start w:val="1"/>
-      <w:numFmt w:val="bullet"/>
-      <w:lvlText w:val="o"/>
-      <w:lvlJc w:val="left"/>
-      <w:pPr>
-        <w:ind w:left="1440" w:hanging="360"/>
-      </w:pPr>
-      <w:rPr>
-        <w:rFonts w:ascii="Courier New" w:hAnsi="Courier New" w:hint="default"/>
-      </w:rPr>
-    </w:lvl>
-    <w:lvl w:ilvl="2" w:tplc="2F9CBE16">
-      <w:start w:val="1"/>
-      <w:numFmt w:val="bullet"/>
-      <w:lvlText w:val=""/>
-      <w:lvlJc w:val="left"/>
-      <w:pPr>
-        <w:ind w:left="2160" w:hanging="360"/>
-      </w:pPr>
-      <w:rPr>
-        <w:rFonts w:ascii="Wingdings" w:hAnsi="Wingdings" w:hint="default"/>
-      </w:rPr>
-    </w:lvl>
-    <w:lvl w:ilvl="3" w:tplc="0554B724">
-      <w:start w:val="1"/>
-      <w:numFmt w:val="bullet"/>
-      <w:lvlText w:val=""/>
-      <w:lvlJc w:val="left"/>
-      <w:pPr>
-        <w:ind w:left="2880" w:hanging="360"/>
-      </w:pPr>
-      <w:rPr>
-        <w:rFonts w:ascii="Symbol" w:hAnsi="Symbol" w:hint="default"/>
-      </w:rPr>
-    </w:lvl>
-    <w:lvl w:ilvl="4" w:tplc="8FAC36C8">
-      <w:start w:val="1"/>
-      <w:numFmt w:val="bullet"/>
-      <w:lvlText w:val="o"/>
-      <w:lvlJc w:val="left"/>
-      <w:pPr>
-        <w:ind w:left="3600" w:hanging="360"/>
-      </w:pPr>
-      <w:rPr>
-        <w:rFonts w:ascii="Courier New" w:hAnsi="Courier New" w:hint="default"/>
-      </w:rPr>
-    </w:lvl>
-    <w:lvl w:ilvl="5" w:tplc="24D20666">
-      <w:start w:val="1"/>
-      <w:numFmt w:val="bullet"/>
-      <w:lvlText w:val=""/>
-      <w:lvlJc w:val="left"/>
-      <w:pPr>
-        <w:ind w:left="4320" w:hanging="360"/>
-      </w:pPr>
-      <w:rPr>
-        <w:rFonts w:ascii="Wingdings" w:hAnsi="Wingdings" w:hint="default"/>
-      </w:rPr>
-    </w:lvl>
-    <w:lvl w:ilvl="6" w:tplc="D67CCDB8">
-      <w:start w:val="1"/>
-      <w:numFmt w:val="bullet"/>
-      <w:lvlText w:val=""/>
-      <w:lvlJc w:val="left"/>
-      <w:pPr>
-        <w:ind w:left="5040" w:hanging="360"/>
-      </w:pPr>
-      <w:rPr>
-        <w:rFonts w:ascii="Symbol" w:hAnsi="Symbol" w:hint="default"/>
-      </w:rPr>
-    </w:lvl>
-    <w:lvl w:ilvl="7" w:tplc="9C7845AC">
-      <w:start w:val="1"/>
-      <w:numFmt w:val="bullet"/>
-      <w:lvlText w:val="o"/>
-      <w:lvlJc w:val="left"/>
-      <w:pPr>
-        <w:ind w:left="5760" w:hanging="360"/>
-      </w:pPr>
-      <w:rPr>
-        <w:rFonts w:ascii="Courier New" w:hAnsi="Courier New" w:hint="default"/>
-      </w:rPr>
-    </w:lvl>
-    <w:lvl w:ilvl="8" w:tplc="670A69E8">
-      <w:start w:val="1"/>
-      <w:numFmt w:val="bullet"/>
-      <w:lvlText w:val=""/>
-      <w:lvlJc w:val="left"/>
-      <w:pPr>
-        <w:ind w:left="6480" w:hanging="360"/>
-      </w:pPr>
-      <w:rPr>
-        <w:rFonts w:ascii="Wingdings" w:hAnsi="Wingdings" w:hint="default"/>
-      </w:rPr>
-    </w:lvl>
-  </w:abstractNum>
-  <w:abstractNum w:abstractNumId="63" w15:restartNumberingAfterBreak="0">
-    <w:nsid w:val="710FF36B"/>
-    <w:multiLevelType w:val="hybridMultilevel"/>
-    <w:tmpl w:val="5132804E"/>
-    <w:lvl w:ilvl="0" w:tplc="AE4C4D64">
-      <w:start w:val="1"/>
-      <w:numFmt w:val="lowerRoman"/>
-      <w:lvlText w:val="%1."/>
-      <w:lvlJc w:val="left"/>
-      <w:pPr>
-        <w:ind w:left="720" w:hanging="360"/>
-      </w:pPr>
-    </w:lvl>
-    <w:lvl w:ilvl="1" w:tplc="57FA79B6">
-      <w:start w:val="1"/>
-      <w:numFmt w:val="lowerLetter"/>
-      <w:lvlText w:val="%2."/>
-      <w:lvlJc w:val="left"/>
-      <w:pPr>
-        <w:ind w:left="1440" w:hanging="360"/>
-      </w:pPr>
-    </w:lvl>
-    <w:lvl w:ilvl="2" w:tplc="C6F2A4B6">
-      <w:start w:val="1"/>
-      <w:numFmt w:val="lowerRoman"/>
-      <w:lvlText w:val="%3."/>
-      <w:lvlJc w:val="right"/>
-      <w:pPr>
-        <w:ind w:left="2160" w:hanging="180"/>
-      </w:pPr>
-    </w:lvl>
-    <w:lvl w:ilvl="3" w:tplc="5554CE42">
-      <w:start w:val="1"/>
-      <w:numFmt w:val="decimal"/>
-      <w:lvlText w:val="%4."/>
-      <w:lvlJc w:val="left"/>
-      <w:pPr>
-        <w:ind w:left="2880" w:hanging="360"/>
-      </w:pPr>
-    </w:lvl>
-    <w:lvl w:ilvl="4" w:tplc="612683B6">
-      <w:start w:val="1"/>
-      <w:numFmt w:val="lowerLetter"/>
-      <w:lvlText w:val="%5."/>
-      <w:lvlJc w:val="left"/>
-      <w:pPr>
-        <w:ind w:left="3600" w:hanging="360"/>
-      </w:pPr>
-    </w:lvl>
-    <w:lvl w:ilvl="5" w:tplc="4514793A">
-      <w:start w:val="1"/>
-      <w:numFmt w:val="lowerRoman"/>
-      <w:lvlText w:val="%6."/>
-      <w:lvlJc w:val="right"/>
-      <w:pPr>
-        <w:ind w:left="4320" w:hanging="180"/>
-      </w:pPr>
-    </w:lvl>
-    <w:lvl w:ilvl="6" w:tplc="48D8FAFC">
-      <w:start w:val="1"/>
-      <w:numFmt w:val="decimal"/>
-      <w:lvlText w:val="%7."/>
-      <w:lvlJc w:val="left"/>
-      <w:pPr>
-        <w:ind w:left="5040" w:hanging="360"/>
-      </w:pPr>
-    </w:lvl>
-    <w:lvl w:ilvl="7" w:tplc="4776D47C">
-      <w:start w:val="1"/>
-      <w:numFmt w:val="lowerLetter"/>
-      <w:lvlText w:val="%8."/>
-      <w:lvlJc w:val="left"/>
-      <w:pPr>
-        <w:ind w:left="5760" w:hanging="360"/>
-      </w:pPr>
-    </w:lvl>
-    <w:lvl w:ilvl="8" w:tplc="1966D876">
-      <w:start w:val="1"/>
-      <w:numFmt w:val="lowerRoman"/>
-      <w:lvlText w:val="%9."/>
-      <w:lvlJc w:val="right"/>
-      <w:pPr>
-        <w:ind w:left="6480" w:hanging="180"/>
-      </w:pPr>
-    </w:lvl>
-  </w:abstractNum>
-  <w:abstractNum w:abstractNumId="64" w15:restartNumberingAfterBreak="0">
-    <w:nsid w:val="71BE61A8"/>
-    <w:multiLevelType w:val="multilevel"/>
-    <w:tmpl w:val="ED2E971E"/>
-    <w:lvl w:ilvl="0">
-      <w:start w:val="1"/>
-      <w:numFmt w:val="decimal"/>
-      <w:lvlText w:val="%1."/>
-      <w:lvlJc w:val="left"/>
-      <w:pPr>
-        <w:ind w:left="360" w:hanging="360"/>
-      </w:pPr>
-    </w:lvl>
-    <w:lvl w:ilvl="1">
-      <w:start w:val="1"/>
-      <w:numFmt w:val="decimal"/>
-      <w:lvlText w:val="%1)"/>
-      <w:lvlJc w:val="left"/>
-      <w:pPr>
-        <w:ind w:left="1080" w:hanging="360"/>
-      </w:pPr>
-    </w:lvl>
-    <w:lvl w:ilvl="2">
-      <w:start w:val="1"/>
-      <w:numFmt w:val="lowerRoman"/>
-      <w:lvlText w:val="%3."/>
-      <w:lvlJc w:val="right"/>
-      <w:pPr>
-        <w:ind w:left="1800" w:hanging="180"/>
-      </w:pPr>
-    </w:lvl>
-    <w:lvl w:ilvl="3">
-      <w:start w:val="1"/>
-      <w:numFmt w:val="decimal"/>
-      <w:lvlText w:val="%4."/>
-      <w:lvlJc w:val="left"/>
-      <w:pPr>
-        <w:ind w:left="2520" w:hanging="360"/>
-      </w:pPr>
-    </w:lvl>
-    <w:lvl w:ilvl="4">
-      <w:start w:val="1"/>
-      <w:numFmt w:val="lowerLetter"/>
-      <w:lvlText w:val="%5."/>
-      <w:lvlJc w:val="left"/>
-      <w:pPr>
-        <w:ind w:left="3240" w:hanging="360"/>
-      </w:pPr>
-    </w:lvl>
-    <w:lvl w:ilvl="5">
-      <w:start w:val="1"/>
-      <w:numFmt w:val="lowerRoman"/>
-      <w:lvlText w:val="%6."/>
-      <w:lvlJc w:val="right"/>
-      <w:pPr>
-        <w:ind w:left="3960" w:hanging="180"/>
-      </w:pPr>
-    </w:lvl>
-    <w:lvl w:ilvl="6">
-      <w:start w:val="1"/>
-      <w:numFmt w:val="decimal"/>
-      <w:lvlText w:val="%7."/>
-      <w:lvlJc w:val="left"/>
-      <w:pPr>
-        <w:ind w:left="4680" w:hanging="360"/>
-      </w:pPr>
-    </w:lvl>
-    <w:lvl w:ilvl="7">
-      <w:start w:val="1"/>
-      <w:numFmt w:val="lowerLetter"/>
-      <w:lvlText w:val="%8."/>
-      <w:lvlJc w:val="left"/>
-      <w:pPr>
-        <w:ind w:left="5400" w:hanging="360"/>
-      </w:pPr>
-    </w:lvl>
-    <w:lvl w:ilvl="8">
-      <w:start w:val="1"/>
-      <w:numFmt w:val="lowerRoman"/>
-      <w:lvlText w:val="%9."/>
-      <w:lvlJc w:val="right"/>
-      <w:pPr>
-        <w:ind w:left="6120" w:hanging="180"/>
-      </w:pPr>
-    </w:lvl>
-  </w:abstractNum>
-  <w:abstractNum w:abstractNumId="65" w15:restartNumberingAfterBreak="0">
-    <w:nsid w:val="73E89120"/>
-    <w:multiLevelType w:val="hybridMultilevel"/>
-    <w:tmpl w:val="ADEE331A"/>
-    <w:lvl w:ilvl="0" w:tplc="DD940AE6">
-      <w:start w:val="1"/>
-      <w:numFmt w:val="bullet"/>
-      <w:lvlText w:val=""/>
-      <w:lvlJc w:val="left"/>
-      <w:pPr>
-        <w:ind w:left="720" w:hanging="360"/>
-      </w:pPr>
-      <w:rPr>
-        <w:rFonts w:ascii="Symbol" w:hAnsi="Symbol" w:hint="default"/>
-      </w:rPr>
-    </w:lvl>
-    <w:lvl w:ilvl="1" w:tplc="89563D28">
-      <w:start w:val="1"/>
-      <w:numFmt w:val="bullet"/>
-      <w:lvlText w:val="o"/>
-      <w:lvlJc w:val="left"/>
-      <w:pPr>
-        <w:ind w:left="1440" w:hanging="360"/>
-      </w:pPr>
-      <w:rPr>
-        <w:rFonts w:ascii="Courier New" w:hAnsi="Courier New" w:hint="default"/>
-      </w:rPr>
-    </w:lvl>
-    <w:lvl w:ilvl="2" w:tplc="A70299D8">
-      <w:start w:val="1"/>
-      <w:numFmt w:val="bullet"/>
-      <w:lvlText w:val=""/>
-      <w:lvlJc w:val="left"/>
-      <w:pPr>
-        <w:ind w:left="2160" w:hanging="360"/>
-      </w:pPr>
-      <w:rPr>
-        <w:rFonts w:ascii="Wingdings" w:hAnsi="Wingdings" w:hint="default"/>
-      </w:rPr>
-    </w:lvl>
-    <w:lvl w:ilvl="3" w:tplc="6D7498C4">
-      <w:start w:val="1"/>
-      <w:numFmt w:val="bullet"/>
-      <w:lvlText w:val=""/>
-      <w:lvlJc w:val="left"/>
-      <w:pPr>
-        <w:ind w:left="2880" w:hanging="360"/>
-      </w:pPr>
-      <w:rPr>
-        <w:rFonts w:ascii="Symbol" w:hAnsi="Symbol" w:hint="default"/>
-      </w:rPr>
-    </w:lvl>
-    <w:lvl w:ilvl="4" w:tplc="2284641A">
-      <w:start w:val="1"/>
-      <w:numFmt w:val="bullet"/>
-      <w:lvlText w:val="o"/>
-      <w:lvlJc w:val="left"/>
-      <w:pPr>
-        <w:ind w:left="3600" w:hanging="360"/>
-      </w:pPr>
-      <w:rPr>
-        <w:rFonts w:ascii="Courier New" w:hAnsi="Courier New" w:hint="default"/>
-      </w:rPr>
-    </w:lvl>
-    <w:lvl w:ilvl="5" w:tplc="A23EC328">
-      <w:start w:val="1"/>
-      <w:numFmt w:val="bullet"/>
-      <w:lvlText w:val=""/>
-      <w:lvlJc w:val="left"/>
-      <w:pPr>
-        <w:ind w:left="4320" w:hanging="360"/>
-      </w:pPr>
-      <w:rPr>
-        <w:rFonts w:ascii="Wingdings" w:hAnsi="Wingdings" w:hint="default"/>
-      </w:rPr>
-    </w:lvl>
-    <w:lvl w:ilvl="6" w:tplc="474C9112">
-      <w:start w:val="1"/>
-      <w:numFmt w:val="bullet"/>
-      <w:lvlText w:val=""/>
-      <w:lvlJc w:val="left"/>
-      <w:pPr>
-        <w:ind w:left="5040" w:hanging="360"/>
-      </w:pPr>
-      <w:rPr>
-        <w:rFonts w:ascii="Symbol" w:hAnsi="Symbol" w:hint="default"/>
-      </w:rPr>
-    </w:lvl>
-    <w:lvl w:ilvl="7" w:tplc="0402347A">
-      <w:start w:val="1"/>
-      <w:numFmt w:val="bullet"/>
-      <w:lvlText w:val="o"/>
-      <w:lvlJc w:val="left"/>
-      <w:pPr>
-        <w:ind w:left="5760" w:hanging="360"/>
-      </w:pPr>
-      <w:rPr>
-        <w:rFonts w:ascii="Courier New" w:hAnsi="Courier New" w:hint="default"/>
-      </w:rPr>
-    </w:lvl>
-    <w:lvl w:ilvl="8" w:tplc="B60C95A6">
-      <w:start w:val="1"/>
-      <w:numFmt w:val="bullet"/>
-      <w:lvlText w:val=""/>
-      <w:lvlJc w:val="left"/>
-      <w:pPr>
-        <w:ind w:left="6480" w:hanging="360"/>
-      </w:pPr>
-      <w:rPr>
-        <w:rFonts w:ascii="Wingdings" w:hAnsi="Wingdings" w:hint="default"/>
-      </w:rPr>
-    </w:lvl>
-  </w:abstractNum>
-  <w:abstractNum w:abstractNumId="66" w15:restartNumberingAfterBreak="0">
-    <w:nsid w:val="7417248F"/>
-    <w:multiLevelType w:val="multilevel"/>
-    <w:tmpl w:val="6D42119A"/>
-    <w:lvl w:ilvl="0">
-      <w:start w:val="1"/>
-      <w:numFmt w:val="decimal"/>
-      <w:lvlText w:val="%1)"/>
-      <w:lvlJc w:val="left"/>
-      <w:pPr>
-        <w:ind w:left="720" w:hanging="360"/>
-      </w:pPr>
-    </w:lvl>
-    <w:lvl w:ilvl="1">
-      <w:start w:val="1"/>
-      <w:numFmt w:val="lowerLetter"/>
-      <w:lvlText w:val="%2)"/>
-      <w:lvlJc w:val="left"/>
-      <w:pPr>
-        <w:ind w:left="1440" w:hanging="360"/>
-      </w:pPr>
-    </w:lvl>
-    <w:lvl w:ilvl="2">
-      <w:start w:val="1"/>
-      <w:numFmt w:val="lowerRoman"/>
-      <w:lvlText w:val="%3)"/>
-      <w:lvlJc w:val="right"/>
-      <w:pPr>
-        <w:ind w:left="2160" w:hanging="180"/>
-      </w:pPr>
-    </w:lvl>
-    <w:lvl w:ilvl="3">
-      <w:start w:val="1"/>
-      <w:numFmt w:val="decimal"/>
-      <w:lvlText w:val="(%4)"/>
-      <w:lvlJc w:val="left"/>
-      <w:pPr>
-        <w:ind w:left="2880" w:hanging="360"/>
-      </w:pPr>
-    </w:lvl>
-    <w:lvl w:ilvl="4">
-      <w:start w:val="1"/>
-      <w:numFmt w:val="lowerLetter"/>
-      <w:lvlText w:val="(%5)"/>
-      <w:lvlJc w:val="left"/>
-      <w:pPr>
-        <w:ind w:left="3600" w:hanging="360"/>
-      </w:pPr>
-    </w:lvl>
-    <w:lvl w:ilvl="5">
-      <w:start w:val="1"/>
-      <w:numFmt w:val="lowerRoman"/>
-      <w:lvlText w:val="(%6)"/>
-      <w:lvlJc w:val="right"/>
-      <w:pPr>
-        <w:ind w:left="4320" w:hanging="180"/>
-      </w:pPr>
-    </w:lvl>
-    <w:lvl w:ilvl="6">
-      <w:start w:val="1"/>
-      <w:numFmt w:val="decimal"/>
-      <w:lvlText w:val="%7."/>
-      <w:lvlJc w:val="left"/>
-      <w:pPr>
-        <w:ind w:left="5040" w:hanging="360"/>
-      </w:pPr>
-    </w:lvl>
-    <w:lvl w:ilvl="7">
-      <w:start w:val="1"/>
-      <w:numFmt w:val="lowerLetter"/>
-      <w:lvlText w:val="%8."/>
-      <w:lvlJc w:val="left"/>
-      <w:pPr>
-        <w:ind w:left="5760" w:hanging="360"/>
-      </w:pPr>
-    </w:lvl>
-    <w:lvl w:ilvl="8">
-      <w:start w:val="1"/>
-      <w:numFmt w:val="lowerRoman"/>
-      <w:lvlText w:val="%9."/>
-      <w:lvlJc w:val="right"/>
-      <w:pPr>
-        <w:ind w:left="6480" w:hanging="180"/>
-      </w:pPr>
-    </w:lvl>
-  </w:abstractNum>
-  <w:abstractNum w:abstractNumId="67" w15:restartNumberingAfterBreak="0">
+  <w:abstractNum w:abstractNumId="18" w15:restartNumberingAfterBreak="0">
     <w:nsid w:val="74F2E1A8"/>
     <w:multiLevelType w:val="multilevel"/>
     <w:tmpl w:val="AB7061FE"/>
@@ -15640,265 +11151,7 @@
       </w:pPr>
     </w:lvl>
   </w:abstractNum>
-  <w:abstractNum w:abstractNumId="68" w15:restartNumberingAfterBreak="0">
-    <w:nsid w:val="7540C02F"/>
-    <w:multiLevelType w:val="multilevel"/>
-    <w:tmpl w:val="5E6A810E"/>
-    <w:lvl w:ilvl="0">
-      <w:start w:val="3"/>
-      <w:numFmt w:val="decimal"/>
-      <w:lvlText w:val="%1)"/>
-      <w:lvlJc w:val="left"/>
-      <w:pPr>
-        <w:ind w:left="720" w:hanging="360"/>
-      </w:pPr>
-    </w:lvl>
-    <w:lvl w:ilvl="1">
-      <w:start w:val="1"/>
-      <w:numFmt w:val="lowerLetter"/>
-      <w:lvlText w:val="%2)"/>
-      <w:lvlJc w:val="left"/>
-      <w:pPr>
-        <w:ind w:left="1440" w:hanging="360"/>
-      </w:pPr>
-    </w:lvl>
-    <w:lvl w:ilvl="2">
-      <w:start w:val="1"/>
-      <w:numFmt w:val="lowerRoman"/>
-      <w:lvlText w:val="%3)"/>
-      <w:lvlJc w:val="right"/>
-      <w:pPr>
-        <w:ind w:left="2160" w:hanging="180"/>
-      </w:pPr>
-    </w:lvl>
-    <w:lvl w:ilvl="3">
-      <w:start w:val="1"/>
-      <w:numFmt w:val="decimal"/>
-      <w:lvlText w:val="(%4)"/>
-      <w:lvlJc w:val="left"/>
-      <w:pPr>
-        <w:ind w:left="2880" w:hanging="360"/>
-      </w:pPr>
-    </w:lvl>
-    <w:lvl w:ilvl="4">
-      <w:start w:val="1"/>
-      <w:numFmt w:val="lowerLetter"/>
-      <w:lvlText w:val="(%5)"/>
-      <w:lvlJc w:val="left"/>
-      <w:pPr>
-        <w:ind w:left="3600" w:hanging="360"/>
-      </w:pPr>
-    </w:lvl>
-    <w:lvl w:ilvl="5">
-      <w:start w:val="1"/>
-      <w:numFmt w:val="lowerRoman"/>
-      <w:lvlText w:val="(%6)"/>
-      <w:lvlJc w:val="right"/>
-      <w:pPr>
-        <w:ind w:left="4320" w:hanging="180"/>
-      </w:pPr>
-    </w:lvl>
-    <w:lvl w:ilvl="6">
-      <w:start w:val="1"/>
-      <w:numFmt w:val="decimal"/>
-      <w:lvlText w:val="%7."/>
-      <w:lvlJc w:val="left"/>
-      <w:pPr>
-        <w:ind w:left="5040" w:hanging="360"/>
-      </w:pPr>
-    </w:lvl>
-    <w:lvl w:ilvl="7">
-      <w:start w:val="1"/>
-      <w:numFmt w:val="lowerLetter"/>
-      <w:lvlText w:val="%8."/>
-      <w:lvlJc w:val="left"/>
-      <w:pPr>
-        <w:ind w:left="5760" w:hanging="360"/>
-      </w:pPr>
-    </w:lvl>
-    <w:lvl w:ilvl="8">
-      <w:start w:val="1"/>
-      <w:numFmt w:val="lowerRoman"/>
-      <w:lvlText w:val="%9."/>
-      <w:lvlJc w:val="right"/>
-      <w:pPr>
-        <w:ind w:left="6480" w:hanging="180"/>
-      </w:pPr>
-    </w:lvl>
-  </w:abstractNum>
-  <w:abstractNum w:abstractNumId="69" w15:restartNumberingAfterBreak="0">
-    <w:nsid w:val="78835D13"/>
-    <w:multiLevelType w:val="multilevel"/>
-    <w:tmpl w:val="26DABB6C"/>
-    <w:lvl w:ilvl="0">
-      <w:start w:val="2"/>
-      <w:numFmt w:val="decimal"/>
-      <w:lvlText w:val="%1)"/>
-      <w:lvlJc w:val="left"/>
-      <w:pPr>
-        <w:ind w:left="720" w:hanging="360"/>
-      </w:pPr>
-    </w:lvl>
-    <w:lvl w:ilvl="1">
-      <w:start w:val="1"/>
-      <w:numFmt w:val="lowerLetter"/>
-      <w:lvlText w:val="%2)"/>
-      <w:lvlJc w:val="left"/>
-      <w:pPr>
-        <w:ind w:left="1440" w:hanging="360"/>
-      </w:pPr>
-    </w:lvl>
-    <w:lvl w:ilvl="2">
-      <w:start w:val="1"/>
-      <w:numFmt w:val="lowerRoman"/>
-      <w:lvlText w:val="%3)"/>
-      <w:lvlJc w:val="right"/>
-      <w:pPr>
-        <w:ind w:left="2160" w:hanging="180"/>
-      </w:pPr>
-    </w:lvl>
-    <w:lvl w:ilvl="3">
-      <w:start w:val="1"/>
-      <w:numFmt w:val="decimal"/>
-      <w:lvlText w:val="(%4)"/>
-      <w:lvlJc w:val="left"/>
-      <w:pPr>
-        <w:ind w:left="2880" w:hanging="360"/>
-      </w:pPr>
-    </w:lvl>
-    <w:lvl w:ilvl="4">
-      <w:start w:val="1"/>
-      <w:numFmt w:val="lowerLetter"/>
-      <w:lvlText w:val="(%5)"/>
-      <w:lvlJc w:val="left"/>
-      <w:pPr>
-        <w:ind w:left="3600" w:hanging="360"/>
-      </w:pPr>
-    </w:lvl>
-    <w:lvl w:ilvl="5">
-      <w:start w:val="1"/>
-      <w:numFmt w:val="lowerRoman"/>
-      <w:lvlText w:val="(%6)"/>
-      <w:lvlJc w:val="right"/>
-      <w:pPr>
-        <w:ind w:left="4320" w:hanging="180"/>
-      </w:pPr>
-    </w:lvl>
-    <w:lvl w:ilvl="6">
-      <w:start w:val="1"/>
-      <w:numFmt w:val="decimal"/>
-      <w:lvlText w:val="%7."/>
-      <w:lvlJc w:val="left"/>
-      <w:pPr>
-        <w:ind w:left="5040" w:hanging="360"/>
-      </w:pPr>
-    </w:lvl>
-    <w:lvl w:ilvl="7">
-      <w:start w:val="1"/>
-      <w:numFmt w:val="lowerLetter"/>
-      <w:lvlText w:val="%8."/>
-      <w:lvlJc w:val="left"/>
-      <w:pPr>
-        <w:ind w:left="5760" w:hanging="360"/>
-      </w:pPr>
-    </w:lvl>
-    <w:lvl w:ilvl="8">
-      <w:start w:val="1"/>
-      <w:numFmt w:val="lowerRoman"/>
-      <w:lvlText w:val="%9."/>
-      <w:lvlJc w:val="right"/>
-      <w:pPr>
-        <w:ind w:left="6480" w:hanging="180"/>
-      </w:pPr>
-    </w:lvl>
-  </w:abstractNum>
-  <w:abstractNum w:abstractNumId="70" w15:restartNumberingAfterBreak="0">
-    <w:nsid w:val="7F718B66"/>
-    <w:multiLevelType w:val="multilevel"/>
-    <w:tmpl w:val="032058E8"/>
-    <w:lvl w:ilvl="0">
-      <w:start w:val="5"/>
-      <w:numFmt w:val="decimal"/>
-      <w:lvlText w:val="%1)"/>
-      <w:lvlJc w:val="left"/>
-      <w:pPr>
-        <w:ind w:left="720" w:hanging="360"/>
-      </w:pPr>
-    </w:lvl>
-    <w:lvl w:ilvl="1">
-      <w:start w:val="1"/>
-      <w:numFmt w:val="lowerLetter"/>
-      <w:lvlText w:val="%2)"/>
-      <w:lvlJc w:val="left"/>
-      <w:pPr>
-        <w:ind w:left="1440" w:hanging="360"/>
-      </w:pPr>
-    </w:lvl>
-    <w:lvl w:ilvl="2">
-      <w:start w:val="1"/>
-      <w:numFmt w:val="lowerRoman"/>
-      <w:lvlText w:val="%3)"/>
-      <w:lvlJc w:val="right"/>
-      <w:pPr>
-        <w:ind w:left="2160" w:hanging="180"/>
-      </w:pPr>
-    </w:lvl>
-    <w:lvl w:ilvl="3">
-      <w:start w:val="1"/>
-      <w:numFmt w:val="decimal"/>
-      <w:lvlText w:val="(%4)"/>
-      <w:lvlJc w:val="left"/>
-      <w:pPr>
-        <w:ind w:left="2880" w:hanging="360"/>
-      </w:pPr>
-    </w:lvl>
-    <w:lvl w:ilvl="4">
-      <w:start w:val="1"/>
-      <w:numFmt w:val="lowerLetter"/>
-      <w:lvlText w:val="(%5)"/>
-      <w:lvlJc w:val="left"/>
-      <w:pPr>
-        <w:ind w:left="3600" w:hanging="360"/>
-      </w:pPr>
-    </w:lvl>
-    <w:lvl w:ilvl="5">
-      <w:start w:val="1"/>
-      <w:numFmt w:val="lowerRoman"/>
-      <w:lvlText w:val="(%6)"/>
-      <w:lvlJc w:val="right"/>
-      <w:pPr>
-        <w:ind w:left="4320" w:hanging="180"/>
-      </w:pPr>
-    </w:lvl>
-    <w:lvl w:ilvl="6">
-      <w:start w:val="1"/>
-      <w:numFmt w:val="decimal"/>
-      <w:lvlText w:val="%7."/>
-      <w:lvlJc w:val="left"/>
-      <w:pPr>
-        <w:ind w:left="5040" w:hanging="360"/>
-      </w:pPr>
-    </w:lvl>
-    <w:lvl w:ilvl="7">
-      <w:start w:val="1"/>
-      <w:numFmt w:val="lowerLetter"/>
-      <w:lvlText w:val="%8."/>
-      <w:lvlJc w:val="left"/>
-      <w:pPr>
-        <w:ind w:left="5760" w:hanging="360"/>
-      </w:pPr>
-    </w:lvl>
-    <w:lvl w:ilvl="8">
-      <w:start w:val="1"/>
-      <w:numFmt w:val="lowerRoman"/>
-      <w:lvlText w:val="%9."/>
-      <w:lvlJc w:val="right"/>
-      <w:pPr>
-        <w:ind w:left="6480" w:hanging="180"/>
-      </w:pPr>
-    </w:lvl>
-  </w:abstractNum>
-  <w:abstractNum w:abstractNumId="71" w15:restartNumberingAfterBreak="0">
+  <w:abstractNum w:abstractNumId="19" w15:restartNumberingAfterBreak="0">
     <w:nsid w:val="7FFEDDA0"/>
     <w:multiLevelType w:val="multilevel"/>
     <w:tmpl w:val="E4B0C692"/>
@@ -15985,221 +11238,66 @@
     </w:lvl>
   </w:abstractNum>
   <w:num w:numId="1" w16cid:durableId="1387801847">
-    <w:abstractNumId w:val="27"/>
+    <w:abstractNumId w:val="5"/>
   </w:num>
-  <w:num w:numId="2" w16cid:durableId="1247181967">
-    <w:abstractNumId w:val="70"/>
+  <w:num w:numId="2" w16cid:durableId="178660886">
+    <w:abstractNumId w:val="18"/>
   </w:num>
-  <w:num w:numId="3" w16cid:durableId="117796345">
-    <w:abstractNumId w:val="54"/>
+  <w:num w:numId="3" w16cid:durableId="224723028">
+    <w:abstractNumId w:val="7"/>
   </w:num>
-  <w:num w:numId="4" w16cid:durableId="1917935632">
-    <w:abstractNumId w:val="64"/>
+  <w:num w:numId="4" w16cid:durableId="301859605">
+    <w:abstractNumId w:val="3"/>
   </w:num>
-  <w:num w:numId="5" w16cid:durableId="178660886">
-    <w:abstractNumId w:val="67"/>
+  <w:num w:numId="5" w16cid:durableId="882597356">
+    <w:abstractNumId w:val="4"/>
   </w:num>
-  <w:num w:numId="6" w16cid:durableId="1176920551">
-    <w:abstractNumId w:val="33"/>
+  <w:num w:numId="6" w16cid:durableId="1503355874">
+    <w:abstractNumId w:val="1"/>
   </w:num>
-  <w:num w:numId="7" w16cid:durableId="224723028">
-    <w:abstractNumId w:val="34"/>
+  <w:num w:numId="7" w16cid:durableId="1502089576">
+    <w:abstractNumId w:val="0"/>
   </w:num>
-  <w:num w:numId="8" w16cid:durableId="301859605">
+  <w:num w:numId="8" w16cid:durableId="656692045">
+    <w:abstractNumId w:val="15"/>
+  </w:num>
+  <w:num w:numId="9" w16cid:durableId="546070292">
+    <w:abstractNumId w:val="14"/>
+  </w:num>
+  <w:num w:numId="10" w16cid:durableId="1017120498">
     <w:abstractNumId w:val="11"/>
   </w:num>
-  <w:num w:numId="9" w16cid:durableId="1485968659">
-    <w:abstractNumId w:val="31"/>
-  </w:num>
-  <w:num w:numId="10" w16cid:durableId="298807709">
-    <w:abstractNumId w:val="37"/>
-  </w:num>
-  <w:num w:numId="11" w16cid:durableId="882597356">
+  <w:num w:numId="11" w16cid:durableId="2130396303">
     <w:abstractNumId w:val="19"/>
   </w:num>
-  <w:num w:numId="12" w16cid:durableId="1170485977">
-    <w:abstractNumId w:val="28"/>
+  <w:num w:numId="12" w16cid:durableId="1223785050">
+    <w:abstractNumId w:val="16"/>
   </w:num>
-  <w:num w:numId="13" w16cid:durableId="1503355874">
-    <w:abstractNumId w:val="3"/>
+  <w:num w:numId="13" w16cid:durableId="1564294694">
+    <w:abstractNumId w:val="8"/>
   </w:num>
-  <w:num w:numId="14" w16cid:durableId="1502089576">
-    <w:abstractNumId w:val="1"/>
+  <w:num w:numId="14" w16cid:durableId="1199005836">
+    <w:abstractNumId w:val="10"/>
   </w:num>
-  <w:num w:numId="15" w16cid:durableId="842937332">
+  <w:num w:numId="15" w16cid:durableId="1342514822">
+    <w:abstractNumId w:val="13"/>
+  </w:num>
+  <w:num w:numId="16" w16cid:durableId="694306429">
+    <w:abstractNumId w:val="17"/>
+  </w:num>
+  <w:num w:numId="17" w16cid:durableId="230434317">
+    <w:abstractNumId w:val="2"/>
+  </w:num>
+  <w:num w:numId="18" w16cid:durableId="2019693304">
+    <w:abstractNumId w:val="12"/>
+  </w:num>
+  <w:num w:numId="19" w16cid:durableId="458378685">
+    <w:abstractNumId w:val="9"/>
+  </w:num>
+  <w:num w:numId="20" w16cid:durableId="1961835308">
     <w:abstractNumId w:val="6"/>
   </w:num>
-  <w:num w:numId="16" w16cid:durableId="260988967">
-    <w:abstractNumId w:val="44"/>
-  </w:num>
-  <w:num w:numId="17" w16cid:durableId="1082995466">
-    <w:abstractNumId w:val="25"/>
-  </w:num>
-  <w:num w:numId="18" w16cid:durableId="732775035">
-    <w:abstractNumId w:val="61"/>
-  </w:num>
-  <w:num w:numId="19" w16cid:durableId="707876460">
-    <w:abstractNumId w:val="12"/>
-  </w:num>
-  <w:num w:numId="20" w16cid:durableId="656692045">
-    <w:abstractNumId w:val="57"/>
-  </w:num>
-  <w:num w:numId="21" w16cid:durableId="2057389290">
-    <w:abstractNumId w:val="68"/>
-  </w:num>
-  <w:num w:numId="22" w16cid:durableId="1503936723">
-    <w:abstractNumId w:val="69"/>
-  </w:num>
-  <w:num w:numId="23" w16cid:durableId="546070292">
-    <w:abstractNumId w:val="56"/>
-  </w:num>
-  <w:num w:numId="24" w16cid:durableId="392852024">
-    <w:abstractNumId w:val="17"/>
-  </w:num>
-  <w:num w:numId="25" w16cid:durableId="2054651141">
-    <w:abstractNumId w:val="65"/>
-  </w:num>
-  <w:num w:numId="26" w16cid:durableId="1017120498">
-    <w:abstractNumId w:val="46"/>
-  </w:num>
-  <w:num w:numId="27" w16cid:durableId="517037116">
-    <w:abstractNumId w:val="55"/>
-  </w:num>
-  <w:num w:numId="28" w16cid:durableId="375392847">
-    <w:abstractNumId w:val="23"/>
-  </w:num>
-  <w:num w:numId="29" w16cid:durableId="1293051328">
-    <w:abstractNumId w:val="66"/>
-  </w:num>
-  <w:num w:numId="30" w16cid:durableId="1904677979">
-    <w:abstractNumId w:val="30"/>
-  </w:num>
-  <w:num w:numId="31" w16cid:durableId="1475030523">
-    <w:abstractNumId w:val="49"/>
-  </w:num>
-  <w:num w:numId="32" w16cid:durableId="175197034">
-    <w:abstractNumId w:val="35"/>
-  </w:num>
-  <w:num w:numId="33" w16cid:durableId="2130396303">
-    <w:abstractNumId w:val="71"/>
-  </w:num>
-  <w:num w:numId="34" w16cid:durableId="429162216">
-    <w:abstractNumId w:val="63"/>
-  </w:num>
-  <w:num w:numId="35" w16cid:durableId="1223785050">
-    <w:abstractNumId w:val="58"/>
-  </w:num>
-  <w:num w:numId="36" w16cid:durableId="282884759">
-    <w:abstractNumId w:val="41"/>
-  </w:num>
-  <w:num w:numId="37" w16cid:durableId="736168033">
-    <w:abstractNumId w:val="26"/>
-  </w:num>
-  <w:num w:numId="38" w16cid:durableId="1564294694">
-    <w:abstractNumId w:val="36"/>
-  </w:num>
-  <w:num w:numId="39" w16cid:durableId="1199005836">
-    <w:abstractNumId w:val="42"/>
-  </w:num>
-  <w:num w:numId="40" w16cid:durableId="633756919">
-    <w:abstractNumId w:val="9"/>
-  </w:num>
-  <w:num w:numId="41" w16cid:durableId="1326281697">
-    <w:abstractNumId w:val="5"/>
-  </w:num>
-  <w:num w:numId="42" w16cid:durableId="461383488">
-    <w:abstractNumId w:val="24"/>
-  </w:num>
-  <w:num w:numId="43" w16cid:durableId="369571815">
-    <w:abstractNumId w:val="13"/>
-  </w:num>
-  <w:num w:numId="44" w16cid:durableId="92240925">
-    <w:abstractNumId w:val="48"/>
-  </w:num>
-  <w:num w:numId="45" w16cid:durableId="299117307">
-    <w:abstractNumId w:val="7"/>
-  </w:num>
-  <w:num w:numId="46" w16cid:durableId="330720394">
-    <w:abstractNumId w:val="15"/>
-  </w:num>
-  <w:num w:numId="47" w16cid:durableId="2036230419">
-    <w:abstractNumId w:val="2"/>
-  </w:num>
-  <w:num w:numId="48" w16cid:durableId="985013640">
-    <w:abstractNumId w:val="62"/>
-  </w:num>
-  <w:num w:numId="49" w16cid:durableId="1313558228">
-    <w:abstractNumId w:val="52"/>
-  </w:num>
-  <w:num w:numId="50" w16cid:durableId="2072658078">
-    <w:abstractNumId w:val="21"/>
-  </w:num>
-  <w:num w:numId="51" w16cid:durableId="367530049">
-    <w:abstractNumId w:val="20"/>
-  </w:num>
-  <w:num w:numId="52" w16cid:durableId="100879517">
-    <w:abstractNumId w:val="43"/>
-  </w:num>
-  <w:num w:numId="53" w16cid:durableId="1342514822">
-    <w:abstractNumId w:val="51"/>
-  </w:num>
-  <w:num w:numId="54" w16cid:durableId="118765686">
-    <w:abstractNumId w:val="8"/>
-  </w:num>
-  <w:num w:numId="55" w16cid:durableId="1301426785">
-    <w:abstractNumId w:val="38"/>
-  </w:num>
-  <w:num w:numId="56" w16cid:durableId="636761074">
-    <w:abstractNumId w:val="40"/>
-  </w:num>
-  <w:num w:numId="57" w16cid:durableId="763653529">
-    <w:abstractNumId w:val="0"/>
-  </w:num>
-  <w:num w:numId="58" w16cid:durableId="1280911817">
-    <w:abstractNumId w:val="47"/>
-  </w:num>
-  <w:num w:numId="59" w16cid:durableId="373701227">
-    <w:abstractNumId w:val="29"/>
-  </w:num>
-  <w:num w:numId="60" w16cid:durableId="1908490028">
-    <w:abstractNumId w:val="60"/>
-  </w:num>
-  <w:num w:numId="61" w16cid:durableId="645012410">
-    <w:abstractNumId w:val="18"/>
-  </w:num>
-  <w:num w:numId="62" w16cid:durableId="215557217">
-    <w:abstractNumId w:val="14"/>
-  </w:num>
-  <w:num w:numId="63" w16cid:durableId="899830105">
-    <w:abstractNumId w:val="10"/>
-  </w:num>
-  <w:num w:numId="64" w16cid:durableId="194930649">
-    <w:abstractNumId w:val="22"/>
-  </w:num>
-  <w:num w:numId="65" w16cid:durableId="1860121375">
-    <w:abstractNumId w:val="45"/>
-  </w:num>
-  <w:num w:numId="66" w16cid:durableId="967390421">
-    <w:abstractNumId w:val="53"/>
-  </w:num>
-  <w:num w:numId="67" w16cid:durableId="1161654429">
-    <w:abstractNumId w:val="16"/>
-  </w:num>
-  <w:num w:numId="68" w16cid:durableId="694306429">
-    <w:abstractNumId w:val="59"/>
-  </w:num>
-  <w:num w:numId="69" w16cid:durableId="230434317">
-    <w:abstractNumId w:val="4"/>
-  </w:num>
-  <w:num w:numId="70" w16cid:durableId="2019693304">
-    <w:abstractNumId w:val="50"/>
-  </w:num>
-  <w:num w:numId="71" w16cid:durableId="458378685">
-    <w:abstractNumId w:val="39"/>
-  </w:num>
-  <w:num w:numId="72" w16cid:durableId="1961835308">
-    <w:abstractNumId w:val="32"/>
-  </w:num>
+  <w:numIdMacAtCleanup w:val="20"/>
 </w:numbering>
 </file>
 
